--- a/Word documents/AP_Pupil_User_Guide.docx
+++ b/Word documents/AP_Pupil_User_Guide.docx
@@ -78,6 +78,20 @@
           <w:szCs w:val="22"/>
         </w:rPr>
         <w:t xml:space="preserve">This guide covers the AP apps for French, Italian and Spanish: vocabulary, verbs, grammar, listening, reading, oral practice, translation and tests.</w:t>
+      </w:r>
+    </w:p>
+    <w:p>
+      <w:pPr>
+        <w:spacing w:after="120" w:line="276"/>
+      </w:pPr>
+      <w:r>
+        <w:rPr>
+          <w:rFonts w:ascii="Arial" w:cs="Arial" w:eastAsia="Arial" w:hAnsi="Arial"/>
+          <w:color w:val="777777"/>
+          <w:sz w:val="20"/>
+          <w:szCs w:val="20"/>
+        </w:rPr>
+        <w:t xml:space="preserve">Updated 12 October 2026 to match the latest versions of the apps.</w:t>
       </w:r>
     </w:p>
     <w:p>
@@ -1211,7 +1225,7 @@
                 <w:sz w:val="20"/>
                 <w:szCs w:val="20"/>
               </w:rPr>
-              <w:t xml:space="preserve">French, Italian, Spanish</w:t>
+              <w:t xml:space="preserve">Italian</w:t>
             </w:r>
           </w:p>
         </w:tc>
@@ -1242,7 +1256,7 @@
                 <w:sz w:val="20"/>
                 <w:szCs w:val="20"/>
               </w:rPr>
-              <w:t xml:space="preserve">AP IGCSE Vocab Essentials</w:t>
+              <w:t xml:space="preserve">AP IGCSE Italian Listening</w:t>
             </w:r>
           </w:p>
         </w:tc>
@@ -1273,7 +1287,7 @@
                 <w:sz w:val="20"/>
                 <w:szCs w:val="20"/>
               </w:rPr>
-              <w:t xml:space="preserve">4.4</w:t>
+              <w:t xml:space="preserve">4.2</w:t>
             </w:r>
           </w:p>
         </w:tc>
@@ -1368,7 +1382,7 @@
                 <w:sz w:val="20"/>
                 <w:szCs w:val="20"/>
               </w:rPr>
-              <w:t xml:space="preserve">AP IGCSE Vocab and Gr EWs</w:t>
+              <w:t xml:space="preserve">AP IGCSE Vocab Essentials</w:t>
             </w:r>
           </w:p>
         </w:tc>
@@ -1496,7 +1510,7 @@
                 <w:sz w:val="20"/>
                 <w:szCs w:val="20"/>
               </w:rPr>
-              <w:t xml:space="preserve">AP IGCSE Approved Material Practice Sentences</w:t>
+              <w:t xml:space="preserve">AP IGCSE Vocab and Gr EWs</w:t>
             </w:r>
           </w:p>
         </w:tc>
@@ -1622,7 +1636,7 @@
                 <w:sz w:val="20"/>
                 <w:szCs w:val="20"/>
               </w:rPr>
-              <w:t xml:space="preserve">AP IGCSE AP Structures &amp; Oral and Writing Practice</w:t>
+              <w:t xml:space="preserve">AP IGCSE Approved Material Practice Sentences</w:t>
             </w:r>
           </w:p>
         </w:tc>
@@ -1688,7 +1702,7 @@
                 <w:sz w:val="20"/>
                 <w:szCs w:val="20"/>
               </w:rPr>
-              <w:t xml:space="preserve">A Level</w:t>
+              <w:t xml:space="preserve">IGCSE</w:t>
             </w:r>
           </w:p>
         </w:tc>
@@ -1719,7 +1733,7 @@
                 <w:sz w:val="20"/>
                 <w:szCs w:val="20"/>
               </w:rPr>
-              <w:t xml:space="preserve">French</w:t>
+              <w:t xml:space="preserve">French, Italian, Spanish</w:t>
             </w:r>
           </w:p>
         </w:tc>
@@ -1750,7 +1764,7 @@
                 <w:sz w:val="20"/>
                 <w:szCs w:val="20"/>
               </w:rPr>
-              <w:t xml:space="preserve">AP A Level French Oral Topics &amp; Paper 1 Practice</w:t>
+              <w:t xml:space="preserve">AP IGCSE AP Structures &amp; Oral and Writing Practice</w:t>
             </w:r>
           </w:p>
         </w:tc>
@@ -1781,7 +1795,7 @@
                 <w:sz w:val="20"/>
                 <w:szCs w:val="20"/>
               </w:rPr>
-              <w:t xml:space="preserve">5.1</w:t>
+              <w:t xml:space="preserve">4.4</w:t>
             </w:r>
           </w:p>
         </w:tc>
@@ -1876,7 +1890,7 @@
                 <w:sz w:val="20"/>
                 <w:szCs w:val="20"/>
               </w:rPr>
-              <w:t xml:space="preserve">AP A Level French VVs &amp; Gr EWs &amp; Grammar Translation Practice and Drills</w:t>
+              <w:t xml:space="preserve">AP A Level French Oral Topics &amp; Paper 1 Practice</w:t>
             </w:r>
           </w:p>
         </w:tc>
@@ -1973,7 +1987,7 @@
                 <w:sz w:val="20"/>
                 <w:szCs w:val="20"/>
               </w:rPr>
-              <w:t xml:space="preserve">English, French, Italian, Spanish</w:t>
+              <w:t xml:space="preserve">French</w:t>
             </w:r>
           </w:p>
         </w:tc>
@@ -2004,7 +2018,7 @@
                 <w:sz w:val="20"/>
                 <w:szCs w:val="20"/>
               </w:rPr>
-              <w:t xml:space="preserve">AP A Level Oral Phrase Bank</w:t>
+              <w:t xml:space="preserve">AP A Level French VVs &amp; Gr EWs &amp; Grammar Translation Practice and Drills</w:t>
             </w:r>
           </w:p>
         </w:tc>
@@ -2035,7 +2049,7 @@
                 <w:sz w:val="20"/>
                 <w:szCs w:val="20"/>
               </w:rPr>
-              <w:t xml:space="preserve">5.2</w:t>
+              <w:t xml:space="preserve">5.1</w:t>
             </w:r>
           </w:p>
         </w:tc>
@@ -2070,6 +2084,132 @@
                 <w:sz w:val="20"/>
                 <w:szCs w:val="20"/>
               </w:rPr>
+              <w:t xml:space="preserve">A Level</w:t>
+            </w:r>
+          </w:p>
+        </w:tc>
+        <w:tc>
+          <w:tcPr>
+            <w:tcW w:type="dxa" w:w="1700"/>
+            <w:tcBorders>
+              <w:top w:val="single" w:color="B7C3D9" w:sz="4"/>
+              <w:left w:val="single" w:color="B7C3D9" w:sz="4"/>
+              <w:bottom w:val="single" w:color="B7C3D9" w:sz="4"/>
+              <w:right w:val="single" w:color="B7C3D9" w:sz="4"/>
+            </w:tcBorders>
+            <w:tcMar>
+              <w:top w:type="dxa" w:w="70"/>
+              <w:left w:type="dxa" w:w="110"/>
+              <w:bottom w:type="dxa" w:w="70"/>
+              <w:right w:type="dxa" w:w="110"/>
+            </w:tcMar>
+          </w:tcPr>
+          <w:p>
+            <w:pPr>
+              <w:spacing w:after="30"/>
+            </w:pPr>
+            <w:r>
+              <w:rPr>
+                <w:rFonts w:ascii="Arial" w:cs="Arial" w:eastAsia="Arial" w:hAnsi="Arial"/>
+                <w:sz w:val="20"/>
+                <w:szCs w:val="20"/>
+              </w:rPr>
+              <w:t xml:space="preserve">English, French, Italian, Spanish</w:t>
+            </w:r>
+          </w:p>
+        </w:tc>
+        <w:tc>
+          <w:tcPr>
+            <w:tcW w:type="dxa" w:w="4000"/>
+            <w:tcBorders>
+              <w:top w:val="single" w:color="B7C3D9" w:sz="4"/>
+              <w:left w:val="single" w:color="B7C3D9" w:sz="4"/>
+              <w:bottom w:val="single" w:color="B7C3D9" w:sz="4"/>
+              <w:right w:val="single" w:color="B7C3D9" w:sz="4"/>
+            </w:tcBorders>
+            <w:tcMar>
+              <w:top w:type="dxa" w:w="70"/>
+              <w:left w:type="dxa" w:w="110"/>
+              <w:bottom w:type="dxa" w:w="70"/>
+              <w:right w:type="dxa" w:w="110"/>
+            </w:tcMar>
+          </w:tcPr>
+          <w:p>
+            <w:pPr>
+              <w:spacing w:after="30"/>
+            </w:pPr>
+            <w:r>
+              <w:rPr>
+                <w:rFonts w:ascii="Arial" w:cs="Arial" w:eastAsia="Arial" w:hAnsi="Arial"/>
+                <w:sz w:val="20"/>
+                <w:szCs w:val="20"/>
+              </w:rPr>
+              <w:t xml:space="preserve">AP A Level Oral Phrase Bank</w:t>
+            </w:r>
+          </w:p>
+        </w:tc>
+        <w:tc>
+          <w:tcPr>
+            <w:tcW w:type="dxa" w:w="2538"/>
+            <w:tcBorders>
+              <w:top w:val="single" w:color="B7C3D9" w:sz="4"/>
+              <w:left w:val="single" w:color="B7C3D9" w:sz="4"/>
+              <w:bottom w:val="single" w:color="B7C3D9" w:sz="4"/>
+              <w:right w:val="single" w:color="B7C3D9" w:sz="4"/>
+            </w:tcBorders>
+            <w:tcMar>
+              <w:top w:type="dxa" w:w="70"/>
+              <w:left w:type="dxa" w:w="110"/>
+              <w:bottom w:type="dxa" w:w="70"/>
+              <w:right w:type="dxa" w:w="110"/>
+            </w:tcMar>
+          </w:tcPr>
+          <w:p>
+            <w:pPr>
+              <w:spacing w:after="30"/>
+            </w:pPr>
+            <w:r>
+              <w:rPr>
+                <w:rFonts w:ascii="Arial" w:cs="Arial" w:eastAsia="Arial" w:hAnsi="Arial"/>
+                <w:sz w:val="20"/>
+                <w:szCs w:val="20"/>
+              </w:rPr>
+              <w:t xml:space="preserve">5.2</w:t>
+            </w:r>
+          </w:p>
+        </w:tc>
+      </w:tr>
+      <w:tr>
+        <w:trPr>
+          <w:cantSplit/>
+        </w:trPr>
+        <w:tc>
+          <w:tcPr>
+            <w:tcW w:type="dxa" w:w="1400"/>
+            <w:tcBorders>
+              <w:top w:val="single" w:color="B7C3D9" w:sz="4"/>
+              <w:left w:val="single" w:color="B7C3D9" w:sz="4"/>
+              <w:bottom w:val="single" w:color="B7C3D9" w:sz="4"/>
+              <w:right w:val="single" w:color="B7C3D9" w:sz="4"/>
+            </w:tcBorders>
+            <w:shd w:fill="F3F6FB" w:color="auto" w:val="clear"/>
+            <w:tcMar>
+              <w:top w:type="dxa" w:w="70"/>
+              <w:left w:type="dxa" w:w="110"/>
+              <w:bottom w:type="dxa" w:w="70"/>
+              <w:right w:type="dxa" w:w="110"/>
+            </w:tcMar>
+          </w:tcPr>
+          <w:p>
+            <w:pPr>
+              <w:spacing w:after="30"/>
+            </w:pPr>
+            <w:r>
+              <w:rPr>
+                <w:rFonts w:ascii="Arial" w:cs="Arial" w:eastAsia="Arial" w:hAnsi="Arial"/>
+                <w:sz w:val="20"/>
+                <w:szCs w:val="20"/>
+              </w:rPr>
               <w:t xml:space="preserve">Any level</w:t>
             </w:r>
           </w:p>
@@ -2083,6 +2223,7 @@
               <w:bottom w:val="single" w:color="B7C3D9" w:sz="4"/>
               <w:right w:val="single" w:color="B7C3D9" w:sz="4"/>
             </w:tcBorders>
+            <w:shd w:fill="F3F6FB" w:color="auto" w:val="clear"/>
             <w:tcMar>
               <w:top w:type="dxa" w:w="70"/>
               <w:left w:type="dxa" w:w="110"/>
@@ -2113,6 +2254,7 @@
               <w:bottom w:val="single" w:color="B7C3D9" w:sz="4"/>
               <w:right w:val="single" w:color="B7C3D9" w:sz="4"/>
             </w:tcBorders>
+            <w:shd w:fill="F3F6FB" w:color="auto" w:val="clear"/>
             <w:tcMar>
               <w:top w:type="dxa" w:w="70"/>
               <w:left w:type="dxa" w:w="110"/>
@@ -2143,6 +2285,7 @@
               <w:bottom w:val="single" w:color="B7C3D9" w:sz="4"/>
               <w:right w:val="single" w:color="B7C3D9" w:sz="4"/>
             </w:tcBorders>
+            <w:shd w:fill="F3F6FB" w:color="auto" w:val="clear"/>
             <w:tcMar>
               <w:top w:type="dxa" w:w="70"/>
               <w:left w:type="dxa" w:w="110"/>
@@ -7710,7 +7853,929 @@
           <w:sz w:val="28"/>
           <w:szCs w:val="28"/>
         </w:rPr>
-        <w:t xml:space="preserve">1.10 Things to ignore</w:t>
+        <w:t xml:space="preserve">1.10 Grammar recaps and "Now I can" checklists</w:t>
+      </w:r>
+    </w:p>
+    <w:p>
+      <w:pPr>
+        <w:spacing w:after="120" w:line="276"/>
+      </w:pPr>
+      <w:r>
+        <w:rPr>
+          <w:rFonts w:ascii="Arial" w:cs="Arial" w:eastAsia="Arial" w:hAnsi="Arial"/>
+          <w:sz w:val="22"/>
+          <w:szCs w:val="22"/>
+        </w:rPr>
+        <w:t xml:space="preserve">Every grammar chapter in the Gr EWs apps has an </w:t>
+      </w:r>
+      <w:r>
+        <w:rPr>
+          <w:rFonts w:ascii="Arial" w:cs="Arial" w:eastAsia="Arial" w:hAnsi="Arial"/>
+          <w:b/>
+          <w:bCs/>
+          <w:sz w:val="22"/>
+          <w:szCs w:val="22"/>
+        </w:rPr>
+        <w:t xml:space="preserve">AP grammar recap</w:t>
+      </w:r>
+      <w:r>
+        <w:rPr>
+          <w:rFonts w:ascii="Arial" w:cs="Arial" w:eastAsia="Arial" w:hAnsi="Arial"/>
+          <w:sz w:val="22"/>
+          <w:szCs w:val="22"/>
+        </w:rPr>
+        <w:t xml:space="preserve">: a clear explanation of the rules, with examples. </w:t>
+      </w:r>
+      <w:r>
+        <w:rPr>
+          <w:rFonts w:ascii="Arial" w:cs="Arial" w:eastAsia="Arial" w:hAnsi="Arial"/>
+          <w:b/>
+          <w:bCs/>
+          <w:sz w:val="22"/>
+          <w:szCs w:val="22"/>
+        </w:rPr>
+        <w:t xml:space="preserve">Read the recap before you drill the chapter.</w:t>
+      </w:r>
+      <w:r>
+        <w:rPr>
+          <w:rFonts w:ascii="Arial" w:cs="Arial" w:eastAsia="Arial" w:hAnsi="Arial"/>
+          <w:sz w:val="22"/>
+          <w:szCs w:val="22"/>
+        </w:rPr>
+        <w:t xml:space="preserve"> All recaps use the same colours, and a colour key sits at the top of each one:</w:t>
+      </w:r>
+    </w:p>
+    <w:tbl>
+      <w:tblPr>
+        <w:tblW w:type="dxa" w:w="9638"/>
+        <w:tblBorders>
+          <w:top w:val="single" w:color="auto" w:sz="4"/>
+          <w:left w:val="single" w:color="auto" w:sz="4"/>
+          <w:bottom w:val="single" w:color="auto" w:sz="4"/>
+          <w:right w:val="single" w:color="auto" w:sz="4"/>
+          <w:insideH w:val="single" w:color="auto" w:sz="4"/>
+          <w:insideV w:val="single" w:color="auto" w:sz="4"/>
+        </w:tblBorders>
+      </w:tblPr>
+      <w:tblGrid>
+        <w:gridCol w:w="3400"/>
+        <w:gridCol w:w="6238"/>
+      </w:tblGrid>
+      <w:tr>
+        <w:trPr>
+          <w:tblHeader/>
+        </w:trPr>
+        <w:tc>
+          <w:tcPr>
+            <w:tcW w:type="dxa" w:w="3400"/>
+            <w:tcBorders>
+              <w:top w:val="single" w:color="B7C3D9" w:sz="4"/>
+              <w:left w:val="single" w:color="B7C3D9" w:sz="4"/>
+              <w:bottom w:val="single" w:color="B7C3D9" w:sz="4"/>
+              <w:right w:val="single" w:color="B7C3D9" w:sz="4"/>
+            </w:tcBorders>
+            <w:shd w:fill="1F3864" w:color="auto" w:val="clear"/>
+            <w:tcMar>
+              <w:top w:type="dxa" w:w="70"/>
+              <w:left w:type="dxa" w:w="110"/>
+              <w:bottom w:type="dxa" w:w="70"/>
+              <w:right w:type="dxa" w:w="110"/>
+            </w:tcMar>
+          </w:tcPr>
+          <w:p>
+            <w:pPr>
+              <w:spacing w:after="30"/>
+            </w:pPr>
+            <w:r>
+              <w:rPr>
+                <w:rFonts w:ascii="Arial" w:cs="Arial" w:eastAsia="Arial" w:hAnsi="Arial"/>
+                <w:b/>
+                <w:bCs/>
+                <w:color w:val="FFFFFF"/>
+                <w:sz w:val="20"/>
+                <w:szCs w:val="20"/>
+              </w:rPr>
+              <w:t xml:space="preserve">Colour</w:t>
+            </w:r>
+          </w:p>
+        </w:tc>
+        <w:tc>
+          <w:tcPr>
+            <w:tcW w:type="dxa" w:w="6238"/>
+            <w:tcBorders>
+              <w:top w:val="single" w:color="B7C3D9" w:sz="4"/>
+              <w:left w:val="single" w:color="B7C3D9" w:sz="4"/>
+              <w:bottom w:val="single" w:color="B7C3D9" w:sz="4"/>
+              <w:right w:val="single" w:color="B7C3D9" w:sz="4"/>
+            </w:tcBorders>
+            <w:shd w:fill="1F3864" w:color="auto" w:val="clear"/>
+            <w:tcMar>
+              <w:top w:type="dxa" w:w="70"/>
+              <w:left w:type="dxa" w:w="110"/>
+              <w:bottom w:type="dxa" w:w="70"/>
+              <w:right w:type="dxa" w:w="110"/>
+            </w:tcMar>
+          </w:tcPr>
+          <w:p>
+            <w:pPr>
+              <w:spacing w:after="30"/>
+            </w:pPr>
+            <w:r>
+              <w:rPr>
+                <w:rFonts w:ascii="Arial" w:cs="Arial" w:eastAsia="Arial" w:hAnsi="Arial"/>
+                <w:b/>
+                <w:bCs/>
+                <w:color w:val="FFFFFF"/>
+                <w:sz w:val="20"/>
+                <w:szCs w:val="20"/>
+              </w:rPr>
+              <w:t xml:space="preserve">What it means</w:t>
+            </w:r>
+          </w:p>
+        </w:tc>
+      </w:tr>
+      <w:tr>
+        <w:trPr>
+          <w:cantSplit/>
+        </w:trPr>
+        <w:tc>
+          <w:tcPr>
+            <w:tcW w:type="dxa" w:w="3400"/>
+            <w:tcBorders>
+              <w:top w:val="single" w:color="B7C3D9" w:sz="4"/>
+              <w:left w:val="single" w:color="B7C3D9" w:sz="4"/>
+              <w:bottom w:val="single" w:color="B7C3D9" w:sz="4"/>
+              <w:right w:val="single" w:color="B7C3D9" w:sz="4"/>
+            </w:tcBorders>
+            <w:tcMar>
+              <w:top w:type="dxa" w:w="70"/>
+              <w:left w:type="dxa" w:w="110"/>
+              <w:bottom w:type="dxa" w:w="70"/>
+              <w:right w:type="dxa" w:w="110"/>
+            </w:tcMar>
+          </w:tcPr>
+          <w:p>
+            <w:pPr>
+              <w:spacing w:after="30"/>
+            </w:pPr>
+            <w:r>
+              <w:rPr>
+                <w:rFonts w:ascii="Arial" w:cs="Arial" w:eastAsia="Arial" w:hAnsi="Arial"/>
+                <w:sz w:val="20"/>
+                <w:szCs w:val="20"/>
+              </w:rPr>
+              <w:t xml:space="preserve"/>
+            </w:r>
+            <w:r>
+              <w:rPr>
+                <w:rFonts w:ascii="Arial" w:cs="Arial" w:eastAsia="Arial" w:hAnsi="Arial"/>
+                <w:b/>
+                <w:bCs/>
+                <w:sz w:val="20"/>
+                <w:szCs w:val="20"/>
+              </w:rPr>
+              <w:t xml:space="preserve">Core rule</w:t>
+            </w:r>
+            <w:r>
+              <w:rPr>
+                <w:rFonts w:ascii="Arial" w:cs="Arial" w:eastAsia="Arial" w:hAnsi="Arial"/>
+                <w:sz w:val="20"/>
+                <w:szCs w:val="20"/>
+              </w:rPr>
+              <w:t xml:space="preserve"> (blue)</w:t>
+            </w:r>
+          </w:p>
+        </w:tc>
+        <w:tc>
+          <w:tcPr>
+            <w:tcW w:type="dxa" w:w="6238"/>
+            <w:tcBorders>
+              <w:top w:val="single" w:color="B7C3D9" w:sz="4"/>
+              <w:left w:val="single" w:color="B7C3D9" w:sz="4"/>
+              <w:bottom w:val="single" w:color="B7C3D9" w:sz="4"/>
+              <w:right w:val="single" w:color="B7C3D9" w:sz="4"/>
+            </w:tcBorders>
+            <w:tcMar>
+              <w:top w:type="dxa" w:w="70"/>
+              <w:left w:type="dxa" w:w="110"/>
+              <w:bottom w:type="dxa" w:w="70"/>
+              <w:right w:type="dxa" w:w="110"/>
+            </w:tcMar>
+          </w:tcPr>
+          <w:p>
+            <w:pPr>
+              <w:spacing w:after="30"/>
+            </w:pPr>
+            <w:r>
+              <w:rPr>
+                <w:rFonts w:ascii="Arial" w:cs="Arial" w:eastAsia="Arial" w:hAnsi="Arial"/>
+                <w:sz w:val="20"/>
+                <w:szCs w:val="20"/>
+              </w:rPr>
+              <w:t xml:space="preserve">The rule itself.</w:t>
+            </w:r>
+          </w:p>
+        </w:tc>
+      </w:tr>
+      <w:tr>
+        <w:trPr>
+          <w:cantSplit/>
+        </w:trPr>
+        <w:tc>
+          <w:tcPr>
+            <w:tcW w:type="dxa" w:w="3400"/>
+            <w:tcBorders>
+              <w:top w:val="single" w:color="B7C3D9" w:sz="4"/>
+              <w:left w:val="single" w:color="B7C3D9" w:sz="4"/>
+              <w:bottom w:val="single" w:color="B7C3D9" w:sz="4"/>
+              <w:right w:val="single" w:color="B7C3D9" w:sz="4"/>
+            </w:tcBorders>
+            <w:shd w:fill="F3F6FB" w:color="auto" w:val="clear"/>
+            <w:tcMar>
+              <w:top w:type="dxa" w:w="70"/>
+              <w:left w:type="dxa" w:w="110"/>
+              <w:bottom w:type="dxa" w:w="70"/>
+              <w:right w:type="dxa" w:w="110"/>
+            </w:tcMar>
+          </w:tcPr>
+          <w:p>
+            <w:pPr>
+              <w:spacing w:after="30"/>
+            </w:pPr>
+            <w:r>
+              <w:rPr>
+                <w:rFonts w:ascii="Arial" w:cs="Arial" w:eastAsia="Arial" w:hAnsi="Arial"/>
+                <w:sz w:val="20"/>
+                <w:szCs w:val="20"/>
+              </w:rPr>
+              <w:t xml:space="preserve"/>
+            </w:r>
+            <w:r>
+              <w:rPr>
+                <w:rFonts w:ascii="Arial" w:cs="Arial" w:eastAsia="Arial" w:hAnsi="Arial"/>
+                <w:b/>
+                <w:bCs/>
+                <w:sz w:val="20"/>
+                <w:szCs w:val="20"/>
+              </w:rPr>
+              <w:t xml:space="preserve">Examples &amp; how to say</w:t>
+            </w:r>
+            <w:r>
+              <w:rPr>
+                <w:rFonts w:ascii="Arial" w:cs="Arial" w:eastAsia="Arial" w:hAnsi="Arial"/>
+                <w:sz w:val="20"/>
+                <w:szCs w:val="20"/>
+              </w:rPr>
+              <w:t xml:space="preserve"> (green)</w:t>
+            </w:r>
+          </w:p>
+        </w:tc>
+        <w:tc>
+          <w:tcPr>
+            <w:tcW w:type="dxa" w:w="6238"/>
+            <w:tcBorders>
+              <w:top w:val="single" w:color="B7C3D9" w:sz="4"/>
+              <w:left w:val="single" w:color="B7C3D9" w:sz="4"/>
+              <w:bottom w:val="single" w:color="B7C3D9" w:sz="4"/>
+              <w:right w:val="single" w:color="B7C3D9" w:sz="4"/>
+            </w:tcBorders>
+            <w:shd w:fill="F3F6FB" w:color="auto" w:val="clear"/>
+            <w:tcMar>
+              <w:top w:type="dxa" w:w="70"/>
+              <w:left w:type="dxa" w:w="110"/>
+              <w:bottom w:type="dxa" w:w="70"/>
+              <w:right w:type="dxa" w:w="110"/>
+            </w:tcMar>
+          </w:tcPr>
+          <w:p>
+            <w:pPr>
+              <w:spacing w:after="30"/>
+            </w:pPr>
+            <w:r>
+              <w:rPr>
+                <w:rFonts w:ascii="Arial" w:cs="Arial" w:eastAsia="Arial" w:hAnsi="Arial"/>
+                <w:sz w:val="20"/>
+                <w:szCs w:val="20"/>
+              </w:rPr>
+              <w:t xml:space="preserve">Examples, with how to say them.</w:t>
+            </w:r>
+          </w:p>
+        </w:tc>
+      </w:tr>
+      <w:tr>
+        <w:trPr>
+          <w:cantSplit/>
+        </w:trPr>
+        <w:tc>
+          <w:tcPr>
+            <w:tcW w:type="dxa" w:w="3400"/>
+            <w:tcBorders>
+              <w:top w:val="single" w:color="B7C3D9" w:sz="4"/>
+              <w:left w:val="single" w:color="B7C3D9" w:sz="4"/>
+              <w:bottom w:val="single" w:color="B7C3D9" w:sz="4"/>
+              <w:right w:val="single" w:color="B7C3D9" w:sz="4"/>
+            </w:tcBorders>
+            <w:tcMar>
+              <w:top w:type="dxa" w:w="70"/>
+              <w:left w:type="dxa" w:w="110"/>
+              <w:bottom w:type="dxa" w:w="70"/>
+              <w:right w:type="dxa" w:w="110"/>
+            </w:tcMar>
+          </w:tcPr>
+          <w:p>
+            <w:pPr>
+              <w:spacing w:after="30"/>
+            </w:pPr>
+            <w:r>
+              <w:rPr>
+                <w:rFonts w:ascii="Arial" w:cs="Arial" w:eastAsia="Arial" w:hAnsi="Arial"/>
+                <w:sz w:val="20"/>
+                <w:szCs w:val="20"/>
+              </w:rPr>
+              <w:t xml:space="preserve"/>
+            </w:r>
+            <w:r>
+              <w:rPr>
+                <w:rFonts w:ascii="Arial" w:cs="Arial" w:eastAsia="Arial" w:hAnsi="Arial"/>
+                <w:b/>
+                <w:bCs/>
+                <w:sz w:val="20"/>
+                <w:szCs w:val="20"/>
+              </w:rPr>
+              <w:t xml:space="preserve">Tips &amp; patterns</w:t>
+            </w:r>
+            <w:r>
+              <w:rPr>
+                <w:rFonts w:ascii="Arial" w:cs="Arial" w:eastAsia="Arial" w:hAnsi="Arial"/>
+                <w:sz w:val="20"/>
+                <w:szCs w:val="20"/>
+              </w:rPr>
+              <w:t xml:space="preserve"> (amber)</w:t>
+            </w:r>
+          </w:p>
+        </w:tc>
+        <w:tc>
+          <w:tcPr>
+            <w:tcW w:type="dxa" w:w="6238"/>
+            <w:tcBorders>
+              <w:top w:val="single" w:color="B7C3D9" w:sz="4"/>
+              <w:left w:val="single" w:color="B7C3D9" w:sz="4"/>
+              <w:bottom w:val="single" w:color="B7C3D9" w:sz="4"/>
+              <w:right w:val="single" w:color="B7C3D9" w:sz="4"/>
+            </w:tcBorders>
+            <w:tcMar>
+              <w:top w:type="dxa" w:w="70"/>
+              <w:left w:type="dxa" w:w="110"/>
+              <w:bottom w:type="dxa" w:w="70"/>
+              <w:right w:type="dxa" w:w="110"/>
+            </w:tcMar>
+          </w:tcPr>
+          <w:p>
+            <w:pPr>
+              <w:spacing w:after="30"/>
+            </w:pPr>
+            <w:r>
+              <w:rPr>
+                <w:rFonts w:ascii="Arial" w:cs="Arial" w:eastAsia="Arial" w:hAnsi="Arial"/>
+                <w:sz w:val="20"/>
+                <w:szCs w:val="20"/>
+              </w:rPr>
+              <w:t xml:space="preserve">Tips and patterns that help you remember.</w:t>
+            </w:r>
+          </w:p>
+        </w:tc>
+      </w:tr>
+      <w:tr>
+        <w:trPr>
+          <w:cantSplit/>
+        </w:trPr>
+        <w:tc>
+          <w:tcPr>
+            <w:tcW w:type="dxa" w:w="3400"/>
+            <w:tcBorders>
+              <w:top w:val="single" w:color="B7C3D9" w:sz="4"/>
+              <w:left w:val="single" w:color="B7C3D9" w:sz="4"/>
+              <w:bottom w:val="single" w:color="B7C3D9" w:sz="4"/>
+              <w:right w:val="single" w:color="B7C3D9" w:sz="4"/>
+            </w:tcBorders>
+            <w:shd w:fill="F3F6FB" w:color="auto" w:val="clear"/>
+            <w:tcMar>
+              <w:top w:type="dxa" w:w="70"/>
+              <w:left w:type="dxa" w:w="110"/>
+              <w:bottom w:type="dxa" w:w="70"/>
+              <w:right w:type="dxa" w:w="110"/>
+            </w:tcMar>
+          </w:tcPr>
+          <w:p>
+            <w:pPr>
+              <w:spacing w:after="30"/>
+            </w:pPr>
+            <w:r>
+              <w:rPr>
+                <w:rFonts w:ascii="Arial" w:cs="Arial" w:eastAsia="Arial" w:hAnsi="Arial"/>
+                <w:sz w:val="20"/>
+                <w:szCs w:val="20"/>
+              </w:rPr>
+              <w:t xml:space="preserve"/>
+            </w:r>
+            <w:r>
+              <w:rPr>
+                <w:rFonts w:ascii="Arial" w:cs="Arial" w:eastAsia="Arial" w:hAnsi="Arial"/>
+                <w:b/>
+                <w:bCs/>
+                <w:sz w:val="20"/>
+                <w:szCs w:val="20"/>
+              </w:rPr>
+              <w:t xml:space="preserve">Exceptions: learn by heart</w:t>
+            </w:r>
+            <w:r>
+              <w:rPr>
+                <w:rFonts w:ascii="Arial" w:cs="Arial" w:eastAsia="Arial" w:hAnsi="Arial"/>
+                <w:sz w:val="20"/>
+                <w:szCs w:val="20"/>
+              </w:rPr>
+              <w:t xml:space="preserve"> (red)</w:t>
+            </w:r>
+          </w:p>
+        </w:tc>
+        <w:tc>
+          <w:tcPr>
+            <w:tcW w:type="dxa" w:w="6238"/>
+            <w:tcBorders>
+              <w:top w:val="single" w:color="B7C3D9" w:sz="4"/>
+              <w:left w:val="single" w:color="B7C3D9" w:sz="4"/>
+              <w:bottom w:val="single" w:color="B7C3D9" w:sz="4"/>
+              <w:right w:val="single" w:color="B7C3D9" w:sz="4"/>
+            </w:tcBorders>
+            <w:shd w:fill="F3F6FB" w:color="auto" w:val="clear"/>
+            <w:tcMar>
+              <w:top w:type="dxa" w:w="70"/>
+              <w:left w:type="dxa" w:w="110"/>
+              <w:bottom w:type="dxa" w:w="70"/>
+              <w:right w:type="dxa" w:w="110"/>
+            </w:tcMar>
+          </w:tcPr>
+          <w:p>
+            <w:pPr>
+              <w:spacing w:after="30"/>
+            </w:pPr>
+            <w:r>
+              <w:rPr>
+                <w:rFonts w:ascii="Arial" w:cs="Arial" w:eastAsia="Arial" w:hAnsi="Arial"/>
+                <w:sz w:val="20"/>
+                <w:szCs w:val="20"/>
+              </w:rPr>
+              <w:t xml:space="preserve">The awkward ones. Learn them.</w:t>
+            </w:r>
+          </w:p>
+        </w:tc>
+      </w:tr>
+      <w:tr>
+        <w:trPr>
+          <w:cantSplit/>
+        </w:trPr>
+        <w:tc>
+          <w:tcPr>
+            <w:tcW w:type="dxa" w:w="3400"/>
+            <w:tcBorders>
+              <w:top w:val="single" w:color="B7C3D9" w:sz="4"/>
+              <w:left w:val="single" w:color="B7C3D9" w:sz="4"/>
+              <w:bottom w:val="single" w:color="B7C3D9" w:sz="4"/>
+              <w:right w:val="single" w:color="B7C3D9" w:sz="4"/>
+            </w:tcBorders>
+            <w:tcMar>
+              <w:top w:type="dxa" w:w="70"/>
+              <w:left w:type="dxa" w:w="110"/>
+              <w:bottom w:type="dxa" w:w="70"/>
+              <w:right w:type="dxa" w:w="110"/>
+            </w:tcMar>
+          </w:tcPr>
+          <w:p>
+            <w:pPr>
+              <w:spacing w:after="30"/>
+            </w:pPr>
+            <w:r>
+              <w:rPr>
+                <w:rFonts w:ascii="Arial" w:cs="Arial" w:eastAsia="Arial" w:hAnsi="Arial"/>
+                <w:sz w:val="20"/>
+                <w:szCs w:val="20"/>
+              </w:rPr>
+              <w:t xml:space="preserve"/>
+            </w:r>
+            <w:r>
+              <w:rPr>
+                <w:rFonts w:ascii="Arial" w:cs="Arial" w:eastAsia="Arial" w:hAnsi="Arial"/>
+                <w:b/>
+                <w:bCs/>
+                <w:sz w:val="20"/>
+                <w:szCs w:val="20"/>
+              </w:rPr>
+              <w:t xml:space="preserve">Watch out</w:t>
+            </w:r>
+            <w:r>
+              <w:rPr>
+                <w:rFonts w:ascii="Arial" w:cs="Arial" w:eastAsia="Arial" w:hAnsi="Arial"/>
+                <w:sz w:val="20"/>
+                <w:szCs w:val="20"/>
+              </w:rPr>
+              <w:t xml:space="preserve"> (yellow)</w:t>
+            </w:r>
+          </w:p>
+        </w:tc>
+        <w:tc>
+          <w:tcPr>
+            <w:tcW w:type="dxa" w:w="6238"/>
+            <w:tcBorders>
+              <w:top w:val="single" w:color="B7C3D9" w:sz="4"/>
+              <w:left w:val="single" w:color="B7C3D9" w:sz="4"/>
+              <w:bottom w:val="single" w:color="B7C3D9" w:sz="4"/>
+              <w:right w:val="single" w:color="B7C3D9" w:sz="4"/>
+            </w:tcBorders>
+            <w:tcMar>
+              <w:top w:type="dxa" w:w="70"/>
+              <w:left w:type="dxa" w:w="110"/>
+              <w:bottom w:type="dxa" w:w="70"/>
+              <w:right w:type="dxa" w:w="110"/>
+            </w:tcMar>
+          </w:tcPr>
+          <w:p>
+            <w:pPr>
+              <w:spacing w:after="30"/>
+            </w:pPr>
+            <w:r>
+              <w:rPr>
+                <w:rFonts w:ascii="Arial" w:cs="Arial" w:eastAsia="Arial" w:hAnsi="Arial"/>
+                <w:sz w:val="20"/>
+                <w:szCs w:val="20"/>
+              </w:rPr>
+              <w:t xml:space="preserve">The points to be careful about.</w:t>
+            </w:r>
+          </w:p>
+        </w:tc>
+      </w:tr>
+      <w:tr>
+        <w:trPr>
+          <w:cantSplit/>
+        </w:trPr>
+        <w:tc>
+          <w:tcPr>
+            <w:tcW w:type="dxa" w:w="3400"/>
+            <w:tcBorders>
+              <w:top w:val="single" w:color="B7C3D9" w:sz="4"/>
+              <w:left w:val="single" w:color="B7C3D9" w:sz="4"/>
+              <w:bottom w:val="single" w:color="B7C3D9" w:sz="4"/>
+              <w:right w:val="single" w:color="B7C3D9" w:sz="4"/>
+            </w:tcBorders>
+            <w:shd w:fill="F3F6FB" w:color="auto" w:val="clear"/>
+            <w:tcMar>
+              <w:top w:type="dxa" w:w="70"/>
+              <w:left w:type="dxa" w:w="110"/>
+              <w:bottom w:type="dxa" w:w="70"/>
+              <w:right w:type="dxa" w:w="110"/>
+            </w:tcMar>
+          </w:tcPr>
+          <w:p>
+            <w:pPr>
+              <w:spacing w:after="30"/>
+            </w:pPr>
+            <w:r>
+              <w:rPr>
+                <w:rFonts w:ascii="Arial" w:cs="Arial" w:eastAsia="Arial" w:hAnsi="Arial"/>
+                <w:sz w:val="20"/>
+                <w:szCs w:val="20"/>
+              </w:rPr>
+              <w:t xml:space="preserve"/>
+            </w:r>
+            <w:r>
+              <w:rPr>
+                <w:rFonts w:ascii="Arial" w:cs="Arial" w:eastAsia="Arial" w:hAnsi="Arial"/>
+                <w:b/>
+                <w:bCs/>
+                <w:sz w:val="20"/>
+                <w:szCs w:val="20"/>
+              </w:rPr>
+              <w:t xml:space="preserve">Lists &amp; vocab</w:t>
+            </w:r>
+            <w:r>
+              <w:rPr>
+                <w:rFonts w:ascii="Arial" w:cs="Arial" w:eastAsia="Arial" w:hAnsi="Arial"/>
+                <w:sz w:val="20"/>
+                <w:szCs w:val="20"/>
+              </w:rPr>
+              <w:t xml:space="preserve"> (white)</w:t>
+            </w:r>
+          </w:p>
+        </w:tc>
+        <w:tc>
+          <w:tcPr>
+            <w:tcW w:type="dxa" w:w="6238"/>
+            <w:tcBorders>
+              <w:top w:val="single" w:color="B7C3D9" w:sz="4"/>
+              <w:left w:val="single" w:color="B7C3D9" w:sz="4"/>
+              <w:bottom w:val="single" w:color="B7C3D9" w:sz="4"/>
+              <w:right w:val="single" w:color="B7C3D9" w:sz="4"/>
+            </w:tcBorders>
+            <w:shd w:fill="F3F6FB" w:color="auto" w:val="clear"/>
+            <w:tcMar>
+              <w:top w:type="dxa" w:w="70"/>
+              <w:left w:type="dxa" w:w="110"/>
+              <w:bottom w:type="dxa" w:w="70"/>
+              <w:right w:type="dxa" w:w="110"/>
+            </w:tcMar>
+          </w:tcPr>
+          <w:p>
+            <w:pPr>
+              <w:spacing w:after="30"/>
+            </w:pPr>
+            <w:r>
+              <w:rPr>
+                <w:rFonts w:ascii="Arial" w:cs="Arial" w:eastAsia="Arial" w:hAnsi="Arial"/>
+                <w:sz w:val="20"/>
+                <w:szCs w:val="20"/>
+              </w:rPr>
+              <w:t xml:space="preserve">Lists and vocabulary to learn.</w:t>
+            </w:r>
+          </w:p>
+        </w:tc>
+      </w:tr>
+    </w:tbl>
+    <w:p>
+      <w:pPr>
+        <w:spacing w:after="120"/>
+      </w:pPr>
+    </w:p>
+    <w:p>
+      <w:pPr>
+        <w:spacing w:after="120" w:line="276"/>
+      </w:pPr>
+      <w:r>
+        <w:rPr>
+          <w:rFonts w:ascii="Arial" w:cs="Arial" w:eastAsia="Arial" w:hAnsi="Arial"/>
+          <w:sz w:val="22"/>
+          <w:szCs w:val="22"/>
+        </w:rPr>
+        <w:t xml:space="preserve">Each recap also has two special boxes:</w:t>
+      </w:r>
+    </w:p>
+    <w:p>
+      <w:pPr>
+        <w:pStyle w:val="ListParagraph"/>
+        <w:numPr>
+          <w:ilvl w:val="0"/>
+          <w:numId w:val="2"/>
+        </w:numPr>
+        <w:spacing w:after="60" w:line="276"/>
+      </w:pPr>
+      <w:r>
+        <w:rPr>
+          <w:rFonts w:ascii="Arial" w:cs="Arial" w:eastAsia="Arial" w:hAnsi="Arial"/>
+          <w:sz w:val="22"/>
+          <w:szCs w:val="22"/>
+        </w:rPr>
+        <w:t xml:space="preserve"/>
+      </w:r>
+      <w:r>
+        <w:rPr>
+          <w:rFonts w:ascii="Arial" w:cs="Arial" w:eastAsia="Arial" w:hAnsi="Arial"/>
+          <w:b/>
+          <w:bCs/>
+          <w:sz w:val="22"/>
+          <w:szCs w:val="22"/>
+        </w:rPr>
+        <w:t xml:space="preserve">Soon I will be able to…</w:t>
+      </w:r>
+      <w:r>
+        <w:rPr>
+          <w:rFonts w:ascii="Arial" w:cs="Arial" w:eastAsia="Arial" w:hAnsi="Arial"/>
+          <w:sz w:val="22"/>
+          <w:szCs w:val="22"/>
+        </w:rPr>
+        <w:t xml:space="preserve"> (grey dashed box, near the top): what you are about to learn. It is for reading, and cannot be ticked.</w:t>
+      </w:r>
+    </w:p>
+    <w:p>
+      <w:pPr>
+        <w:pStyle w:val="ListParagraph"/>
+        <w:numPr>
+          <w:ilvl w:val="0"/>
+          <w:numId w:val="2"/>
+        </w:numPr>
+        <w:spacing w:after="60" w:line="276"/>
+      </w:pPr>
+      <w:r>
+        <w:rPr>
+          <w:rFonts w:ascii="Arial" w:cs="Arial" w:eastAsia="Arial" w:hAnsi="Arial"/>
+          <w:sz w:val="22"/>
+          <w:szCs w:val="22"/>
+        </w:rPr>
+        <w:t xml:space="preserve"/>
+      </w:r>
+      <w:r>
+        <w:rPr>
+          <w:rFonts w:ascii="Arial" w:cs="Arial" w:eastAsia="Arial" w:hAnsi="Arial"/>
+          <w:b/>
+          <w:bCs/>
+          <w:sz w:val="22"/>
+          <w:szCs w:val="22"/>
+        </w:rPr>
+        <w:t xml:space="preserve">Now I can…</w:t>
+      </w:r>
+      <w:r>
+        <w:rPr>
+          <w:rFonts w:ascii="Arial" w:cs="Arial" w:eastAsia="Arial" w:hAnsi="Arial"/>
+          <w:sz w:val="22"/>
+          <w:szCs w:val="22"/>
+        </w:rPr>
+        <w:t xml:space="preserve"> (bright yellow box at the very end): a checklist for after you have drilled the chapter. </w:t>
+      </w:r>
+      <w:r>
+        <w:rPr>
+          <w:rFonts w:ascii="Arial" w:cs="Arial" w:eastAsia="Arial" w:hAnsi="Arial"/>
+          <w:b/>
+          <w:bCs/>
+          <w:sz w:val="22"/>
+          <w:szCs w:val="22"/>
+        </w:rPr>
+        <w:t xml:space="preserve">Tick each box when you can do it</w:t>
+      </w:r>
+      <w:r>
+        <w:rPr>
+          <w:rFonts w:ascii="Arial" w:cs="Arial" w:eastAsia="Arial" w:hAnsi="Arial"/>
+          <w:sz w:val="22"/>
+          <w:szCs w:val="22"/>
+        </w:rPr>
+        <w:t xml:space="preserve">, then press the red </w:t>
+      </w:r>
+      <w:r>
+        <w:rPr>
+          <w:rFonts w:ascii="Arial" w:cs="Arial" w:eastAsia="Arial" w:hAnsi="Arial"/>
+          <w:b/>
+          <w:bCs/>
+          <w:sz w:val="22"/>
+          <w:szCs w:val="22"/>
+        </w:rPr>
+        <w:t xml:space="preserve">Check</w:t>
+      </w:r>
+      <w:r>
+        <w:rPr>
+          <w:rFonts w:ascii="Arial" w:cs="Arial" w:eastAsia="Arial" w:hAnsi="Arial"/>
+          <w:sz w:val="22"/>
+          <w:szCs w:val="22"/>
+        </w:rPr>
+        <w:t xml:space="preserve"> button to compare with a model answer (the button then says </w:t>
+      </w:r>
+      <w:r>
+        <w:rPr>
+          <w:rFonts w:ascii="Arial" w:cs="Arial" w:eastAsia="Arial" w:hAnsi="Arial"/>
+          <w:b/>
+          <w:bCs/>
+          <w:sz w:val="22"/>
+          <w:szCs w:val="22"/>
+        </w:rPr>
+        <w:t xml:space="preserve">Hide</w:t>
+      </w:r>
+      <w:r>
+        <w:rPr>
+          <w:rFonts w:ascii="Arial" w:cs="Arial" w:eastAsia="Arial" w:hAnsi="Arial"/>
+          <w:sz w:val="22"/>
+          <w:szCs w:val="22"/>
+        </w:rPr>
+        <w:t xml:space="preserve">). The prompts are in English. The French, Italian or Spanish appears only in the model answer.</w:t>
+      </w:r>
+    </w:p>
+    <w:p>
+      <w:pPr>
+        <w:spacing w:after="120" w:line="276"/>
+      </w:pPr>
+      <w:r>
+        <w:rPr>
+          <w:rFonts w:ascii="Arial" w:cs="Arial" w:eastAsia="Arial" w:hAnsi="Arial"/>
+          <w:sz w:val="22"/>
+          <w:szCs w:val="22"/>
+        </w:rPr>
+        <w:t xml:space="preserve"/>
+      </w:r>
+      <w:r>
+        <w:rPr>
+          <w:rFonts w:ascii="Arial" w:cs="Arial" w:eastAsia="Arial" w:hAnsi="Arial"/>
+          <w:b/>
+          <w:bCs/>
+          <w:sz w:val="22"/>
+          <w:szCs w:val="22"/>
+        </w:rPr>
+        <w:t xml:space="preserve">Your ticks are saved on that device and in that browser only.</w:t>
+      </w:r>
+      <w:r>
+        <w:rPr>
+          <w:rFonts w:ascii="Arial" w:cs="Arial" w:eastAsia="Arial" w:hAnsi="Arial"/>
+          <w:sz w:val="22"/>
+          <w:szCs w:val="22"/>
+        </w:rPr>
+        <w:t xml:space="preserve"> They do not go to AP, they do not show on your other devices, and clearing the site data wipes them. They do not print either. You find the recaps in the IGCSE app (section 4.4, Vocab and Gr EWs) and in the A Level app (section 5.1, VVs and Gr EWs).</w:t>
+      </w:r>
+    </w:p>
+    <w:tbl>
+      <w:tblPr>
+        <w:tblW w:type="dxa" w:w="9638"/>
+        <w:tblBorders>
+          <w:top w:val="single" w:color="auto" w:sz="4"/>
+          <w:left w:val="single" w:color="auto" w:sz="4"/>
+          <w:bottom w:val="single" w:color="auto" w:sz="4"/>
+          <w:right w:val="single" w:color="auto" w:sz="4"/>
+          <w:insideH w:val="single" w:color="auto" w:sz="4"/>
+          <w:insideV w:val="single" w:color="auto" w:sz="4"/>
+        </w:tblBorders>
+      </w:tblPr>
+      <w:tblGrid>
+        <w:gridCol w:w="9638"/>
+      </w:tblGrid>
+      <w:tr>
+        <w:trPr>
+          <w:cantSplit/>
+        </w:trPr>
+        <w:tc>
+          <w:tcPr>
+            <w:tcW w:type="dxa" w:w="9638"/>
+            <w:tcBorders>
+              <w:top w:val="none" w:color="FFFFFF" w:sz="0"/>
+              <w:left w:val="single" w:color="1F3864" w:sz="24"/>
+              <w:bottom w:val="none" w:color="FFFFFF" w:sz="0"/>
+              <w:right w:val="none" w:color="FFFFFF" w:sz="0"/>
+            </w:tcBorders>
+            <w:shd w:fill="E8F0FA" w:color="auto" w:val="clear"/>
+            <w:tcMar>
+              <w:top w:type="dxa" w:w="100"/>
+              <w:left w:type="dxa" w:w="160"/>
+              <w:bottom w:type="dxa" w:w="100"/>
+              <w:right w:type="dxa" w:w="140"/>
+            </w:tcMar>
+          </w:tcPr>
+          <w:p>
+            <w:pPr>
+              <w:spacing w:after="40"/>
+            </w:pPr>
+            <w:r>
+              <w:rPr>
+                <w:rFonts w:ascii="Arial" w:cs="Arial" w:eastAsia="Arial" w:hAnsi="Arial"/>
+                <w:b/>
+                <w:bCs/>
+                <w:color w:val="1F3864"/>
+                <w:sz w:val="21"/>
+                <w:szCs w:val="21"/>
+              </w:rPr>
+              <w:t xml:space="preserve">Tip  </w:t>
+            </w:r>
+            <w:r>
+              <w:rPr>
+                <w:rFonts w:ascii="Arial" w:cs="Arial" w:eastAsia="Arial" w:hAnsi="Arial"/>
+                <w:sz w:val="21"/>
+                <w:szCs w:val="21"/>
+              </w:rPr>
+              <w:t xml:space="preserve">Be strict. Tick a box only if you could do it from memory, then press </w:t>
+            </w:r>
+            <w:r>
+              <w:rPr>
+                <w:rFonts w:ascii="Arial" w:cs="Arial" w:eastAsia="Arial" w:hAnsi="Arial"/>
+                <w:b/>
+                <w:bCs/>
+                <w:sz w:val="21"/>
+                <w:szCs w:val="21"/>
+              </w:rPr>
+              <w:t xml:space="preserve">Check</w:t>
+            </w:r>
+            <w:r>
+              <w:rPr>
+                <w:rFonts w:ascii="Arial" w:cs="Arial" w:eastAsia="Arial" w:hAnsi="Arial"/>
+                <w:sz w:val="21"/>
+                <w:szCs w:val="21"/>
+              </w:rPr>
+              <w:t xml:space="preserve"> to see whether you really could.</w:t>
+            </w:r>
+          </w:p>
+        </w:tc>
+      </w:tr>
+    </w:tbl>
+    <w:p>
+      <w:pPr>
+        <w:spacing w:after="100"/>
+      </w:pPr>
+    </w:p>
+    <w:p>
+      <w:pPr>
+        <w:pStyle w:val="Heading2"/>
+        <w:keepNext/>
+        <w:spacing w:after="120" w:before="320"/>
+      </w:pPr>
+      <w:r>
+        <w:rPr>
+          <w:rFonts w:ascii="Arial" w:cs="Arial" w:eastAsia="Arial" w:hAnsi="Arial"/>
+          <w:b/>
+          <w:bCs/>
+          <w:color w:val="1F3864"/>
+          <w:sz w:val="28"/>
+          <w:szCs w:val="28"/>
+        </w:rPr>
+        <w:t xml:space="preserve">1.11 Things to ignore</w:t>
       </w:r>
     </w:p>
     <w:p>
@@ -8713,37 +9778,7 @@
                 <w:sz w:val="20"/>
                 <w:szCs w:val="20"/>
               </w:rPr>
-              <w:t xml:space="preserve"/>
-            </w:r>
-          </w:p>
-        </w:tc>
-        <w:tc>
-          <w:tcPr>
-            <w:tcW w:type="dxa" w:w="7438"/>
-            <w:tcBorders>
-              <w:top w:val="single" w:color="B7C3D9" w:sz="4"/>
-              <w:left w:val="single" w:color="B7C3D9" w:sz="4"/>
-              <w:bottom w:val="single" w:color="B7C3D9" w:sz="4"/>
-              <w:right w:val="single" w:color="B7C3D9" w:sz="4"/>
-            </w:tcBorders>
-            <w:tcMar>
-              <w:top w:type="dxa" w:w="70"/>
-              <w:left w:type="dxa" w:w="110"/>
-              <w:bottom w:type="dxa" w:w="70"/>
-              <w:right w:type="dxa" w:w="110"/>
-            </w:tcMar>
-          </w:tcPr>
-          <w:p>
-            <w:pPr>
-              <w:spacing w:after="30"/>
-            </w:pPr>
-            <w:r>
-              <w:rPr>
-                <w:rFonts w:ascii="Arial" w:cs="Arial" w:eastAsia="Arial" w:hAnsi="Arial"/>
-                <w:sz w:val="20"/>
-                <w:szCs w:val="20"/>
-              </w:rPr>
-              <w:t xml:space="preserve">A French Listening </w:t>
+              <w:t xml:space="preserve"> and </w:t>
             </w:r>
             <w:r>
               <w:rPr>
@@ -8753,6 +9788,54 @@
                 <w:sz w:val="20"/>
                 <w:szCs w:val="20"/>
               </w:rPr>
+              <w:t xml:space="preserve">CLI…</w:t>
+            </w:r>
+            <w:r>
+              <w:rPr>
+                <w:rFonts w:ascii="Arial" w:cs="Arial" w:eastAsia="Arial" w:hAnsi="Arial"/>
+                <w:sz w:val="20"/>
+                <w:szCs w:val="20"/>
+              </w:rPr>
+              <w:t xml:space="preserve"/>
+            </w:r>
+          </w:p>
+        </w:tc>
+        <w:tc>
+          <w:tcPr>
+            <w:tcW w:type="dxa" w:w="7438"/>
+            <w:tcBorders>
+              <w:top w:val="single" w:color="B7C3D9" w:sz="4"/>
+              <w:left w:val="single" w:color="B7C3D9" w:sz="4"/>
+              <w:bottom w:val="single" w:color="B7C3D9" w:sz="4"/>
+              <w:right w:val="single" w:color="B7C3D9" w:sz="4"/>
+            </w:tcBorders>
+            <w:tcMar>
+              <w:top w:type="dxa" w:w="70"/>
+              <w:left w:type="dxa" w:w="110"/>
+              <w:bottom w:type="dxa" w:w="70"/>
+              <w:right w:type="dxa" w:w="110"/>
+            </w:tcMar>
+          </w:tcPr>
+          <w:p>
+            <w:pPr>
+              <w:spacing w:after="30"/>
+            </w:pPr>
+            <w:r>
+              <w:rPr>
+                <w:rFonts w:ascii="Arial" w:cs="Arial" w:eastAsia="Arial" w:hAnsi="Arial"/>
+                <w:sz w:val="20"/>
+                <w:szCs w:val="20"/>
+              </w:rPr>
+              <w:t xml:space="preserve">A Listening </w:t>
+            </w:r>
+            <w:r>
+              <w:rPr>
+                <w:rFonts w:ascii="Arial" w:cs="Arial" w:eastAsia="Arial" w:hAnsi="Arial"/>
+                <w:b/>
+                <w:bCs/>
+                <w:sz w:val="20"/>
+                <w:szCs w:val="20"/>
+              </w:rPr>
               <w:t xml:space="preserve">class sheet</w:t>
             </w:r>
             <w:r>
@@ -8761,7 +9844,7 @@
                 <w:sz w:val="20"/>
                 <w:szCs w:val="20"/>
               </w:rPr>
-              <w:t xml:space="preserve"> (see Part 4).</w:t>
+              <w:t xml:space="preserve"> (CLF for French, CLI for Italian; see Part 4).</w:t>
             </w:r>
           </w:p>
         </w:tc>
@@ -8865,6 +9948,107 @@
                 <w:szCs w:val="20"/>
               </w:rPr>
               <w:t xml:space="preserve"> paper (see Part 4).</w:t>
+            </w:r>
+          </w:p>
+        </w:tc>
+      </w:tr>
+      <w:tr>
+        <w:trPr>
+          <w:cantSplit/>
+        </w:trPr>
+        <w:tc>
+          <w:tcPr>
+            <w:tcW w:type="dxa" w:w="2200"/>
+            <w:tcBorders>
+              <w:top w:val="single" w:color="B7C3D9" w:sz="4"/>
+              <w:left w:val="single" w:color="B7C3D9" w:sz="4"/>
+              <w:bottom w:val="single" w:color="B7C3D9" w:sz="4"/>
+              <w:right w:val="single" w:color="B7C3D9" w:sz="4"/>
+            </w:tcBorders>
+            <w:tcMar>
+              <w:top w:type="dxa" w:w="70"/>
+              <w:left w:type="dxa" w:w="110"/>
+              <w:bottom w:type="dxa" w:w="70"/>
+              <w:right w:type="dxa" w:w="110"/>
+            </w:tcMar>
+          </w:tcPr>
+          <w:p>
+            <w:pPr>
+              <w:spacing w:after="30"/>
+            </w:pPr>
+            <w:r>
+              <w:rPr>
+                <w:rFonts w:ascii="Arial" w:cs="Arial" w:eastAsia="Arial" w:hAnsi="Arial"/>
+                <w:sz w:val="20"/>
+                <w:szCs w:val="20"/>
+              </w:rPr>
+              <w:t xml:space="preserve"/>
+            </w:r>
+            <w:r>
+              <w:rPr>
+                <w:rFonts w:ascii="Arial" w:cs="Arial" w:eastAsia="Arial" w:hAnsi="Arial"/>
+                <w:b/>
+                <w:bCs/>
+                <w:sz w:val="20"/>
+                <w:szCs w:val="20"/>
+              </w:rPr>
+              <w:t xml:space="preserve">ORF…, ORS…, ORI…</w:t>
+            </w:r>
+            <w:r>
+              <w:rPr>
+                <w:rFonts w:ascii="Arial" w:cs="Arial" w:eastAsia="Arial" w:hAnsi="Arial"/>
+                <w:sz w:val="20"/>
+                <w:szCs w:val="20"/>
+              </w:rPr>
+              <w:t xml:space="preserve"/>
+            </w:r>
+          </w:p>
+        </w:tc>
+        <w:tc>
+          <w:tcPr>
+            <w:tcW w:type="dxa" w:w="7438"/>
+            <w:tcBorders>
+              <w:top w:val="single" w:color="B7C3D9" w:sz="4"/>
+              <w:left w:val="single" w:color="B7C3D9" w:sz="4"/>
+              <w:bottom w:val="single" w:color="B7C3D9" w:sz="4"/>
+              <w:right w:val="single" w:color="B7C3D9" w:sz="4"/>
+            </w:tcBorders>
+            <w:tcMar>
+              <w:top w:type="dxa" w:w="70"/>
+              <w:left w:type="dxa" w:w="110"/>
+              <w:bottom w:type="dxa" w:w="70"/>
+              <w:right w:type="dxa" w:w="110"/>
+            </w:tcMar>
+          </w:tcPr>
+          <w:p>
+            <w:pPr>
+              <w:spacing w:after="30"/>
+            </w:pPr>
+            <w:r>
+              <w:rPr>
+                <w:rFonts w:ascii="Arial" w:cs="Arial" w:eastAsia="Arial" w:hAnsi="Arial"/>
+                <w:sz w:val="20"/>
+                <w:szCs w:val="20"/>
+              </w:rPr>
+              <w:t xml:space="preserve">A </w:t>
+            </w:r>
+            <w:r>
+              <w:rPr>
+                <w:rFonts w:ascii="Arial" w:cs="Arial" w:eastAsia="Arial" w:hAnsi="Arial"/>
+                <w:b/>
+                <w:bCs/>
+                <w:sz w:val="20"/>
+                <w:szCs w:val="20"/>
+              </w:rPr>
+              <w:t xml:space="preserve">recorded oral</w:t>
+            </w:r>
+            <w:r>
+              <w:rPr>
+                <w:rFonts w:ascii="Arial" w:cs="Arial" w:eastAsia="Arial" w:hAnsi="Arial"/>
+                <w:sz w:val="20"/>
+                <w:szCs w:val="20"/>
+              </w:rPr>
+              <w:t xml:space="preserve"> on one card that AP has fixed for you (F French, S Spanish, I Italian; see 2.3 and Part 4).</w:t>
             </w:r>
           </w:p>
         </w:tc>
@@ -9200,6 +10384,168 @@
           <w:szCs w:val="22"/>
         </w:rPr>
         <w:t xml:space="preserve"> page, timed.</w:t>
+      </w:r>
+    </w:p>
+    <w:p>
+      <w:pPr>
+        <w:pStyle w:val="Heading3"/>
+        <w:keepNext/>
+        <w:spacing w:after="80" w:before="220"/>
+      </w:pPr>
+      <w:r>
+        <w:rPr>
+          <w:rFonts w:ascii="Arial" w:cs="Arial" w:eastAsia="Arial" w:hAnsi="Arial"/>
+          <w:b/>
+          <w:bCs/>
+          <w:color w:val="2E5597"/>
+          <w:sz w:val="24"/>
+          <w:szCs w:val="24"/>
+        </w:rPr>
+        <w:t xml:space="preserve">Recorded orals (OR codes)</w:t>
+      </w:r>
+    </w:p>
+    <w:p>
+      <w:pPr>
+        <w:pStyle w:val="ListParagraph"/>
+        <w:numPr>
+          <w:ilvl w:val="0"/>
+          <w:numId w:val="2"/>
+        </w:numPr>
+        <w:spacing w:after="60" w:line="276"/>
+      </w:pPr>
+      <w:r>
+        <w:rPr>
+          <w:rFonts w:ascii="Arial" w:cs="Arial" w:eastAsia="Arial" w:hAnsi="Arial"/>
+          <w:sz w:val="22"/>
+          <w:szCs w:val="22"/>
+        </w:rPr>
+        <w:t xml:space="preserve">A code starting </w:t>
+      </w:r>
+      <w:r>
+        <w:rPr>
+          <w:rFonts w:ascii="Arial" w:cs="Arial" w:eastAsia="Arial" w:hAnsi="Arial"/>
+          <w:b/>
+          <w:bCs/>
+          <w:sz w:val="22"/>
+          <w:szCs w:val="22"/>
+        </w:rPr>
+        <w:t xml:space="preserve">OR</w:t>
+      </w:r>
+      <w:r>
+        <w:rPr>
+          <w:rFonts w:ascii="Arial" w:cs="Arial" w:eastAsia="Arial" w:hAnsi="Arial"/>
+          <w:sz w:val="22"/>
+          <w:szCs w:val="22"/>
+        </w:rPr>
+        <w:t xml:space="preserve"> (for example </w:t>
+      </w:r>
+      <w:r>
+        <w:rPr>
+          <w:rFonts w:ascii="Arial" w:cs="Arial" w:eastAsia="Arial" w:hAnsi="Arial"/>
+          <w:b/>
+          <w:bCs/>
+          <w:sz w:val="22"/>
+          <w:szCs w:val="22"/>
+        </w:rPr>
+        <w:t xml:space="preserve">ORI101</w:t>
+      </w:r>
+      <w:r>
+        <w:rPr>
+          <w:rFonts w:ascii="Arial" w:cs="Arial" w:eastAsia="Arial" w:hAnsi="Arial"/>
+          <w:sz w:val="22"/>
+          <w:szCs w:val="22"/>
+        </w:rPr>
+        <w:t xml:space="preserve">, an Italian oral) opens the oral app with </w:t>
+      </w:r>
+      <w:r>
+        <w:rPr>
+          <w:rFonts w:ascii="Arial" w:cs="Arial" w:eastAsia="Arial" w:hAnsi="Arial"/>
+          <w:b/>
+          <w:bCs/>
+          <w:sz w:val="22"/>
+          <w:szCs w:val="22"/>
+        </w:rPr>
+        <w:t xml:space="preserve">one card fixed by AP</w:t>
+      </w:r>
+      <w:r>
+        <w:rPr>
+          <w:rFonts w:ascii="Arial" w:cs="Arial" w:eastAsia="Arial" w:hAnsi="Arial"/>
+          <w:sz w:val="22"/>
+          <w:szCs w:val="22"/>
+        </w:rPr>
+        <w:t xml:space="preserve">. You cannot change it.</w:t>
+      </w:r>
+    </w:p>
+    <w:p>
+      <w:pPr>
+        <w:pStyle w:val="ListParagraph"/>
+        <w:numPr>
+          <w:ilvl w:val="0"/>
+          <w:numId w:val="2"/>
+        </w:numPr>
+        <w:spacing w:after="60" w:line="276"/>
+      </w:pPr>
+      <w:r>
+        <w:rPr>
+          <w:rFonts w:ascii="Arial" w:cs="Arial" w:eastAsia="Arial" w:hAnsi="Arial"/>
+          <w:sz w:val="22"/>
+          <w:szCs w:val="22"/>
+        </w:rPr>
+        <w:t xml:space="preserve">The </w:t>
+      </w:r>
+      <w:r>
+        <w:rPr>
+          <w:rFonts w:ascii="Arial" w:cs="Arial" w:eastAsia="Arial" w:hAnsi="Arial"/>
+          <w:b/>
+          <w:bCs/>
+          <w:sz w:val="22"/>
+          <w:szCs w:val="22"/>
+        </w:rPr>
+        <w:t xml:space="preserve">🎙 Record my oral</w:t>
+      </w:r>
+      <w:r>
+        <w:rPr>
+          <w:rFonts w:ascii="Arial" w:cs="Arial" w:eastAsia="Arial" w:hAnsi="Arial"/>
+          <w:sz w:val="22"/>
+          <w:szCs w:val="22"/>
+        </w:rPr>
+        <w:t xml:space="preserve"> box opens by itself, headed "Set by AP (ORI101): this is your card. Record your answers, then follow the steps to send your PDF and recording."</w:t>
+      </w:r>
+    </w:p>
+    <w:p>
+      <w:pPr>
+        <w:pStyle w:val="ListParagraph"/>
+        <w:numPr>
+          <w:ilvl w:val="0"/>
+          <w:numId w:val="2"/>
+        </w:numPr>
+        <w:spacing w:after="60" w:line="276"/>
+      </w:pPr>
+      <w:r>
+        <w:rPr>
+          <w:rFonts w:ascii="Arial" w:cs="Arial" w:eastAsia="Arial" w:hAnsi="Arial"/>
+          <w:sz w:val="22"/>
+          <w:szCs w:val="22"/>
+        </w:rPr>
+        <w:t xml:space="preserve">Then follow the recording steps in section 4.4 (the Structures app). Put both the PDF and the recording on your </w:t>
+      </w:r>
+      <w:r>
+        <w:rPr>
+          <w:rFonts w:ascii="Arial" w:cs="Arial" w:eastAsia="Arial" w:hAnsi="Arial"/>
+          <w:b/>
+          <w:bCs/>
+          <w:sz w:val="22"/>
+          <w:szCs w:val="22"/>
+        </w:rPr>
+        <w:t xml:space="preserve">EW</w:t>
+      </w:r>
+      <w:r>
+        <w:rPr>
+          <w:rFonts w:ascii="Arial" w:cs="Arial" w:eastAsia="Arial" w:hAnsi="Arial"/>
+          <w:sz w:val="22"/>
+          <w:szCs w:val="22"/>
+        </w:rPr>
+        <w:t xml:space="preserve"> page in OneNote.</w:t>
       </w:r>
     </w:p>
     <w:p>
@@ -13511,6 +14857,119 @@
           </w:p>
         </w:tc>
       </w:tr>
+      <w:tr>
+        <w:trPr>
+          <w:cantSplit/>
+        </w:trPr>
+        <w:tc>
+          <w:tcPr>
+            <w:tcW w:type="dxa" w:w="1700"/>
+            <w:tcBorders>
+              <w:top w:val="single" w:color="B7C3D9" w:sz="4"/>
+              <w:left w:val="single" w:color="B7C3D9" w:sz="4"/>
+              <w:bottom w:val="single" w:color="B7C3D9" w:sz="4"/>
+              <w:right w:val="single" w:color="B7C3D9" w:sz="4"/>
+            </w:tcBorders>
+            <w:tcMar>
+              <w:top w:type="dxa" w:w="70"/>
+              <w:left w:type="dxa" w:w="110"/>
+              <w:bottom w:type="dxa" w:w="70"/>
+              <w:right w:type="dxa" w:w="110"/>
+            </w:tcMar>
+          </w:tcPr>
+          <w:p>
+            <w:pPr>
+              <w:spacing w:after="30"/>
+            </w:pPr>
+            <w:r>
+              <w:rPr>
+                <w:rFonts w:ascii="Arial" w:cs="Arial" w:eastAsia="Arial" w:hAnsi="Arial"/>
+                <w:sz w:val="20"/>
+                <w:szCs w:val="20"/>
+              </w:rPr>
+              <w:t xml:space="preserve"/>
+            </w:r>
+          </w:p>
+        </w:tc>
+        <w:tc>
+          <w:tcPr>
+            <w:tcW w:type="dxa" w:w="2900"/>
+            <w:tcBorders>
+              <w:top w:val="single" w:color="B7C3D9" w:sz="4"/>
+              <w:left w:val="single" w:color="B7C3D9" w:sz="4"/>
+              <w:bottom w:val="single" w:color="B7C3D9" w:sz="4"/>
+              <w:right w:val="single" w:color="B7C3D9" w:sz="4"/>
+            </w:tcBorders>
+            <w:tcMar>
+              <w:top w:type="dxa" w:w="70"/>
+              <w:left w:type="dxa" w:w="110"/>
+              <w:bottom w:type="dxa" w:w="70"/>
+              <w:right w:type="dxa" w:w="110"/>
+            </w:tcMar>
+          </w:tcPr>
+          <w:p>
+            <w:pPr>
+              <w:spacing w:after="30"/>
+            </w:pPr>
+            <w:r>
+              <w:rPr>
+                <w:rFonts w:ascii="Arial" w:cs="Arial" w:eastAsia="Arial" w:hAnsi="Arial"/>
+                <w:sz w:val="20"/>
+                <w:szCs w:val="20"/>
+              </w:rPr>
+              <w:t xml:space="preserve">Italian</w:t>
+            </w:r>
+          </w:p>
+        </w:tc>
+        <w:tc>
+          <w:tcPr>
+            <w:tcW w:type="dxa" w:w="5038"/>
+            <w:tcBorders>
+              <w:top w:val="single" w:color="B7C3D9" w:sz="4"/>
+              <w:left w:val="single" w:color="B7C3D9" w:sz="4"/>
+              <w:bottom w:val="single" w:color="B7C3D9" w:sz="4"/>
+              <w:right w:val="single" w:color="B7C3D9" w:sz="4"/>
+            </w:tcBorders>
+            <w:tcMar>
+              <w:top w:type="dxa" w:w="70"/>
+              <w:left w:type="dxa" w:w="110"/>
+              <w:bottom w:type="dxa" w:w="70"/>
+              <w:right w:type="dxa" w:w="110"/>
+            </w:tcMar>
+          </w:tcPr>
+          <w:p>
+            <w:pPr>
+              <w:spacing w:after="30"/>
+            </w:pPr>
+            <w:r>
+              <w:rPr>
+                <w:rFonts w:ascii="Arial" w:cs="Arial" w:eastAsia="Arial" w:hAnsi="Arial"/>
+                <w:sz w:val="20"/>
+                <w:szCs w:val="20"/>
+              </w:rPr>
+              <w:t xml:space="preserve"/>
+            </w:r>
+            <w:r>
+              <w:rPr>
+                <w:rFonts w:ascii="Arial" w:cs="Arial" w:eastAsia="Arial" w:hAnsi="Arial"/>
+                <w:b/>
+                <w:bCs/>
+                <w:sz w:val="20"/>
+                <w:szCs w:val="20"/>
+              </w:rPr>
+              <w:t xml:space="preserve">AP IGCSE Italian Listening</w:t>
+            </w:r>
+            <w:r>
+              <w:rPr>
+                <w:rFonts w:ascii="Arial" w:cs="Arial" w:eastAsia="Arial" w:hAnsi="Arial"/>
+                <w:sz w:val="20"/>
+                <w:szCs w:val="20"/>
+              </w:rPr>
+              <w:t xml:space="preserve"/>
+            </w:r>
+          </w:p>
+        </w:tc>
+      </w:tr>
     </w:tbl>
     <w:p>
       <w:pPr>
@@ -14808,7 +16267,7 @@
           <w:sz w:val="22"/>
           <w:szCs w:val="22"/>
         </w:rPr>
-        <w:t xml:space="preserve">. The subtitle reads "35 papers · Audio".</w:t>
+        <w:t xml:space="preserve">. The page title is "AP IGCSE Listening and Reading Papers" and the subtitle reads "35 papers · Audio".</w:t>
       </w:r>
     </w:p>
     <w:p>
@@ -14880,7 +16339,25 @@
           <w:sz w:val="22"/>
           <w:szCs w:val="22"/>
         </w:rPr>
-        <w:t xml:space="preserve">.</w:t>
+        <w:t xml:space="preserve">. Under it is the </w:t>
+      </w:r>
+      <w:r>
+        <w:rPr>
+          <w:rFonts w:ascii="Arial" w:cs="Arial" w:eastAsia="Arial" w:hAnsi="Arial"/>
+          <w:b/>
+          <w:bCs/>
+          <w:sz w:val="22"/>
+          <w:szCs w:val="22"/>
+        </w:rPr>
+        <w:t xml:space="preserve">🇫🇷 French | 🇮🇹 Italian</w:t>
+      </w:r>
+      <w:r>
+        <w:rPr>
+          <w:rFonts w:ascii="Arial" w:cs="Arial" w:eastAsia="Arial" w:hAnsi="Arial"/>
+          <w:sz w:val="22"/>
+          <w:szCs w:val="22"/>
+        </w:rPr>
+        <w:t xml:space="preserve"> switch: tap Italian to open the Italian Listening app (section 4.2).</w:t>
       </w:r>
     </w:p>
     <w:p>
@@ -16480,7 +17957,7 @@
           <w:sz w:val="22"/>
           <w:szCs w:val="22"/>
         </w:rPr>
-        <w:t xml:space="preserve">. The header changes to "AP IGCSE French Reading · Paper 2". Codes run </w:t>
+        <w:t xml:space="preserve">. The subtitle changes to say "7156 Paper 2" and "Reading". Codes run </w:t>
       </w:r>
       <w:r>
         <w:rPr>
@@ -17228,6 +18705,1485 @@
     <w:p>
       <w:pPr>
         <w:spacing w:after="100"/>
+      </w:pPr>
+    </w:p>
+    <w:p>
+      <w:pPr>
+        <w:pStyle w:val="Heading3"/>
+        <w:keepNext/>
+        <w:spacing w:after="80" w:before="220"/>
+      </w:pPr>
+      <w:r>
+        <w:rPr>
+          <w:rFonts w:ascii="Arial" w:cs="Arial" w:eastAsia="Arial" w:hAnsi="Arial"/>
+          <w:b/>
+          <w:bCs/>
+          <w:color w:val="2E5597"/>
+          <w:sz w:val="24"/>
+          <w:szCs w:val="24"/>
+        </w:rPr>
+        <w:t xml:space="preserve">AP IGCSE Italian Listening</w:t>
+      </w:r>
+    </w:p>
+    <w:p>
+      <w:pPr>
+        <w:spacing w:after="120" w:line="276"/>
+      </w:pPr>
+      <w:r>
+        <w:rPr>
+          <w:rFonts w:ascii="Arial" w:cs="Arial" w:eastAsia="Arial" w:hAnsi="Arial"/>
+          <w:color w:val="555555"/>
+          <w:sz w:val="18"/>
+          <w:szCs w:val="18"/>
+        </w:rPr>
+        <w:t xml:space="preserve"/>
+      </w:r>
+      <w:r>
+        <w:rPr>
+          <w:rFonts w:ascii="Arial" w:cs="Arial" w:eastAsia="Arial" w:hAnsi="Arial"/>
+          <w:b/>
+          <w:bCs/>
+          <w:color w:val="555555"/>
+          <w:sz w:val="18"/>
+          <w:szCs w:val="18"/>
+        </w:rPr>
+        <w:t xml:space="preserve">Page name:</w:t>
+      </w:r>
+      <w:r>
+        <w:rPr>
+          <w:rFonts w:ascii="Arial" w:cs="Arial" w:eastAsia="Arial" w:hAnsi="Arial"/>
+          <w:color w:val="555555"/>
+          <w:sz w:val="18"/>
+          <w:szCs w:val="18"/>
+        </w:rPr>
+        <w:t xml:space="preserve"> AP IGCSE Italian Listening.html   </w:t>
+      </w:r>
+      <w:r>
+        <w:rPr>
+          <w:rFonts w:ascii="Arial" w:cs="Arial" w:eastAsia="Arial" w:hAnsi="Arial"/>
+          <w:b/>
+          <w:bCs/>
+          <w:color w:val="555555"/>
+          <w:sz w:val="18"/>
+          <w:szCs w:val="18"/>
+        </w:rPr>
+        <w:t xml:space="preserve">Link:</w:t>
+      </w:r>
+      <w:r>
+        <w:rPr>
+          <w:rFonts w:ascii="Arial" w:cs="Arial" w:eastAsia="Arial" w:hAnsi="Arial"/>
+          <w:color w:val="555555"/>
+          <w:sz w:val="18"/>
+          <w:szCs w:val="18"/>
+        </w:rPr>
+        <w:t xml:space="preserve"> https://apowles.github.io/AP/AP%20IGCSE%20Italian%20Listening.html</w:t>
+      </w:r>
+    </w:p>
+    <w:p>
+      <w:pPr>
+        <w:spacing w:after="120" w:line="276"/>
+      </w:pPr>
+      <w:r>
+        <w:rPr>
+          <w:rFonts w:ascii="Arial" w:cs="Arial" w:eastAsia="Arial" w:hAnsi="Arial"/>
+          <w:sz w:val="22"/>
+          <w:szCs w:val="22"/>
+        </w:rPr>
+        <w:t xml:space="preserve"/>
+      </w:r>
+      <w:r>
+        <w:rPr>
+          <w:rFonts w:ascii="Arial" w:cs="Arial" w:eastAsia="Arial" w:hAnsi="Arial"/>
+          <w:b/>
+          <w:bCs/>
+          <w:sz w:val="22"/>
+          <w:szCs w:val="22"/>
+        </w:rPr>
+        <w:t xml:space="preserve">What it is for:</w:t>
+      </w:r>
+      <w:r>
+        <w:rPr>
+          <w:rFonts w:ascii="Arial" w:cs="Arial" w:eastAsia="Arial" w:hAnsi="Arial"/>
+          <w:sz w:val="22"/>
+          <w:szCs w:val="22"/>
+        </w:rPr>
+        <w:t xml:space="preserve"> Cambridge IGCSE (9–1) Italian </w:t>
+      </w:r>
+      <w:r>
+        <w:rPr>
+          <w:rFonts w:ascii="Arial" w:cs="Arial" w:eastAsia="Arial" w:hAnsi="Arial"/>
+          <w:b/>
+          <w:bCs/>
+          <w:sz w:val="22"/>
+          <w:szCs w:val="22"/>
+        </w:rPr>
+        <w:t xml:space="preserve">Paper 1 Listening</w:t>
+      </w:r>
+      <w:r>
+        <w:rPr>
+          <w:rFonts w:ascii="Arial" w:cs="Arial" w:eastAsia="Arial" w:hAnsi="Arial"/>
+          <w:sz w:val="22"/>
+          <w:szCs w:val="22"/>
+        </w:rPr>
+        <w:t xml:space="preserve"> (7164) practice. The page title is "AP IGCSE Listening and Reading Papers" and the subtitle reads "Cambridge IGCSE (9–1) · 7164 Paper 1 · 6 papers · Audio". </w:t>
+      </w:r>
+      <w:r>
+        <w:rPr>
+          <w:rFonts w:ascii="Arial" w:cs="Arial" w:eastAsia="Arial" w:hAnsi="Arial"/>
+          <w:b/>
+          <w:bCs/>
+          <w:sz w:val="22"/>
+          <w:szCs w:val="22"/>
+        </w:rPr>
+        <w:t xml:space="preserve">There is no Reading side in the Italian app</w:t>
+      </w:r>
+      <w:r>
+        <w:rPr>
+          <w:rFonts w:ascii="Arial" w:cs="Arial" w:eastAsia="Arial" w:hAnsi="Arial"/>
+          <w:sz w:val="22"/>
+          <w:szCs w:val="22"/>
+        </w:rPr>
+        <w:t xml:space="preserve">, although the title mentions it.</w:t>
+      </w:r>
+    </w:p>
+    <w:p>
+      <w:pPr>
+        <w:pStyle w:val="ListParagraph"/>
+        <w:numPr>
+          <w:ilvl w:val="0"/>
+          <w:numId w:val="2"/>
+        </w:numPr>
+        <w:spacing w:after="60" w:line="276"/>
+      </w:pPr>
+      <w:r>
+        <w:rPr>
+          <w:rFonts w:ascii="Arial" w:cs="Arial" w:eastAsia="Arial" w:hAnsi="Arial"/>
+          <w:sz w:val="22"/>
+          <w:szCs w:val="22"/>
+        </w:rPr>
+        <w:t xml:space="preserve"/>
+      </w:r>
+      <w:r>
+        <w:rPr>
+          <w:rFonts w:ascii="Arial" w:cs="Arial" w:eastAsia="Arial" w:hAnsi="Arial"/>
+          <w:b/>
+          <w:bCs/>
+          <w:sz w:val="22"/>
+          <w:szCs w:val="22"/>
+        </w:rPr>
+        <w:t xml:space="preserve">6 real Cambridge papers</w:t>
+      </w:r>
+      <w:r>
+        <w:rPr>
+          <w:rFonts w:ascii="Arial" w:cs="Arial" w:eastAsia="Arial" w:hAnsi="Arial"/>
+          <w:sz w:val="22"/>
+          <w:szCs w:val="22"/>
+        </w:rPr>
+        <w:t xml:space="preserve">, codes </w:t>
+      </w:r>
+      <w:r>
+        <w:rPr>
+          <w:rFonts w:ascii="Arial" w:cs="Arial" w:eastAsia="Arial" w:hAnsi="Arial"/>
+          <w:b/>
+          <w:bCs/>
+          <w:sz w:val="22"/>
+          <w:szCs w:val="22"/>
+        </w:rPr>
+        <w:t xml:space="preserve">IT001 to IT006</w:t>
+      </w:r>
+      <w:r>
+        <w:rPr>
+          <w:rFonts w:ascii="Arial" w:cs="Arial" w:eastAsia="Arial" w:hAnsi="Arial"/>
+          <w:sz w:val="22"/>
+          <w:szCs w:val="22"/>
+        </w:rPr>
+        <w:t xml:space="preserve"> (7164/12, May/June 2021 to 2026). Each has 37 questions and 40 marks. Type a code in the box under </w:t>
+      </w:r>
+      <w:r>
+        <w:rPr>
+          <w:rFonts w:ascii="Arial" w:cs="Arial" w:eastAsia="Arial" w:hAnsi="Arial"/>
+          <w:b/>
+          <w:bCs/>
+          <w:sz w:val="22"/>
+          <w:szCs w:val="22"/>
+        </w:rPr>
+        <w:t xml:space="preserve">OR ENTER A PAPER CODE</w:t>
+      </w:r>
+      <w:r>
+        <w:rPr>
+          <w:rFonts w:ascii="Arial" w:cs="Arial" w:eastAsia="Arial" w:hAnsi="Arial"/>
+          <w:sz w:val="22"/>
+          <w:szCs w:val="22"/>
+        </w:rPr>
+        <w:t xml:space="preserve"> and press </w:t>
+      </w:r>
+      <w:r>
+        <w:rPr>
+          <w:rFonts w:ascii="Arial" w:cs="Arial" w:eastAsia="Arial" w:hAnsi="Arial"/>
+          <w:b/>
+          <w:bCs/>
+          <w:sz w:val="22"/>
+          <w:szCs w:val="22"/>
+        </w:rPr>
+        <w:t xml:space="preserve">Enter</w:t>
+      </w:r>
+      <w:r>
+        <w:rPr>
+          <w:rFonts w:ascii="Arial" w:cs="Arial" w:eastAsia="Arial" w:hAnsi="Arial"/>
+          <w:sz w:val="22"/>
+          <w:szCs w:val="22"/>
+        </w:rPr>
+        <w:t xml:space="preserve"> or </w:t>
+      </w:r>
+      <w:r>
+        <w:rPr>
+          <w:rFonts w:ascii="Arial" w:cs="Arial" w:eastAsia="Arial" w:hAnsi="Arial"/>
+          <w:b/>
+          <w:bCs/>
+          <w:sz w:val="22"/>
+          <w:szCs w:val="22"/>
+        </w:rPr>
+        <w:t xml:space="preserve">▶ Go</w:t>
+      </w:r>
+      <w:r>
+        <w:rPr>
+          <w:rFonts w:ascii="Arial" w:cs="Arial" w:eastAsia="Arial" w:hAnsi="Arial"/>
+          <w:sz w:val="22"/>
+          <w:szCs w:val="22"/>
+        </w:rPr>
+        <w:t xml:space="preserve"> (a wrong code gives "Code not found. Try IT001 to IT006."). </w:t>
+      </w:r>
+      <w:r>
+        <w:rPr>
+          <w:rFonts w:ascii="Arial" w:cs="Arial" w:eastAsia="Arial" w:hAnsi="Arial"/>
+          <w:b/>
+          <w:bCs/>
+          <w:sz w:val="22"/>
+          <w:szCs w:val="22"/>
+        </w:rPr>
+        <w:t xml:space="preserve">🖨 Blank answer sheet (any paper)</w:t>
+      </w:r>
+      <w:r>
+        <w:rPr>
+          <w:rFonts w:ascii="Arial" w:cs="Arial" w:eastAsia="Arial" w:hAnsi="Arial"/>
+          <w:sz w:val="22"/>
+          <w:szCs w:val="22"/>
+        </w:rPr>
+        <w:t xml:space="preserve"> prints an answer sheet.</w:t>
+      </w:r>
+    </w:p>
+    <w:p>
+      <w:pPr>
+        <w:pStyle w:val="ListParagraph"/>
+        <w:numPr>
+          <w:ilvl w:val="0"/>
+          <w:numId w:val="2"/>
+        </w:numPr>
+        <w:spacing w:after="60" w:line="276"/>
+      </w:pPr>
+      <w:r>
+        <w:rPr>
+          <w:rFonts w:ascii="Arial" w:cs="Arial" w:eastAsia="Arial" w:hAnsi="Arial"/>
+          <w:sz w:val="22"/>
+          <w:szCs w:val="22"/>
+        </w:rPr>
+        <w:t xml:space="preserve">The </w:t>
+      </w:r>
+      <w:r>
+        <w:rPr>
+          <w:rFonts w:ascii="Arial" w:cs="Arial" w:eastAsia="Arial" w:hAnsi="Arial"/>
+          <w:b/>
+          <w:bCs/>
+          <w:sz w:val="22"/>
+          <w:szCs w:val="22"/>
+        </w:rPr>
+        <w:t xml:space="preserve">🇫🇷 French | 🇮🇹 Italian</w:t>
+      </w:r>
+      <w:r>
+        <w:rPr>
+          <w:rFonts w:ascii="Arial" w:cs="Arial" w:eastAsia="Arial" w:hAnsi="Arial"/>
+          <w:sz w:val="22"/>
+          <w:szCs w:val="22"/>
+        </w:rPr>
+        <w:t xml:space="preserve"> switch at the top is two links: the current language is highlighted, and tapping the other one loads the other app. The same switch is in the French Listening app (4.1).</w:t>
+      </w:r>
+    </w:p>
+    <w:p>
+      <w:pPr>
+        <w:pStyle w:val="ListParagraph"/>
+        <w:numPr>
+          <w:ilvl w:val="0"/>
+          <w:numId w:val="2"/>
+        </w:numPr>
+        <w:spacing w:after="60" w:line="276"/>
+      </w:pPr>
+      <w:r>
+        <w:rPr>
+          <w:rFonts w:ascii="Arial" w:cs="Arial" w:eastAsia="Arial" w:hAnsi="Arial"/>
+          <w:sz w:val="22"/>
+          <w:szCs w:val="22"/>
+        </w:rPr>
+        <w:t xml:space="preserve"/>
+      </w:r>
+      <w:r>
+        <w:rPr>
+          <w:rFonts w:ascii="Arial" w:cs="Arial" w:eastAsia="Arial" w:hAnsi="Arial"/>
+          <w:b/>
+          <w:bCs/>
+          <w:sz w:val="22"/>
+          <w:szCs w:val="22"/>
+        </w:rPr>
+        <w:t xml:space="preserve">It works exactly like the French Listening app (4.1):</w:t>
+      </w:r>
+      <w:r>
+        <w:rPr>
+          <w:rFonts w:ascii="Arial" w:cs="Arial" w:eastAsia="Arial" w:hAnsi="Arial"/>
+          <w:sz w:val="22"/>
+          <w:szCs w:val="22"/>
+        </w:rPr>
+        <w:t xml:space="preserve"> </w:t>
+      </w:r>
+      <w:r>
+        <w:rPr>
+          <w:rFonts w:ascii="Arial" w:cs="Arial" w:eastAsia="Arial" w:hAnsi="Arial"/>
+          <w:b/>
+          <w:bCs/>
+          <w:sz w:val="22"/>
+          <w:szCs w:val="22"/>
+        </w:rPr>
+        <w:t xml:space="preserve">▶ Start Listening</w:t>
+      </w:r>
+      <w:r>
+        <w:rPr>
+          <w:rFonts w:ascii="Arial" w:cs="Arial" w:eastAsia="Arial" w:hAnsi="Arial"/>
+          <w:sz w:val="22"/>
+          <w:szCs w:val="22"/>
+        </w:rPr>
+        <w:t xml:space="preserve">, then </w:t>
+      </w:r>
+      <w:r>
+        <w:rPr>
+          <w:rFonts w:ascii="Arial" w:cs="Arial" w:eastAsia="Arial" w:hAnsi="Arial"/>
+          <w:b/>
+          <w:bCs/>
+          <w:sz w:val="22"/>
+          <w:szCs w:val="22"/>
+        </w:rPr>
+        <w:t xml:space="preserve">🔊 Replay (1 left)</w:t>
+      </w:r>
+      <w:r>
+        <w:rPr>
+          <w:rFonts w:ascii="Arial" w:cs="Arial" w:eastAsia="Arial" w:hAnsi="Arial"/>
+          <w:sz w:val="22"/>
+          <w:szCs w:val="22"/>
+        </w:rPr>
+        <w:t xml:space="preserve"> and </w:t>
+      </w:r>
+      <w:r>
+        <w:rPr>
+          <w:rFonts w:ascii="Arial" w:cs="Arial" w:eastAsia="Arial" w:hAnsi="Arial"/>
+          <w:b/>
+          <w:bCs/>
+          <w:sz w:val="22"/>
+          <w:szCs w:val="22"/>
+        </w:rPr>
+        <w:t xml:space="preserve">🔊 Played ✔</w:t>
+      </w:r>
+      <w:r>
+        <w:rPr>
+          <w:rFonts w:ascii="Arial" w:cs="Arial" w:eastAsia="Arial" w:hAnsi="Arial"/>
+          <w:sz w:val="22"/>
+          <w:szCs w:val="22"/>
+        </w:rPr>
+        <w:t xml:space="preserve">; in Domande 1 to 8 each question has its own </w:t>
+      </w:r>
+      <w:r>
+        <w:rPr>
+          <w:rFonts w:ascii="Arial" w:cs="Arial" w:eastAsia="Arial" w:hAnsi="Arial"/>
+          <w:b/>
+          <w:bCs/>
+          <w:sz w:val="22"/>
+          <w:szCs w:val="22"/>
+        </w:rPr>
+        <w:t xml:space="preserve">🔊 Play</w:t>
+      </w:r>
+      <w:r>
+        <w:rPr>
+          <w:rFonts w:ascii="Arial" w:cs="Arial" w:eastAsia="Arial" w:hAnsi="Arial"/>
+          <w:sz w:val="22"/>
+          <w:szCs w:val="22"/>
+        </w:rPr>
+        <w:t xml:space="preserve"> and </w:t>
+      </w:r>
+      <w:r>
+        <w:rPr>
+          <w:rFonts w:ascii="Arial" w:cs="Arial" w:eastAsia="Arial" w:hAnsi="Arial"/>
+          <w:b/>
+          <w:bCs/>
+          <w:sz w:val="22"/>
+          <w:szCs w:val="22"/>
+        </w:rPr>
+        <w:t xml:space="preserve">🔊 Play again</w:t>
+      </w:r>
+      <w:r>
+        <w:rPr>
+          <w:rFonts w:ascii="Arial" w:cs="Arial" w:eastAsia="Arial" w:hAnsi="Arial"/>
+          <w:sz w:val="22"/>
+          <w:szCs w:val="22"/>
+        </w:rPr>
+        <w:t xml:space="preserve">; then </w:t>
+      </w:r>
+      <w:r>
+        <w:rPr>
+          <w:rFonts w:ascii="Arial" w:cs="Arial" w:eastAsia="Arial" w:hAnsi="Arial"/>
+          <w:b/>
+          <w:bCs/>
+          <w:sz w:val="22"/>
+          <w:szCs w:val="22"/>
+        </w:rPr>
+        <w:t xml:space="preserve">✓ Mark this section</w:t>
+      </w:r>
+      <w:r>
+        <w:rPr>
+          <w:rFonts w:ascii="Arial" w:cs="Arial" w:eastAsia="Arial" w:hAnsi="Arial"/>
+          <w:sz w:val="22"/>
+          <w:szCs w:val="22"/>
+        </w:rPr>
+        <w:t xml:space="preserve">, </w:t>
+      </w:r>
+      <w:r>
+        <w:rPr>
+          <w:rFonts w:ascii="Arial" w:cs="Arial" w:eastAsia="Arial" w:hAnsi="Arial"/>
+          <w:b/>
+          <w:bCs/>
+          <w:sz w:val="22"/>
+          <w:szCs w:val="22"/>
+        </w:rPr>
+        <w:t xml:space="preserve">Next section: marks later →</w:t>
+      </w:r>
+      <w:r>
+        <w:rPr>
+          <w:rFonts w:ascii="Arial" w:cs="Arial" w:eastAsia="Arial" w:hAnsi="Arial"/>
+          <w:sz w:val="22"/>
+          <w:szCs w:val="22"/>
+        </w:rPr>
+        <w:t xml:space="preserve">, </w:t>
+      </w:r>
+      <w:r>
+        <w:rPr>
+          <w:rFonts w:ascii="Arial" w:cs="Arial" w:eastAsia="Arial" w:hAnsi="Arial"/>
+          <w:b/>
+          <w:bCs/>
+          <w:sz w:val="22"/>
+          <w:szCs w:val="22"/>
+        </w:rPr>
+        <w:t xml:space="preserve">Finish &amp; see results</w:t>
+      </w:r>
+      <w:r>
+        <w:rPr>
+          <w:rFonts w:ascii="Arial" w:cs="Arial" w:eastAsia="Arial" w:hAnsi="Arial"/>
+          <w:sz w:val="22"/>
+          <w:szCs w:val="22"/>
+        </w:rPr>
+        <w:t xml:space="preserve"> and </w:t>
+      </w:r>
+      <w:r>
+        <w:rPr>
+          <w:rFonts w:ascii="Arial" w:cs="Arial" w:eastAsia="Arial" w:hAnsi="Arial"/>
+          <w:b/>
+          <w:bCs/>
+          <w:sz w:val="22"/>
+          <w:szCs w:val="22"/>
+        </w:rPr>
+        <w:t xml:space="preserve">📄 Save marked paper as PDF</w:t>
+      </w:r>
+      <w:r>
+        <w:rPr>
+          <w:rFonts w:ascii="Arial" w:cs="Arial" w:eastAsia="Arial" w:hAnsi="Arial"/>
+          <w:sz w:val="22"/>
+          <w:szCs w:val="22"/>
+        </w:rPr>
+        <w:t xml:space="preserve">. The voice is your device's Italian text-to-speech, not a recording.</w:t>
+      </w:r>
+    </w:p>
+    <w:p>
+      <w:pPr>
+        <w:pStyle w:val="ListParagraph"/>
+        <w:numPr>
+          <w:ilvl w:val="0"/>
+          <w:numId w:val="2"/>
+        </w:numPr>
+        <w:spacing w:after="60" w:line="276"/>
+      </w:pPr>
+      <w:r>
+        <w:rPr>
+          <w:rFonts w:ascii="Arial" w:cs="Arial" w:eastAsia="Arial" w:hAnsi="Arial"/>
+          <w:sz w:val="22"/>
+          <w:szCs w:val="22"/>
+        </w:rPr>
+        <w:t xml:space="preserve"/>
+      </w:r>
+      <w:r>
+        <w:rPr>
+          <w:rFonts w:ascii="Arial" w:cs="Arial" w:eastAsia="Arial" w:hAnsi="Arial"/>
+          <w:b/>
+          <w:bCs/>
+          <w:sz w:val="22"/>
+          <w:szCs w:val="22"/>
+        </w:rPr>
+        <w:t xml:space="preserve">Class sheet</w:t>
+      </w:r>
+      <w:r>
+        <w:rPr>
+          <w:rFonts w:ascii="Arial" w:cs="Arial" w:eastAsia="Arial" w:hAnsi="Arial"/>
+          <w:sz w:val="22"/>
+          <w:szCs w:val="22"/>
+        </w:rPr>
+        <w:t xml:space="preserve"> (a </w:t>
+      </w:r>
+      <w:r>
+        <w:rPr>
+          <w:rFonts w:ascii="Arial" w:cs="Arial" w:eastAsia="Arial" w:hAnsi="Arial"/>
+          <w:b/>
+          <w:bCs/>
+          <w:sz w:val="22"/>
+          <w:szCs w:val="22"/>
+        </w:rPr>
+        <w:t xml:space="preserve">CLI</w:t>
+      </w:r>
+      <w:r>
+        <w:rPr>
+          <w:rFonts w:ascii="Arial" w:cs="Arial" w:eastAsia="Arial" w:hAnsi="Arial"/>
+          <w:sz w:val="22"/>
+          <w:szCs w:val="22"/>
+        </w:rPr>
+        <w:t xml:space="preserve"> code or link from AP): your teacher plays the recording and you see the questions only. Press </w:t>
+      </w:r>
+      <w:r>
+        <w:rPr>
+          <w:rFonts w:ascii="Arial" w:cs="Arial" w:eastAsia="Arial" w:hAnsi="Arial"/>
+          <w:b/>
+          <w:bCs/>
+          <w:sz w:val="22"/>
+          <w:szCs w:val="22"/>
+        </w:rPr>
+        <w:t xml:space="preserve">🔒 Lock in my answers and see my mark</w:t>
+      </w:r>
+      <w:r>
+        <w:rPr>
+          <w:rFonts w:ascii="Arial" w:cs="Arial" w:eastAsia="Arial" w:hAnsi="Arial"/>
+          <w:sz w:val="22"/>
+          <w:szCs w:val="22"/>
+        </w:rPr>
+        <w:t xml:space="preserve"> at the end.</w:t>
+      </w:r>
+    </w:p>
+    <w:tbl>
+      <w:tblPr>
+        <w:tblW w:type="dxa" w:w="9638"/>
+        <w:tblBorders>
+          <w:top w:val="single" w:color="auto" w:sz="4"/>
+          <w:left w:val="single" w:color="auto" w:sz="4"/>
+          <w:bottom w:val="single" w:color="auto" w:sz="4"/>
+          <w:right w:val="single" w:color="auto" w:sz="4"/>
+          <w:insideH w:val="single" w:color="auto" w:sz="4"/>
+          <w:insideV w:val="single" w:color="auto" w:sz="4"/>
+        </w:tblBorders>
+      </w:tblPr>
+      <w:tblGrid>
+        <w:gridCol w:w="9638"/>
+      </w:tblGrid>
+      <w:tr>
+        <w:trPr>
+          <w:cantSplit/>
+        </w:trPr>
+        <w:tc>
+          <w:tcPr>
+            <w:tcW w:type="dxa" w:w="9638"/>
+            <w:tcBorders>
+              <w:top w:val="none" w:color="FFFFFF" w:sz="0"/>
+              <w:left w:val="single" w:color="1F3864" w:sz="24"/>
+              <w:bottom w:val="none" w:color="FFFFFF" w:sz="0"/>
+              <w:right w:val="none" w:color="FFFFFF" w:sz="0"/>
+            </w:tcBorders>
+            <w:shd w:fill="FFF1D6" w:color="auto" w:val="clear"/>
+            <w:tcMar>
+              <w:top w:type="dxa" w:w="100"/>
+              <w:left w:type="dxa" w:w="160"/>
+              <w:bottom w:type="dxa" w:w="100"/>
+              <w:right w:type="dxa" w:w="140"/>
+            </w:tcMar>
+          </w:tcPr>
+          <w:p>
+            <w:pPr>
+              <w:spacing w:after="40"/>
+            </w:pPr>
+            <w:r>
+              <w:rPr>
+                <w:rFonts w:ascii="Arial" w:cs="Arial" w:eastAsia="Arial" w:hAnsi="Arial"/>
+                <w:b/>
+                <w:bCs/>
+                <w:color w:val="1F3864"/>
+                <w:sz w:val="21"/>
+                <w:szCs w:val="21"/>
+              </w:rPr>
+              <w:t xml:space="preserve">Careful  </w:t>
+            </w:r>
+            <w:r>
+              <w:rPr>
+                <w:rFonts w:ascii="Arial" w:cs="Arial" w:eastAsia="Arial" w:hAnsi="Arial"/>
+                <w:sz w:val="21"/>
+                <w:szCs w:val="21"/>
+              </w:rPr>
+              <w:t xml:space="preserve">Questions 1 to 14 use pictures in the real exam. Here they are replaced by </w:t>
+            </w:r>
+            <w:r>
+              <w:rPr>
+                <w:rFonts w:ascii="Arial" w:cs="Arial" w:eastAsia="Arial" w:hAnsi="Arial"/>
+                <w:b/>
+                <w:bCs/>
+                <w:sz w:val="21"/>
+                <w:szCs w:val="21"/>
+              </w:rPr>
+              <w:t xml:space="preserve">English word options</w:t>
+            </w:r>
+            <w:r>
+              <w:rPr>
+                <w:rFonts w:ascii="Arial" w:cs="Arial" w:eastAsia="Arial" w:hAnsi="Arial"/>
+                <w:sz w:val="21"/>
+                <w:szCs w:val="21"/>
+              </w:rPr>
+              <w:t xml:space="preserve">. The real exam plays each passage twice. Here you get </w:t>
+            </w:r>
+            <w:r>
+              <w:rPr>
+                <w:rFonts w:ascii="Arial" w:cs="Arial" w:eastAsia="Arial" w:hAnsi="Arial"/>
+                <w:b/>
+                <w:bCs/>
+                <w:sz w:val="21"/>
+                <w:szCs w:val="21"/>
+              </w:rPr>
+              <w:t xml:space="preserve">one play and one replay</w:t>
+            </w:r>
+            <w:r>
+              <w:rPr>
+                <w:rFonts w:ascii="Arial" w:cs="Arial" w:eastAsia="Arial" w:hAnsi="Arial"/>
+                <w:sz w:val="21"/>
+                <w:szCs w:val="21"/>
+              </w:rPr>
+              <w:t xml:space="preserve">.</w:t>
+            </w:r>
+          </w:p>
+        </w:tc>
+      </w:tr>
+    </w:tbl>
+    <w:p>
+      <w:pPr>
+        <w:spacing w:after="100"/>
+      </w:pPr>
+    </w:p>
+    <w:tbl>
+      <w:tblPr>
+        <w:tblW w:type="dxa" w:w="9638"/>
+        <w:tblBorders>
+          <w:top w:val="single" w:color="auto" w:sz="4"/>
+          <w:left w:val="single" w:color="auto" w:sz="4"/>
+          <w:bottom w:val="single" w:color="auto" w:sz="4"/>
+          <w:right w:val="single" w:color="auto" w:sz="4"/>
+          <w:insideH w:val="single" w:color="auto" w:sz="4"/>
+          <w:insideV w:val="single" w:color="auto" w:sz="4"/>
+        </w:tblBorders>
+      </w:tblPr>
+      <w:tblGrid>
+        <w:gridCol w:w="1900"/>
+        <w:gridCol w:w="5738"/>
+        <w:gridCol w:w="2000"/>
+      </w:tblGrid>
+      <w:tr>
+        <w:trPr>
+          <w:tblHeader/>
+        </w:trPr>
+        <w:tc>
+          <w:tcPr>
+            <w:tcW w:type="dxa" w:w="1900"/>
+            <w:tcBorders>
+              <w:top w:val="single" w:color="B7C3D9" w:sz="4"/>
+              <w:left w:val="single" w:color="B7C3D9" w:sz="4"/>
+              <w:bottom w:val="single" w:color="B7C3D9" w:sz="4"/>
+              <w:right w:val="single" w:color="B7C3D9" w:sz="4"/>
+            </w:tcBorders>
+            <w:shd w:fill="1F3864" w:color="auto" w:val="clear"/>
+            <w:tcMar>
+              <w:top w:type="dxa" w:w="70"/>
+              <w:left w:type="dxa" w:w="110"/>
+              <w:bottom w:type="dxa" w:w="70"/>
+              <w:right w:type="dxa" w:w="110"/>
+            </w:tcMar>
+          </w:tcPr>
+          <w:p>
+            <w:pPr>
+              <w:spacing w:after="30"/>
+            </w:pPr>
+            <w:r>
+              <w:rPr>
+                <w:rFonts w:ascii="Arial" w:cs="Arial" w:eastAsia="Arial" w:hAnsi="Arial"/>
+                <w:b/>
+                <w:bCs/>
+                <w:color w:val="FFFFFF"/>
+                <w:sz w:val="20"/>
+                <w:szCs w:val="20"/>
+              </w:rPr>
+              <w:t xml:space="preserve">Section</w:t>
+            </w:r>
+          </w:p>
+        </w:tc>
+        <w:tc>
+          <w:tcPr>
+            <w:tcW w:type="dxa" w:w="5738"/>
+            <w:tcBorders>
+              <w:top w:val="single" w:color="B7C3D9" w:sz="4"/>
+              <w:left w:val="single" w:color="B7C3D9" w:sz="4"/>
+              <w:bottom w:val="single" w:color="B7C3D9" w:sz="4"/>
+              <w:right w:val="single" w:color="B7C3D9" w:sz="4"/>
+            </w:tcBorders>
+            <w:shd w:fill="1F3864" w:color="auto" w:val="clear"/>
+            <w:tcMar>
+              <w:top w:type="dxa" w:w="70"/>
+              <w:left w:type="dxa" w:w="110"/>
+              <w:bottom w:type="dxa" w:w="70"/>
+              <w:right w:type="dxa" w:w="110"/>
+            </w:tcMar>
+          </w:tcPr>
+          <w:p>
+            <w:pPr>
+              <w:spacing w:after="30"/>
+            </w:pPr>
+            <w:r>
+              <w:rPr>
+                <w:rFonts w:ascii="Arial" w:cs="Arial" w:eastAsia="Arial" w:hAnsi="Arial"/>
+                <w:b/>
+                <w:bCs/>
+                <w:color w:val="FFFFFF"/>
+                <w:sz w:val="20"/>
+                <w:szCs w:val="20"/>
+              </w:rPr>
+              <w:t xml:space="preserve">Question type</w:t>
+            </w:r>
+          </w:p>
+        </w:tc>
+        <w:tc>
+          <w:tcPr>
+            <w:tcW w:type="dxa" w:w="2000"/>
+            <w:tcBorders>
+              <w:top w:val="single" w:color="B7C3D9" w:sz="4"/>
+              <w:left w:val="single" w:color="B7C3D9" w:sz="4"/>
+              <w:bottom w:val="single" w:color="B7C3D9" w:sz="4"/>
+              <w:right w:val="single" w:color="B7C3D9" w:sz="4"/>
+            </w:tcBorders>
+            <w:shd w:fill="1F3864" w:color="auto" w:val="clear"/>
+            <w:tcMar>
+              <w:top w:type="dxa" w:w="70"/>
+              <w:left w:type="dxa" w:w="110"/>
+              <w:bottom w:type="dxa" w:w="70"/>
+              <w:right w:type="dxa" w:w="110"/>
+            </w:tcMar>
+          </w:tcPr>
+          <w:p>
+            <w:pPr>
+              <w:spacing w:after="30"/>
+            </w:pPr>
+            <w:r>
+              <w:rPr>
+                <w:rFonts w:ascii="Arial" w:cs="Arial" w:eastAsia="Arial" w:hAnsi="Arial"/>
+                <w:b/>
+                <w:bCs/>
+                <w:color w:val="FFFFFF"/>
+                <w:sz w:val="20"/>
+                <w:szCs w:val="20"/>
+              </w:rPr>
+              <w:t xml:space="preserve">Marks</w:t>
+            </w:r>
+          </w:p>
+        </w:tc>
+      </w:tr>
+      <w:tr>
+        <w:trPr>
+          <w:cantSplit/>
+        </w:trPr>
+        <w:tc>
+          <w:tcPr>
+            <w:tcW w:type="dxa" w:w="1900"/>
+            <w:tcBorders>
+              <w:top w:val="single" w:color="B7C3D9" w:sz="4"/>
+              <w:left w:val="single" w:color="B7C3D9" w:sz="4"/>
+              <w:bottom w:val="single" w:color="B7C3D9" w:sz="4"/>
+              <w:right w:val="single" w:color="B7C3D9" w:sz="4"/>
+            </w:tcBorders>
+            <w:tcMar>
+              <w:top w:type="dxa" w:w="70"/>
+              <w:left w:type="dxa" w:w="110"/>
+              <w:bottom w:type="dxa" w:w="70"/>
+              <w:right w:type="dxa" w:w="110"/>
+            </w:tcMar>
+          </w:tcPr>
+          <w:p>
+            <w:pPr>
+              <w:spacing w:after="30"/>
+            </w:pPr>
+            <w:r>
+              <w:rPr>
+                <w:rFonts w:ascii="Arial" w:cs="Arial" w:eastAsia="Arial" w:hAnsi="Arial"/>
+                <w:sz w:val="20"/>
+                <w:szCs w:val="20"/>
+              </w:rPr>
+              <w:t xml:space="preserve">Domande 1–8</w:t>
+            </w:r>
+          </w:p>
+        </w:tc>
+        <w:tc>
+          <w:tcPr>
+            <w:tcW w:type="dxa" w:w="5738"/>
+            <w:tcBorders>
+              <w:top w:val="single" w:color="B7C3D9" w:sz="4"/>
+              <w:left w:val="single" w:color="B7C3D9" w:sz="4"/>
+              <w:bottom w:val="single" w:color="B7C3D9" w:sz="4"/>
+              <w:right w:val="single" w:color="B7C3D9" w:sz="4"/>
+            </w:tcBorders>
+            <w:tcMar>
+              <w:top w:type="dxa" w:w="70"/>
+              <w:left w:type="dxa" w:w="110"/>
+              <w:bottom w:type="dxa" w:w="70"/>
+              <w:right w:type="dxa" w:w="110"/>
+            </w:tcMar>
+          </w:tcPr>
+          <w:p>
+            <w:pPr>
+              <w:spacing w:after="30"/>
+            </w:pPr>
+            <w:r>
+              <w:rPr>
+                <w:rFonts w:ascii="Arial" w:cs="Arial" w:eastAsia="Arial" w:hAnsi="Arial"/>
+                <w:sz w:val="20"/>
+                <w:szCs w:val="20"/>
+              </w:rPr>
+              <w:t xml:space="preserve">Short separate recordings, four English options A to D</w:t>
+            </w:r>
+          </w:p>
+        </w:tc>
+        <w:tc>
+          <w:tcPr>
+            <w:tcW w:type="dxa" w:w="2000"/>
+            <w:tcBorders>
+              <w:top w:val="single" w:color="B7C3D9" w:sz="4"/>
+              <w:left w:val="single" w:color="B7C3D9" w:sz="4"/>
+              <w:bottom w:val="single" w:color="B7C3D9" w:sz="4"/>
+              <w:right w:val="single" w:color="B7C3D9" w:sz="4"/>
+            </w:tcBorders>
+            <w:tcMar>
+              <w:top w:type="dxa" w:w="70"/>
+              <w:left w:type="dxa" w:w="110"/>
+              <w:bottom w:type="dxa" w:w="70"/>
+              <w:right w:type="dxa" w:w="110"/>
+            </w:tcMar>
+          </w:tcPr>
+          <w:p>
+            <w:pPr>
+              <w:spacing w:after="30"/>
+            </w:pPr>
+            <w:r>
+              <w:rPr>
+                <w:rFonts w:ascii="Arial" w:cs="Arial" w:eastAsia="Arial" w:hAnsi="Arial"/>
+                <w:sz w:val="20"/>
+                <w:szCs w:val="20"/>
+              </w:rPr>
+              <w:t xml:space="preserve">8</w:t>
+            </w:r>
+          </w:p>
+        </w:tc>
+      </w:tr>
+      <w:tr>
+        <w:trPr>
+          <w:cantSplit/>
+        </w:trPr>
+        <w:tc>
+          <w:tcPr>
+            <w:tcW w:type="dxa" w:w="1900"/>
+            <w:tcBorders>
+              <w:top w:val="single" w:color="B7C3D9" w:sz="4"/>
+              <w:left w:val="single" w:color="B7C3D9" w:sz="4"/>
+              <w:bottom w:val="single" w:color="B7C3D9" w:sz="4"/>
+              <w:right w:val="single" w:color="B7C3D9" w:sz="4"/>
+            </w:tcBorders>
+            <w:shd w:fill="F3F6FB" w:color="auto" w:val="clear"/>
+            <w:tcMar>
+              <w:top w:type="dxa" w:w="70"/>
+              <w:left w:type="dxa" w:w="110"/>
+              <w:bottom w:type="dxa" w:w="70"/>
+              <w:right w:type="dxa" w:w="110"/>
+            </w:tcMar>
+          </w:tcPr>
+          <w:p>
+            <w:pPr>
+              <w:spacing w:after="30"/>
+            </w:pPr>
+            <w:r>
+              <w:rPr>
+                <w:rFonts w:ascii="Arial" w:cs="Arial" w:eastAsia="Arial" w:hAnsi="Arial"/>
+                <w:sz w:val="20"/>
+                <w:szCs w:val="20"/>
+              </w:rPr>
+              <w:t xml:space="preserve">Domande 9–14</w:t>
+            </w:r>
+          </w:p>
+        </w:tc>
+        <w:tc>
+          <w:tcPr>
+            <w:tcW w:type="dxa" w:w="5738"/>
+            <w:tcBorders>
+              <w:top w:val="single" w:color="B7C3D9" w:sz="4"/>
+              <w:left w:val="single" w:color="B7C3D9" w:sz="4"/>
+              <w:bottom w:val="single" w:color="B7C3D9" w:sz="4"/>
+              <w:right w:val="single" w:color="B7C3D9" w:sz="4"/>
+            </w:tcBorders>
+            <w:shd w:fill="F3F6FB" w:color="auto" w:val="clear"/>
+            <w:tcMar>
+              <w:top w:type="dxa" w:w="70"/>
+              <w:left w:type="dxa" w:w="110"/>
+              <w:bottom w:type="dxa" w:w="70"/>
+              <w:right w:type="dxa" w:w="110"/>
+            </w:tcMar>
+          </w:tcPr>
+          <w:p>
+            <w:pPr>
+              <w:spacing w:after="30"/>
+            </w:pPr>
+            <w:r>
+              <w:rPr>
+                <w:rFonts w:ascii="Arial" w:cs="Arial" w:eastAsia="Arial" w:hAnsi="Arial"/>
+                <w:sz w:val="20"/>
+                <w:szCs w:val="20"/>
+              </w:rPr>
+              <w:t xml:space="preserve">Multiple choice</w:t>
+            </w:r>
+          </w:p>
+        </w:tc>
+        <w:tc>
+          <w:tcPr>
+            <w:tcW w:type="dxa" w:w="2000"/>
+            <w:tcBorders>
+              <w:top w:val="single" w:color="B7C3D9" w:sz="4"/>
+              <w:left w:val="single" w:color="B7C3D9" w:sz="4"/>
+              <w:bottom w:val="single" w:color="B7C3D9" w:sz="4"/>
+              <w:right w:val="single" w:color="B7C3D9" w:sz="4"/>
+            </w:tcBorders>
+            <w:shd w:fill="F3F6FB" w:color="auto" w:val="clear"/>
+            <w:tcMar>
+              <w:top w:type="dxa" w:w="70"/>
+              <w:left w:type="dxa" w:w="110"/>
+              <w:bottom w:type="dxa" w:w="70"/>
+              <w:right w:type="dxa" w:w="110"/>
+            </w:tcMar>
+          </w:tcPr>
+          <w:p>
+            <w:pPr>
+              <w:spacing w:after="30"/>
+            </w:pPr>
+            <w:r>
+              <w:rPr>
+                <w:rFonts w:ascii="Arial" w:cs="Arial" w:eastAsia="Arial" w:hAnsi="Arial"/>
+                <w:sz w:val="20"/>
+                <w:szCs w:val="20"/>
+              </w:rPr>
+              <w:t xml:space="preserve">6</w:t>
+            </w:r>
+          </w:p>
+        </w:tc>
+      </w:tr>
+      <w:tr>
+        <w:trPr>
+          <w:cantSplit/>
+        </w:trPr>
+        <w:tc>
+          <w:tcPr>
+            <w:tcW w:type="dxa" w:w="1900"/>
+            <w:tcBorders>
+              <w:top w:val="single" w:color="B7C3D9" w:sz="4"/>
+              <w:left w:val="single" w:color="B7C3D9" w:sz="4"/>
+              <w:bottom w:val="single" w:color="B7C3D9" w:sz="4"/>
+              <w:right w:val="single" w:color="B7C3D9" w:sz="4"/>
+            </w:tcBorders>
+            <w:tcMar>
+              <w:top w:type="dxa" w:w="70"/>
+              <w:left w:type="dxa" w:w="110"/>
+              <w:bottom w:type="dxa" w:w="70"/>
+              <w:right w:type="dxa" w:w="110"/>
+            </w:tcMar>
+          </w:tcPr>
+          <w:p>
+            <w:pPr>
+              <w:spacing w:after="30"/>
+            </w:pPr>
+            <w:r>
+              <w:rPr>
+                <w:rFonts w:ascii="Arial" w:cs="Arial" w:eastAsia="Arial" w:hAnsi="Arial"/>
+                <w:sz w:val="20"/>
+                <w:szCs w:val="20"/>
+              </w:rPr>
+              <w:t xml:space="preserve">Domande 15–19</w:t>
+            </w:r>
+          </w:p>
+        </w:tc>
+        <w:tc>
+          <w:tcPr>
+            <w:tcW w:type="dxa" w:w="5738"/>
+            <w:tcBorders>
+              <w:top w:val="single" w:color="B7C3D9" w:sz="4"/>
+              <w:left w:val="single" w:color="B7C3D9" w:sz="4"/>
+              <w:bottom w:val="single" w:color="B7C3D9" w:sz="4"/>
+              <w:right w:val="single" w:color="B7C3D9" w:sz="4"/>
+            </w:tcBorders>
+            <w:tcMar>
+              <w:top w:type="dxa" w:w="70"/>
+              <w:left w:type="dxa" w:w="110"/>
+              <w:bottom w:type="dxa" w:w="70"/>
+              <w:right w:type="dxa" w:w="110"/>
+            </w:tcMar>
+          </w:tcPr>
+          <w:p>
+            <w:pPr>
+              <w:spacing w:after="30"/>
+            </w:pPr>
+            <w:r>
+              <w:rPr>
+                <w:rFonts w:ascii="Arial" w:cs="Arial" w:eastAsia="Arial" w:hAnsi="Arial"/>
+                <w:sz w:val="20"/>
+                <w:szCs w:val="20"/>
+              </w:rPr>
+              <w:t xml:space="preserve">Matching: five items to statements A to F (drop-downs)</w:t>
+            </w:r>
+          </w:p>
+        </w:tc>
+        <w:tc>
+          <w:tcPr>
+            <w:tcW w:type="dxa" w:w="2000"/>
+            <w:tcBorders>
+              <w:top w:val="single" w:color="B7C3D9" w:sz="4"/>
+              <w:left w:val="single" w:color="B7C3D9" w:sz="4"/>
+              <w:bottom w:val="single" w:color="B7C3D9" w:sz="4"/>
+              <w:right w:val="single" w:color="B7C3D9" w:sz="4"/>
+            </w:tcBorders>
+            <w:tcMar>
+              <w:top w:type="dxa" w:w="70"/>
+              <w:left w:type="dxa" w:w="110"/>
+              <w:bottom w:type="dxa" w:w="70"/>
+              <w:right w:type="dxa" w:w="110"/>
+            </w:tcMar>
+          </w:tcPr>
+          <w:p>
+            <w:pPr>
+              <w:spacing w:after="30"/>
+            </w:pPr>
+            <w:r>
+              <w:rPr>
+                <w:rFonts w:ascii="Arial" w:cs="Arial" w:eastAsia="Arial" w:hAnsi="Arial"/>
+                <w:sz w:val="20"/>
+                <w:szCs w:val="20"/>
+              </w:rPr>
+              <w:t xml:space="preserve">5</w:t>
+            </w:r>
+          </w:p>
+        </w:tc>
+      </w:tr>
+      <w:tr>
+        <w:trPr>
+          <w:cantSplit/>
+        </w:trPr>
+        <w:tc>
+          <w:tcPr>
+            <w:tcW w:type="dxa" w:w="1900"/>
+            <w:tcBorders>
+              <w:top w:val="single" w:color="B7C3D9" w:sz="4"/>
+              <w:left w:val="single" w:color="B7C3D9" w:sz="4"/>
+              <w:bottom w:val="single" w:color="B7C3D9" w:sz="4"/>
+              <w:right w:val="single" w:color="B7C3D9" w:sz="4"/>
+            </w:tcBorders>
+            <w:shd w:fill="F3F6FB" w:color="auto" w:val="clear"/>
+            <w:tcMar>
+              <w:top w:type="dxa" w:w="70"/>
+              <w:left w:type="dxa" w:w="110"/>
+              <w:bottom w:type="dxa" w:w="70"/>
+              <w:right w:type="dxa" w:w="110"/>
+            </w:tcMar>
+          </w:tcPr>
+          <w:p>
+            <w:pPr>
+              <w:spacing w:after="30"/>
+            </w:pPr>
+            <w:r>
+              <w:rPr>
+                <w:rFonts w:ascii="Arial" w:cs="Arial" w:eastAsia="Arial" w:hAnsi="Arial"/>
+                <w:sz w:val="20"/>
+                <w:szCs w:val="20"/>
+              </w:rPr>
+              <w:t xml:space="preserve">Domande 20–24</w:t>
+            </w:r>
+          </w:p>
+        </w:tc>
+        <w:tc>
+          <w:tcPr>
+            <w:tcW w:type="dxa" w:w="5738"/>
+            <w:tcBorders>
+              <w:top w:val="single" w:color="B7C3D9" w:sz="4"/>
+              <w:left w:val="single" w:color="B7C3D9" w:sz="4"/>
+              <w:bottom w:val="single" w:color="B7C3D9" w:sz="4"/>
+              <w:right w:val="single" w:color="B7C3D9" w:sz="4"/>
+            </w:tcBorders>
+            <w:shd w:fill="F3F6FB" w:color="auto" w:val="clear"/>
+            <w:tcMar>
+              <w:top w:type="dxa" w:w="70"/>
+              <w:left w:type="dxa" w:w="110"/>
+              <w:bottom w:type="dxa" w:w="70"/>
+              <w:right w:type="dxa" w:w="110"/>
+            </w:tcMar>
+          </w:tcPr>
+          <w:p>
+            <w:pPr>
+              <w:spacing w:after="30"/>
+            </w:pPr>
+            <w:r>
+              <w:rPr>
+                <w:rFonts w:ascii="Arial" w:cs="Arial" w:eastAsia="Arial" w:hAnsi="Arial"/>
+                <w:sz w:val="20"/>
+                <w:szCs w:val="20"/>
+              </w:rPr>
+              <w:t xml:space="preserve">Multiple choice (interview 1)</w:t>
+            </w:r>
+          </w:p>
+        </w:tc>
+        <w:tc>
+          <w:tcPr>
+            <w:tcW w:type="dxa" w:w="2000"/>
+            <w:tcBorders>
+              <w:top w:val="single" w:color="B7C3D9" w:sz="4"/>
+              <w:left w:val="single" w:color="B7C3D9" w:sz="4"/>
+              <w:bottom w:val="single" w:color="B7C3D9" w:sz="4"/>
+              <w:right w:val="single" w:color="B7C3D9" w:sz="4"/>
+            </w:tcBorders>
+            <w:shd w:fill="F3F6FB" w:color="auto" w:val="clear"/>
+            <w:tcMar>
+              <w:top w:type="dxa" w:w="70"/>
+              <w:left w:type="dxa" w:w="110"/>
+              <w:bottom w:type="dxa" w:w="70"/>
+              <w:right w:type="dxa" w:w="110"/>
+            </w:tcMar>
+          </w:tcPr>
+          <w:p>
+            <w:pPr>
+              <w:spacing w:after="30"/>
+            </w:pPr>
+            <w:r>
+              <w:rPr>
+                <w:rFonts w:ascii="Arial" w:cs="Arial" w:eastAsia="Arial" w:hAnsi="Arial"/>
+                <w:sz w:val="20"/>
+                <w:szCs w:val="20"/>
+              </w:rPr>
+              <w:t xml:space="preserve">5</w:t>
+            </w:r>
+          </w:p>
+        </w:tc>
+      </w:tr>
+      <w:tr>
+        <w:trPr>
+          <w:cantSplit/>
+        </w:trPr>
+        <w:tc>
+          <w:tcPr>
+            <w:tcW w:type="dxa" w:w="1900"/>
+            <w:tcBorders>
+              <w:top w:val="single" w:color="B7C3D9" w:sz="4"/>
+              <w:left w:val="single" w:color="B7C3D9" w:sz="4"/>
+              <w:bottom w:val="single" w:color="B7C3D9" w:sz="4"/>
+              <w:right w:val="single" w:color="B7C3D9" w:sz="4"/>
+            </w:tcBorders>
+            <w:tcMar>
+              <w:top w:type="dxa" w:w="70"/>
+              <w:left w:type="dxa" w:w="110"/>
+              <w:bottom w:type="dxa" w:w="70"/>
+              <w:right w:type="dxa" w:w="110"/>
+            </w:tcMar>
+          </w:tcPr>
+          <w:p>
+            <w:pPr>
+              <w:spacing w:after="30"/>
+            </w:pPr>
+            <w:r>
+              <w:rPr>
+                <w:rFonts w:ascii="Arial" w:cs="Arial" w:eastAsia="Arial" w:hAnsi="Arial"/>
+                <w:sz w:val="20"/>
+                <w:szCs w:val="20"/>
+              </w:rPr>
+              <w:t xml:space="preserve">Domande 25–28</w:t>
+            </w:r>
+          </w:p>
+        </w:tc>
+        <w:tc>
+          <w:tcPr>
+            <w:tcW w:type="dxa" w:w="5738"/>
+            <w:tcBorders>
+              <w:top w:val="single" w:color="B7C3D9" w:sz="4"/>
+              <w:left w:val="single" w:color="B7C3D9" w:sz="4"/>
+              <w:bottom w:val="single" w:color="B7C3D9" w:sz="4"/>
+              <w:right w:val="single" w:color="B7C3D9" w:sz="4"/>
+            </w:tcBorders>
+            <w:tcMar>
+              <w:top w:type="dxa" w:w="70"/>
+              <w:left w:type="dxa" w:w="110"/>
+              <w:bottom w:type="dxa" w:w="70"/>
+              <w:right w:type="dxa" w:w="110"/>
+            </w:tcMar>
+          </w:tcPr>
+          <w:p>
+            <w:pPr>
+              <w:spacing w:after="30"/>
+            </w:pPr>
+            <w:r>
+              <w:rPr>
+                <w:rFonts w:ascii="Arial" w:cs="Arial" w:eastAsia="Arial" w:hAnsi="Arial"/>
+                <w:sz w:val="20"/>
+                <w:szCs w:val="20"/>
+              </w:rPr>
+              <w:t xml:space="preserve">Multiple choice (interview 2)</w:t>
+            </w:r>
+          </w:p>
+        </w:tc>
+        <w:tc>
+          <w:tcPr>
+            <w:tcW w:type="dxa" w:w="2000"/>
+            <w:tcBorders>
+              <w:top w:val="single" w:color="B7C3D9" w:sz="4"/>
+              <w:left w:val="single" w:color="B7C3D9" w:sz="4"/>
+              <w:bottom w:val="single" w:color="B7C3D9" w:sz="4"/>
+              <w:right w:val="single" w:color="B7C3D9" w:sz="4"/>
+            </w:tcBorders>
+            <w:tcMar>
+              <w:top w:type="dxa" w:w="70"/>
+              <w:left w:type="dxa" w:w="110"/>
+              <w:bottom w:type="dxa" w:w="70"/>
+              <w:right w:type="dxa" w:w="110"/>
+            </w:tcMar>
+          </w:tcPr>
+          <w:p>
+            <w:pPr>
+              <w:spacing w:after="30"/>
+            </w:pPr>
+            <w:r>
+              <w:rPr>
+                <w:rFonts w:ascii="Arial" w:cs="Arial" w:eastAsia="Arial" w:hAnsi="Arial"/>
+                <w:sz w:val="20"/>
+                <w:szCs w:val="20"/>
+              </w:rPr>
+              <w:t xml:space="preserve">4</w:t>
+            </w:r>
+          </w:p>
+        </w:tc>
+      </w:tr>
+      <w:tr>
+        <w:trPr>
+          <w:cantSplit/>
+        </w:trPr>
+        <w:tc>
+          <w:tcPr>
+            <w:tcW w:type="dxa" w:w="1900"/>
+            <w:tcBorders>
+              <w:top w:val="single" w:color="B7C3D9" w:sz="4"/>
+              <w:left w:val="single" w:color="B7C3D9" w:sz="4"/>
+              <w:bottom w:val="single" w:color="B7C3D9" w:sz="4"/>
+              <w:right w:val="single" w:color="B7C3D9" w:sz="4"/>
+            </w:tcBorders>
+            <w:shd w:fill="F3F6FB" w:color="auto" w:val="clear"/>
+            <w:tcMar>
+              <w:top w:type="dxa" w:w="70"/>
+              <w:left w:type="dxa" w:w="110"/>
+              <w:bottom w:type="dxa" w:w="70"/>
+              <w:right w:type="dxa" w:w="110"/>
+            </w:tcMar>
+          </w:tcPr>
+          <w:p>
+            <w:pPr>
+              <w:spacing w:after="30"/>
+            </w:pPr>
+            <w:r>
+              <w:rPr>
+                <w:rFonts w:ascii="Arial" w:cs="Arial" w:eastAsia="Arial" w:hAnsi="Arial"/>
+                <w:sz w:val="20"/>
+                <w:szCs w:val="20"/>
+              </w:rPr>
+              <w:t xml:space="preserve">Domande 29–34</w:t>
+            </w:r>
+          </w:p>
+        </w:tc>
+        <w:tc>
+          <w:tcPr>
+            <w:tcW w:type="dxa" w:w="5738"/>
+            <w:tcBorders>
+              <w:top w:val="single" w:color="B7C3D9" w:sz="4"/>
+              <w:left w:val="single" w:color="B7C3D9" w:sz="4"/>
+              <w:bottom w:val="single" w:color="B7C3D9" w:sz="4"/>
+              <w:right w:val="single" w:color="B7C3D9" w:sz="4"/>
+            </w:tcBorders>
+            <w:shd w:fill="F3F6FB" w:color="auto" w:val="clear"/>
+            <w:tcMar>
+              <w:top w:type="dxa" w:w="70"/>
+              <w:left w:type="dxa" w:w="110"/>
+              <w:bottom w:type="dxa" w:w="70"/>
+              <w:right w:type="dxa" w:w="110"/>
+            </w:tcMar>
+          </w:tcPr>
+          <w:p>
+            <w:pPr>
+              <w:spacing w:after="30"/>
+            </w:pPr>
+            <w:r>
+              <w:rPr>
+                <w:rFonts w:ascii="Arial" w:cs="Arial" w:eastAsia="Arial" w:hAnsi="Arial"/>
+                <w:sz w:val="20"/>
+                <w:szCs w:val="20"/>
+              </w:rPr>
+              <w:t xml:space="preserve">Multiple choice (conversation)</w:t>
+            </w:r>
+          </w:p>
+        </w:tc>
+        <w:tc>
+          <w:tcPr>
+            <w:tcW w:type="dxa" w:w="2000"/>
+            <w:tcBorders>
+              <w:top w:val="single" w:color="B7C3D9" w:sz="4"/>
+              <w:left w:val="single" w:color="B7C3D9" w:sz="4"/>
+              <w:bottom w:val="single" w:color="B7C3D9" w:sz="4"/>
+              <w:right w:val="single" w:color="B7C3D9" w:sz="4"/>
+            </w:tcBorders>
+            <w:shd w:fill="F3F6FB" w:color="auto" w:val="clear"/>
+            <w:tcMar>
+              <w:top w:type="dxa" w:w="70"/>
+              <w:left w:type="dxa" w:w="110"/>
+              <w:bottom w:type="dxa" w:w="70"/>
+              <w:right w:type="dxa" w:w="110"/>
+            </w:tcMar>
+          </w:tcPr>
+          <w:p>
+            <w:pPr>
+              <w:spacing w:after="30"/>
+            </w:pPr>
+            <w:r>
+              <w:rPr>
+                <w:rFonts w:ascii="Arial" w:cs="Arial" w:eastAsia="Arial" w:hAnsi="Arial"/>
+                <w:sz w:val="20"/>
+                <w:szCs w:val="20"/>
+              </w:rPr>
+              <w:t xml:space="preserve">6</w:t>
+            </w:r>
+          </w:p>
+        </w:tc>
+      </w:tr>
+      <w:tr>
+        <w:trPr>
+          <w:cantSplit/>
+        </w:trPr>
+        <w:tc>
+          <w:tcPr>
+            <w:tcW w:type="dxa" w:w="1900"/>
+            <w:tcBorders>
+              <w:top w:val="single" w:color="B7C3D9" w:sz="4"/>
+              <w:left w:val="single" w:color="B7C3D9" w:sz="4"/>
+              <w:bottom w:val="single" w:color="B7C3D9" w:sz="4"/>
+              <w:right w:val="single" w:color="B7C3D9" w:sz="4"/>
+            </w:tcBorders>
+            <w:tcMar>
+              <w:top w:type="dxa" w:w="70"/>
+              <w:left w:type="dxa" w:w="110"/>
+              <w:bottom w:type="dxa" w:w="70"/>
+              <w:right w:type="dxa" w:w="110"/>
+            </w:tcMar>
+          </w:tcPr>
+          <w:p>
+            <w:pPr>
+              <w:spacing w:after="30"/>
+            </w:pPr>
+            <w:r>
+              <w:rPr>
+                <w:rFonts w:ascii="Arial" w:cs="Arial" w:eastAsia="Arial" w:hAnsi="Arial"/>
+                <w:sz w:val="20"/>
+                <w:szCs w:val="20"/>
+              </w:rPr>
+              <w:t xml:space="preserve">Domande 35–37</w:t>
+            </w:r>
+          </w:p>
+        </w:tc>
+        <w:tc>
+          <w:tcPr>
+            <w:tcW w:type="dxa" w:w="5738"/>
+            <w:tcBorders>
+              <w:top w:val="single" w:color="B7C3D9" w:sz="4"/>
+              <w:left w:val="single" w:color="B7C3D9" w:sz="4"/>
+              <w:bottom w:val="single" w:color="B7C3D9" w:sz="4"/>
+              <w:right w:val="single" w:color="B7C3D9" w:sz="4"/>
+            </w:tcBorders>
+            <w:tcMar>
+              <w:top w:type="dxa" w:w="70"/>
+              <w:left w:type="dxa" w:w="110"/>
+              <w:bottom w:type="dxa" w:w="70"/>
+              <w:right w:type="dxa" w:w="110"/>
+            </w:tcMar>
+          </w:tcPr>
+          <w:p>
+            <w:pPr>
+              <w:spacing w:after="30"/>
+            </w:pPr>
+            <w:r>
+              <w:rPr>
+                <w:rFonts w:ascii="Arial" w:cs="Arial" w:eastAsia="Arial" w:hAnsi="Arial"/>
+                <w:sz w:val="20"/>
+                <w:szCs w:val="20"/>
+              </w:rPr>
+              <w:t xml:space="preserve">Choose the two true statements from A to E (2 marks each; 1 mark per correct box)</w:t>
+            </w:r>
+          </w:p>
+        </w:tc>
+        <w:tc>
+          <w:tcPr>
+            <w:tcW w:type="dxa" w:w="2000"/>
+            <w:tcBorders>
+              <w:top w:val="single" w:color="B7C3D9" w:sz="4"/>
+              <w:left w:val="single" w:color="B7C3D9" w:sz="4"/>
+              <w:bottom w:val="single" w:color="B7C3D9" w:sz="4"/>
+              <w:right w:val="single" w:color="B7C3D9" w:sz="4"/>
+            </w:tcBorders>
+            <w:tcMar>
+              <w:top w:type="dxa" w:w="70"/>
+              <w:left w:type="dxa" w:w="110"/>
+              <w:bottom w:type="dxa" w:w="70"/>
+              <w:right w:type="dxa" w:w="110"/>
+            </w:tcMar>
+          </w:tcPr>
+          <w:p>
+            <w:pPr>
+              <w:spacing w:after="30"/>
+            </w:pPr>
+            <w:r>
+              <w:rPr>
+                <w:rFonts w:ascii="Arial" w:cs="Arial" w:eastAsia="Arial" w:hAnsi="Arial"/>
+                <w:sz w:val="20"/>
+                <w:szCs w:val="20"/>
+              </w:rPr>
+              <w:t xml:space="preserve">6</w:t>
+            </w:r>
+          </w:p>
+        </w:tc>
+      </w:tr>
+    </w:tbl>
+    <w:p>
+      <w:pPr>
+        <w:spacing w:after="120"/>
       </w:pPr>
     </w:p>
     <w:p>
@@ -19213,43 +22169,79 @@
           <w:sz w:val="22"/>
           <w:szCs w:val="22"/>
         </w:rPr>
-        <w:t xml:space="preserve"/>
-      </w:r>
-      <w:r>
-        <w:rPr>
-          <w:rFonts w:ascii="Arial" w:cs="Arial" w:eastAsia="Arial" w:hAnsi="Arial"/>
-          <w:b/>
-          <w:bCs/>
-          <w:sz w:val="22"/>
-          <w:szCs w:val="22"/>
-        </w:rPr>
-        <w:t xml:space="preserve">"Want an AP grammar recap?"</w:t>
-      </w:r>
-      <w:r>
-        <w:rPr>
-          <w:rFonts w:ascii="Arial" w:cs="Arial" w:eastAsia="Arial" w:hAnsi="Arial"/>
-          <w:sz w:val="22"/>
-          <w:szCs w:val="22"/>
-        </w:rPr>
-        <w:t xml:space="preserve"> opens the recap for that chapter. It has a </w:t>
-      </w:r>
-      <w:r>
-        <w:rPr>
-          <w:rFonts w:ascii="Arial" w:cs="Arial" w:eastAsia="Arial" w:hAnsi="Arial"/>
-          <w:b/>
-          <w:bCs/>
-          <w:sz w:val="22"/>
-          <w:szCs w:val="22"/>
-        </w:rPr>
-        <w:t xml:space="preserve">🖨️ Print</w:t>
-      </w:r>
-      <w:r>
-        <w:rPr>
-          <w:rFonts w:ascii="Arial" w:cs="Arial" w:eastAsia="Arial" w:hAnsi="Arial"/>
-          <w:sz w:val="22"/>
-          <w:szCs w:val="22"/>
-        </w:rPr>
-        <w:t xml:space="preserve"> button.</w:t>
+        <w:t xml:space="preserve">Each chapter has an </w:t>
+      </w:r>
+      <w:r>
+        <w:rPr>
+          <w:rFonts w:ascii="Arial" w:cs="Arial" w:eastAsia="Arial" w:hAnsi="Arial"/>
+          <w:b/>
+          <w:bCs/>
+          <w:sz w:val="22"/>
+          <w:szCs w:val="22"/>
+        </w:rPr>
+        <w:t xml:space="preserve">AP grammar recap</w:t>
+      </w:r>
+      <w:r>
+        <w:rPr>
+          <w:rFonts w:ascii="Arial" w:cs="Arial" w:eastAsia="Arial" w:hAnsi="Arial"/>
+          <w:sz w:val="22"/>
+          <w:szCs w:val="22"/>
+        </w:rPr>
+        <w:t xml:space="preserve"> with a </w:t>
+      </w:r>
+      <w:r>
+        <w:rPr>
+          <w:rFonts w:ascii="Arial" w:cs="Arial" w:eastAsia="Arial" w:hAnsi="Arial"/>
+          <w:b/>
+          <w:bCs/>
+          <w:sz w:val="22"/>
+          <w:szCs w:val="22"/>
+        </w:rPr>
+        <w:t xml:space="preserve">Soon I will…</w:t>
+      </w:r>
+      <w:r>
+        <w:rPr>
+          <w:rFonts w:ascii="Arial" w:cs="Arial" w:eastAsia="Arial" w:hAnsi="Arial"/>
+          <w:sz w:val="22"/>
+          <w:szCs w:val="22"/>
+        </w:rPr>
+        <w:t xml:space="preserve"> box and a </w:t>
+      </w:r>
+      <w:r>
+        <w:rPr>
+          <w:rFonts w:ascii="Arial" w:cs="Arial" w:eastAsia="Arial" w:hAnsi="Arial"/>
+          <w:b/>
+          <w:bCs/>
+          <w:sz w:val="22"/>
+          <w:szCs w:val="22"/>
+        </w:rPr>
+        <w:t xml:space="preserve">Now I can…</w:t>
+      </w:r>
+      <w:r>
+        <w:rPr>
+          <w:rFonts w:ascii="Arial" w:cs="Arial" w:eastAsia="Arial" w:hAnsi="Arial"/>
+          <w:sz w:val="22"/>
+          <w:szCs w:val="22"/>
+        </w:rPr>
+        <w:t xml:space="preserve"> checklist (see </w:t>
+      </w:r>
+      <w:r>
+        <w:rPr>
+          <w:rFonts w:ascii="Arial" w:cs="Arial" w:eastAsia="Arial" w:hAnsi="Arial"/>
+          <w:b/>
+          <w:bCs/>
+          <w:sz w:val="22"/>
+          <w:szCs w:val="22"/>
+        </w:rPr>
+        <w:t xml:space="preserve">Grammar recaps and "Now I can" checklists</w:t>
+      </w:r>
+      <w:r>
+        <w:rPr>
+          <w:rFonts w:ascii="Arial" w:cs="Arial" w:eastAsia="Arial" w:hAnsi="Arial"/>
+          <w:sz w:val="22"/>
+          <w:szCs w:val="22"/>
+        </w:rPr>
+        <w:t xml:space="preserve"> below).</w:t>
       </w:r>
     </w:p>
     <w:p>
@@ -19321,7 +22313,25 @@
           <w:sz w:val="22"/>
           <w:szCs w:val="22"/>
         </w:rPr>
-        <w:t xml:space="preserve">.</w:t>
+        <w:t xml:space="preserve">. Then </w:t>
+      </w:r>
+      <w:r>
+        <w:rPr>
+          <w:rFonts w:ascii="Arial" w:cs="Arial" w:eastAsia="Arial" w:hAnsi="Arial"/>
+          <w:b/>
+          <w:bCs/>
+          <w:sz w:val="22"/>
+          <w:szCs w:val="22"/>
+        </w:rPr>
+        <w:t xml:space="preserve">📘 Recaps</w:t>
+      </w:r>
+      <w:r>
+        <w:rPr>
+          <w:rFonts w:ascii="Arial" w:cs="Arial" w:eastAsia="Arial" w:hAnsi="Arial"/>
+          <w:sz w:val="22"/>
+          <w:szCs w:val="22"/>
+        </w:rPr>
+        <w:t xml:space="preserve"> reads the recaps of your ticked chapters together.</w:t>
       </w:r>
     </w:p>
     <w:p>
@@ -19443,6 +22453,582 @@
           <w:szCs w:val="22"/>
         </w:rPr>
         <w:t xml:space="preserve"> (or Space or →) and mark.</w:t>
+      </w:r>
+    </w:p>
+    <w:p>
+      <w:pPr>
+        <w:pStyle w:val="Heading3"/>
+        <w:keepNext/>
+        <w:spacing w:after="80" w:before="220"/>
+      </w:pPr>
+      <w:r>
+        <w:rPr>
+          <w:rFonts w:ascii="Arial" w:cs="Arial" w:eastAsia="Arial" w:hAnsi="Arial"/>
+          <w:b/>
+          <w:bCs/>
+          <w:color w:val="2E5597"/>
+          <w:sz w:val="24"/>
+          <w:szCs w:val="24"/>
+        </w:rPr>
+        <w:t xml:space="preserve">Grammar recaps and "Now I can" checklists (IGCSE)</w:t>
+      </w:r>
+    </w:p>
+    <w:p>
+      <w:pPr>
+        <w:pStyle w:val="ListParagraph"/>
+        <w:numPr>
+          <w:ilvl w:val="0"/>
+          <w:numId w:val="2"/>
+        </w:numPr>
+        <w:spacing w:after="60" w:line="276"/>
+      </w:pPr>
+      <w:r>
+        <w:rPr>
+          <w:rFonts w:ascii="Arial" w:cs="Arial" w:eastAsia="Arial" w:hAnsi="Arial"/>
+          <w:sz w:val="22"/>
+          <w:szCs w:val="22"/>
+        </w:rPr>
+        <w:t xml:space="preserve">All </w:t>
+      </w:r>
+      <w:r>
+        <w:rPr>
+          <w:rFonts w:ascii="Arial" w:cs="Arial" w:eastAsia="Arial" w:hAnsi="Arial"/>
+          <w:b/>
+          <w:bCs/>
+          <w:sz w:val="22"/>
+          <w:szCs w:val="22"/>
+        </w:rPr>
+        <w:t xml:space="preserve">108 chapters</w:t>
+      </w:r>
+      <w:r>
+        <w:rPr>
+          <w:rFonts w:ascii="Arial" w:cs="Arial" w:eastAsia="Arial" w:hAnsi="Arial"/>
+          <w:sz w:val="22"/>
+          <w:szCs w:val="22"/>
+        </w:rPr>
+        <w:t xml:space="preserve"> (French 39, Italian 15, Spanish 54) have a recap with a </w:t>
+      </w:r>
+      <w:r>
+        <w:rPr>
+          <w:rFonts w:ascii="Arial" w:cs="Arial" w:eastAsia="Arial" w:hAnsi="Arial"/>
+          <w:b/>
+          <w:bCs/>
+          <w:sz w:val="22"/>
+          <w:szCs w:val="22"/>
+        </w:rPr>
+        <w:t xml:space="preserve">Soon I will…</w:t>
+      </w:r>
+      <w:r>
+        <w:rPr>
+          <w:rFonts w:ascii="Arial" w:cs="Arial" w:eastAsia="Arial" w:hAnsi="Arial"/>
+          <w:sz w:val="22"/>
+          <w:szCs w:val="22"/>
+        </w:rPr>
+        <w:t xml:space="preserve"> box and a </w:t>
+      </w:r>
+      <w:r>
+        <w:rPr>
+          <w:rFonts w:ascii="Arial" w:cs="Arial" w:eastAsia="Arial" w:hAnsi="Arial"/>
+          <w:b/>
+          <w:bCs/>
+          <w:sz w:val="22"/>
+          <w:szCs w:val="22"/>
+        </w:rPr>
+        <w:t xml:space="preserve">Now I can…</w:t>
+      </w:r>
+      <w:r>
+        <w:rPr>
+          <w:rFonts w:ascii="Arial" w:cs="Arial" w:eastAsia="Arial" w:hAnsi="Arial"/>
+          <w:sz w:val="22"/>
+          <w:szCs w:val="22"/>
+        </w:rPr>
+        <w:t xml:space="preserve"> checklist. Section 1.10 explains the colours and the checklist.</w:t>
+      </w:r>
+    </w:p>
+    <w:p>
+      <w:pPr>
+        <w:pStyle w:val="ListParagraph"/>
+        <w:numPr>
+          <w:ilvl w:val="0"/>
+          <w:numId w:val="2"/>
+        </w:numPr>
+        <w:spacing w:after="60" w:line="276"/>
+      </w:pPr>
+      <w:r>
+        <w:rPr>
+          <w:rFonts w:ascii="Arial" w:cs="Arial" w:eastAsia="Arial" w:hAnsi="Arial"/>
+          <w:sz w:val="22"/>
+          <w:szCs w:val="22"/>
+        </w:rPr>
+        <w:t xml:space="preserve"/>
+      </w:r>
+      <w:r>
+        <w:rPr>
+          <w:rFonts w:ascii="Arial" w:cs="Arial" w:eastAsia="Arial" w:hAnsi="Arial"/>
+          <w:b/>
+          <w:bCs/>
+          <w:sz w:val="22"/>
+          <w:szCs w:val="22"/>
+        </w:rPr>
+        <w:t xml:space="preserve">One chapter:</w:t>
+      </w:r>
+      <w:r>
+        <w:rPr>
+          <w:rFonts w:ascii="Arial" w:cs="Arial" w:eastAsia="Arial" w:hAnsi="Arial"/>
+          <w:sz w:val="22"/>
+          <w:szCs w:val="22"/>
+        </w:rPr>
+        <w:t xml:space="preserve"> on the language home page, click the bar </w:t>
+      </w:r>
+      <w:r>
+        <w:rPr>
+          <w:rFonts w:ascii="Arial" w:cs="Arial" w:eastAsia="Arial" w:hAnsi="Arial"/>
+          <w:b/>
+          <w:bCs/>
+          <w:sz w:val="22"/>
+          <w:szCs w:val="22"/>
+        </w:rPr>
+        <w:t xml:space="preserve">"Want an AP grammar recap?"</w:t>
+      </w:r>
+      <w:r>
+        <w:rPr>
+          <w:rFonts w:ascii="Arial" w:cs="Arial" w:eastAsia="Arial" w:hAnsi="Arial"/>
+          <w:sz w:val="22"/>
+          <w:szCs w:val="22"/>
+        </w:rPr>
+        <w:t xml:space="preserve"> (it shows the chapter label, such as "F Mich 1"). The recap opens under it, with a </w:t>
+      </w:r>
+      <w:r>
+        <w:rPr>
+          <w:rFonts w:ascii="Arial" w:cs="Arial" w:eastAsia="Arial" w:hAnsi="Arial"/>
+          <w:b/>
+          <w:bCs/>
+          <w:sz w:val="22"/>
+          <w:szCs w:val="22"/>
+        </w:rPr>
+        <w:t xml:space="preserve">🖨️ Print</w:t>
+      </w:r>
+      <w:r>
+        <w:rPr>
+          <w:rFonts w:ascii="Arial" w:cs="Arial" w:eastAsia="Arial" w:hAnsi="Arial"/>
+          <w:sz w:val="22"/>
+          <w:szCs w:val="22"/>
+        </w:rPr>
+        <w:t xml:space="preserve"> button.</w:t>
+      </w:r>
+    </w:p>
+    <w:p>
+      <w:pPr>
+        <w:pStyle w:val="ListParagraph"/>
+        <w:numPr>
+          <w:ilvl w:val="0"/>
+          <w:numId w:val="2"/>
+        </w:numPr>
+        <w:spacing w:after="60" w:line="276"/>
+      </w:pPr>
+      <w:r>
+        <w:rPr>
+          <w:rFonts w:ascii="Arial" w:cs="Arial" w:eastAsia="Arial" w:hAnsi="Arial"/>
+          <w:sz w:val="22"/>
+          <w:szCs w:val="22"/>
+        </w:rPr>
+        <w:t xml:space="preserve"/>
+      </w:r>
+      <w:r>
+        <w:rPr>
+          <w:rFonts w:ascii="Arial" w:cs="Arial" w:eastAsia="Arial" w:hAnsi="Arial"/>
+          <w:b/>
+          <w:bCs/>
+          <w:sz w:val="22"/>
+          <w:szCs w:val="22"/>
+        </w:rPr>
+        <w:t xml:space="preserve">Several chapters at once:</w:t>
+      </w:r>
+      <w:r>
+        <w:rPr>
+          <w:rFonts w:ascii="Arial" w:cs="Arial" w:eastAsia="Arial" w:hAnsi="Arial"/>
+          <w:sz w:val="22"/>
+          <w:szCs w:val="22"/>
+        </w:rPr>
+        <w:t xml:space="preserve"> under that bar, click the wide button </w:t>
+      </w:r>
+      <w:r>
+        <w:rPr>
+          <w:rFonts w:ascii="Arial" w:cs="Arial" w:eastAsia="Arial" w:hAnsi="Arial"/>
+          <w:b/>
+          <w:bCs/>
+          <w:sz w:val="22"/>
+          <w:szCs w:val="22"/>
+        </w:rPr>
+        <w:t xml:space="preserve">"Grammar recaps: pick one or several"</w:t>
+      </w:r>
+      <w:r>
+        <w:rPr>
+          <w:rFonts w:ascii="Arial" w:cs="Arial" w:eastAsia="Arial" w:hAnsi="Arial"/>
+          <w:sz w:val="22"/>
+          <w:szCs w:val="22"/>
+        </w:rPr>
+        <w:t xml:space="preserve"> ("Read them together, print or save as PDF"). In combo mode you can also press </w:t>
+      </w:r>
+      <w:r>
+        <w:rPr>
+          <w:rFonts w:ascii="Arial" w:cs="Arial" w:eastAsia="Arial" w:hAnsi="Arial"/>
+          <w:b/>
+          <w:bCs/>
+          <w:sz w:val="22"/>
+          <w:szCs w:val="22"/>
+        </w:rPr>
+        <w:t xml:space="preserve">📘 Recaps</w:t>
+      </w:r>
+      <w:r>
+        <w:rPr>
+          <w:rFonts w:ascii="Arial" w:cs="Arial" w:eastAsia="Arial" w:hAnsi="Arial"/>
+          <w:sz w:val="22"/>
+          <w:szCs w:val="22"/>
+        </w:rPr>
+        <w:t xml:space="preserve"> in the Combo panel.</w:t>
+      </w:r>
+    </w:p>
+    <w:p>
+      <w:pPr>
+        <w:pStyle w:val="Heading3"/>
+        <w:keepNext/>
+        <w:spacing w:after="80" w:before="220"/>
+      </w:pPr>
+      <w:r>
+        <w:rPr>
+          <w:rFonts w:ascii="Arial" w:cs="Arial" w:eastAsia="Arial" w:hAnsi="Arial"/>
+          <w:b/>
+          <w:bCs/>
+          <w:color w:val="2E5597"/>
+          <w:sz w:val="24"/>
+          <w:szCs w:val="24"/>
+        </w:rPr>
+        <w:t xml:space="preserve">The "Grammar recaps" page</w:t>
+      </w:r>
+    </w:p>
+    <w:p>
+      <w:pPr>
+        <w:pStyle w:val="ListParagraph"/>
+        <w:numPr>
+          <w:ilvl w:val="0"/>
+          <w:numId w:val="2"/>
+        </w:numPr>
+        <w:spacing w:after="60" w:line="276"/>
+      </w:pPr>
+      <w:r>
+        <w:rPr>
+          <w:rFonts w:ascii="Arial" w:cs="Arial" w:eastAsia="Arial" w:hAnsi="Arial"/>
+          <w:sz w:val="22"/>
+          <w:szCs w:val="22"/>
+        </w:rPr>
+        <w:t xml:space="preserve">The chapter you had chosen (or all of your combo chapters) is already ticked.</w:t>
+      </w:r>
+    </w:p>
+    <w:p>
+      <w:pPr>
+        <w:pStyle w:val="ListParagraph"/>
+        <w:numPr>
+          <w:ilvl w:val="0"/>
+          <w:numId w:val="2"/>
+        </w:numPr>
+        <w:spacing w:after="60" w:line="276"/>
+      </w:pPr>
+      <w:r>
+        <w:rPr>
+          <w:rFonts w:ascii="Arial" w:cs="Arial" w:eastAsia="Arial" w:hAnsi="Arial"/>
+          <w:sz w:val="22"/>
+          <w:szCs w:val="22"/>
+        </w:rPr>
+        <w:t xml:space="preserve"/>
+      </w:r>
+      <w:r>
+        <w:rPr>
+          <w:rFonts w:ascii="Arial" w:cs="Arial" w:eastAsia="Arial" w:hAnsi="Arial"/>
+          <w:b/>
+          <w:bCs/>
+          <w:sz w:val="22"/>
+          <w:szCs w:val="22"/>
+        </w:rPr>
+        <w:t xml:space="preserve">📚 Choose chapters:</w:t>
+      </w:r>
+      <w:r>
+        <w:rPr>
+          <w:rFonts w:ascii="Arial" w:cs="Arial" w:eastAsia="Arial" w:hAnsi="Arial"/>
+          <w:sz w:val="22"/>
+          <w:szCs w:val="22"/>
+        </w:rPr>
+        <w:t xml:space="preserve"> a search box ("Find a topic, e.g. subjunctive, perfect, relative…"; it ignores accents and capitals), </w:t>
+      </w:r>
+      <w:r>
+        <w:rPr>
+          <w:rFonts w:ascii="Arial" w:cs="Arial" w:eastAsia="Arial" w:hAnsi="Arial"/>
+          <w:b/>
+          <w:bCs/>
+          <w:sz w:val="22"/>
+          <w:szCs w:val="22"/>
+        </w:rPr>
+        <w:t xml:space="preserve">Tick all</w:t>
+      </w:r>
+      <w:r>
+        <w:rPr>
+          <w:rFonts w:ascii="Arial" w:cs="Arial" w:eastAsia="Arial" w:hAnsi="Arial"/>
+          <w:sz w:val="22"/>
+          <w:szCs w:val="22"/>
+        </w:rPr>
+        <w:t xml:space="preserve"> and </w:t>
+      </w:r>
+      <w:r>
+        <w:rPr>
+          <w:rFonts w:ascii="Arial" w:cs="Arial" w:eastAsia="Arial" w:hAnsi="Arial"/>
+          <w:b/>
+          <w:bCs/>
+          <w:sz w:val="22"/>
+          <w:szCs w:val="22"/>
+        </w:rPr>
+        <w:t xml:space="preserve">Clear</w:t>
+      </w:r>
+      <w:r>
+        <w:rPr>
+          <w:rFonts w:ascii="Arial" w:cs="Arial" w:eastAsia="Arial" w:hAnsi="Arial"/>
+          <w:sz w:val="22"/>
+          <w:szCs w:val="22"/>
+        </w:rPr>
+        <w:t xml:space="preserve"> chips (while you search, Tick all ticks only the chapters shown), and a list grouped by Block and Half with a </w:t>
+      </w:r>
+      <w:r>
+        <w:rPr>
+          <w:rFonts w:ascii="Arial" w:cs="Arial" w:eastAsia="Arial" w:hAnsi="Arial"/>
+          <w:b/>
+          <w:bCs/>
+          <w:sz w:val="22"/>
+          <w:szCs w:val="22"/>
+        </w:rPr>
+        <w:t xml:space="preserve">Tick / untick</w:t>
+      </w:r>
+      <w:r>
+        <w:rPr>
+          <w:rFonts w:ascii="Arial" w:cs="Arial" w:eastAsia="Arial" w:hAnsi="Arial"/>
+          <w:sz w:val="22"/>
+          <w:szCs w:val="22"/>
+        </w:rPr>
+        <w:t xml:space="preserve"> button for each group.</w:t>
+      </w:r>
+    </w:p>
+    <w:p>
+      <w:pPr>
+        <w:pStyle w:val="ListParagraph"/>
+        <w:numPr>
+          <w:ilvl w:val="0"/>
+          <w:numId w:val="2"/>
+        </w:numPr>
+        <w:spacing w:after="60" w:line="276"/>
+      </w:pPr>
+      <w:r>
+        <w:rPr>
+          <w:rFonts w:ascii="Arial" w:cs="Arial" w:eastAsia="Arial" w:hAnsi="Arial"/>
+          <w:sz w:val="22"/>
+          <w:szCs w:val="22"/>
+        </w:rPr>
+        <w:t xml:space="preserve">The ticked recaps appear below, one after another. With two or more there is a </w:t>
+      </w:r>
+      <w:r>
+        <w:rPr>
+          <w:rFonts w:ascii="Arial" w:cs="Arial" w:eastAsia="Arial" w:hAnsi="Arial"/>
+          <w:b/>
+          <w:bCs/>
+          <w:sz w:val="22"/>
+          <w:szCs w:val="22"/>
+        </w:rPr>
+        <w:t xml:space="preserve">Jump to</w:t>
+      </w:r>
+      <w:r>
+        <w:rPr>
+          <w:rFonts w:ascii="Arial" w:cs="Arial" w:eastAsia="Arial" w:hAnsi="Arial"/>
+          <w:sz w:val="22"/>
+          <w:szCs w:val="22"/>
+        </w:rPr>
+        <w:t xml:space="preserve"> row, and each has </w:t>
+      </w:r>
+      <w:r>
+        <w:rPr>
+          <w:rFonts w:ascii="Arial" w:cs="Arial" w:eastAsia="Arial" w:hAnsi="Arial"/>
+          <w:b/>
+          <w:bCs/>
+          <w:sz w:val="22"/>
+          <w:szCs w:val="22"/>
+        </w:rPr>
+        <w:t xml:space="preserve">🖨 Just this one</w:t>
+      </w:r>
+      <w:r>
+        <w:rPr>
+          <w:rFonts w:ascii="Arial" w:cs="Arial" w:eastAsia="Arial" w:hAnsi="Arial"/>
+          <w:sz w:val="22"/>
+          <w:szCs w:val="22"/>
+        </w:rPr>
+        <w:t xml:space="preserve">.</w:t>
+      </w:r>
+    </w:p>
+    <w:p>
+      <w:pPr>
+        <w:pStyle w:val="ListParagraph"/>
+        <w:numPr>
+          <w:ilvl w:val="0"/>
+          <w:numId w:val="2"/>
+        </w:numPr>
+        <w:spacing w:after="60" w:line="276"/>
+      </w:pPr>
+      <w:r>
+        <w:rPr>
+          <w:rFonts w:ascii="Arial" w:cs="Arial" w:eastAsia="Arial" w:hAnsi="Arial"/>
+          <w:sz w:val="22"/>
+          <w:szCs w:val="22"/>
+        </w:rPr>
+        <w:t xml:space="preserve">A bar at the bottom shows "N of 39 chapters ticked" (the total depends on the language), with </w:t>
+      </w:r>
+      <w:r>
+        <w:rPr>
+          <w:rFonts w:ascii="Arial" w:cs="Arial" w:eastAsia="Arial" w:hAnsi="Arial"/>
+          <w:b/>
+          <w:bCs/>
+          <w:sz w:val="22"/>
+          <w:szCs w:val="22"/>
+        </w:rPr>
+        <w:t xml:space="preserve">📖 Read ↓</w:t>
+      </w:r>
+      <w:r>
+        <w:rPr>
+          <w:rFonts w:ascii="Arial" w:cs="Arial" w:eastAsia="Arial" w:hAnsi="Arial"/>
+          <w:sz w:val="22"/>
+          <w:szCs w:val="22"/>
+        </w:rPr>
+        <w:t xml:space="preserve"> and </w:t>
+      </w:r>
+      <w:r>
+        <w:rPr>
+          <w:rFonts w:ascii="Arial" w:cs="Arial" w:eastAsia="Arial" w:hAnsi="Arial"/>
+          <w:b/>
+          <w:bCs/>
+          <w:sz w:val="22"/>
+          <w:szCs w:val="22"/>
+        </w:rPr>
+        <w:t xml:space="preserve">🖨 Print / Save as PDF</w:t>
+      </w:r>
+      <w:r>
+        <w:rPr>
+          <w:rFonts w:ascii="Arial" w:cs="Arial" w:eastAsia="Arial" w:hAnsi="Arial"/>
+          <w:sz w:val="22"/>
+          <w:szCs w:val="22"/>
+        </w:rPr>
+        <w:t xml:space="preserve">. Options: </w:t>
+      </w:r>
+      <w:r>
+        <w:rPr>
+          <w:rFonts w:ascii="Arial" w:cs="Arial" w:eastAsia="Arial" w:hAnsi="Arial"/>
+          <w:b/>
+          <w:bCs/>
+          <w:sz w:val="22"/>
+          <w:szCs w:val="22"/>
+        </w:rPr>
+        <w:t xml:space="preserve">Each chapter on a new page</w:t>
+      </w:r>
+      <w:r>
+        <w:rPr>
+          <w:rFonts w:ascii="Arial" w:cs="Arial" w:eastAsia="Arial" w:hAnsi="Arial"/>
+          <w:sz w:val="22"/>
+          <w:szCs w:val="22"/>
+        </w:rPr>
+        <w:t xml:space="preserve"> (on by default) and </w:t>
+      </w:r>
+      <w:r>
+        <w:rPr>
+          <w:rFonts w:ascii="Arial" w:cs="Arial" w:eastAsia="Arial" w:hAnsi="Arial"/>
+          <w:b/>
+          <w:bCs/>
+          <w:sz w:val="22"/>
+          <w:szCs w:val="22"/>
+        </w:rPr>
+        <w:t xml:space="preserve">Larger text</w:t>
+      </w:r>
+      <w:r>
+        <w:rPr>
+          <w:rFonts w:ascii="Arial" w:cs="Arial" w:eastAsia="Arial" w:hAnsi="Arial"/>
+          <w:sz w:val="22"/>
+          <w:szCs w:val="22"/>
+        </w:rPr>
+        <w:t xml:space="preserve">.</w:t>
+      </w:r>
+    </w:p>
+    <w:p>
+      <w:pPr>
+        <w:pStyle w:val="ListParagraph"/>
+        <w:numPr>
+          <w:ilvl w:val="0"/>
+          <w:numId w:val="2"/>
+        </w:numPr>
+        <w:spacing w:after="60" w:line="276"/>
+      </w:pPr>
+      <w:r>
+        <w:rPr>
+          <w:rFonts w:ascii="Arial" w:cs="Arial" w:eastAsia="Arial" w:hAnsi="Arial"/>
+          <w:sz w:val="22"/>
+          <w:szCs w:val="22"/>
+        </w:rPr>
+        <w:t xml:space="preserve"/>
+      </w:r>
+      <w:r>
+        <w:rPr>
+          <w:rFonts w:ascii="Arial" w:cs="Arial" w:eastAsia="Arial" w:hAnsi="Arial"/>
+          <w:b/>
+          <w:bCs/>
+          <w:sz w:val="22"/>
+          <w:szCs w:val="22"/>
+        </w:rPr>
+        <w:t xml:space="preserve">Print / Save as PDF</w:t>
+      </w:r>
+      <w:r>
+        <w:rPr>
+          <w:rFonts w:ascii="Arial" w:cs="Arial" w:eastAsia="Arial" w:hAnsi="Arial"/>
+          <w:sz w:val="22"/>
+          <w:szCs w:val="22"/>
+        </w:rPr>
+        <w:t xml:space="preserve"> opens a new window (allow pop-ups). Several chapters print as one document with a numbered contents list. Choose </w:t>
+      </w:r>
+      <w:r>
+        <w:rPr>
+          <w:rFonts w:ascii="Arial" w:cs="Arial" w:eastAsia="Arial" w:hAnsi="Arial"/>
+          <w:b/>
+          <w:bCs/>
+          <w:sz w:val="22"/>
+          <w:szCs w:val="22"/>
+        </w:rPr>
+        <w:t xml:space="preserve">Save as PDF</w:t>
+      </w:r>
+      <w:r>
+        <w:rPr>
+          <w:rFonts w:ascii="Arial" w:cs="Arial" w:eastAsia="Arial" w:hAnsi="Arial"/>
+          <w:sz w:val="22"/>
+          <w:szCs w:val="22"/>
+        </w:rPr>
+        <w:t xml:space="preserve"> in the print window to keep a copy. </w:t>
+      </w:r>
+      <w:r>
+        <w:rPr>
+          <w:rFonts w:ascii="Arial" w:cs="Arial" w:eastAsia="Arial" w:hAnsi="Arial"/>
+          <w:b/>
+          <w:bCs/>
+          <w:sz w:val="22"/>
+          <w:szCs w:val="22"/>
+        </w:rPr>
+        <w:t xml:space="preserve">← Back to chapters</w:t>
+      </w:r>
+      <w:r>
+        <w:rPr>
+          <w:rFonts w:ascii="Arial" w:cs="Arial" w:eastAsia="Arial" w:hAnsi="Arial"/>
+          <w:sz w:val="22"/>
+          <w:szCs w:val="22"/>
+        </w:rPr>
+        <w:t xml:space="preserve"> returns you to the Gr EWs home page.</w:t>
       </w:r>
     </w:p>
     <w:tbl>
@@ -23775,25 +27361,43 @@
           <w:sz w:val="22"/>
           <w:szCs w:val="22"/>
         </w:rPr>
-        <w:t xml:space="preserve"> and watch the level meter. Then press </w:t>
-      </w:r>
-      <w:r>
-        <w:rPr>
-          <w:rFonts w:ascii="Arial" w:cs="Arial" w:eastAsia="Arial" w:hAnsi="Arial"/>
-          <w:b/>
-          <w:bCs/>
-          <w:sz w:val="22"/>
-          <w:szCs w:val="22"/>
-        </w:rPr>
-        <w:t xml:space="preserve">● Start recording</w:t>
-      </w:r>
-      <w:r>
-        <w:rPr>
-          <w:rFonts w:ascii="Arial" w:cs="Arial" w:eastAsia="Arial" w:hAnsi="Arial"/>
-          <w:sz w:val="22"/>
-          <w:szCs w:val="22"/>
-        </w:rPr>
-        <w:t xml:space="preserve">. The five questions are asked aloud and timed. You need Safari on the iPad.</w:t>
+        <w:t xml:space="preserve"> and say a few words while you watch the level meter. If the bar does not move after a few seconds, the app tries other settings by itself. If it still shows no bar, press </w:t>
+      </w:r>
+      <w:r>
+        <w:rPr>
+          <w:rFonts w:ascii="Arial" w:cs="Arial" w:eastAsia="Arial" w:hAnsi="Arial"/>
+          <w:b/>
+          <w:bCs/>
+          <w:sz w:val="22"/>
+          <w:szCs w:val="22"/>
+        </w:rPr>
+        <w:t xml:space="preserve">🎧 Record 4 seconds and play back</w:t>
+      </w:r>
+      <w:r>
+        <w:rPr>
+          <w:rFonts w:ascii="Arial" w:cs="Arial" w:eastAsia="Arial" w:hAnsi="Arial"/>
+          <w:sz w:val="22"/>
+          <w:szCs w:val="22"/>
+        </w:rPr>
+        <w:t xml:space="preserve">, say a few words and press play. If you hear your voice, the microphone works. If you hear nothing, press </w:t>
+      </w:r>
+      <w:r>
+        <w:rPr>
+          <w:rFonts w:ascii="Arial" w:cs="Arial" w:eastAsia="Arial" w:hAnsi="Arial"/>
+          <w:b/>
+          <w:bCs/>
+          <w:sz w:val="22"/>
+          <w:szCs w:val="22"/>
+        </w:rPr>
+        <w:t xml:space="preserve">🔧 I hear nothing: try other settings</w:t>
+      </w:r>
+      <w:r>
+        <w:rPr>
+          <w:rFonts w:ascii="Arial" w:cs="Arial" w:eastAsia="Arial" w:hAnsi="Arial"/>
+          <w:sz w:val="22"/>
+          <w:szCs w:val="22"/>
+        </w:rPr>
+        <w:t xml:space="preserve">. If you see "Nothing was recorded", check Settings &gt; your browser &gt; Microphone, reload the page and try again.</w:t>
       </w:r>
     </w:p>
     <w:p>
@@ -23811,61 +27415,43 @@
           <w:sz w:val="22"/>
           <w:szCs w:val="22"/>
         </w:rPr>
-        <w:t xml:space="preserve">At the end a player appears: listen back. </w:t>
-      </w:r>
-      <w:r>
-        <w:rPr>
-          <w:rFonts w:ascii="Arial" w:cs="Arial" w:eastAsia="Arial" w:hAnsi="Arial"/>
-          <w:b/>
-          <w:bCs/>
-          <w:sz w:val="22"/>
-          <w:szCs w:val="22"/>
-        </w:rPr>
-        <w:t xml:space="preserve">🔁 Not happy: try again</w:t>
-      </w:r>
-      <w:r>
-        <w:rPr>
-          <w:rFonts w:ascii="Arial" w:cs="Arial" w:eastAsia="Arial" w:hAnsi="Arial"/>
-          <w:sz w:val="22"/>
-          <w:szCs w:val="22"/>
-        </w:rPr>
-        <w:t xml:space="preserve">, or </w:t>
-      </w:r>
-      <w:r>
-        <w:rPr>
-          <w:rFonts w:ascii="Arial" w:cs="Arial" w:eastAsia="Arial" w:hAnsi="Arial"/>
-          <w:b/>
-          <w:bCs/>
-          <w:sz w:val="22"/>
-          <w:szCs w:val="22"/>
-        </w:rPr>
-        <w:t xml:space="preserve">📤 Share recording</w:t>
-      </w:r>
-      <w:r>
-        <w:rPr>
-          <w:rFonts w:ascii="Arial" w:cs="Arial" w:eastAsia="Arial" w:hAnsi="Arial"/>
-          <w:sz w:val="22"/>
-          <w:szCs w:val="22"/>
-        </w:rPr>
-        <w:t xml:space="preserve"> or </w:t>
-      </w:r>
-      <w:r>
-        <w:rPr>
-          <w:rFonts w:ascii="Arial" w:cs="Arial" w:eastAsia="Arial" w:hAnsi="Arial"/>
-          <w:b/>
-          <w:bCs/>
-          <w:sz w:val="22"/>
-          <w:szCs w:val="22"/>
-        </w:rPr>
-        <w:t xml:space="preserve">💾 Save to Files</w:t>
-      </w:r>
-      <w:r>
-        <w:rPr>
-          <w:rFonts w:ascii="Arial" w:cs="Arial" w:eastAsia="Arial" w:hAnsi="Arial"/>
-          <w:sz w:val="22"/>
-          <w:szCs w:val="22"/>
-        </w:rPr>
-        <w:t xml:space="preserve">. The file is named with the date, the card and your name.</w:t>
+        <w:t xml:space="preserve">Press </w:t>
+      </w:r>
+      <w:r>
+        <w:rPr>
+          <w:rFonts w:ascii="Arial" w:cs="Arial" w:eastAsia="Arial" w:hAnsi="Arial"/>
+          <w:b/>
+          <w:bCs/>
+          <w:sz w:val="22"/>
+          <w:szCs w:val="22"/>
+        </w:rPr>
+        <w:t xml:space="preserve">● Start recording</w:t>
+      </w:r>
+      <w:r>
+        <w:rPr>
+          <w:rFonts w:ascii="Arial" w:cs="Arial" w:eastAsia="Arial" w:hAnsi="Arial"/>
+          <w:sz w:val="22"/>
+          <w:szCs w:val="22"/>
+        </w:rPr>
+        <w:t xml:space="preserve">. The five questions are asked aloud and timed. </w:t>
+      </w:r>
+      <w:r>
+        <w:rPr>
+          <w:rFonts w:ascii="Arial" w:cs="Arial" w:eastAsia="Arial" w:hAnsi="Arial"/>
+          <w:b/>
+          <w:bCs/>
+          <w:sz w:val="22"/>
+          <w:szCs w:val="22"/>
+        </w:rPr>
+        <w:t xml:space="preserve">On an iPad the recording pauses while the examiner is speaking, so it keeps only your answers.</w:t>
+      </w:r>
+      <w:r>
+        <w:rPr>
+          <w:rFonts w:ascii="Arial" w:cs="Arial" w:eastAsia="Arial" w:hAnsi="Arial"/>
+          <w:sz w:val="22"/>
+          <w:szCs w:val="22"/>
+        </w:rPr>
+        <w:t xml:space="preserve"> The questions are printed on your PDF (the set-up box may still say they will be on the recording; on an iPad they will not). The REC clock stands still while the examiner talks, so the finished length is shorter than the real time. You need Safari on the iPad.</w:t>
       </w:r>
     </w:p>
     <w:p>
@@ -23883,6 +27469,150 @@
           <w:sz w:val="22"/>
           <w:szCs w:val="22"/>
         </w:rPr>
+        <w:t xml:space="preserve"/>
+      </w:r>
+      <w:r>
+        <w:rPr>
+          <w:rFonts w:ascii="Arial" w:cs="Arial" w:eastAsia="Arial" w:hAnsi="Arial"/>
+          <w:b/>
+          <w:bCs/>
+          <w:sz w:val="22"/>
+          <w:szCs w:val="22"/>
+        </w:rPr>
+        <w:t xml:space="preserve">■ Stop and throw away</w:t>
+      </w:r>
+      <w:r>
+        <w:rPr>
+          <w:rFonts w:ascii="Arial" w:cs="Arial" w:eastAsia="Arial" w:hAnsi="Arial"/>
+          <w:sz w:val="22"/>
+          <w:szCs w:val="22"/>
+        </w:rPr>
+        <w:t xml:space="preserve"> ends the recording and deletes it. The yellow </w:t>
+      </w:r>
+      <w:r>
+        <w:rPr>
+          <w:rFonts w:ascii="Arial" w:cs="Arial" w:eastAsia="Arial" w:hAnsi="Arial"/>
+          <w:b/>
+          <w:bCs/>
+          <w:sz w:val="22"/>
+          <w:szCs w:val="22"/>
+        </w:rPr>
+        <w:t xml:space="preserve">■ Stop and check recording</w:t>
+      </w:r>
+      <w:r>
+        <w:rPr>
+          <w:rFonts w:ascii="Arial" w:cs="Arial" w:eastAsia="Arial" w:hAnsi="Arial"/>
+          <w:sz w:val="22"/>
+          <w:szCs w:val="22"/>
+        </w:rPr>
+        <w:t xml:space="preserve"> ends it straight away for a </w:t>
+      </w:r>
+      <w:r>
+        <w:rPr>
+          <w:rFonts w:ascii="Arial" w:cs="Arial" w:eastAsia="Arial" w:hAnsi="Arial"/>
+          <w:b/>
+          <w:bCs/>
+          <w:sz w:val="22"/>
+          <w:szCs w:val="22"/>
+        </w:rPr>
+        <w:t xml:space="preserve">quick check only</w:t>
+      </w:r>
+      <w:r>
+        <w:rPr>
+          <w:rFonts w:ascii="Arial" w:cs="Arial" w:eastAsia="Arial" w:hAnsi="Arial"/>
+          <w:sz w:val="22"/>
+          <w:szCs w:val="22"/>
+        </w:rPr>
+        <w:t xml:space="preserve"> ("You stopped early, so this is only a quick check"). Use it to test your microphone, never for your real recording.</w:t>
+      </w:r>
+    </w:p>
+    <w:p>
+      <w:pPr>
+        <w:pStyle w:val="ListParagraph"/>
+        <w:numPr>
+          <w:ilvl w:val="0"/>
+          <w:numId w:val="14"/>
+        </w:numPr>
+        <w:spacing w:after="70" w:line="276"/>
+      </w:pPr>
+      <w:r>
+        <w:rPr>
+          <w:rFonts w:ascii="Arial" w:cs="Arial" w:eastAsia="Arial" w:hAnsi="Arial"/>
+          <w:sz w:val="22"/>
+          <w:szCs w:val="22"/>
+        </w:rPr>
+        <w:t xml:space="preserve">At the end a player appears: listen back (on an iPad you hear your answers only). </w:t>
+      </w:r>
+      <w:r>
+        <w:rPr>
+          <w:rFonts w:ascii="Arial" w:cs="Arial" w:eastAsia="Arial" w:hAnsi="Arial"/>
+          <w:b/>
+          <w:bCs/>
+          <w:sz w:val="22"/>
+          <w:szCs w:val="22"/>
+        </w:rPr>
+        <w:t xml:space="preserve">🔁 Not happy: try again</w:t>
+      </w:r>
+      <w:r>
+        <w:rPr>
+          <w:rFonts w:ascii="Arial" w:cs="Arial" w:eastAsia="Arial" w:hAnsi="Arial"/>
+          <w:sz w:val="22"/>
+          <w:szCs w:val="22"/>
+        </w:rPr>
+        <w:t xml:space="preserve">, or </w:t>
+      </w:r>
+      <w:r>
+        <w:rPr>
+          <w:rFonts w:ascii="Arial" w:cs="Arial" w:eastAsia="Arial" w:hAnsi="Arial"/>
+          <w:b/>
+          <w:bCs/>
+          <w:sz w:val="22"/>
+          <w:szCs w:val="22"/>
+        </w:rPr>
+        <w:t xml:space="preserve">📤 Share recording</w:t>
+      </w:r>
+      <w:r>
+        <w:rPr>
+          <w:rFonts w:ascii="Arial" w:cs="Arial" w:eastAsia="Arial" w:hAnsi="Arial"/>
+          <w:sz w:val="22"/>
+          <w:szCs w:val="22"/>
+        </w:rPr>
+        <w:t xml:space="preserve"> or </w:t>
+      </w:r>
+      <w:r>
+        <w:rPr>
+          <w:rFonts w:ascii="Arial" w:cs="Arial" w:eastAsia="Arial" w:hAnsi="Arial"/>
+          <w:b/>
+          <w:bCs/>
+          <w:sz w:val="22"/>
+          <w:szCs w:val="22"/>
+        </w:rPr>
+        <w:t xml:space="preserve">💾 Save to Files</w:t>
+      </w:r>
+      <w:r>
+        <w:rPr>
+          <w:rFonts w:ascii="Arial" w:cs="Arial" w:eastAsia="Arial" w:hAnsi="Arial"/>
+          <w:sz w:val="22"/>
+          <w:szCs w:val="22"/>
+        </w:rPr>
+        <w:t xml:space="preserve">. The file is named with the date, the card and your name.</w:t>
+      </w:r>
+    </w:p>
+    <w:p>
+      <w:pPr>
+        <w:pStyle w:val="ListParagraph"/>
+        <w:numPr>
+          <w:ilvl w:val="0"/>
+          <w:numId w:val="14"/>
+        </w:numPr>
+        <w:spacing w:after="70" w:line="276"/>
+      </w:pPr>
+      <w:r>
+        <w:rPr>
+          <w:rFonts w:ascii="Arial" w:cs="Arial" w:eastAsia="Arial" w:hAnsi="Arial"/>
+          <w:sz w:val="22"/>
+          <w:szCs w:val="22"/>
+        </w:rPr>
         <w:t xml:space="preserve">Press </w:t>
       </w:r>
       <w:r>
@@ -23901,7 +27631,7 @@
           <w:sz w:val="22"/>
           <w:szCs w:val="22"/>
         </w:rPr>
-        <w:t xml:space="preserve"> (card, questions and start times) and follow the OneNote guide on screen: a new page in the </w:t>
+        <w:t xml:space="preserve"> (card, questions and the time each started) and follow the OneNote guide on screen: a new page in the </w:t>
       </w:r>
       <w:r>
         <w:rPr>
@@ -24793,7 +28523,7 @@
           <w:sz w:val="22"/>
           <w:szCs w:val="22"/>
         </w:rPr>
-        <w:t xml:space="preserve"> "AP A Level Oral Topics &amp; Paper 1". It holds </w:t>
+        <w:t xml:space="preserve"> "AP A Level Oral (Paper 3) and Listening, Reading, Writing (Paper 1)". Subtitle: "69 KTRs · 12 themes · Definition · Example · Analysis · Audio". It holds </w:t>
       </w:r>
       <w:r>
         <w:rPr>
@@ -24883,7 +28613,43 @@
           <w:sz w:val="22"/>
           <w:szCs w:val="22"/>
         </w:rPr>
-        <w:t xml:space="preserve"> slider for the French voice (0.5× to 1.5×, starting at 0.9×).</w:t>
+        <w:t xml:space="preserve"> slider for the French voice (0.5× to 1.5×, starting at 0.9×), </w:t>
+      </w:r>
+      <w:r>
+        <w:rPr>
+          <w:rFonts w:ascii="Arial" w:cs="Arial" w:eastAsia="Arial" w:hAnsi="Arial"/>
+          <w:b/>
+          <w:bCs/>
+          <w:sz w:val="22"/>
+          <w:szCs w:val="22"/>
+        </w:rPr>
+        <w:t xml:space="preserve">🔊 Voices</w:t>
+      </w:r>
+      <w:r>
+        <w:rPr>
+          <w:rFonts w:ascii="Arial" w:cs="Arial" w:eastAsia="Arial" w:hAnsi="Arial"/>
+          <w:sz w:val="22"/>
+          <w:szCs w:val="22"/>
+        </w:rPr>
+        <w:t xml:space="preserve"> and </w:t>
+      </w:r>
+      <w:r>
+        <w:rPr>
+          <w:rFonts w:ascii="Arial" w:cs="Arial" w:eastAsia="Arial" w:hAnsi="Arial"/>
+          <w:b/>
+          <w:bCs/>
+          <w:sz w:val="22"/>
+          <w:szCs w:val="22"/>
+        </w:rPr>
+        <w:t xml:space="preserve">⌂ Home</w:t>
+      </w:r>
+      <w:r>
+        <w:rPr>
+          <w:rFonts w:ascii="Arial" w:cs="Arial" w:eastAsia="Arial" w:hAnsi="Arial"/>
+          <w:sz w:val="22"/>
+          <w:szCs w:val="22"/>
+        </w:rPr>
+        <w:t xml:space="preserve">.</w:t>
       </w:r>
     </w:p>
     <w:p>
@@ -24914,7 +28680,7 @@
           <w:sz w:val="22"/>
           <w:szCs w:val="22"/>
         </w:rPr>
-        <w:t xml:space="preserve"> and has four cards:</w:t>
+        <w:t xml:space="preserve"> and has five cards:</w:t>
       </w:r>
     </w:p>
     <w:tbl>
@@ -25036,7 +28802,7 @@
                 <w:sz w:val="20"/>
                 <w:szCs w:val="20"/>
               </w:rPr>
-              <w:t xml:space="preserve">Key Topic References Drill</w:t>
+              <w:t xml:space="preserve">KTR Studio (learn all 69 KTRs)</w:t>
             </w:r>
           </w:p>
         </w:tc>
@@ -25066,7 +28832,7 @@
                 <w:sz w:val="20"/>
                 <w:szCs w:val="20"/>
               </w:rPr>
-              <w:t xml:space="preserve">▶ Start Drill</w:t>
+              <w:t xml:space="preserve">▶ Open KTR Studio</w:t>
             </w:r>
           </w:p>
         </w:tc>
@@ -25102,7 +28868,7 @@
                 <w:sz w:val="20"/>
                 <w:szCs w:val="20"/>
               </w:rPr>
-              <w:t xml:space="preserve">Oral Exam Cards</w:t>
+              <w:t xml:space="preserve">Key Topic References Drill</w:t>
             </w:r>
           </w:p>
         </w:tc>
@@ -25133,7 +28899,7 @@
                 <w:sz w:val="20"/>
                 <w:szCs w:val="20"/>
               </w:rPr>
-              <w:t xml:space="preserve">▶ Start Oral Practice</w:t>
+              <w:t xml:space="preserve">▶ Start Drill</w:t>
             </w:r>
           </w:p>
         </w:tc>
@@ -25168,7 +28934,7 @@
                 <w:sz w:val="20"/>
                 <w:szCs w:val="20"/>
               </w:rPr>
-              <w:t xml:space="preserve">Paper 1 Listening &amp; Reading Practice</w:t>
+              <w:t xml:space="preserve">Oral Exam Cards</w:t>
             </w:r>
           </w:p>
         </w:tc>
@@ -25198,7 +28964,7 @@
                 <w:sz w:val="20"/>
                 <w:szCs w:val="20"/>
               </w:rPr>
-              <w:t xml:space="preserve">▶ Start Paper 1 Practice</w:t>
+              <w:t xml:space="preserve">▶ Start Oral Practice</w:t>
             </w:r>
           </w:p>
         </w:tc>
@@ -25234,6 +29000,72 @@
                 <w:sz w:val="20"/>
                 <w:szCs w:val="20"/>
               </w:rPr>
+              <w:t xml:space="preserve">Paper 1 Listening &amp; Reading Practice</w:t>
+            </w:r>
+          </w:p>
+        </w:tc>
+        <w:tc>
+          <w:tcPr>
+            <w:tcW w:type="dxa" w:w="6038"/>
+            <w:tcBorders>
+              <w:top w:val="single" w:color="B7C3D9" w:sz="4"/>
+              <w:left w:val="single" w:color="B7C3D9" w:sz="4"/>
+              <w:bottom w:val="single" w:color="B7C3D9" w:sz="4"/>
+              <w:right w:val="single" w:color="B7C3D9" w:sz="4"/>
+            </w:tcBorders>
+            <w:shd w:fill="F3F6FB" w:color="auto" w:val="clear"/>
+            <w:tcMar>
+              <w:top w:type="dxa" w:w="70"/>
+              <w:left w:type="dxa" w:w="110"/>
+              <w:bottom w:type="dxa" w:w="70"/>
+              <w:right w:type="dxa" w:w="110"/>
+            </w:tcMar>
+          </w:tcPr>
+          <w:p>
+            <w:pPr>
+              <w:spacing w:after="30"/>
+            </w:pPr>
+            <w:r>
+              <w:rPr>
+                <w:rFonts w:ascii="Arial" w:cs="Arial" w:eastAsia="Arial" w:hAnsi="Arial"/>
+                <w:sz w:val="20"/>
+                <w:szCs w:val="20"/>
+              </w:rPr>
+              <w:t xml:space="preserve">▶ Start Paper 1 Practice</w:t>
+            </w:r>
+          </w:p>
+        </w:tc>
+      </w:tr>
+      <w:tr>
+        <w:trPr>
+          <w:cantSplit/>
+        </w:trPr>
+        <w:tc>
+          <w:tcPr>
+            <w:tcW w:type="dxa" w:w="3600"/>
+            <w:tcBorders>
+              <w:top w:val="single" w:color="B7C3D9" w:sz="4"/>
+              <w:left w:val="single" w:color="B7C3D9" w:sz="4"/>
+              <w:bottom w:val="single" w:color="B7C3D9" w:sz="4"/>
+              <w:right w:val="single" w:color="B7C3D9" w:sz="4"/>
+            </w:tcBorders>
+            <w:tcMar>
+              <w:top w:type="dxa" w:w="70"/>
+              <w:left w:type="dxa" w:w="110"/>
+              <w:bottom w:type="dxa" w:w="70"/>
+              <w:right w:type="dxa" w:w="110"/>
+            </w:tcMar>
+          </w:tcPr>
+          <w:p>
+            <w:pPr>
+              <w:spacing w:after="30"/>
+            </w:pPr>
+            <w:r>
+              <w:rPr>
+                <w:rFonts w:ascii="Arial" w:cs="Arial" w:eastAsia="Arial" w:hAnsi="Arial"/>
+                <w:sz w:val="20"/>
+                <w:szCs w:val="20"/>
+              </w:rPr>
               <w:t xml:space="preserve">AP Oral Cycle Practice</w:t>
             </w:r>
           </w:p>
@@ -25247,7 +29079,6 @@
               <w:bottom w:val="single" w:color="B7C3D9" w:sz="4"/>
               <w:right w:val="single" w:color="B7C3D9" w:sz="4"/>
             </w:tcBorders>
-            <w:shd w:fill="F3F6FB" w:color="auto" w:val="clear"/>
             <w:tcMar>
               <w:top w:type="dxa" w:w="70"/>
               <w:left w:type="dxa" w:w="110"/>
@@ -25291,7 +29122,7 @@
           <w:sz w:val="24"/>
           <w:szCs w:val="24"/>
         </w:rPr>
-        <w:t xml:space="preserve">A. Key Topic References Drill</w:t>
+        <w:t xml:space="preserve">A. KTR Studio (start here)</w:t>
       </w:r>
     </w:p>
     <w:p>
@@ -25304,7 +29135,133 @@
           <w:sz w:val="22"/>
           <w:szCs w:val="22"/>
         </w:rPr>
-        <w:t xml:space="preserve">Learn the facts and ideas behind every sub-theme. Each KTR can be tested three ways.</w:t>
+        <w:t xml:space="preserve"/>
+      </w:r>
+      <w:r>
+        <w:rPr>
+          <w:rFonts w:ascii="Arial" w:cs="Arial" w:eastAsia="Arial" w:hAnsi="Arial"/>
+          <w:b/>
+          <w:bCs/>
+          <w:sz w:val="22"/>
+          <w:szCs w:val="22"/>
+        </w:rPr>
+        <w:t xml:space="preserve">What it is for:</w:t>
+      </w:r>
+      <w:r>
+        <w:rPr>
+          <w:rFonts w:ascii="Arial" w:cs="Arial" w:eastAsia="Arial" w:hAnsi="Arial"/>
+          <w:sz w:val="22"/>
+          <w:szCs w:val="22"/>
+        </w:rPr>
+        <w:t xml:space="preserve"> learning all 69 Key Topic References properly. First </w:t>
+      </w:r>
+      <w:r>
+        <w:rPr>
+          <w:rFonts w:ascii="Arial" w:cs="Arial" w:eastAsia="Arial" w:hAnsi="Arial"/>
+          <w:b/>
+          <w:bCs/>
+          <w:sz w:val="22"/>
+          <w:szCs w:val="22"/>
+        </w:rPr>
+        <w:t xml:space="preserve">understand</w:t>
+      </w:r>
+      <w:r>
+        <w:rPr>
+          <w:rFonts w:ascii="Arial" w:cs="Arial" w:eastAsia="Arial" w:hAnsi="Arial"/>
+          <w:sz w:val="22"/>
+          <w:szCs w:val="22"/>
+        </w:rPr>
+        <w:t xml:space="preserve"> the context, then </w:t>
+      </w:r>
+      <w:r>
+        <w:rPr>
+          <w:rFonts w:ascii="Arial" w:cs="Arial" w:eastAsia="Arial" w:hAnsi="Arial"/>
+          <w:b/>
+          <w:bCs/>
+          <w:sz w:val="22"/>
+          <w:szCs w:val="22"/>
+        </w:rPr>
+        <w:t xml:space="preserve">learn the words</w:t>
+      </w:r>
+      <w:r>
+        <w:rPr>
+          <w:rFonts w:ascii="Arial" w:cs="Arial" w:eastAsia="Arial" w:hAnsi="Arial"/>
+          <w:sz w:val="22"/>
+          <w:szCs w:val="22"/>
+        </w:rPr>
+        <w:t xml:space="preserve">, then </w:t>
+      </w:r>
+      <w:r>
+        <w:rPr>
+          <w:rFonts w:ascii="Arial" w:cs="Arial" w:eastAsia="Arial" w:hAnsi="Arial"/>
+          <w:b/>
+          <w:bCs/>
+          <w:sz w:val="22"/>
+          <w:szCs w:val="22"/>
+        </w:rPr>
+        <w:t xml:space="preserve">say it</w:t>
+      </w:r>
+      <w:r>
+        <w:rPr>
+          <w:rFonts w:ascii="Arial" w:cs="Arial" w:eastAsia="Arial" w:hAnsi="Arial"/>
+          <w:sz w:val="22"/>
+          <w:szCs w:val="22"/>
+        </w:rPr>
+        <w:t xml:space="preserve"> in small pieces, then </w:t>
+      </w:r>
+      <w:r>
+        <w:rPr>
+          <w:rFonts w:ascii="Arial" w:cs="Arial" w:eastAsia="Arial" w:hAnsi="Arial"/>
+          <w:b/>
+          <w:bCs/>
+          <w:sz w:val="22"/>
+          <w:szCs w:val="22"/>
+        </w:rPr>
+        <w:t xml:space="preserve">use it</w:t>
+      </w:r>
+      <w:r>
+        <w:rPr>
+          <w:rFonts w:ascii="Arial" w:cs="Arial" w:eastAsia="Arial" w:hAnsi="Arial"/>
+          <w:sz w:val="22"/>
+          <w:szCs w:val="22"/>
+        </w:rPr>
+        <w:t xml:space="preserve"> in an answer. All twelve sub-themes are built. The card reads "Learn all 69 Key Topic References: understand, learn the words, say it and use it, with video and timelines". Press </w:t>
+      </w:r>
+      <w:r>
+        <w:rPr>
+          <w:rFonts w:ascii="Arial" w:cs="Arial" w:eastAsia="Arial" w:hAnsi="Arial"/>
+          <w:b/>
+          <w:bCs/>
+          <w:sz w:val="22"/>
+          <w:szCs w:val="22"/>
+        </w:rPr>
+        <w:t xml:space="preserve">▶ Open KTR Studio</w:t>
+      </w:r>
+      <w:r>
+        <w:rPr>
+          <w:rFonts w:ascii="Arial" w:cs="Arial" w:eastAsia="Arial" w:hAnsi="Arial"/>
+          <w:sz w:val="22"/>
+          <w:szCs w:val="22"/>
+        </w:rPr>
+        <w:t xml:space="preserve">. </w:t>
+      </w:r>
+      <w:r>
+        <w:rPr>
+          <w:rFonts w:ascii="Arial" w:cs="Arial" w:eastAsia="Arial" w:hAnsi="Arial"/>
+          <w:b/>
+          <w:bCs/>
+          <w:sz w:val="22"/>
+          <w:szCs w:val="22"/>
+        </w:rPr>
+        <w:t xml:space="preserve">← Back to Topics</w:t>
+      </w:r>
+      <w:r>
+        <w:rPr>
+          <w:rFonts w:ascii="Arial" w:cs="Arial" w:eastAsia="Arial" w:hAnsi="Arial"/>
+          <w:sz w:val="22"/>
+          <w:szCs w:val="22"/>
+        </w:rPr>
+        <w:t xml:space="preserve"> returns to the start screen.</w:t>
       </w:r>
     </w:p>
     <w:p>
@@ -25332,15 +29289,105 @@
           <w:sz w:val="22"/>
           <w:szCs w:val="22"/>
         </w:rPr>
-        <w:t xml:space="preserve">Direction:</w:t>
-      </w:r>
-      <w:r>
-        <w:rPr>
-          <w:rFonts w:ascii="Arial" w:cs="Arial" w:eastAsia="Arial" w:hAnsi="Arial"/>
-          <w:sz w:val="22"/>
-          <w:szCs w:val="22"/>
-        </w:rPr>
-        <w:t xml:space="preserve"> French or English, with Swap.</w:t>
+        <w:t xml:space="preserve">Top bar:</w:t>
+      </w:r>
+      <w:r>
+        <w:rPr>
+          <w:rFonts w:ascii="Arial" w:cs="Arial" w:eastAsia="Arial" w:hAnsi="Arial"/>
+          <w:sz w:val="22"/>
+          <w:szCs w:val="22"/>
+        </w:rPr>
+        <w:t xml:space="preserve"> the </w:t>
+      </w:r>
+      <w:r>
+        <w:rPr>
+          <w:rFonts w:ascii="Arial" w:cs="Arial" w:eastAsia="Arial" w:hAnsi="Arial"/>
+          <w:b/>
+          <w:bCs/>
+          <w:sz w:val="22"/>
+          <w:szCs w:val="22"/>
+        </w:rPr>
+        <w:t xml:space="preserve">KTR Studio</w:t>
+      </w:r>
+      <w:r>
+        <w:rPr>
+          <w:rFonts w:ascii="Arial" w:cs="Arial" w:eastAsia="Arial" w:hAnsi="Arial"/>
+          <w:sz w:val="22"/>
+          <w:szCs w:val="22"/>
+        </w:rPr>
+        <w:t xml:space="preserve"> button (back to the Studio home), a breadcrumb, a </w:t>
+      </w:r>
+      <w:r>
+        <w:rPr>
+          <w:rFonts w:ascii="Arial" w:cs="Arial" w:eastAsia="Arial" w:hAnsi="Arial"/>
+          <w:b/>
+          <w:bCs/>
+          <w:sz w:val="22"/>
+          <w:szCs w:val="22"/>
+        </w:rPr>
+        <w:t xml:space="preserve">Français / English</w:t>
+      </w:r>
+      <w:r>
+        <w:rPr>
+          <w:rFonts w:ascii="Arial" w:cs="Arial" w:eastAsia="Arial" w:hAnsi="Arial"/>
+          <w:sz w:val="22"/>
+          <w:szCs w:val="22"/>
+        </w:rPr>
+        <w:t xml:space="preserve"> switch, </w:t>
+      </w:r>
+      <w:r>
+        <w:rPr>
+          <w:rFonts w:ascii="Arial" w:cs="Arial" w:eastAsia="Arial" w:hAnsi="Arial"/>
+          <w:b/>
+          <w:bCs/>
+          <w:sz w:val="22"/>
+          <w:szCs w:val="22"/>
+        </w:rPr>
+        <w:t xml:space="preserve">How this works</w:t>
+      </w:r>
+      <w:r>
+        <w:rPr>
+          <w:rFonts w:ascii="Arial" w:cs="Arial" w:eastAsia="Arial" w:hAnsi="Arial"/>
+          <w:sz w:val="22"/>
+          <w:szCs w:val="22"/>
+        </w:rPr>
+        <w:t xml:space="preserve">, </w:t>
+      </w:r>
+      <w:r>
+        <w:rPr>
+          <w:rFonts w:ascii="Arial" w:cs="Arial" w:eastAsia="Arial" w:hAnsi="Arial"/>
+          <w:b/>
+          <w:bCs/>
+          <w:sz w:val="22"/>
+          <w:szCs w:val="22"/>
+        </w:rPr>
+        <w:t xml:space="preserve">Large type</w:t>
+      </w:r>
+      <w:r>
+        <w:rPr>
+          <w:rFonts w:ascii="Arial" w:cs="Arial" w:eastAsia="Arial" w:hAnsi="Arial"/>
+          <w:sz w:val="22"/>
+          <w:szCs w:val="22"/>
+        </w:rPr>
+        <w:t xml:space="preserve"> and a </w:t>
+      </w:r>
+      <w:r>
+        <w:rPr>
+          <w:rFonts w:ascii="Arial" w:cs="Arial" w:eastAsia="Arial" w:hAnsi="Arial"/>
+          <w:b/>
+          <w:bCs/>
+          <w:sz w:val="22"/>
+          <w:szCs w:val="22"/>
+        </w:rPr>
+        <w:t xml:space="preserve">Voice</w:t>
+      </w:r>
+      <w:r>
+        <w:rPr>
+          <w:rFonts w:ascii="Arial" w:cs="Arial" w:eastAsia="Arial" w:hAnsi="Arial"/>
+          <w:sz w:val="22"/>
+          <w:szCs w:val="22"/>
+        </w:rPr>
+        <w:t xml:space="preserve"> slider. Tap a speaker 🔊 to hear a line in French. Click a line to flip it between French and English.</w:t>
       </w:r>
     </w:p>
     <w:p>
@@ -25368,87 +29415,69 @@
           <w:sz w:val="22"/>
           <w:szCs w:val="22"/>
         </w:rPr>
-        <w:t xml:space="preserve">Test me on:</w:t>
-      </w:r>
-      <w:r>
-        <w:rPr>
-          <w:rFonts w:ascii="Arial" w:cs="Arial" w:eastAsia="Arial" w:hAnsi="Arial"/>
-          <w:sz w:val="22"/>
-          <w:szCs w:val="22"/>
-        </w:rPr>
-        <w:t xml:space="preserve"> </w:t>
-      </w:r>
-      <w:r>
-        <w:rPr>
-          <w:rFonts w:ascii="Arial" w:cs="Arial" w:eastAsia="Arial" w:hAnsi="Arial"/>
-          <w:b/>
-          <w:bCs/>
-          <w:sz w:val="22"/>
-          <w:szCs w:val="22"/>
-        </w:rPr>
-        <w:t xml:space="preserve">Definition</w:t>
-      </w:r>
-      <w:r>
-        <w:rPr>
-          <w:rFonts w:ascii="Arial" w:cs="Arial" w:eastAsia="Arial" w:hAnsi="Arial"/>
-          <w:sz w:val="22"/>
-          <w:szCs w:val="22"/>
-        </w:rPr>
-        <w:t xml:space="preserve">, </w:t>
-      </w:r>
-      <w:r>
-        <w:rPr>
-          <w:rFonts w:ascii="Arial" w:cs="Arial" w:eastAsia="Arial" w:hAnsi="Arial"/>
-          <w:b/>
-          <w:bCs/>
-          <w:sz w:val="22"/>
-          <w:szCs w:val="22"/>
-        </w:rPr>
-        <w:t xml:space="preserve">Example</w:t>
-      </w:r>
-      <w:r>
-        <w:rPr>
-          <w:rFonts w:ascii="Arial" w:cs="Arial" w:eastAsia="Arial" w:hAnsi="Arial"/>
-          <w:sz w:val="22"/>
-          <w:szCs w:val="22"/>
-        </w:rPr>
-        <w:t xml:space="preserve">, </w:t>
-      </w:r>
-      <w:r>
-        <w:rPr>
-          <w:rFonts w:ascii="Arial" w:cs="Arial" w:eastAsia="Arial" w:hAnsi="Arial"/>
-          <w:b/>
-          <w:bCs/>
-          <w:sz w:val="22"/>
-          <w:szCs w:val="22"/>
-        </w:rPr>
-        <w:t xml:space="preserve">Analysis</w:t>
-      </w:r>
-      <w:r>
-        <w:rPr>
-          <w:rFonts w:ascii="Arial" w:cs="Arial" w:eastAsia="Arial" w:hAnsi="Arial"/>
-          <w:sz w:val="22"/>
-          <w:szCs w:val="22"/>
-        </w:rPr>
-        <w:t xml:space="preserve"> or </w:t>
-      </w:r>
-      <w:r>
-        <w:rPr>
-          <w:rFonts w:ascii="Arial" w:cs="Arial" w:eastAsia="Arial" w:hAnsi="Arial"/>
-          <w:b/>
-          <w:bCs/>
-          <w:sz w:val="22"/>
-          <w:szCs w:val="22"/>
-        </w:rPr>
-        <w:t xml:space="preserve">🎲 Random</w:t>
-      </w:r>
-      <w:r>
-        <w:rPr>
-          <w:rFonts w:ascii="Arial" w:cs="Arial" w:eastAsia="Arial" w:hAnsi="Arial"/>
-          <w:sz w:val="22"/>
-          <w:szCs w:val="22"/>
-        </w:rPr>
-        <w:t xml:space="preserve"> (3 cards per KTR). Each card tells you what to give: "Give the Definition", "Give the Concrete Example" or "Give the Analysis".</w:t>
+        <w:t xml:space="preserve">Studio home:</w:t>
+      </w:r>
+      <w:r>
+        <w:rPr>
+          <w:rFonts w:ascii="Arial" w:cs="Arial" w:eastAsia="Arial" w:hAnsi="Arial"/>
+          <w:sz w:val="22"/>
+          <w:szCs w:val="22"/>
+        </w:rPr>
+        <w:t xml:space="preserve"> twelve tiles, one for each sub-theme under the four themes, each showing "N KTRs · M completed". Two buttons: </w:t>
+      </w:r>
+      <w:r>
+        <w:rPr>
+          <w:rFonts w:ascii="Arial" w:cs="Arial" w:eastAsia="Arial" w:hAnsi="Arial"/>
+          <w:b/>
+          <w:bCs/>
+          <w:sz w:val="22"/>
+          <w:szCs w:val="22"/>
+        </w:rPr>
+        <w:t xml:space="preserve">⚡ Speed sessions: race on the words, any KTR or combination</w:t>
+      </w:r>
+      <w:r>
+        <w:rPr>
+          <w:rFonts w:ascii="Arial" w:cs="Arial" w:eastAsia="Arial" w:hAnsi="Arial"/>
+          <w:sz w:val="22"/>
+          <w:szCs w:val="22"/>
+        </w:rPr>
+        <w:t xml:space="preserve"> and </w:t>
+      </w:r>
+      <w:r>
+        <w:rPr>
+          <w:rFonts w:ascii="Arial" w:cs="Arial" w:eastAsia="Arial" w:hAnsi="Arial"/>
+          <w:b/>
+          <w:bCs/>
+          <w:sz w:val="22"/>
+          <w:szCs w:val="22"/>
+        </w:rPr>
+        <w:t xml:space="preserve">⏱ AP Timed Spot Test</w:t>
+      </w:r>
+      <w:r>
+        <w:rPr>
+          <w:rFonts w:ascii="Arial" w:cs="Arial" w:eastAsia="Arial" w:hAnsi="Arial"/>
+          <w:sz w:val="22"/>
+          <w:szCs w:val="22"/>
+        </w:rPr>
+        <w:t xml:space="preserve">. Your progress dots are saved on that device only.</w:t>
+      </w:r>
+    </w:p>
+    <w:p>
+      <w:pPr>
+        <w:pStyle w:val="Heading3"/>
+        <w:keepNext/>
+        <w:spacing w:after="80" w:before="220"/>
+      </w:pPr>
+      <w:r>
+        <w:rPr>
+          <w:rFonts w:ascii="Arial" w:cs="Arial" w:eastAsia="Arial" w:hAnsi="Arial"/>
+          <w:b/>
+          <w:bCs/>
+          <w:color w:val="2E5597"/>
+          <w:sz w:val="24"/>
+          <w:szCs w:val="24"/>
+        </w:rPr>
+        <w:t xml:space="preserve">Inside a sub-theme</w:t>
       </w:r>
     </w:p>
     <w:p>
@@ -25476,33 +29505,213 @@
           <w:sz w:val="22"/>
           <w:szCs w:val="22"/>
         </w:rPr>
-        <w:t xml:space="preserve">Topic / Theme:</w:t>
-      </w:r>
-      <w:r>
-        <w:rPr>
-          <w:rFonts w:ascii="Arial" w:cs="Arial" w:eastAsia="Arial" w:hAnsi="Arial"/>
-          <w:sz w:val="22"/>
-          <w:szCs w:val="22"/>
-        </w:rPr>
-        <w:t xml:space="preserve"> All topics (69 KTRs), one of the 12 topics, or a whole Theme 1 to 4. </w:t>
-      </w:r>
-      <w:r>
-        <w:rPr>
-          <w:rFonts w:ascii="Arial" w:cs="Arial" w:eastAsia="Arial" w:hAnsi="Arial"/>
-          <w:b/>
-          <w:bCs/>
-          <w:sz w:val="22"/>
-          <w:szCs w:val="22"/>
-        </w:rPr>
-        <w:t xml:space="preserve">📚 Choose topics</w:t>
-      </w:r>
-      <w:r>
-        <w:rPr>
-          <w:rFonts w:ascii="Arial" w:cs="Arial" w:eastAsia="Arial" w:hAnsi="Arial"/>
-          <w:sz w:val="22"/>
-          <w:szCs w:val="22"/>
-        </w:rPr>
-        <w:t xml:space="preserve"> opens an overview. The 12 topics are Structures familiales, Éducation, Monde du travail, Musique, Médias, Festivals et traditions, Immigration (impact positif), Immigration (défis), L'extrême droite, La France occupée, Le régime de Vichy and La Résistance.</w:t>
+        <w:t xml:space="preserve">The story</w:t>
+      </w:r>
+      <w:r>
+        <w:rPr>
+          <w:rFonts w:ascii="Arial" w:cs="Arial" w:eastAsia="Arial" w:hAnsi="Arial"/>
+          <w:sz w:val="22"/>
+          <w:szCs w:val="22"/>
+        </w:rPr>
+        <w:t xml:space="preserve"> (4 or 5 paragraphs). The voice bar has </w:t>
+      </w:r>
+      <w:r>
+        <w:rPr>
+          <w:rFonts w:ascii="Arial" w:cs="Arial" w:eastAsia="Arial" w:hAnsi="Arial"/>
+          <w:b/>
+          <w:bCs/>
+          <w:sz w:val="22"/>
+          <w:szCs w:val="22"/>
+        </w:rPr>
+        <w:t xml:space="preserve">🔊 Français</w:t>
+      </w:r>
+      <w:r>
+        <w:rPr>
+          <w:rFonts w:ascii="Arial" w:cs="Arial" w:eastAsia="Arial" w:hAnsi="Arial"/>
+          <w:sz w:val="22"/>
+          <w:szCs w:val="22"/>
+        </w:rPr>
+        <w:t xml:space="preserve">, </w:t>
+      </w:r>
+      <w:r>
+        <w:rPr>
+          <w:rFonts w:ascii="Arial" w:cs="Arial" w:eastAsia="Arial" w:hAnsi="Arial"/>
+          <w:b/>
+          <w:bCs/>
+          <w:sz w:val="22"/>
+          <w:szCs w:val="22"/>
+        </w:rPr>
+        <w:t xml:space="preserve">🔊 English</w:t>
+      </w:r>
+      <w:r>
+        <w:rPr>
+          <w:rFonts w:ascii="Arial" w:cs="Arial" w:eastAsia="Arial" w:hAnsi="Arial"/>
+          <w:sz w:val="22"/>
+          <w:szCs w:val="22"/>
+        </w:rPr>
+        <w:t xml:space="preserve"> and </w:t>
+      </w:r>
+      <w:r>
+        <w:rPr>
+          <w:rFonts w:ascii="Arial" w:cs="Arial" w:eastAsia="Arial" w:hAnsi="Arial"/>
+          <w:b/>
+          <w:bCs/>
+          <w:sz w:val="22"/>
+          <w:szCs w:val="22"/>
+        </w:rPr>
+        <w:t xml:space="preserve">🔊 Both</w:t>
+      </w:r>
+      <w:r>
+        <w:rPr>
+          <w:rFonts w:ascii="Arial" w:cs="Arial" w:eastAsia="Arial" w:hAnsi="Arial"/>
+          <w:sz w:val="22"/>
+          <w:szCs w:val="22"/>
+        </w:rPr>
+        <w:t xml:space="preserve"> (French is the default), </w:t>
+      </w:r>
+      <w:r>
+        <w:rPr>
+          <w:rFonts w:ascii="Arial" w:cs="Arial" w:eastAsia="Arial" w:hAnsi="Arial"/>
+          <w:b/>
+          <w:bCs/>
+          <w:sz w:val="22"/>
+          <w:szCs w:val="22"/>
+        </w:rPr>
+        <w:t xml:space="preserve">▶ Start the story in large text</w:t>
+      </w:r>
+      <w:r>
+        <w:rPr>
+          <w:rFonts w:ascii="Arial" w:cs="Arial" w:eastAsia="Arial" w:hAnsi="Arial"/>
+          <w:sz w:val="22"/>
+          <w:szCs w:val="22"/>
+        </w:rPr>
+        <w:t xml:space="preserve">, </w:t>
+      </w:r>
+      <w:r>
+        <w:rPr>
+          <w:rFonts w:ascii="Arial" w:cs="Arial" w:eastAsia="Arial" w:hAnsi="Arial"/>
+          <w:b/>
+          <w:bCs/>
+          <w:sz w:val="22"/>
+          <w:szCs w:val="22"/>
+        </w:rPr>
+        <w:t xml:space="preserve">☑ Auto-play</w:t>
+      </w:r>
+      <w:r>
+        <w:rPr>
+          <w:rFonts w:ascii="Arial" w:cs="Arial" w:eastAsia="Arial" w:hAnsi="Arial"/>
+          <w:sz w:val="22"/>
+          <w:szCs w:val="22"/>
+        </w:rPr>
+        <w:t xml:space="preserve"> and </w:t>
+      </w:r>
+      <w:r>
+        <w:rPr>
+          <w:rFonts w:ascii="Arial" w:cs="Arial" w:eastAsia="Arial" w:hAnsi="Arial"/>
+          <w:b/>
+          <w:bCs/>
+          <w:sz w:val="22"/>
+          <w:szCs w:val="22"/>
+        </w:rPr>
+        <w:t xml:space="preserve">☑ Large text while playing</w:t>
+      </w:r>
+      <w:r>
+        <w:rPr>
+          <w:rFonts w:ascii="Arial" w:cs="Arial" w:eastAsia="Arial" w:hAnsi="Arial"/>
+          <w:sz w:val="22"/>
+          <w:szCs w:val="22"/>
+        </w:rPr>
+        <w:t xml:space="preserve"> (both on by default), and </w:t>
+      </w:r>
+      <w:r>
+        <w:rPr>
+          <w:rFonts w:ascii="Arial" w:cs="Arial" w:eastAsia="Arial" w:hAnsi="Arial"/>
+          <w:b/>
+          <w:bCs/>
+          <w:sz w:val="22"/>
+          <w:szCs w:val="22"/>
+        </w:rPr>
+        <w:t xml:space="preserve">▶ Play the whole story</w:t>
+      </w:r>
+      <w:r>
+        <w:rPr>
+          <w:rFonts w:ascii="Arial" w:cs="Arial" w:eastAsia="Arial" w:hAnsi="Arial"/>
+          <w:sz w:val="22"/>
+          <w:szCs w:val="22"/>
+        </w:rPr>
+        <w:t xml:space="preserve"> / </w:t>
+      </w:r>
+      <w:r>
+        <w:rPr>
+          <w:rFonts w:ascii="Arial" w:cs="Arial" w:eastAsia="Arial" w:hAnsi="Arial"/>
+          <w:b/>
+          <w:bCs/>
+          <w:sz w:val="22"/>
+          <w:szCs w:val="22"/>
+        </w:rPr>
+        <w:t xml:space="preserve">■ Stop</w:t>
+      </w:r>
+      <w:r>
+        <w:rPr>
+          <w:rFonts w:ascii="Arial" w:cs="Arial" w:eastAsia="Arial" w:hAnsi="Arial"/>
+          <w:sz w:val="22"/>
+          <w:szCs w:val="22"/>
+        </w:rPr>
+        <w:t xml:space="preserve">. Under the paragraphs: </w:t>
+      </w:r>
+      <w:r>
+        <w:rPr>
+          <w:rFonts w:ascii="Arial" w:cs="Arial" w:eastAsia="Arial" w:hAnsi="Arial"/>
+          <w:b/>
+          <w:bCs/>
+          <w:sz w:val="22"/>
+          <w:szCs w:val="22"/>
+        </w:rPr>
+        <w:t xml:space="preserve">Continue the story</w:t>
+      </w:r>
+      <w:r>
+        <w:rPr>
+          <w:rFonts w:ascii="Arial" w:cs="Arial" w:eastAsia="Arial" w:hAnsi="Arial"/>
+          <w:sz w:val="22"/>
+          <w:szCs w:val="22"/>
+        </w:rPr>
+        <w:t xml:space="preserve"> and </w:t>
+      </w:r>
+      <w:r>
+        <w:rPr>
+          <w:rFonts w:ascii="Arial" w:cs="Arial" w:eastAsia="Arial" w:hAnsi="Arial"/>
+          <w:b/>
+          <w:bCs/>
+          <w:sz w:val="22"/>
+          <w:szCs w:val="22"/>
+        </w:rPr>
+        <w:t xml:space="preserve">Show all</w:t>
+      </w:r>
+      <w:r>
+        <w:rPr>
+          <w:rFonts w:ascii="Arial" w:cs="Arial" w:eastAsia="Arial" w:hAnsi="Arial"/>
+          <w:sz w:val="22"/>
+          <w:szCs w:val="22"/>
+        </w:rPr>
+        <w:t xml:space="preserve">. In the large-text view the words light up one by one as they are spoken (karaoke). Click it or press </w:t>
+      </w:r>
+      <w:r>
+        <w:rPr>
+          <w:rFonts w:ascii="Arial" w:cs="Arial" w:eastAsia="Arial" w:hAnsi="Arial"/>
+          <w:b/>
+          <w:bCs/>
+          <w:sz w:val="22"/>
+          <w:szCs w:val="22"/>
+        </w:rPr>
+        <w:t xml:space="preserve">Esc</w:t>
+      </w:r>
+      <w:r>
+        <w:rPr>
+          <w:rFonts w:ascii="Arial" w:cs="Arial" w:eastAsia="Arial" w:hAnsi="Arial"/>
+          <w:sz w:val="22"/>
+          <w:szCs w:val="22"/>
+        </w:rPr>
+        <w:t xml:space="preserve"> to shrink it.</w:t>
       </w:r>
     </w:p>
     <w:p>
@@ -25520,271 +29729,6 @@
           <w:sz w:val="22"/>
           <w:szCs w:val="22"/>
         </w:rPr>
-        <w:t xml:space="preserve">Then Cards per session, Timer, </w:t>
-      </w:r>
-      <w:r>
-        <w:rPr>
-          <w:rFonts w:ascii="Arial" w:cs="Arial" w:eastAsia="Arial" w:hAnsi="Arial"/>
-          <w:b/>
-          <w:bCs/>
-          <w:sz w:val="22"/>
-          <w:szCs w:val="22"/>
-        </w:rPr>
-        <w:t xml:space="preserve">▶ Start Drill</w:t>
-      </w:r>
-      <w:r>
-        <w:rPr>
-          <w:rFonts w:ascii="Arial" w:cs="Arial" w:eastAsia="Arial" w:hAnsi="Arial"/>
-          <w:sz w:val="22"/>
-          <w:szCs w:val="22"/>
-        </w:rPr>
-        <w:t xml:space="preserve">, </w:t>
-      </w:r>
-      <w:r>
-        <w:rPr>
-          <w:rFonts w:ascii="Arial" w:cs="Arial" w:eastAsia="Arial" w:hAnsi="Arial"/>
-          <w:b/>
-          <w:bCs/>
-          <w:sz w:val="22"/>
-          <w:szCs w:val="22"/>
-        </w:rPr>
-        <w:t xml:space="preserve">☕ Leisure Mode</w:t>
-      </w:r>
-      <w:r>
-        <w:rPr>
-          <w:rFonts w:ascii="Arial" w:cs="Arial" w:eastAsia="Arial" w:hAnsi="Arial"/>
-          <w:sz w:val="22"/>
-          <w:szCs w:val="22"/>
-        </w:rPr>
-        <w:t xml:space="preserve">, </w:t>
-      </w:r>
-      <w:r>
-        <w:rPr>
-          <w:rFonts w:ascii="Arial" w:cs="Arial" w:eastAsia="Arial" w:hAnsi="Arial"/>
-          <w:b/>
-          <w:bCs/>
-          <w:sz w:val="22"/>
-          <w:szCs w:val="22"/>
-        </w:rPr>
-        <w:t xml:space="preserve">📝 Generate Test</w:t>
-      </w:r>
-      <w:r>
-        <w:rPr>
-          <w:rFonts w:ascii="Arial" w:cs="Arial" w:eastAsia="Arial" w:hAnsi="Arial"/>
-          <w:sz w:val="22"/>
-          <w:szCs w:val="22"/>
-        </w:rPr>
-        <w:t xml:space="preserve"> (with a Level and a number of questions) and </w:t>
-      </w:r>
-      <w:r>
-        <w:rPr>
-          <w:rFonts w:ascii="Arial" w:cs="Arial" w:eastAsia="Arial" w:hAnsi="Arial"/>
-          <w:b/>
-          <w:bCs/>
-          <w:sz w:val="22"/>
-          <w:szCs w:val="22"/>
-        </w:rPr>
-        <w:t xml:space="preserve">📖 View &amp; Print</w:t>
-      </w:r>
-      <w:r>
-        <w:rPr>
-          <w:rFonts w:ascii="Arial" w:cs="Arial" w:eastAsia="Arial" w:hAnsi="Arial"/>
-          <w:sz w:val="22"/>
-          <w:szCs w:val="22"/>
-        </w:rPr>
-        <w:t xml:space="preserve">.</w:t>
-      </w:r>
-    </w:p>
-    <w:p>
-      <w:pPr>
-        <w:spacing w:after="120" w:line="276"/>
-      </w:pPr>
-      <w:r>
-        <w:rPr>
-          <w:rFonts w:ascii="Arial" w:cs="Arial" w:eastAsia="Arial" w:hAnsi="Arial"/>
-          <w:sz w:val="22"/>
-          <w:szCs w:val="22"/>
-        </w:rPr>
-        <w:t xml:space="preserve">The prompt is spoken (for example "C'est quoi le PACS ?"). </w:t>
-      </w:r>
-      <w:r>
-        <w:rPr>
-          <w:rFonts w:ascii="Arial" w:cs="Arial" w:eastAsia="Arial" w:hAnsi="Arial"/>
-          <w:b/>
-          <w:bCs/>
-          <w:sz w:val="22"/>
-          <w:szCs w:val="22"/>
-        </w:rPr>
-        <w:t xml:space="preserve">Say the answer aloud</w:t>
-      </w:r>
-      <w:r>
-        <w:rPr>
-          <w:rFonts w:ascii="Arial" w:cs="Arial" w:eastAsia="Arial" w:hAnsi="Arial"/>
-          <w:sz w:val="22"/>
-          <w:szCs w:val="22"/>
-        </w:rPr>
-        <w:t xml:space="preserve">, then </w:t>
-      </w:r>
-      <w:r>
-        <w:rPr>
-          <w:rFonts w:ascii="Arial" w:cs="Arial" w:eastAsia="Arial" w:hAnsi="Arial"/>
-          <w:b/>
-          <w:bCs/>
-          <w:sz w:val="22"/>
-          <w:szCs w:val="22"/>
-        </w:rPr>
-        <w:t xml:space="preserve">Show Answer</w:t>
-      </w:r>
-      <w:r>
-        <w:rPr>
-          <w:rFonts w:ascii="Arial" w:cs="Arial" w:eastAsia="Arial" w:hAnsi="Arial"/>
-          <w:sz w:val="22"/>
-          <w:szCs w:val="22"/>
-        </w:rPr>
-        <w:t xml:space="preserve"> and mark.</w:t>
-      </w:r>
-    </w:p>
-    <w:p>
-      <w:pPr>
-        <w:pStyle w:val="Heading3"/>
-        <w:keepNext/>
-        <w:spacing w:after="80" w:before="220"/>
-      </w:pPr>
-      <w:r>
-        <w:rPr>
-          <w:rFonts w:ascii="Arial" w:cs="Arial" w:eastAsia="Arial" w:hAnsi="Arial"/>
-          <w:b/>
-          <w:bCs/>
-          <w:color w:val="2E5597"/>
-          <w:sz w:val="24"/>
-          <w:szCs w:val="24"/>
-        </w:rPr>
-        <w:t xml:space="preserve">B. Oral Exam Cards</w:t>
-      </w:r>
-    </w:p>
-    <w:p>
-      <w:pPr>
-        <w:pStyle w:val="ListParagraph"/>
-        <w:numPr>
-          <w:ilvl w:val="0"/>
-          <w:numId w:val="15"/>
-        </w:numPr>
-        <w:spacing w:after="70" w:line="276"/>
-      </w:pPr>
-      <w:r>
-        <w:rPr>
-          <w:rFonts w:ascii="Arial" w:cs="Arial" w:eastAsia="Arial" w:hAnsi="Arial"/>
-          <w:sz w:val="22"/>
-          <w:szCs w:val="22"/>
-        </w:rPr>
-        <w:t xml:space="preserve">Press </w:t>
-      </w:r>
-      <w:r>
-        <w:rPr>
-          <w:rFonts w:ascii="Arial" w:cs="Arial" w:eastAsia="Arial" w:hAnsi="Arial"/>
-          <w:b/>
-          <w:bCs/>
-          <w:sz w:val="22"/>
-          <w:szCs w:val="22"/>
-        </w:rPr>
-        <w:t xml:space="preserve">▶ Start Oral Practice</w:t>
-      </w:r>
-      <w:r>
-        <w:rPr>
-          <w:rFonts w:ascii="Arial" w:cs="Arial" w:eastAsia="Arial" w:hAnsi="Arial"/>
-          <w:sz w:val="22"/>
-          <w:szCs w:val="22"/>
-        </w:rPr>
-        <w:t xml:space="preserve">. In </w:t>
-      </w:r>
-      <w:r>
-        <w:rPr>
-          <w:rFonts w:ascii="Arial" w:cs="Arial" w:eastAsia="Arial" w:hAnsi="Arial"/>
-          <w:b/>
-          <w:bCs/>
-          <w:sz w:val="22"/>
-          <w:szCs w:val="22"/>
-        </w:rPr>
-        <w:t xml:space="preserve">Select topic or mode</w:t>
-      </w:r>
-      <w:r>
-        <w:rPr>
-          <w:rFonts w:ascii="Arial" w:cs="Arial" w:eastAsia="Arial" w:hAnsi="Arial"/>
-          <w:sz w:val="22"/>
-          <w:szCs w:val="22"/>
-        </w:rPr>
-        <w:t xml:space="preserve"> choose </w:t>
-      </w:r>
-      <w:r>
-        <w:rPr>
-          <w:rFonts w:ascii="Arial" w:cs="Arial" w:eastAsia="Arial" w:hAnsi="Arial"/>
-          <w:b/>
-          <w:bCs/>
-          <w:sz w:val="22"/>
-          <w:szCs w:val="22"/>
-        </w:rPr>
-        <w:t xml:space="preserve">🎯 Exam simulation</w:t>
-      </w:r>
-      <w:r>
-        <w:rPr>
-          <w:rFonts w:ascii="Arial" w:cs="Arial" w:eastAsia="Arial" w:hAnsi="Arial"/>
-          <w:sz w:val="22"/>
-          <w:szCs w:val="22"/>
-        </w:rPr>
-        <w:t xml:space="preserve">, </w:t>
-      </w:r>
-      <w:r>
-        <w:rPr>
-          <w:rFonts w:ascii="Arial" w:cs="Arial" w:eastAsia="Arial" w:hAnsi="Arial"/>
-          <w:b/>
-          <w:bCs/>
-          <w:sz w:val="22"/>
-          <w:szCs w:val="22"/>
-        </w:rPr>
-        <w:t xml:space="preserve">🎲 Random card</w:t>
-      </w:r>
-      <w:r>
-        <w:rPr>
-          <w:rFonts w:ascii="Arial" w:cs="Arial" w:eastAsia="Arial" w:hAnsi="Arial"/>
-          <w:sz w:val="22"/>
-          <w:szCs w:val="22"/>
-        </w:rPr>
-        <w:t xml:space="preserve">, random by theme or topic, or </w:t>
-      </w:r>
-      <w:r>
-        <w:rPr>
-          <w:rFonts w:ascii="Arial" w:cs="Arial" w:eastAsia="Arial" w:hAnsi="Arial"/>
-          <w:b/>
-          <w:bCs/>
-          <w:sz w:val="22"/>
-          <w:szCs w:val="22"/>
-        </w:rPr>
-        <w:t xml:space="preserve">All cards by topic</w:t>
-      </w:r>
-      <w:r>
-        <w:rPr>
-          <w:rFonts w:ascii="Arial" w:cs="Arial" w:eastAsia="Arial" w:hAnsi="Arial"/>
-          <w:sz w:val="22"/>
-          <w:szCs w:val="22"/>
-        </w:rPr>
-        <w:t xml:space="preserve">.</w:t>
-      </w:r>
-    </w:p>
-    <w:p>
-      <w:pPr>
-        <w:pStyle w:val="ListParagraph"/>
-        <w:numPr>
-          <w:ilvl w:val="0"/>
-          <w:numId w:val="15"/>
-        </w:numPr>
-        <w:spacing w:after="70" w:line="276"/>
-      </w:pPr>
-      <w:r>
-        <w:rPr>
-          <w:rFonts w:ascii="Arial" w:cs="Arial" w:eastAsia="Arial" w:hAnsi="Arial"/>
-          <w:sz w:val="22"/>
-          <w:szCs w:val="22"/>
-        </w:rPr>
         <w:t xml:space="preserve"/>
       </w:r>
       <w:r>
@@ -25795,375 +29739,51 @@
           <w:sz w:val="22"/>
           <w:szCs w:val="22"/>
         </w:rPr>
-        <w:t xml:space="preserve">Card source:</w:t>
-      </w:r>
-      <w:r>
-        <w:rPr>
-          <w:rFonts w:ascii="Arial" w:cs="Arial" w:eastAsia="Arial" w:hAnsi="Arial"/>
-          <w:sz w:val="22"/>
-          <w:szCs w:val="22"/>
-        </w:rPr>
-        <w:t xml:space="preserve"> </w:t>
-      </w:r>
-      <w:r>
-        <w:rPr>
-          <w:rFonts w:ascii="Arial" w:cs="Arial" w:eastAsia="Arial" w:hAnsi="Arial"/>
-          <w:b/>
-          <w:bCs/>
-          <w:sz w:val="22"/>
-          <w:szCs w:val="22"/>
-        </w:rPr>
-        <w:t xml:space="preserve">✓ Real past papers only</w:t>
-      </w:r>
-      <w:r>
-        <w:rPr>
-          <w:rFonts w:ascii="Arial" w:cs="Arial" w:eastAsia="Arial" w:hAnsi="Arial"/>
-          <w:sz w:val="22"/>
-          <w:szCs w:val="22"/>
-        </w:rPr>
-        <w:t xml:space="preserve"> (the default), </w:t>
-      </w:r>
-      <w:r>
-        <w:rPr>
-          <w:rFonts w:ascii="Arial" w:cs="Arial" w:eastAsia="Arial" w:hAnsi="Arial"/>
-          <w:b/>
-          <w:bCs/>
-          <w:sz w:val="22"/>
-          <w:szCs w:val="22"/>
-        </w:rPr>
-        <w:t xml:space="preserve">Include AI-generated</w:t>
-      </w:r>
-      <w:r>
-        <w:rPr>
-          <w:rFonts w:ascii="Arial" w:cs="Arial" w:eastAsia="Arial" w:hAnsi="Arial"/>
-          <w:sz w:val="22"/>
-          <w:szCs w:val="22"/>
-        </w:rPr>
-        <w:t xml:space="preserve">, or </w:t>
-      </w:r>
-      <w:r>
-        <w:rPr>
-          <w:rFonts w:ascii="Arial" w:cs="Arial" w:eastAsia="Arial" w:hAnsi="Arial"/>
-          <w:b/>
-          <w:bCs/>
-          <w:sz w:val="22"/>
-          <w:szCs w:val="22"/>
-        </w:rPr>
-        <w:t xml:space="preserve">🎧 Show Demo Mode cards only</w:t>
-      </w:r>
-      <w:r>
-        <w:rPr>
-          <w:rFonts w:ascii="Arial" w:cs="Arial" w:eastAsia="Arial" w:hAnsi="Arial"/>
-          <w:sz w:val="22"/>
-          <w:szCs w:val="22"/>
-        </w:rPr>
-        <w:t xml:space="preserve">. A </w:t>
-      </w:r>
-      <w:r>
-        <w:rPr>
-          <w:rFonts w:ascii="Arial" w:cs="Arial" w:eastAsia="Arial" w:hAnsi="Arial"/>
-          <w:b/>
-          <w:bCs/>
-          <w:sz w:val="22"/>
-          <w:szCs w:val="22"/>
-        </w:rPr>
-        <w:t xml:space="preserve">Year</w:t>
-      </w:r>
-      <w:r>
-        <w:rPr>
-          <w:rFonts w:ascii="Arial" w:cs="Arial" w:eastAsia="Arial" w:hAnsi="Arial"/>
-          <w:sz w:val="22"/>
-          <w:szCs w:val="22"/>
-        </w:rPr>
-        <w:t xml:space="preserve"> menu appears when you pick a topic (Sample, 2018 to 2025, AI Generated).</w:t>
-      </w:r>
-    </w:p>
-    <w:p>
-      <w:pPr>
-        <w:pStyle w:val="ListParagraph"/>
-        <w:numPr>
-          <w:ilvl w:val="0"/>
-          <w:numId w:val="15"/>
-        </w:numPr>
-        <w:spacing w:after="70" w:line="276"/>
-      </w:pPr>
-      <w:r>
-        <w:rPr>
-          <w:rFonts w:ascii="Arial" w:cs="Arial" w:eastAsia="Arial" w:hAnsi="Arial"/>
-          <w:sz w:val="22"/>
-          <w:szCs w:val="22"/>
-        </w:rPr>
-        <w:t xml:space="preserve">Press </w:t>
-      </w:r>
-      <w:r>
-        <w:rPr>
-          <w:rFonts w:ascii="Arial" w:cs="Arial" w:eastAsia="Arial" w:hAnsi="Arial"/>
-          <w:b/>
-          <w:bCs/>
-          <w:sz w:val="22"/>
-          <w:szCs w:val="22"/>
-        </w:rPr>
-        <w:t xml:space="preserve">▶ Show Card(s)</w:t>
-      </w:r>
-      <w:r>
-        <w:rPr>
-          <w:rFonts w:ascii="Arial" w:cs="Arial" w:eastAsia="Arial" w:hAnsi="Arial"/>
-          <w:sz w:val="22"/>
-          <w:szCs w:val="22"/>
-        </w:rPr>
-        <w:t xml:space="preserve">, or type a code such as </w:t>
-      </w:r>
-      <w:r>
-        <w:rPr>
-          <w:rFonts w:ascii="Arial" w:cs="Arial" w:eastAsia="Arial" w:hAnsi="Arial"/>
-          <w:b/>
-          <w:bCs/>
-          <w:sz w:val="22"/>
-          <w:szCs w:val="22"/>
-        </w:rPr>
-        <w:t xml:space="preserve">FR042</w:t>
-      </w:r>
-      <w:r>
-        <w:rPr>
-          <w:rFonts w:ascii="Arial" w:cs="Arial" w:eastAsia="Arial" w:hAnsi="Arial"/>
-          <w:sz w:val="22"/>
-          <w:szCs w:val="22"/>
-        </w:rPr>
-        <w:t xml:space="preserve"> in </w:t>
-      </w:r>
-      <w:r>
-        <w:rPr>
-          <w:rFonts w:ascii="Arial" w:cs="Arial" w:eastAsia="Arial" w:hAnsi="Arial"/>
-          <w:b/>
-          <w:bCs/>
-          <w:sz w:val="22"/>
-          <w:szCs w:val="22"/>
-        </w:rPr>
-        <w:t xml:space="preserve">Go directly to a card</w:t>
-      </w:r>
-      <w:r>
-        <w:rPr>
-          <w:rFonts w:ascii="Arial" w:cs="Arial" w:eastAsia="Arial" w:hAnsi="Arial"/>
-          <w:sz w:val="22"/>
-          <w:szCs w:val="22"/>
-        </w:rPr>
-        <w:t xml:space="preserve"> and press </w:t>
-      </w:r>
-      <w:r>
-        <w:rPr>
-          <w:rFonts w:ascii="Arial" w:cs="Arial" w:eastAsia="Arial" w:hAnsi="Arial"/>
-          <w:b/>
-          <w:bCs/>
-          <w:sz w:val="22"/>
-          <w:szCs w:val="22"/>
-        </w:rPr>
-        <w:t xml:space="preserve">Go</w:t>
-      </w:r>
-      <w:r>
-        <w:rPr>
-          <w:rFonts w:ascii="Arial" w:cs="Arial" w:eastAsia="Arial" w:hAnsi="Arial"/>
-          <w:sz w:val="22"/>
-          <w:szCs w:val="22"/>
-        </w:rPr>
-        <w:t xml:space="preserve">.</w:t>
-      </w:r>
-    </w:p>
-    <w:p>
-      <w:pPr>
-        <w:pStyle w:val="ListParagraph"/>
-        <w:numPr>
-          <w:ilvl w:val="0"/>
-          <w:numId w:val="15"/>
-        </w:numPr>
-        <w:spacing w:after="70" w:line="276"/>
-      </w:pPr>
-      <w:r>
-        <w:rPr>
-          <w:rFonts w:ascii="Arial" w:cs="Arial" w:eastAsia="Arial" w:hAnsi="Arial"/>
-          <w:sz w:val="22"/>
-          <w:szCs w:val="22"/>
-        </w:rPr>
-        <w:t xml:space="preserve">Each card has </w:t>
-      </w:r>
-      <w:r>
-        <w:rPr>
-          <w:rFonts w:ascii="Arial" w:cs="Arial" w:eastAsia="Arial" w:hAnsi="Arial"/>
-          <w:b/>
-          <w:bCs/>
-          <w:sz w:val="22"/>
-          <w:szCs w:val="22"/>
-        </w:rPr>
-        <w:t xml:space="preserve">Task 1</w:t>
-      </w:r>
-      <w:r>
-        <w:rPr>
-          <w:rFonts w:ascii="Arial" w:cs="Arial" w:eastAsia="Arial" w:hAnsi="Arial"/>
-          <w:sz w:val="22"/>
-          <w:szCs w:val="22"/>
-        </w:rPr>
-        <w:t xml:space="preserve">, the topic and </w:t>
-      </w:r>
-      <w:r>
-        <w:rPr>
-          <w:rFonts w:ascii="Arial" w:cs="Arial" w:eastAsia="Arial" w:hAnsi="Arial"/>
-          <w:b/>
-          <w:bCs/>
-          <w:sz w:val="22"/>
-          <w:szCs w:val="22"/>
-        </w:rPr>
-        <w:t xml:space="preserve">declarations A and B</w:t>
-      </w:r>
-      <w:r>
-        <w:rPr>
-          <w:rFonts w:ascii="Arial" w:cs="Arial" w:eastAsia="Arial" w:hAnsi="Arial"/>
-          <w:sz w:val="22"/>
-          <w:szCs w:val="22"/>
-        </w:rPr>
-        <w:t xml:space="preserve">, each with two compulsory teacher-examiner questions. </w:t>
-      </w:r>
-      <w:r>
-        <w:rPr>
-          <w:rFonts w:ascii="Arial" w:cs="Arial" w:eastAsia="Arial" w:hAnsi="Arial"/>
-          <w:b/>
-          <w:bCs/>
-          <w:sz w:val="22"/>
-          <w:szCs w:val="22"/>
-        </w:rPr>
-        <w:t xml:space="preserve">Tap A or B to choose your declaration.</w:t>
-      </w:r>
-      <w:r>
-        <w:rPr>
-          <w:rFonts w:ascii="Arial" w:cs="Arial" w:eastAsia="Arial" w:hAnsi="Arial"/>
-          <w:sz w:val="22"/>
-          <w:szCs w:val="22"/>
-        </w:rPr>
-        <w:t xml:space="preserve"/>
-      </w:r>
-    </w:p>
-    <w:p>
-      <w:pPr>
-        <w:pStyle w:val="ListParagraph"/>
-        <w:numPr>
-          <w:ilvl w:val="0"/>
-          <w:numId w:val="15"/>
-        </w:numPr>
-        <w:spacing w:after="70" w:line="276"/>
-      </w:pPr>
-      <w:r>
-        <w:rPr>
-          <w:rFonts w:ascii="Arial" w:cs="Arial" w:eastAsia="Arial" w:hAnsi="Arial"/>
-          <w:sz w:val="22"/>
-          <w:szCs w:val="22"/>
-        </w:rPr>
-        <w:t xml:space="preserve">Then choose: </w:t>
-      </w:r>
-      <w:r>
-        <w:rPr>
-          <w:rFonts w:ascii="Arial" w:cs="Arial" w:eastAsia="Arial" w:hAnsi="Arial"/>
-          <w:b/>
-          <w:bCs/>
-          <w:sz w:val="22"/>
-          <w:szCs w:val="22"/>
-        </w:rPr>
-        <w:t xml:space="preserve">↩ Change declaration</w:t>
-      </w:r>
-      <w:r>
-        <w:rPr>
-          <w:rFonts w:ascii="Arial" w:cs="Arial" w:eastAsia="Arial" w:hAnsi="Arial"/>
-          <w:sz w:val="22"/>
-          <w:szCs w:val="22"/>
-        </w:rPr>
-        <w:t xml:space="preserve">, </w:t>
-      </w:r>
-      <w:r>
-        <w:rPr>
-          <w:rFonts w:ascii="Arial" w:cs="Arial" w:eastAsia="Arial" w:hAnsi="Arial"/>
-          <w:b/>
-          <w:bCs/>
-          <w:sz w:val="22"/>
-          <w:szCs w:val="22"/>
-        </w:rPr>
-        <w:t xml:space="preserve">⏱ Start 5-min prep</w:t>
-      </w:r>
-      <w:r>
-        <w:rPr>
-          <w:rFonts w:ascii="Arial" w:cs="Arial" w:eastAsia="Arial" w:hAnsi="Arial"/>
-          <w:sz w:val="22"/>
-          <w:szCs w:val="22"/>
-        </w:rPr>
-        <w:t xml:space="preserve">, </w:t>
-      </w:r>
-      <w:r>
-        <w:rPr>
-          <w:rFonts w:ascii="Arial" w:cs="Arial" w:eastAsia="Arial" w:hAnsi="Arial"/>
-          <w:b/>
-          <w:bCs/>
-          <w:sz w:val="22"/>
-          <w:szCs w:val="22"/>
-        </w:rPr>
-        <w:t xml:space="preserve">▶ Ready: simulate exam</w:t>
-      </w:r>
-      <w:r>
-        <w:rPr>
-          <w:rFonts w:ascii="Arial" w:cs="Arial" w:eastAsia="Arial" w:hAnsi="Arial"/>
-          <w:sz w:val="22"/>
-          <w:szCs w:val="22"/>
-        </w:rPr>
-        <w:t xml:space="preserve">, </w:t>
-      </w:r>
-      <w:r>
-        <w:rPr>
-          <w:rFonts w:ascii="Arial" w:cs="Arial" w:eastAsia="Arial" w:hAnsi="Arial"/>
-          <w:b/>
-          <w:bCs/>
-          <w:sz w:val="22"/>
-          <w:szCs w:val="22"/>
-        </w:rPr>
-        <w:t xml:space="preserve">🎙 Record my oral</w:t>
-      </w:r>
-      <w:r>
-        <w:rPr>
-          <w:rFonts w:ascii="Arial" w:cs="Arial" w:eastAsia="Arial" w:hAnsi="Arial"/>
-          <w:sz w:val="22"/>
-          <w:szCs w:val="22"/>
-        </w:rPr>
-        <w:t xml:space="preserve">, </w:t>
-      </w:r>
-      <w:r>
-        <w:rPr>
-          <w:rFonts w:ascii="Arial" w:cs="Arial" w:eastAsia="Arial" w:hAnsi="Arial"/>
-          <w:b/>
-          <w:bCs/>
-          <w:sz w:val="22"/>
-          <w:szCs w:val="22"/>
-        </w:rPr>
-        <w:t xml:space="preserve">🎧 Demo Mode</w:t>
-      </w:r>
-      <w:r>
-        <w:rPr>
-          <w:rFonts w:ascii="Arial" w:cs="Arial" w:eastAsia="Arial" w:hAnsi="Arial"/>
-          <w:sz w:val="22"/>
-          <w:szCs w:val="22"/>
-        </w:rPr>
-        <w:t xml:space="preserve"> (only where a model answer exists) or </w:t>
-      </w:r>
-      <w:r>
-        <w:rPr>
-          <w:rFonts w:ascii="Arial" w:cs="Arial" w:eastAsia="Arial" w:hAnsi="Arial"/>
-          <w:b/>
-          <w:bCs/>
-          <w:sz w:val="22"/>
-          <w:szCs w:val="22"/>
-        </w:rPr>
-        <w:t xml:space="preserve">🖨 Translation sheet</w:t>
-      </w:r>
-      <w:r>
-        <w:rPr>
-          <w:rFonts w:ascii="Arial" w:cs="Arial" w:eastAsia="Arial" w:hAnsi="Arial"/>
-          <w:sz w:val="22"/>
-          <w:szCs w:val="22"/>
-        </w:rPr>
-        <w:t xml:space="preserve"> (only where available).</w:t>
+        <w:t xml:space="preserve">Vos vidéos · your videos</w:t>
+      </w:r>
+      <w:r>
+        <w:rPr>
+          <w:rFonts w:ascii="Arial" w:cs="Arial" w:eastAsia="Arial" w:hAnsi="Arial"/>
+          <w:sz w:val="22"/>
+          <w:szCs w:val="22"/>
+        </w:rPr>
+        <w:t xml:space="preserve"> open in a new tab and need an Eton sign-in. </w:t>
+      </w:r>
+      <w:r>
+        <w:rPr>
+          <w:rFonts w:ascii="Arial" w:cs="Arial" w:eastAsia="Arial" w:hAnsi="Arial"/>
+          <w:b/>
+          <w:bCs/>
+          <w:sz w:val="22"/>
+          <w:szCs w:val="22"/>
+        </w:rPr>
+        <w:t xml:space="preserve">La chronologie · timeline</w:t>
+      </w:r>
+      <w:r>
+        <w:rPr>
+          <w:rFonts w:ascii="Arial" w:cs="Arial" w:eastAsia="Arial" w:hAnsi="Arial"/>
+          <w:sz w:val="22"/>
+          <w:szCs w:val="22"/>
+        </w:rPr>
+        <w:t xml:space="preserve"> has 10 to 12 events, each linked to its KTR where there is one. </w:t>
+      </w:r>
+      <w:r>
+        <w:rPr>
+          <w:rFonts w:ascii="Arial" w:cs="Arial" w:eastAsia="Arial" w:hAnsi="Arial"/>
+          <w:b/>
+          <w:bCs/>
+          <w:sz w:val="22"/>
+          <w:szCs w:val="22"/>
+        </w:rPr>
+        <w:t xml:space="preserve">The N KTRs, in teaching order</w:t>
+      </w:r>
+      <w:r>
+        <w:rPr>
+          <w:rFonts w:ascii="Arial" w:cs="Arial" w:eastAsia="Arial" w:hAnsi="Arial"/>
+          <w:sz w:val="22"/>
+          <w:szCs w:val="22"/>
+        </w:rPr>
+        <w:t xml:space="preserve"> are tiles with progress dots.</w:t>
       </w:r>
     </w:p>
     <w:p>
@@ -26181,107 +29801,17 @@
           <w:sz w:val="22"/>
           <w:szCs w:val="22"/>
         </w:rPr>
-        <w:t xml:space="preserve"/>
-      </w:r>
-      <w:r>
-        <w:rPr>
-          <w:rFonts w:ascii="Arial" w:cs="Arial" w:eastAsia="Arial" w:hAnsi="Arial"/>
-          <w:b/>
-          <w:bCs/>
-          <w:sz w:val="22"/>
-          <w:szCs w:val="22"/>
-        </w:rPr>
-        <w:t xml:space="preserve">Exam simulation:</w:t>
-      </w:r>
-      <w:r>
-        <w:rPr>
-          <w:rFonts w:ascii="Arial" w:cs="Arial" w:eastAsia="Arial" w:hAnsi="Arial"/>
-          <w:sz w:val="22"/>
-          <w:szCs w:val="22"/>
-        </w:rPr>
-        <w:t xml:space="preserve"> the panel says "Exam in progress". The examiner introduces, asks Question 1, and a </w:t>
-      </w:r>
-      <w:r>
-        <w:rPr>
-          <w:rFonts w:ascii="Arial" w:cs="Arial" w:eastAsia="Arial" w:hAnsi="Arial"/>
-          <w:b/>
-          <w:bCs/>
-          <w:sz w:val="22"/>
-          <w:szCs w:val="22"/>
-        </w:rPr>
-        <w:t xml:space="preserve">Response time</w:t>
-      </w:r>
-      <w:r>
-        <w:rPr>
-          <w:rFonts w:ascii="Arial" w:cs="Arial" w:eastAsia="Arial" w:hAnsi="Arial"/>
-          <w:sz w:val="22"/>
-          <w:szCs w:val="22"/>
-        </w:rPr>
-        <w:t xml:space="preserve"> clock counts up. At </w:t>
-      </w:r>
-      <w:r>
-        <w:rPr>
-          <w:rFonts w:ascii="Arial" w:cs="Arial" w:eastAsia="Arial" w:hAnsi="Arial"/>
-          <w:b/>
-          <w:bCs/>
-          <w:sz w:val="22"/>
-          <w:szCs w:val="22"/>
-        </w:rPr>
-        <w:t xml:space="preserve">1:30</w:t>
-      </w:r>
-      <w:r>
-        <w:rPr>
-          <w:rFonts w:ascii="Arial" w:cs="Arial" w:eastAsia="Arial" w:hAnsi="Arial"/>
-          <w:sz w:val="22"/>
-          <w:szCs w:val="22"/>
-        </w:rPr>
-        <w:t xml:space="preserve"> you see "Time to wrap things up", at </w:t>
-      </w:r>
-      <w:r>
-        <w:rPr>
-          <w:rFonts w:ascii="Arial" w:cs="Arial" w:eastAsia="Arial" w:hAnsi="Arial"/>
-          <w:b/>
-          <w:bCs/>
-          <w:sz w:val="22"/>
-          <w:szCs w:val="22"/>
-        </w:rPr>
-        <w:t xml:space="preserve">1:50</w:t>
-      </w:r>
-      <w:r>
-        <w:rPr>
-          <w:rFonts w:ascii="Arial" w:cs="Arial" w:eastAsia="Arial" w:hAnsi="Arial"/>
-          <w:sz w:val="22"/>
-          <w:szCs w:val="22"/>
-        </w:rPr>
-        <w:t xml:space="preserve"> "Last ten seconds: give your conclusion" and at </w:t>
-      </w:r>
-      <w:r>
-        <w:rPr>
-          <w:rFonts w:ascii="Arial" w:cs="Arial" w:eastAsia="Arial" w:hAnsi="Arial"/>
-          <w:b/>
-          <w:bCs/>
-          <w:sz w:val="22"/>
-          <w:szCs w:val="22"/>
-        </w:rPr>
-        <w:t xml:space="preserve">2:00</w:t>
-      </w:r>
-      <w:r>
-        <w:rPr>
-          <w:rFonts w:ascii="Arial" w:cs="Arial" w:eastAsia="Arial" w:hAnsi="Arial"/>
-          <w:sz w:val="22"/>
-          <w:szCs w:val="22"/>
-        </w:rPr>
-        <w:t xml:space="preserve"> "Your teacher would interrupt you now". Then </w:t>
-      </w:r>
-      <w:r>
-        <w:rPr>
-          <w:rFonts w:ascii="Arial" w:cs="Arial" w:eastAsia="Arial" w:hAnsi="Arial"/>
-          <w:b/>
-          <w:bCs/>
-          <w:sz w:val="22"/>
-          <w:szCs w:val="22"/>
-        </w:rPr>
-        <w:t xml:space="preserve">▶ Ask Question 2</w:t>
+        <w:t xml:space="preserve">Buttons at the foot: </w:t>
+      </w:r>
+      <w:r>
+        <w:rPr>
+          <w:rFonts w:ascii="Arial" w:cs="Arial" w:eastAsia="Arial" w:hAnsi="Arial"/>
+          <w:b/>
+          <w:bCs/>
+          <w:sz w:val="22"/>
+          <w:szCs w:val="22"/>
+        </w:rPr>
+        <w:t xml:space="preserve">⚡ Speed session: this sub-theme</w:t>
       </w:r>
       <w:r>
         <w:rPr>
@@ -26299,7 +29829,1067 @@
           <w:sz w:val="22"/>
           <w:szCs w:val="22"/>
         </w:rPr>
-        <w:t xml:space="preserve">✓ Finish</w:t>
+        <w:t xml:space="preserve">⏱ AP Timed Spot Test: this sub-theme</w:t>
+      </w:r>
+      <w:r>
+        <w:rPr>
+          <w:rFonts w:ascii="Arial" w:cs="Arial" w:eastAsia="Arial" w:hAnsi="Arial"/>
+          <w:sz w:val="22"/>
+          <w:szCs w:val="22"/>
+        </w:rPr>
+        <w:t xml:space="preserve">.</w:t>
+      </w:r>
+    </w:p>
+    <w:p>
+      <w:pPr>
+        <w:pStyle w:val="Heading3"/>
+        <w:keepNext/>
+        <w:spacing w:after="80" w:before="220"/>
+      </w:pPr>
+      <w:r>
+        <w:rPr>
+          <w:rFonts w:ascii="Arial" w:cs="Arial" w:eastAsia="Arial" w:hAnsi="Arial"/>
+          <w:b/>
+          <w:bCs/>
+          <w:color w:val="2E5597"/>
+          <w:sz w:val="24"/>
+          <w:szCs w:val="24"/>
+        </w:rPr>
+        <w:t xml:space="preserve">Inside a KTR: five stages</w:t>
+      </w:r>
+    </w:p>
+    <w:tbl>
+      <w:tblPr>
+        <w:tblW w:type="dxa" w:w="9638"/>
+        <w:tblBorders>
+          <w:top w:val="single" w:color="auto" w:sz="4"/>
+          <w:left w:val="single" w:color="auto" w:sz="4"/>
+          <w:bottom w:val="single" w:color="auto" w:sz="4"/>
+          <w:right w:val="single" w:color="auto" w:sz="4"/>
+          <w:insideH w:val="single" w:color="auto" w:sz="4"/>
+          <w:insideV w:val="single" w:color="auto" w:sz="4"/>
+        </w:tblBorders>
+      </w:tblPr>
+      <w:tblGrid>
+        <w:gridCol w:w="2500"/>
+        <w:gridCol w:w="7138"/>
+      </w:tblGrid>
+      <w:tr>
+        <w:trPr>
+          <w:tblHeader/>
+        </w:trPr>
+        <w:tc>
+          <w:tcPr>
+            <w:tcW w:type="dxa" w:w="2500"/>
+            <w:tcBorders>
+              <w:top w:val="single" w:color="B7C3D9" w:sz="4"/>
+              <w:left w:val="single" w:color="B7C3D9" w:sz="4"/>
+              <w:bottom w:val="single" w:color="B7C3D9" w:sz="4"/>
+              <w:right w:val="single" w:color="B7C3D9" w:sz="4"/>
+            </w:tcBorders>
+            <w:shd w:fill="1F3864" w:color="auto" w:val="clear"/>
+            <w:tcMar>
+              <w:top w:type="dxa" w:w="70"/>
+              <w:left w:type="dxa" w:w="110"/>
+              <w:bottom w:type="dxa" w:w="70"/>
+              <w:right w:type="dxa" w:w="110"/>
+            </w:tcMar>
+          </w:tcPr>
+          <w:p>
+            <w:pPr>
+              <w:spacing w:after="30"/>
+            </w:pPr>
+            <w:r>
+              <w:rPr>
+                <w:rFonts w:ascii="Arial" w:cs="Arial" w:eastAsia="Arial" w:hAnsi="Arial"/>
+                <w:b/>
+                <w:bCs/>
+                <w:color w:val="FFFFFF"/>
+                <w:sz w:val="20"/>
+                <w:szCs w:val="20"/>
+              </w:rPr>
+              <w:t xml:space="preserve">Stage</w:t>
+            </w:r>
+          </w:p>
+        </w:tc>
+        <w:tc>
+          <w:tcPr>
+            <w:tcW w:type="dxa" w:w="7138"/>
+            <w:tcBorders>
+              <w:top w:val="single" w:color="B7C3D9" w:sz="4"/>
+              <w:left w:val="single" w:color="B7C3D9" w:sz="4"/>
+              <w:bottom w:val="single" w:color="B7C3D9" w:sz="4"/>
+              <w:right w:val="single" w:color="B7C3D9" w:sz="4"/>
+            </w:tcBorders>
+            <w:shd w:fill="1F3864" w:color="auto" w:val="clear"/>
+            <w:tcMar>
+              <w:top w:type="dxa" w:w="70"/>
+              <w:left w:type="dxa" w:w="110"/>
+              <w:bottom w:type="dxa" w:w="70"/>
+              <w:right w:type="dxa" w:w="110"/>
+            </w:tcMar>
+          </w:tcPr>
+          <w:p>
+            <w:pPr>
+              <w:spacing w:after="30"/>
+            </w:pPr>
+            <w:r>
+              <w:rPr>
+                <w:rFonts w:ascii="Arial" w:cs="Arial" w:eastAsia="Arial" w:hAnsi="Arial"/>
+                <w:b/>
+                <w:bCs/>
+                <w:color w:val="FFFFFF"/>
+                <w:sz w:val="20"/>
+                <w:szCs w:val="20"/>
+              </w:rPr>
+              <w:t xml:space="preserve">What you do</w:t>
+            </w:r>
+          </w:p>
+        </w:tc>
+      </w:tr>
+      <w:tr>
+        <w:trPr>
+          <w:cantSplit/>
+        </w:trPr>
+        <w:tc>
+          <w:tcPr>
+            <w:tcW w:type="dxa" w:w="2500"/>
+            <w:tcBorders>
+              <w:top w:val="single" w:color="B7C3D9" w:sz="4"/>
+              <w:left w:val="single" w:color="B7C3D9" w:sz="4"/>
+              <w:bottom w:val="single" w:color="B7C3D9" w:sz="4"/>
+              <w:right w:val="single" w:color="B7C3D9" w:sz="4"/>
+            </w:tcBorders>
+            <w:tcMar>
+              <w:top w:type="dxa" w:w="70"/>
+              <w:left w:type="dxa" w:w="110"/>
+              <w:bottom w:type="dxa" w:w="70"/>
+              <w:right w:type="dxa" w:w="110"/>
+            </w:tcMar>
+          </w:tcPr>
+          <w:p>
+            <w:pPr>
+              <w:spacing w:after="30"/>
+            </w:pPr>
+            <w:r>
+              <w:rPr>
+                <w:rFonts w:ascii="Arial" w:cs="Arial" w:eastAsia="Arial" w:hAnsi="Arial"/>
+                <w:sz w:val="20"/>
+                <w:szCs w:val="20"/>
+              </w:rPr>
+              <w:t xml:space="preserve"/>
+            </w:r>
+            <w:r>
+              <w:rPr>
+                <w:rFonts w:ascii="Arial" w:cs="Arial" w:eastAsia="Arial" w:hAnsi="Arial"/>
+                <w:b/>
+                <w:bCs/>
+                <w:sz w:val="20"/>
+                <w:szCs w:val="20"/>
+              </w:rPr>
+              <w:t xml:space="preserve">Comprendre · Understand</w:t>
+            </w:r>
+            <w:r>
+              <w:rPr>
+                <w:rFonts w:ascii="Arial" w:cs="Arial" w:eastAsia="Arial" w:hAnsi="Arial"/>
+                <w:sz w:val="20"/>
+                <w:szCs w:val="20"/>
+              </w:rPr>
+              <w:t xml:space="preserve"/>
+            </w:r>
+          </w:p>
+        </w:tc>
+        <w:tc>
+          <w:tcPr>
+            <w:tcW w:type="dxa" w:w="7138"/>
+            <w:tcBorders>
+              <w:top w:val="single" w:color="B7C3D9" w:sz="4"/>
+              <w:left w:val="single" w:color="B7C3D9" w:sz="4"/>
+              <w:bottom w:val="single" w:color="B7C3D9" w:sz="4"/>
+              <w:right w:val="single" w:color="B7C3D9" w:sz="4"/>
+            </w:tcBorders>
+            <w:tcMar>
+              <w:top w:type="dxa" w:w="70"/>
+              <w:left w:type="dxa" w:w="110"/>
+              <w:bottom w:type="dxa" w:w="70"/>
+              <w:right w:type="dxa" w:w="110"/>
+            </w:tcMar>
+          </w:tcPr>
+          <w:p>
+            <w:pPr>
+              <w:spacing w:after="30"/>
+            </w:pPr>
+            <w:r>
+              <w:rPr>
+                <w:rFonts w:ascii="Arial" w:cs="Arial" w:eastAsia="Arial" w:hAnsi="Arial"/>
+                <w:sz w:val="20"/>
+                <w:szCs w:val="20"/>
+              </w:rPr>
+              <w:t xml:space="preserve">Step through the screens: Pour commencer, Pour illustrer (only when there is an image or video), Avant, Ce qui s'est passé, Le débat, Pourquoi ça compte, À retenir. Use </w:t>
+            </w:r>
+            <w:r>
+              <w:rPr>
+                <w:rFonts w:ascii="Arial" w:cs="Arial" w:eastAsia="Arial" w:hAnsi="Arial"/>
+                <w:b/>
+                <w:bCs/>
+                <w:sz w:val="20"/>
+                <w:szCs w:val="20"/>
+              </w:rPr>
+              <w:t xml:space="preserve">Next</w:t>
+            </w:r>
+            <w:r>
+              <w:rPr>
+                <w:rFonts w:ascii="Arial" w:cs="Arial" w:eastAsia="Arial" w:hAnsi="Arial"/>
+                <w:sz w:val="20"/>
+                <w:szCs w:val="20"/>
+              </w:rPr>
+              <w:t xml:space="preserve"> and </w:t>
+            </w:r>
+            <w:r>
+              <w:rPr>
+                <w:rFonts w:ascii="Arial" w:cs="Arial" w:eastAsia="Arial" w:hAnsi="Arial"/>
+                <w:b/>
+                <w:bCs/>
+                <w:sz w:val="20"/>
+                <w:szCs w:val="20"/>
+              </w:rPr>
+              <w:t xml:space="preserve">Back</w:t>
+            </w:r>
+            <w:r>
+              <w:rPr>
+                <w:rFonts w:ascii="Arial" w:cs="Arial" w:eastAsia="Arial" w:hAnsi="Arial"/>
+                <w:sz w:val="20"/>
+                <w:szCs w:val="20"/>
+              </w:rPr>
+              <w:t xml:space="preserve"> (→ or Space, and ←), or </w:t>
+            </w:r>
+            <w:r>
+              <w:rPr>
+                <w:rFonts w:ascii="Arial" w:cs="Arial" w:eastAsia="Arial" w:hAnsi="Arial"/>
+                <w:b/>
+                <w:bCs/>
+                <w:sz w:val="20"/>
+                <w:szCs w:val="20"/>
+              </w:rPr>
+              <w:t xml:space="preserve">Show all on one page</w:t>
+            </w:r>
+            <w:r>
+              <w:rPr>
+                <w:rFonts w:ascii="Arial" w:cs="Arial" w:eastAsia="Arial" w:hAnsi="Arial"/>
+                <w:sz w:val="20"/>
+                <w:szCs w:val="20"/>
+              </w:rPr>
+              <w:t xml:space="preserve">.</w:t>
+            </w:r>
+          </w:p>
+        </w:tc>
+      </w:tr>
+      <w:tr>
+        <w:trPr>
+          <w:cantSplit/>
+        </w:trPr>
+        <w:tc>
+          <w:tcPr>
+            <w:tcW w:type="dxa" w:w="2500"/>
+            <w:tcBorders>
+              <w:top w:val="single" w:color="B7C3D9" w:sz="4"/>
+              <w:left w:val="single" w:color="B7C3D9" w:sz="4"/>
+              <w:bottom w:val="single" w:color="B7C3D9" w:sz="4"/>
+              <w:right w:val="single" w:color="B7C3D9" w:sz="4"/>
+            </w:tcBorders>
+            <w:shd w:fill="F3F6FB" w:color="auto" w:val="clear"/>
+            <w:tcMar>
+              <w:top w:type="dxa" w:w="70"/>
+              <w:left w:type="dxa" w:w="110"/>
+              <w:bottom w:type="dxa" w:w="70"/>
+              <w:right w:type="dxa" w:w="110"/>
+            </w:tcMar>
+          </w:tcPr>
+          <w:p>
+            <w:pPr>
+              <w:spacing w:after="30"/>
+            </w:pPr>
+            <w:r>
+              <w:rPr>
+                <w:rFonts w:ascii="Arial" w:cs="Arial" w:eastAsia="Arial" w:hAnsi="Arial"/>
+                <w:sz w:val="20"/>
+                <w:szCs w:val="20"/>
+              </w:rPr>
+              <w:t xml:space="preserve"/>
+            </w:r>
+            <w:r>
+              <w:rPr>
+                <w:rFonts w:ascii="Arial" w:cs="Arial" w:eastAsia="Arial" w:hAnsi="Arial"/>
+                <w:b/>
+                <w:bCs/>
+                <w:sz w:val="20"/>
+                <w:szCs w:val="20"/>
+              </w:rPr>
+              <w:t xml:space="preserve">Les mots · Words</w:t>
+            </w:r>
+            <w:r>
+              <w:rPr>
+                <w:rFonts w:ascii="Arial" w:cs="Arial" w:eastAsia="Arial" w:hAnsi="Arial"/>
+                <w:sz w:val="20"/>
+                <w:szCs w:val="20"/>
+              </w:rPr>
+              <w:t xml:space="preserve"/>
+            </w:r>
+          </w:p>
+        </w:tc>
+        <w:tc>
+          <w:tcPr>
+            <w:tcW w:type="dxa" w:w="7138"/>
+            <w:tcBorders>
+              <w:top w:val="single" w:color="B7C3D9" w:sz="4"/>
+              <w:left w:val="single" w:color="B7C3D9" w:sz="4"/>
+              <w:bottom w:val="single" w:color="B7C3D9" w:sz="4"/>
+              <w:right w:val="single" w:color="B7C3D9" w:sz="4"/>
+            </w:tcBorders>
+            <w:shd w:fill="F3F6FB" w:color="auto" w:val="clear"/>
+            <w:tcMar>
+              <w:top w:type="dxa" w:w="70"/>
+              <w:left w:type="dxa" w:w="110"/>
+              <w:bottom w:type="dxa" w:w="70"/>
+              <w:right w:type="dxa" w:w="110"/>
+            </w:tcMar>
+          </w:tcPr>
+          <w:p>
+            <w:pPr>
+              <w:spacing w:after="30"/>
+            </w:pPr>
+            <w:r>
+              <w:rPr>
+                <w:rFonts w:ascii="Arial" w:cs="Arial" w:eastAsia="Arial" w:hAnsi="Arial"/>
+                <w:sz w:val="20"/>
+                <w:szCs w:val="20"/>
+              </w:rPr>
+              <w:t xml:space="preserve">14 to 16 word cards (noun, verb, phrase or connector) and 4 or 5 reusable </w:t>
+            </w:r>
+            <w:r>
+              <w:rPr>
+                <w:rFonts w:ascii="Arial" w:cs="Arial" w:eastAsia="Arial" w:hAnsi="Arial"/>
+                <w:b/>
+                <w:bCs/>
+                <w:sz w:val="20"/>
+                <w:szCs w:val="20"/>
+              </w:rPr>
+              <w:t xml:space="preserve">chunks</w:t>
+            </w:r>
+            <w:r>
+              <w:rPr>
+                <w:rFonts w:ascii="Arial" w:cs="Arial" w:eastAsia="Arial" w:hAnsi="Arial"/>
+                <w:sz w:val="20"/>
+                <w:szCs w:val="20"/>
+              </w:rPr>
+              <w:t xml:space="preserve">. In the chunks, X, Y, INF, PP, ADJ and SUBJ stand for what you add.</w:t>
+            </w:r>
+          </w:p>
+        </w:tc>
+      </w:tr>
+      <w:tr>
+        <w:trPr>
+          <w:cantSplit/>
+        </w:trPr>
+        <w:tc>
+          <w:tcPr>
+            <w:tcW w:type="dxa" w:w="2500"/>
+            <w:tcBorders>
+              <w:top w:val="single" w:color="B7C3D9" w:sz="4"/>
+              <w:left w:val="single" w:color="B7C3D9" w:sz="4"/>
+              <w:bottom w:val="single" w:color="B7C3D9" w:sz="4"/>
+              <w:right w:val="single" w:color="B7C3D9" w:sz="4"/>
+            </w:tcBorders>
+            <w:tcMar>
+              <w:top w:type="dxa" w:w="70"/>
+              <w:left w:type="dxa" w:w="110"/>
+              <w:bottom w:type="dxa" w:w="70"/>
+              <w:right w:type="dxa" w:w="110"/>
+            </w:tcMar>
+          </w:tcPr>
+          <w:p>
+            <w:pPr>
+              <w:spacing w:after="30"/>
+            </w:pPr>
+            <w:r>
+              <w:rPr>
+                <w:rFonts w:ascii="Arial" w:cs="Arial" w:eastAsia="Arial" w:hAnsi="Arial"/>
+                <w:sz w:val="20"/>
+                <w:szCs w:val="20"/>
+              </w:rPr>
+              <w:t xml:space="preserve"/>
+            </w:r>
+            <w:r>
+              <w:rPr>
+                <w:rFonts w:ascii="Arial" w:cs="Arial" w:eastAsia="Arial" w:hAnsi="Arial"/>
+                <w:b/>
+                <w:bCs/>
+                <w:sz w:val="20"/>
+                <w:szCs w:val="20"/>
+              </w:rPr>
+              <w:t xml:space="preserve">Dire · Say it</w:t>
+            </w:r>
+            <w:r>
+              <w:rPr>
+                <w:rFonts w:ascii="Arial" w:cs="Arial" w:eastAsia="Arial" w:hAnsi="Arial"/>
+                <w:sz w:val="20"/>
+                <w:szCs w:val="20"/>
+              </w:rPr>
+              <w:t xml:space="preserve"/>
+            </w:r>
+          </w:p>
+        </w:tc>
+        <w:tc>
+          <w:tcPr>
+            <w:tcW w:type="dxa" w:w="7138"/>
+            <w:tcBorders>
+              <w:top w:val="single" w:color="B7C3D9" w:sz="4"/>
+              <w:left w:val="single" w:color="B7C3D9" w:sz="4"/>
+              <w:bottom w:val="single" w:color="B7C3D9" w:sz="4"/>
+              <w:right w:val="single" w:color="B7C3D9" w:sz="4"/>
+            </w:tcBorders>
+            <w:tcMar>
+              <w:top w:type="dxa" w:w="70"/>
+              <w:left w:type="dxa" w:w="110"/>
+              <w:bottom w:type="dxa" w:w="70"/>
+              <w:right w:type="dxa" w:w="110"/>
+            </w:tcMar>
+          </w:tcPr>
+          <w:p>
+            <w:pPr>
+              <w:spacing w:after="30"/>
+            </w:pPr>
+            <w:r>
+              <w:rPr>
+                <w:rFonts w:ascii="Arial" w:cs="Arial" w:eastAsia="Arial" w:hAnsi="Arial"/>
+                <w:sz w:val="20"/>
+                <w:szCs w:val="20"/>
+              </w:rPr>
+              <w:t xml:space="preserve">Four short drills:</w:t>
+            </w:r>
+          </w:p>
+          <w:p>
+            <w:pPr>
+              <w:spacing w:after="30"/>
+            </w:pPr>
+            <w:r>
+              <w:rPr>
+                <w:rFonts w:ascii="Arial" w:cs="Arial" w:eastAsia="Arial" w:hAnsi="Arial"/>
+                <w:sz w:val="20"/>
+                <w:szCs w:val="20"/>
+              </w:rPr>
+              <w:t xml:space="preserve"/>
+            </w:r>
+            <w:r>
+              <w:rPr>
+                <w:rFonts w:ascii="Arial" w:cs="Arial" w:eastAsia="Arial" w:hAnsi="Arial"/>
+                <w:b/>
+                <w:bCs/>
+                <w:sz w:val="20"/>
+                <w:szCs w:val="20"/>
+              </w:rPr>
+              <w:t xml:space="preserve">Rappel · Recall:</w:t>
+            </w:r>
+            <w:r>
+              <w:rPr>
+                <w:rFonts w:ascii="Arial" w:cs="Arial" w:eastAsia="Arial" w:hAnsi="Arial"/>
+                <w:sz w:val="20"/>
+                <w:szCs w:val="20"/>
+              </w:rPr>
+              <w:t xml:space="preserve"> the English is shown, you say the French, press </w:t>
+            </w:r>
+            <w:r>
+              <w:rPr>
+                <w:rFonts w:ascii="Arial" w:cs="Arial" w:eastAsia="Arial" w:hAnsi="Arial"/>
+                <w:b/>
+                <w:bCs/>
+                <w:sz w:val="20"/>
+                <w:szCs w:val="20"/>
+              </w:rPr>
+              <w:t xml:space="preserve">Show the French</w:t>
+            </w:r>
+            <w:r>
+              <w:rPr>
+                <w:rFonts w:ascii="Arial" w:cs="Arial" w:eastAsia="Arial" w:hAnsi="Arial"/>
+                <w:sz w:val="20"/>
+                <w:szCs w:val="20"/>
+              </w:rPr>
+              <w:t xml:space="preserve">, then mark.</w:t>
+            </w:r>
+          </w:p>
+          <w:p>
+            <w:pPr>
+              <w:spacing w:after="30"/>
+            </w:pPr>
+            <w:r>
+              <w:rPr>
+                <w:rFonts w:ascii="Arial" w:cs="Arial" w:eastAsia="Arial" w:hAnsi="Arial"/>
+                <w:sz w:val="20"/>
+                <w:szCs w:val="20"/>
+              </w:rPr>
+              <w:t xml:space="preserve"/>
+            </w:r>
+            <w:r>
+              <w:rPr>
+                <w:rFonts w:ascii="Arial" w:cs="Arial" w:eastAsia="Arial" w:hAnsi="Arial"/>
+                <w:b/>
+                <w:bCs/>
+                <w:sz w:val="20"/>
+                <w:szCs w:val="20"/>
+              </w:rPr>
+              <w:t xml:space="preserve">Trous · Gaps:</w:t>
+            </w:r>
+            <w:r>
+              <w:rPr>
+                <w:rFonts w:ascii="Arial" w:cs="Arial" w:eastAsia="Arial" w:hAnsi="Arial"/>
+                <w:sz w:val="20"/>
+                <w:szCs w:val="20"/>
+              </w:rPr>
+              <w:t xml:space="preserve"> a French sentence with a word missing. </w:t>
+            </w:r>
+            <w:r>
+              <w:rPr>
+                <w:rFonts w:ascii="Arial" w:cs="Arial" w:eastAsia="Arial" w:hAnsi="Arial"/>
+                <w:b/>
+                <w:bCs/>
+                <w:sz w:val="20"/>
+                <w:szCs w:val="20"/>
+              </w:rPr>
+              <w:t xml:space="preserve">Show the answer</w:t>
+            </w:r>
+            <w:r>
+              <w:rPr>
+                <w:rFonts w:ascii="Arial" w:cs="Arial" w:eastAsia="Arial" w:hAnsi="Arial"/>
+                <w:sz w:val="20"/>
+                <w:szCs w:val="20"/>
+              </w:rPr>
+              <w:t xml:space="preserve">.</w:t>
+            </w:r>
+          </w:p>
+          <w:p>
+            <w:pPr>
+              <w:spacing w:after="30"/>
+            </w:pPr>
+            <w:r>
+              <w:rPr>
+                <w:rFonts w:ascii="Arial" w:cs="Arial" w:eastAsia="Arial" w:hAnsi="Arial"/>
+                <w:sz w:val="20"/>
+                <w:szCs w:val="20"/>
+              </w:rPr>
+              <w:t xml:space="preserve"/>
+            </w:r>
+            <w:r>
+              <w:rPr>
+                <w:rFonts w:ascii="Arial" w:cs="Arial" w:eastAsia="Arial" w:hAnsi="Arial"/>
+                <w:b/>
+                <w:bCs/>
+                <w:sz w:val="20"/>
+                <w:szCs w:val="20"/>
+              </w:rPr>
+              <w:t xml:space="preserve">Remettre en ordre · Rebuild:</w:t>
+            </w:r>
+            <w:r>
+              <w:rPr>
+                <w:rFonts w:ascii="Arial" w:cs="Arial" w:eastAsia="Arial" w:hAnsi="Arial"/>
+                <w:sz w:val="20"/>
+                <w:szCs w:val="20"/>
+              </w:rPr>
+              <w:t xml:space="preserve"> click the shuffled words in order, then </w:t>
+            </w:r>
+            <w:r>
+              <w:rPr>
+                <w:rFonts w:ascii="Arial" w:cs="Arial" w:eastAsia="Arial" w:hAnsi="Arial"/>
+                <w:b/>
+                <w:bCs/>
+                <w:sz w:val="20"/>
+                <w:szCs w:val="20"/>
+              </w:rPr>
+              <w:t xml:space="preserve">Check</w:t>
+            </w:r>
+            <w:r>
+              <w:rPr>
+                <w:rFonts w:ascii="Arial" w:cs="Arial" w:eastAsia="Arial" w:hAnsi="Arial"/>
+                <w:sz w:val="20"/>
+                <w:szCs w:val="20"/>
+              </w:rPr>
+              <w:t xml:space="preserve"> (</w:t>
+            </w:r>
+            <w:r>
+              <w:rPr>
+                <w:rFonts w:ascii="Arial" w:cs="Arial" w:eastAsia="Arial" w:hAnsi="Arial"/>
+                <w:b/>
+                <w:bCs/>
+                <w:sz w:val="20"/>
+                <w:szCs w:val="20"/>
+              </w:rPr>
+              <w:t xml:space="preserve">Shuffle again</w:t>
+            </w:r>
+            <w:r>
+              <w:rPr>
+                <w:rFonts w:ascii="Arial" w:cs="Arial" w:eastAsia="Arial" w:hAnsi="Arial"/>
+                <w:sz w:val="20"/>
+                <w:szCs w:val="20"/>
+              </w:rPr>
+              <w:t xml:space="preserve"> if you like).</w:t>
+            </w:r>
+          </w:p>
+          <w:p>
+            <w:pPr>
+              <w:spacing w:after="30"/>
+            </w:pPr>
+            <w:r>
+              <w:rPr>
+                <w:rFonts w:ascii="Arial" w:cs="Arial" w:eastAsia="Arial" w:hAnsi="Arial"/>
+                <w:sz w:val="20"/>
+                <w:szCs w:val="20"/>
+              </w:rPr>
+              <w:t xml:space="preserve"/>
+            </w:r>
+            <w:r>
+              <w:rPr>
+                <w:rFonts w:ascii="Arial" w:cs="Arial" w:eastAsia="Arial" w:hAnsi="Arial"/>
+                <w:b/>
+                <w:bCs/>
+                <w:sz w:val="20"/>
+                <w:szCs w:val="20"/>
+              </w:rPr>
+              <w:t xml:space="preserve">Trouvez l'erreur · Spot the error:</w:t>
+            </w:r>
+            <w:r>
+              <w:rPr>
+                <w:rFonts w:ascii="Arial" w:cs="Arial" w:eastAsia="Arial" w:hAnsi="Arial"/>
+                <w:sz w:val="20"/>
+                <w:szCs w:val="20"/>
+              </w:rPr>
+              <w:t xml:space="preserve"> one language mistake; say the correct sentence, then </w:t>
+            </w:r>
+            <w:r>
+              <w:rPr>
+                <w:rFonts w:ascii="Arial" w:cs="Arial" w:eastAsia="Arial" w:hAnsi="Arial"/>
+                <w:b/>
+                <w:bCs/>
+                <w:sz w:val="20"/>
+                <w:szCs w:val="20"/>
+              </w:rPr>
+              <w:t xml:space="preserve">Show the correction</w:t>
+            </w:r>
+            <w:r>
+              <w:rPr>
+                <w:rFonts w:ascii="Arial" w:cs="Arial" w:eastAsia="Arial" w:hAnsi="Arial"/>
+                <w:sz w:val="20"/>
+                <w:szCs w:val="20"/>
+              </w:rPr>
+              <w:t xml:space="preserve">.</w:t>
+            </w:r>
+          </w:p>
+          <w:p>
+            <w:pPr>
+              <w:spacing w:after="30"/>
+            </w:pPr>
+            <w:r>
+              <w:rPr>
+                <w:rFonts w:ascii="Arial" w:cs="Arial" w:eastAsia="Arial" w:hAnsi="Arial"/>
+                <w:sz w:val="20"/>
+                <w:szCs w:val="20"/>
+              </w:rPr>
+              <w:t xml:space="preserve">Marking is </w:t>
+            </w:r>
+            <w:r>
+              <w:rPr>
+                <w:rFonts w:ascii="Arial" w:cs="Arial" w:eastAsia="Arial" w:hAnsi="Arial"/>
+                <w:b/>
+                <w:bCs/>
+                <w:sz w:val="20"/>
+                <w:szCs w:val="20"/>
+              </w:rPr>
+              <w:t xml:space="preserve">Major error ←</w:t>
+            </w:r>
+            <w:r>
+              <w:rPr>
+                <w:rFonts w:ascii="Arial" w:cs="Arial" w:eastAsia="Arial" w:hAnsi="Arial"/>
+                <w:sz w:val="20"/>
+                <w:szCs w:val="20"/>
+              </w:rPr>
+              <w:t xml:space="preserve">, </w:t>
+            </w:r>
+            <w:r>
+              <w:rPr>
+                <w:rFonts w:ascii="Arial" w:cs="Arial" w:eastAsia="Arial" w:hAnsi="Arial"/>
+                <w:b/>
+                <w:bCs/>
+                <w:sz w:val="20"/>
+                <w:szCs w:val="20"/>
+              </w:rPr>
+              <w:t xml:space="preserve">Nearly ↓</w:t>
+            </w:r>
+            <w:r>
+              <w:rPr>
+                <w:rFonts w:ascii="Arial" w:cs="Arial" w:eastAsia="Arial" w:hAnsi="Arial"/>
+                <w:sz w:val="20"/>
+                <w:szCs w:val="20"/>
+              </w:rPr>
+              <w:t xml:space="preserve">, </w:t>
+            </w:r>
+            <w:r>
+              <w:rPr>
+                <w:rFonts w:ascii="Arial" w:cs="Arial" w:eastAsia="Arial" w:hAnsi="Arial"/>
+                <w:b/>
+                <w:bCs/>
+                <w:sz w:val="20"/>
+                <w:szCs w:val="20"/>
+              </w:rPr>
+              <w:t xml:space="preserve">Got it →</w:t>
+            </w:r>
+            <w:r>
+              <w:rPr>
+                <w:rFonts w:ascii="Arial" w:cs="Arial" w:eastAsia="Arial" w:hAnsi="Arial"/>
+                <w:sz w:val="20"/>
+                <w:szCs w:val="20"/>
+              </w:rPr>
+              <w:t xml:space="preserve"> (a half point for Nearly).</w:t>
+            </w:r>
+          </w:p>
+        </w:tc>
+      </w:tr>
+      <w:tr>
+        <w:trPr>
+          <w:cantSplit/>
+        </w:trPr>
+        <w:tc>
+          <w:tcPr>
+            <w:tcW w:type="dxa" w:w="2500"/>
+            <w:tcBorders>
+              <w:top w:val="single" w:color="B7C3D9" w:sz="4"/>
+              <w:left w:val="single" w:color="B7C3D9" w:sz="4"/>
+              <w:bottom w:val="single" w:color="B7C3D9" w:sz="4"/>
+              <w:right w:val="single" w:color="B7C3D9" w:sz="4"/>
+            </w:tcBorders>
+            <w:shd w:fill="F3F6FB" w:color="auto" w:val="clear"/>
+            <w:tcMar>
+              <w:top w:type="dxa" w:w="70"/>
+              <w:left w:type="dxa" w:w="110"/>
+              <w:bottom w:type="dxa" w:w="70"/>
+              <w:right w:type="dxa" w:w="110"/>
+            </w:tcMar>
+          </w:tcPr>
+          <w:p>
+            <w:pPr>
+              <w:spacing w:after="30"/>
+            </w:pPr>
+            <w:r>
+              <w:rPr>
+                <w:rFonts w:ascii="Arial" w:cs="Arial" w:eastAsia="Arial" w:hAnsi="Arial"/>
+                <w:sz w:val="20"/>
+                <w:szCs w:val="20"/>
+              </w:rPr>
+              <w:t xml:space="preserve"/>
+            </w:r>
+            <w:r>
+              <w:rPr>
+                <w:rFonts w:ascii="Arial" w:cs="Arial" w:eastAsia="Arial" w:hAnsi="Arial"/>
+                <w:b/>
+                <w:bCs/>
+                <w:sz w:val="20"/>
+                <w:szCs w:val="20"/>
+              </w:rPr>
+              <w:t xml:space="preserve">Utiliser · Use it</w:t>
+            </w:r>
+            <w:r>
+              <w:rPr>
+                <w:rFonts w:ascii="Arial" w:cs="Arial" w:eastAsia="Arial" w:hAnsi="Arial"/>
+                <w:sz w:val="20"/>
+                <w:szCs w:val="20"/>
+              </w:rPr>
+              <w:t xml:space="preserve"/>
+            </w:r>
+          </w:p>
+        </w:tc>
+        <w:tc>
+          <w:tcPr>
+            <w:tcW w:type="dxa" w:w="7138"/>
+            <w:tcBorders>
+              <w:top w:val="single" w:color="B7C3D9" w:sz="4"/>
+              <w:left w:val="single" w:color="B7C3D9" w:sz="4"/>
+              <w:bottom w:val="single" w:color="B7C3D9" w:sz="4"/>
+              <w:right w:val="single" w:color="B7C3D9" w:sz="4"/>
+            </w:tcBorders>
+            <w:shd w:fill="F3F6FB" w:color="auto" w:val="clear"/>
+            <w:tcMar>
+              <w:top w:type="dxa" w:w="70"/>
+              <w:left w:type="dxa" w:w="110"/>
+              <w:bottom w:type="dxa" w:w="70"/>
+              <w:right w:type="dxa" w:w="110"/>
+            </w:tcMar>
+          </w:tcPr>
+          <w:p>
+            <w:pPr>
+              <w:spacing w:after="30"/>
+            </w:pPr>
+            <w:r>
+              <w:rPr>
+                <w:rFonts w:ascii="Arial" w:cs="Arial" w:eastAsia="Arial" w:hAnsi="Arial"/>
+                <w:sz w:val="20"/>
+                <w:szCs w:val="20"/>
+              </w:rPr>
+              <w:t xml:space="preserve">Three question tabs. Each has </w:t>
+            </w:r>
+            <w:r>
+              <w:rPr>
+                <w:rFonts w:ascii="Arial" w:cs="Arial" w:eastAsia="Arial" w:hAnsi="Arial"/>
+                <w:b/>
+                <w:bCs/>
+                <w:sz w:val="20"/>
+                <w:szCs w:val="20"/>
+              </w:rPr>
+              <w:t xml:space="preserve">La question</w:t>
+            </w:r>
+            <w:r>
+              <w:rPr>
+                <w:rFonts w:ascii="Arial" w:cs="Arial" w:eastAsia="Arial" w:hAnsi="Arial"/>
+                <w:sz w:val="20"/>
+                <w:szCs w:val="20"/>
+              </w:rPr>
+              <w:t xml:space="preserve">, </w:t>
+            </w:r>
+            <w:r>
+              <w:rPr>
+                <w:rFonts w:ascii="Arial" w:cs="Arial" w:eastAsia="Arial" w:hAnsi="Arial"/>
+                <w:b/>
+                <w:bCs/>
+                <w:sz w:val="20"/>
+                <w:szCs w:val="20"/>
+              </w:rPr>
+              <w:t xml:space="preserve">Ce qu'il faut mobiliser</w:t>
+            </w:r>
+            <w:r>
+              <w:rPr>
+                <w:rFonts w:ascii="Arial" w:cs="Arial" w:eastAsia="Arial" w:hAnsi="Arial"/>
+                <w:sz w:val="20"/>
+                <w:szCs w:val="20"/>
+              </w:rPr>
+              <w:t xml:space="preserve"> (tick as you plan) and </w:t>
+            </w:r>
+            <w:r>
+              <w:rPr>
+                <w:rFonts w:ascii="Arial" w:cs="Arial" w:eastAsia="Arial" w:hAnsi="Arial"/>
+                <w:b/>
+                <w:bCs/>
+                <w:sz w:val="20"/>
+                <w:szCs w:val="20"/>
+              </w:rPr>
+              <w:t xml:space="preserve">Une charpente</w:t>
+            </w:r>
+            <w:r>
+              <w:rPr>
+                <w:rFonts w:ascii="Arial" w:cs="Arial" w:eastAsia="Arial" w:hAnsi="Arial"/>
+                <w:sz w:val="20"/>
+                <w:szCs w:val="20"/>
+              </w:rPr>
+              <w:t xml:space="preserve"> (a sentence frame). Say your answer, then press </w:t>
+            </w:r>
+            <w:r>
+              <w:rPr>
+                <w:rFonts w:ascii="Arial" w:cs="Arial" w:eastAsia="Arial" w:hAnsi="Arial"/>
+                <w:b/>
+                <w:bCs/>
+                <w:sz w:val="20"/>
+                <w:szCs w:val="20"/>
+              </w:rPr>
+              <w:t xml:space="preserve">Show a model sentence</w:t>
+            </w:r>
+            <w:r>
+              <w:rPr>
+                <w:rFonts w:ascii="Arial" w:cs="Arial" w:eastAsia="Arial" w:hAnsi="Arial"/>
+                <w:sz w:val="20"/>
+                <w:szCs w:val="20"/>
+              </w:rPr>
+              <w:t xml:space="preserve">.</w:t>
+            </w:r>
+          </w:p>
+        </w:tc>
+      </w:tr>
+      <w:tr>
+        <w:trPr>
+          <w:cantSplit/>
+        </w:trPr>
+        <w:tc>
+          <w:tcPr>
+            <w:tcW w:type="dxa" w:w="2500"/>
+            <w:tcBorders>
+              <w:top w:val="single" w:color="B7C3D9" w:sz="4"/>
+              <w:left w:val="single" w:color="B7C3D9" w:sz="4"/>
+              <w:bottom w:val="single" w:color="B7C3D9" w:sz="4"/>
+              <w:right w:val="single" w:color="B7C3D9" w:sz="4"/>
+            </w:tcBorders>
+            <w:tcMar>
+              <w:top w:type="dxa" w:w="70"/>
+              <w:left w:type="dxa" w:w="110"/>
+              <w:bottom w:type="dxa" w:w="70"/>
+              <w:right w:type="dxa" w:w="110"/>
+            </w:tcMar>
+          </w:tcPr>
+          <w:p>
+            <w:pPr>
+              <w:spacing w:after="30"/>
+            </w:pPr>
+            <w:r>
+              <w:rPr>
+                <w:rFonts w:ascii="Arial" w:cs="Arial" w:eastAsia="Arial" w:hAnsi="Arial"/>
+                <w:sz w:val="20"/>
+                <w:szCs w:val="20"/>
+              </w:rPr>
+              <w:t xml:space="preserve"/>
+            </w:r>
+            <w:r>
+              <w:rPr>
+                <w:rFonts w:ascii="Arial" w:cs="Arial" w:eastAsia="Arial" w:hAnsi="Arial"/>
+                <w:b/>
+                <w:bCs/>
+                <w:sz w:val="20"/>
+                <w:szCs w:val="20"/>
+              </w:rPr>
+              <w:t xml:space="preserve">Les repères · Final checklist</w:t>
+            </w:r>
+            <w:r>
+              <w:rPr>
+                <w:rFonts w:ascii="Arial" w:cs="Arial" w:eastAsia="Arial" w:hAnsi="Arial"/>
+                <w:sz w:val="20"/>
+                <w:szCs w:val="20"/>
+              </w:rPr>
+              <w:t xml:space="preserve"/>
+            </w:r>
+          </w:p>
+        </w:tc>
+        <w:tc>
+          <w:tcPr>
+            <w:tcW w:type="dxa" w:w="7138"/>
+            <w:tcBorders>
+              <w:top w:val="single" w:color="B7C3D9" w:sz="4"/>
+              <w:left w:val="single" w:color="B7C3D9" w:sz="4"/>
+              <w:bottom w:val="single" w:color="B7C3D9" w:sz="4"/>
+              <w:right w:val="single" w:color="B7C3D9" w:sz="4"/>
+            </w:tcBorders>
+            <w:tcMar>
+              <w:top w:type="dxa" w:w="70"/>
+              <w:left w:type="dxa" w:w="110"/>
+              <w:bottom w:type="dxa" w:w="70"/>
+              <w:right w:type="dxa" w:w="110"/>
+            </w:tcMar>
+          </w:tcPr>
+          <w:p>
+            <w:pPr>
+              <w:spacing w:after="30"/>
+            </w:pPr>
+            <w:r>
+              <w:rPr>
+                <w:rFonts w:ascii="Arial" w:cs="Arial" w:eastAsia="Arial" w:hAnsi="Arial"/>
+                <w:sz w:val="20"/>
+                <w:szCs w:val="20"/>
+              </w:rPr>
+              <w:t xml:space="preserve">Key people (with portraits), places, dates, events, laws and texts, figures and percentages, and ideas. "Tick each one off when you can say it from memory." These ticks are only for you on the screen: do not rely on them being saved.</w:t>
+            </w:r>
+          </w:p>
+        </w:tc>
+      </w:tr>
+    </w:tbl>
+    <w:p>
+      <w:pPr>
+        <w:spacing w:after="120"/>
+      </w:pPr>
+    </w:p>
+    <w:p>
+      <w:pPr>
+        <w:spacing w:after="120" w:line="276"/>
+      </w:pPr>
+      <w:r>
+        <w:rPr>
+          <w:rFonts w:ascii="Arial" w:cs="Arial" w:eastAsia="Arial" w:hAnsi="Arial"/>
+          <w:sz w:val="22"/>
+          <w:szCs w:val="22"/>
+        </w:rPr>
+        <w:t xml:space="preserve">At the foot of every KTR page: </w:t>
+      </w:r>
+      <w:r>
+        <w:rPr>
+          <w:rFonts w:ascii="Arial" w:cs="Arial" w:eastAsia="Arial" w:hAnsi="Arial"/>
+          <w:b/>
+          <w:bCs/>
+          <w:sz w:val="22"/>
+          <w:szCs w:val="22"/>
+        </w:rPr>
+        <w:t xml:space="preserve">Previous KTR</w:t>
+      </w:r>
+      <w:r>
+        <w:rPr>
+          <w:rFonts w:ascii="Arial" w:cs="Arial" w:eastAsia="Arial" w:hAnsi="Arial"/>
+          <w:sz w:val="22"/>
+          <w:szCs w:val="22"/>
+        </w:rPr>
+        <w:t xml:space="preserve">, </w:t>
+      </w:r>
+      <w:r>
+        <w:rPr>
+          <w:rFonts w:ascii="Arial" w:cs="Arial" w:eastAsia="Arial" w:hAnsi="Arial"/>
+          <w:b/>
+          <w:bCs/>
+          <w:sz w:val="22"/>
+          <w:szCs w:val="22"/>
+        </w:rPr>
+        <w:t xml:space="preserve">Next KTR</w:t>
+      </w:r>
+      <w:r>
+        <w:rPr>
+          <w:rFonts w:ascii="Arial" w:cs="Arial" w:eastAsia="Arial" w:hAnsi="Arial"/>
+          <w:sz w:val="22"/>
+          <w:szCs w:val="22"/>
+        </w:rPr>
+        <w:t xml:space="preserve">, </w:t>
+      </w:r>
+      <w:r>
+        <w:rPr>
+          <w:rFonts w:ascii="Arial" w:cs="Arial" w:eastAsia="Arial" w:hAnsi="Arial"/>
+          <w:b/>
+          <w:bCs/>
+          <w:sz w:val="22"/>
+          <w:szCs w:val="22"/>
+        </w:rPr>
+        <w:t xml:space="preserve">Back to &lt;sub-theme&gt;</w:t>
+      </w:r>
+      <w:r>
+        <w:rPr>
+          <w:rFonts w:ascii="Arial" w:cs="Arial" w:eastAsia="Arial" w:hAnsi="Arial"/>
+          <w:sz w:val="22"/>
+          <w:szCs w:val="22"/>
+        </w:rPr>
+        <w:t xml:space="preserve">, </w:t>
+      </w:r>
+      <w:r>
+        <w:rPr>
+          <w:rFonts w:ascii="Arial" w:cs="Arial" w:eastAsia="Arial" w:hAnsi="Arial"/>
+          <w:b/>
+          <w:bCs/>
+          <w:sz w:val="22"/>
+          <w:szCs w:val="22"/>
+        </w:rPr>
+        <w:t xml:space="preserve">⚡ Speed session: this KTR</w:t>
+      </w:r>
+      <w:r>
+        <w:rPr>
+          <w:rFonts w:ascii="Arial" w:cs="Arial" w:eastAsia="Arial" w:hAnsi="Arial"/>
+          <w:sz w:val="22"/>
+          <w:szCs w:val="22"/>
+        </w:rPr>
+        <w:t xml:space="preserve"> and </w:t>
+      </w:r>
+      <w:r>
+        <w:rPr>
+          <w:rFonts w:ascii="Arial" w:cs="Arial" w:eastAsia="Arial" w:hAnsi="Arial"/>
+          <w:b/>
+          <w:bCs/>
+          <w:sz w:val="22"/>
+          <w:szCs w:val="22"/>
+        </w:rPr>
+        <w:t xml:space="preserve">⏱ AP Timed Spot Test: this KTR</w:t>
       </w:r>
       <w:r>
         <w:rPr>
@@ -26335,87 +30925,15 @@
           <w:sz w:val="22"/>
           <w:szCs w:val="22"/>
         </w:rPr>
-        <w:t xml:space="preserve">🎧 Demo Mode</w:t>
-      </w:r>
-      <w:r>
-        <w:rPr>
-          <w:rFonts w:ascii="Arial" w:cs="Arial" w:eastAsia="Arial" w:hAnsi="Arial"/>
-          <w:sz w:val="22"/>
-          <w:szCs w:val="22"/>
-        </w:rPr>
-        <w:t xml:space="preserve"> plays the stages "Examiner asks Question 1", "Student answers Part 1", "Examiner asks Question 2", "Student answers Part 2". Buttons: </w:t>
-      </w:r>
-      <w:r>
-        <w:rPr>
-          <w:rFonts w:ascii="Arial" w:cs="Arial" w:eastAsia="Arial" w:hAnsi="Arial"/>
-          <w:b/>
-          <w:bCs/>
-          <w:sz w:val="22"/>
-          <w:szCs w:val="22"/>
-        </w:rPr>
-        <w:t xml:space="preserve">Pause / Resume</w:t>
-      </w:r>
-      <w:r>
-        <w:rPr>
-          <w:rFonts w:ascii="Arial" w:cs="Arial" w:eastAsia="Arial" w:hAnsi="Arial"/>
-          <w:sz w:val="22"/>
-          <w:szCs w:val="22"/>
-        </w:rPr>
-        <w:t xml:space="preserve"> (Space), </w:t>
-      </w:r>
-      <w:r>
-        <w:rPr>
-          <w:rFonts w:ascii="Arial" w:cs="Arial" w:eastAsia="Arial" w:hAnsi="Arial"/>
-          <w:b/>
-          <w:bCs/>
-          <w:sz w:val="22"/>
-          <w:szCs w:val="22"/>
-        </w:rPr>
-        <w:t xml:space="preserve">🎤 Karaoke</w:t>
-      </w:r>
-      <w:r>
-        <w:rPr>
-          <w:rFonts w:ascii="Arial" w:cs="Arial" w:eastAsia="Arial" w:hAnsi="Arial"/>
-          <w:sz w:val="22"/>
-          <w:szCs w:val="22"/>
-        </w:rPr>
-        <w:t xml:space="preserve"> (large text lit word by word), </w:t>
-      </w:r>
-      <w:r>
-        <w:rPr>
-          <w:rFonts w:ascii="Arial" w:cs="Arial" w:eastAsia="Arial" w:hAnsi="Arial"/>
-          <w:b/>
-          <w:bCs/>
-          <w:sz w:val="22"/>
-          <w:szCs w:val="22"/>
-        </w:rPr>
-        <w:t xml:space="preserve">📚 KTRs</w:t>
-      </w:r>
-      <w:r>
-        <w:rPr>
-          <w:rFonts w:ascii="Arial" w:cs="Arial" w:eastAsia="Arial" w:hAnsi="Arial"/>
-          <w:sz w:val="22"/>
-          <w:szCs w:val="22"/>
-        </w:rPr>
-        <w:t xml:space="preserve"> (the KTRs used in the answer) and </w:t>
-      </w:r>
-      <w:r>
-        <w:rPr>
-          <w:rFonts w:ascii="Arial" w:cs="Arial" w:eastAsia="Arial" w:hAnsi="Arial"/>
-          <w:b/>
-          <w:bCs/>
-          <w:sz w:val="22"/>
-          <w:szCs w:val="22"/>
-        </w:rPr>
-        <w:t xml:space="preserve">■ Stop</w:t>
-      </w:r>
-      <w:r>
-        <w:rPr>
-          <w:rFonts w:ascii="Arial" w:cs="Arial" w:eastAsia="Arial" w:hAnsi="Arial"/>
-          <w:sz w:val="22"/>
-          <w:szCs w:val="22"/>
-        </w:rPr>
-        <w:t xml:space="preserve">.</w:t>
+        <w:t xml:space="preserve">⚡ Speed sessions</w:t>
+      </w:r>
+      <w:r>
+        <w:rPr>
+          <w:rFonts w:ascii="Arial" w:cs="Arial" w:eastAsia="Arial" w:hAnsi="Arial"/>
+          <w:sz w:val="22"/>
+          <w:szCs w:val="22"/>
+        </w:rPr>
+        <w:t xml:space="preserve"> open the KTR Challenge (described below) on the KTRs you chose, starting English to French.</w:t>
       </w:r>
     </w:p>
     <w:p>
@@ -26443,97 +30961,61 @@
           <w:sz w:val="22"/>
           <w:szCs w:val="22"/>
         </w:rPr>
-        <w:t xml:space="preserve">🎙 Record my oral:</w:t>
-      </w:r>
-      <w:r>
-        <w:rPr>
-          <w:rFonts w:ascii="Arial" w:cs="Arial" w:eastAsia="Arial" w:hAnsi="Arial"/>
-          <w:sz w:val="22"/>
-          <w:szCs w:val="22"/>
-        </w:rPr>
-        <w:t xml:space="preserve"> use a quiet room and the iPad speaker (no headphones), press </w:t>
-      </w:r>
-      <w:r>
-        <w:rPr>
-          <w:rFonts w:ascii="Arial" w:cs="Arial" w:eastAsia="Arial" w:hAnsi="Arial"/>
-          <w:b/>
-          <w:bCs/>
-          <w:sz w:val="22"/>
-          <w:szCs w:val="22"/>
-        </w:rPr>
-        <w:t xml:space="preserve">🔈 Test my microphone</w:t>
-      </w:r>
-      <w:r>
-        <w:rPr>
-          <w:rFonts w:ascii="Arial" w:cs="Arial" w:eastAsia="Arial" w:hAnsi="Arial"/>
-          <w:sz w:val="22"/>
-          <w:szCs w:val="22"/>
-        </w:rPr>
-        <w:t xml:space="preserve">, then </w:t>
-      </w:r>
-      <w:r>
-        <w:rPr>
-          <w:rFonts w:ascii="Arial" w:cs="Arial" w:eastAsia="Arial" w:hAnsi="Arial"/>
-          <w:b/>
-          <w:bCs/>
-          <w:sz w:val="22"/>
-          <w:szCs w:val="22"/>
-        </w:rPr>
-        <w:t xml:space="preserve">● Start recording</w:t>
-      </w:r>
-      <w:r>
-        <w:rPr>
-          <w:rFonts w:ascii="Arial" w:cs="Arial" w:eastAsia="Arial" w:hAnsi="Arial"/>
-          <w:sz w:val="22"/>
-          <w:szCs w:val="22"/>
-        </w:rPr>
-        <w:t xml:space="preserve">. It lasts about 5 minutes: roughly 2 minutes for each answer, so </w:t>
-      </w:r>
-      <w:r>
-        <w:rPr>
-          <w:rFonts w:ascii="Arial" w:cs="Arial" w:eastAsia="Arial" w:hAnsi="Arial"/>
-          <w:b/>
-          <w:bCs/>
-          <w:sz w:val="22"/>
-          <w:szCs w:val="22"/>
-        </w:rPr>
-        <w:t xml:space="preserve">fill the time</w:t>
-      </w:r>
-      <w:r>
-        <w:rPr>
-          <w:rFonts w:ascii="Arial" w:cs="Arial" w:eastAsia="Arial" w:hAnsi="Arial"/>
-          <w:sz w:val="22"/>
-          <w:szCs w:val="22"/>
-        </w:rPr>
-        <w:t xml:space="preserve">. Afterwards listen back, then </w:t>
-      </w:r>
-      <w:r>
-        <w:rPr>
-          <w:rFonts w:ascii="Arial" w:cs="Arial" w:eastAsia="Arial" w:hAnsi="Arial"/>
-          <w:b/>
-          <w:bCs/>
-          <w:sz w:val="22"/>
-          <w:szCs w:val="22"/>
-        </w:rPr>
-        <w:t xml:space="preserve">🔁 Not happy: try again</w:t>
-      </w:r>
-      <w:r>
-        <w:rPr>
-          <w:rFonts w:ascii="Arial" w:cs="Arial" w:eastAsia="Arial" w:hAnsi="Arial"/>
-          <w:sz w:val="22"/>
-          <w:szCs w:val="22"/>
-        </w:rPr>
-        <w:t xml:space="preserve"> or save with </w:t>
-      </w:r>
-      <w:r>
-        <w:rPr>
-          <w:rFonts w:ascii="Arial" w:cs="Arial" w:eastAsia="Arial" w:hAnsi="Arial"/>
-          <w:b/>
-          <w:bCs/>
-          <w:sz w:val="22"/>
-          <w:szCs w:val="22"/>
-        </w:rPr>
-        <w:t xml:space="preserve">📤 Share recording</w:t>
+        <w:t xml:space="preserve">⏱ AP Timed Spot Test:</w:t>
+      </w:r>
+      <w:r>
+        <w:rPr>
+          <w:rFonts w:ascii="Arial" w:cs="Arial" w:eastAsia="Arial" w:hAnsi="Arial"/>
+          <w:sz w:val="22"/>
+          <w:szCs w:val="22"/>
+        </w:rPr>
+        <w:t xml:space="preserve"> a pop-up asks </w:t>
+      </w:r>
+      <w:r>
+        <w:rPr>
+          <w:rFonts w:ascii="Arial" w:cs="Arial" w:eastAsia="Arial" w:hAnsi="Arial"/>
+          <w:b/>
+          <w:bCs/>
+          <w:sz w:val="22"/>
+          <w:szCs w:val="22"/>
+        </w:rPr>
+        <w:t xml:space="preserve">"What is the test on?"</w:t>
+      </w:r>
+      <w:r>
+        <w:rPr>
+          <w:rFonts w:ascii="Arial" w:cs="Arial" w:eastAsia="Arial" w:hAnsi="Arial"/>
+          <w:sz w:val="22"/>
+          <w:szCs w:val="22"/>
+        </w:rPr>
+        <w:t xml:space="preserve">: KTR words; Translation: topic sentences; Translation: full definition, example, analysis; Translation: short versions; Short versions; or Definition · Example · Analysis. Then </w:t>
+      </w:r>
+      <w:r>
+        <w:rPr>
+          <w:rFonts w:ascii="Arial" w:cs="Arial" w:eastAsia="Arial" w:hAnsi="Arial"/>
+          <w:b/>
+          <w:bCs/>
+          <w:sz w:val="22"/>
+          <w:szCs w:val="22"/>
+        </w:rPr>
+        <w:t xml:space="preserve">Choose your level</w:t>
+      </w:r>
+      <w:r>
+        <w:rPr>
+          <w:rFonts w:ascii="Arial" w:cs="Arial" w:eastAsia="Arial" w:hAnsi="Arial"/>
+          <w:sz w:val="22"/>
+          <w:szCs w:val="22"/>
+        </w:rPr>
+        <w:t xml:space="preserve"> (leave it on Mixed). After that it works as in section 1.7: </w:t>
+      </w:r>
+      <w:r>
+        <w:rPr>
+          <w:rFonts w:ascii="Arial" w:cs="Arial" w:eastAsia="Arial" w:hAnsi="Arial"/>
+          <w:b/>
+          <w:bCs/>
+          <w:sz w:val="22"/>
+          <w:szCs w:val="22"/>
+        </w:rPr>
+        <w:t xml:space="preserve">⏱ Timed</w:t>
       </w:r>
       <w:r>
         <w:rPr>
@@ -26551,33 +31033,15 @@
           <w:sz w:val="22"/>
           <w:szCs w:val="22"/>
         </w:rPr>
-        <w:t xml:space="preserve">💾 Save to Files</w:t>
-      </w:r>
-      <w:r>
-        <w:rPr>
-          <w:rFonts w:ascii="Arial" w:cs="Arial" w:eastAsia="Arial" w:hAnsi="Arial"/>
-          <w:sz w:val="22"/>
-          <w:szCs w:val="22"/>
-        </w:rPr>
-        <w:t xml:space="preserve">, then </w:t>
-      </w:r>
-      <w:r>
-        <w:rPr>
-          <w:rFonts w:ascii="Arial" w:cs="Arial" w:eastAsia="Arial" w:hAnsi="Arial"/>
-          <w:b/>
-          <w:bCs/>
-          <w:sz w:val="22"/>
-          <w:szCs w:val="22"/>
-        </w:rPr>
-        <w:t xml:space="preserve">📄 Make my PDF</w:t>
-      </w:r>
-      <w:r>
-        <w:rPr>
-          <w:rFonts w:ascii="Arial" w:cs="Arial" w:eastAsia="Arial" w:hAnsi="Arial"/>
-          <w:sz w:val="22"/>
-          <w:szCs w:val="22"/>
-        </w:rPr>
-        <w:t xml:space="preserve">.</w:t>
+        <w:t xml:space="preserve">🏠 Untimed</w:t>
+      </w:r>
+      <w:r>
+        <w:rPr>
+          <w:rFonts w:ascii="Arial" w:cs="Arial" w:eastAsia="Arial" w:hAnsi="Arial"/>
+          <w:sz w:val="22"/>
+          <w:szCs w:val="22"/>
+        </w:rPr>
+        <w:t xml:space="preserve">, 5 boxes, 2 items per box by default, marked out of 10.</w:t>
       </w:r>
     </w:p>
     <w:tbl>
@@ -26608,7 +31072,7 @@
               <w:bottom w:val="none" w:color="FFFFFF" w:sz="0"/>
               <w:right w:val="none" w:color="FFFFFF" w:sz="0"/>
             </w:tcBorders>
-            <w:shd w:fill="FFF1D6" w:color="auto" w:val="clear"/>
+            <w:shd w:fill="E8F0FA" w:color="auto" w:val="clear"/>
             <w:tcMar>
               <w:top w:type="dxa" w:w="100"/>
               <w:left w:type="dxa" w:w="160"/>
@@ -26629,6 +31093,1746 @@
                 <w:sz w:val="21"/>
                 <w:szCs w:val="21"/>
               </w:rPr>
+              <w:t xml:space="preserve">Tip  </w:t>
+            </w:r>
+            <w:r>
+              <w:rPr>
+                <w:rFonts w:ascii="Arial" w:cs="Arial" w:eastAsia="Arial" w:hAnsi="Arial"/>
+                <w:sz w:val="21"/>
+                <w:szCs w:val="21"/>
+              </w:rPr>
+              <w:t xml:space="preserve">Work through one sub-theme in order: the story, then each KTR through all five stages, then a Spot Test on the sub-theme.</w:t>
+            </w:r>
+          </w:p>
+        </w:tc>
+      </w:tr>
+    </w:tbl>
+    <w:p>
+      <w:pPr>
+        <w:spacing w:after="100"/>
+      </w:pPr>
+    </w:p>
+    <w:p>
+      <w:pPr>
+        <w:pStyle w:val="Heading3"/>
+        <w:keepNext/>
+        <w:spacing w:after="80" w:before="220"/>
+      </w:pPr>
+      <w:r>
+        <w:rPr>
+          <w:rFonts w:ascii="Arial" w:cs="Arial" w:eastAsia="Arial" w:hAnsi="Arial"/>
+          <w:b/>
+          <w:bCs/>
+          <w:color w:val="2E5597"/>
+          <w:sz w:val="24"/>
+          <w:szCs w:val="24"/>
+        </w:rPr>
+        <w:t xml:space="preserve">B. Key Topic References Drill</w:t>
+      </w:r>
+    </w:p>
+    <w:p>
+      <w:pPr>
+        <w:spacing w:after="120" w:line="276"/>
+      </w:pPr>
+      <w:r>
+        <w:rPr>
+          <w:rFonts w:ascii="Arial" w:cs="Arial" w:eastAsia="Arial" w:hAnsi="Arial"/>
+          <w:sz w:val="22"/>
+          <w:szCs w:val="22"/>
+        </w:rPr>
+        <w:t xml:space="preserve">Drill the facts and ideas behind every sub-theme. The set-up screen says </w:t>
+      </w:r>
+      <w:r>
+        <w:rPr>
+          <w:rFonts w:ascii="Arial" w:cs="Arial" w:eastAsia="Arial" w:hAnsi="Arial"/>
+          <w:b/>
+          <w:bCs/>
+          <w:sz w:val="22"/>
+          <w:szCs w:val="22"/>
+        </w:rPr>
+        <w:t xml:space="preserve">"Ready to practise?"</w:t>
+      </w:r>
+      <w:r>
+        <w:rPr>
+          <w:rFonts w:ascii="Arial" w:cs="Arial" w:eastAsia="Arial" w:hAnsi="Arial"/>
+          <w:sz w:val="22"/>
+          <w:szCs w:val="22"/>
+        </w:rPr>
+        <w:t xml:space="preserve"> and has the banner </w:t>
+      </w:r>
+      <w:r>
+        <w:rPr>
+          <w:rFonts w:ascii="Arial" w:cs="Arial" w:eastAsia="Arial" w:hAnsi="Arial"/>
+          <w:b/>
+          <w:bCs/>
+          <w:sz w:val="22"/>
+          <w:szCs w:val="22"/>
+        </w:rPr>
+        <w:t xml:space="preserve">⚡ AP Speed Challenge: KTR words</w:t>
+      </w:r>
+      <w:r>
+        <w:rPr>
+          <w:rFonts w:ascii="Arial" w:cs="Arial" w:eastAsia="Arial" w:hAnsi="Arial"/>
+          <w:sz w:val="22"/>
+          <w:szCs w:val="22"/>
+        </w:rPr>
+        <w:t xml:space="preserve">.</w:t>
+      </w:r>
+    </w:p>
+    <w:p>
+      <w:pPr>
+        <w:pStyle w:val="ListParagraph"/>
+        <w:numPr>
+          <w:ilvl w:val="0"/>
+          <w:numId w:val="2"/>
+        </w:numPr>
+        <w:spacing w:after="60" w:line="276"/>
+      </w:pPr>
+      <w:r>
+        <w:rPr>
+          <w:rFonts w:ascii="Arial" w:cs="Arial" w:eastAsia="Arial" w:hAnsi="Arial"/>
+          <w:sz w:val="22"/>
+          <w:szCs w:val="22"/>
+        </w:rPr>
+        <w:t xml:space="preserve"/>
+      </w:r>
+      <w:r>
+        <w:rPr>
+          <w:rFonts w:ascii="Arial" w:cs="Arial" w:eastAsia="Arial" w:hAnsi="Arial"/>
+          <w:b/>
+          <w:bCs/>
+          <w:sz w:val="22"/>
+          <w:szCs w:val="22"/>
+        </w:rPr>
+        <w:t xml:space="preserve">Direction:</w:t>
+      </w:r>
+      <w:r>
+        <w:rPr>
+          <w:rFonts w:ascii="Arial" w:cs="Arial" w:eastAsia="Arial" w:hAnsi="Arial"/>
+          <w:sz w:val="22"/>
+          <w:szCs w:val="22"/>
+        </w:rPr>
+        <w:t xml:space="preserve"> a French and an English menu with </w:t>
+      </w:r>
+      <w:r>
+        <w:rPr>
+          <w:rFonts w:ascii="Arial" w:cs="Arial" w:eastAsia="Arial" w:hAnsi="Arial"/>
+          <w:b/>
+          <w:bCs/>
+          <w:sz w:val="22"/>
+          <w:szCs w:val="22"/>
+        </w:rPr>
+        <w:t xml:space="preserve">⇄ Swap</w:t>
+      </w:r>
+      <w:r>
+        <w:rPr>
+          <w:rFonts w:ascii="Arial" w:cs="Arial" w:eastAsia="Arial" w:hAnsi="Arial"/>
+          <w:sz w:val="22"/>
+          <w:szCs w:val="22"/>
+        </w:rPr>
+        <w:t xml:space="preserve">. It starts as French to English. In Definition, Example and Analysis the prompt is always the French term, and Direction sets the answer language.</w:t>
+      </w:r>
+    </w:p>
+    <w:p>
+      <w:pPr>
+        <w:pStyle w:val="ListParagraph"/>
+        <w:numPr>
+          <w:ilvl w:val="0"/>
+          <w:numId w:val="2"/>
+        </w:numPr>
+        <w:spacing w:after="60" w:line="276"/>
+      </w:pPr>
+      <w:r>
+        <w:rPr>
+          <w:rFonts w:ascii="Arial" w:cs="Arial" w:eastAsia="Arial" w:hAnsi="Arial"/>
+          <w:sz w:val="22"/>
+          <w:szCs w:val="22"/>
+        </w:rPr>
+        <w:t xml:space="preserve"/>
+      </w:r>
+      <w:r>
+        <w:rPr>
+          <w:rFonts w:ascii="Arial" w:cs="Arial" w:eastAsia="Arial" w:hAnsi="Arial"/>
+          <w:b/>
+          <w:bCs/>
+          <w:sz w:val="22"/>
+          <w:szCs w:val="22"/>
+        </w:rPr>
+        <w:t xml:space="preserve">Test me on</w:t>
+      </w:r>
+      <w:r>
+        <w:rPr>
+          <w:rFonts w:ascii="Arial" w:cs="Arial" w:eastAsia="Arial" w:hAnsi="Arial"/>
+          <w:sz w:val="22"/>
+          <w:szCs w:val="22"/>
+        </w:rPr>
+        <w:t xml:space="preserve"> (eight choices): </w:t>
+      </w:r>
+      <w:r>
+        <w:rPr>
+          <w:rFonts w:ascii="Arial" w:cs="Arial" w:eastAsia="Arial" w:hAnsi="Arial"/>
+          <w:b/>
+          <w:bCs/>
+          <w:sz w:val="22"/>
+          <w:szCs w:val="22"/>
+        </w:rPr>
+        <w:t xml:space="preserve">Definition</w:t>
+      </w:r>
+      <w:r>
+        <w:rPr>
+          <w:rFonts w:ascii="Arial" w:cs="Arial" w:eastAsia="Arial" w:hAnsi="Arial"/>
+          <w:sz w:val="22"/>
+          <w:szCs w:val="22"/>
+        </w:rPr>
+        <w:t xml:space="preserve">, </w:t>
+      </w:r>
+      <w:r>
+        <w:rPr>
+          <w:rFonts w:ascii="Arial" w:cs="Arial" w:eastAsia="Arial" w:hAnsi="Arial"/>
+          <w:b/>
+          <w:bCs/>
+          <w:sz w:val="22"/>
+          <w:szCs w:val="22"/>
+        </w:rPr>
+        <w:t xml:space="preserve">Example</w:t>
+      </w:r>
+      <w:r>
+        <w:rPr>
+          <w:rFonts w:ascii="Arial" w:cs="Arial" w:eastAsia="Arial" w:hAnsi="Arial"/>
+          <w:sz w:val="22"/>
+          <w:szCs w:val="22"/>
+        </w:rPr>
+        <w:t xml:space="preserve">, </w:t>
+      </w:r>
+      <w:r>
+        <w:rPr>
+          <w:rFonts w:ascii="Arial" w:cs="Arial" w:eastAsia="Arial" w:hAnsi="Arial"/>
+          <w:b/>
+          <w:bCs/>
+          <w:sz w:val="22"/>
+          <w:szCs w:val="22"/>
+        </w:rPr>
+        <w:t xml:space="preserve">Analysis</w:t>
+      </w:r>
+      <w:r>
+        <w:rPr>
+          <w:rFonts w:ascii="Arial" w:cs="Arial" w:eastAsia="Arial" w:hAnsi="Arial"/>
+          <w:sz w:val="22"/>
+          <w:szCs w:val="22"/>
+        </w:rPr>
+        <w:t xml:space="preserve">, </w:t>
+      </w:r>
+      <w:r>
+        <w:rPr>
+          <w:rFonts w:ascii="Arial" w:cs="Arial" w:eastAsia="Arial" w:hAnsi="Arial"/>
+          <w:b/>
+          <w:bCs/>
+          <w:sz w:val="22"/>
+          <w:szCs w:val="22"/>
+        </w:rPr>
+        <w:t xml:space="preserve">🎲 Random</w:t>
+      </w:r>
+      <w:r>
+        <w:rPr>
+          <w:rFonts w:ascii="Arial" w:cs="Arial" w:eastAsia="Arial" w:hAnsi="Arial"/>
+          <w:sz w:val="22"/>
+          <w:szCs w:val="22"/>
+        </w:rPr>
+        <w:t xml:space="preserve"> (a mix of all three), </w:t>
+      </w:r>
+      <w:r>
+        <w:rPr>
+          <w:rFonts w:ascii="Arial" w:cs="Arial" w:eastAsia="Arial" w:hAnsi="Arial"/>
+          <w:b/>
+          <w:bCs/>
+          <w:sz w:val="22"/>
+          <w:szCs w:val="22"/>
+        </w:rPr>
+        <w:t xml:space="preserve">⚡ Short D/E/A</w:t>
+      </w:r>
+      <w:r>
+        <w:rPr>
+          <w:rFonts w:ascii="Arial" w:cs="Arial" w:eastAsia="Arial" w:hAnsi="Arial"/>
+          <w:sz w:val="22"/>
+          <w:szCs w:val="22"/>
+        </w:rPr>
+        <w:t xml:space="preserve"> (the term, then a short definition, example or analysis), </w:t>
+      </w:r>
+      <w:r>
+        <w:rPr>
+          <w:rFonts w:ascii="Arial" w:cs="Arial" w:eastAsia="Arial" w:hAnsi="Arial"/>
+          <w:b/>
+          <w:bCs/>
+          <w:sz w:val="22"/>
+          <w:szCs w:val="22"/>
+        </w:rPr>
+        <w:t xml:space="preserve">⇄ Translate: full</w:t>
+      </w:r>
+      <w:r>
+        <w:rPr>
+          <w:rFonts w:ascii="Arial" w:cs="Arial" w:eastAsia="Arial" w:hAnsi="Arial"/>
+          <w:sz w:val="22"/>
+          <w:szCs w:val="22"/>
+        </w:rPr>
+        <w:t xml:space="preserve"> (translate the full definition, example or analysis), </w:t>
+      </w:r>
+      <w:r>
+        <w:rPr>
+          <w:rFonts w:ascii="Arial" w:cs="Arial" w:eastAsia="Arial" w:hAnsi="Arial"/>
+          <w:b/>
+          <w:bCs/>
+          <w:sz w:val="22"/>
+          <w:szCs w:val="22"/>
+        </w:rPr>
+        <w:t xml:space="preserve">⇄ Translate: short</w:t>
+      </w:r>
+      <w:r>
+        <w:rPr>
+          <w:rFonts w:ascii="Arial" w:cs="Arial" w:eastAsia="Arial" w:hAnsi="Arial"/>
+          <w:sz w:val="22"/>
+          <w:szCs w:val="22"/>
+        </w:rPr>
+        <w:t xml:space="preserve"> (the short versions) and </w:t>
+      </w:r>
+      <w:r>
+        <w:rPr>
+          <w:rFonts w:ascii="Arial" w:cs="Arial" w:eastAsia="Arial" w:hAnsi="Arial"/>
+          <w:b/>
+          <w:bCs/>
+          <w:sz w:val="22"/>
+          <w:szCs w:val="22"/>
+        </w:rPr>
+        <w:t xml:space="preserve">⇄ Translate: topic sentences</w:t>
+      </w:r>
+      <w:r>
+        <w:rPr>
+          <w:rFonts w:ascii="Arial" w:cs="Arial" w:eastAsia="Arial" w:hAnsi="Arial"/>
+          <w:sz w:val="22"/>
+          <w:szCs w:val="22"/>
+        </w:rPr>
+        <w:t xml:space="preserve"> (4 sentences per KTR). Translation cards give you a longer timer.</w:t>
+      </w:r>
+    </w:p>
+    <w:p>
+      <w:pPr>
+        <w:pStyle w:val="ListParagraph"/>
+        <w:numPr>
+          <w:ilvl w:val="0"/>
+          <w:numId w:val="2"/>
+        </w:numPr>
+        <w:spacing w:after="60" w:line="276"/>
+      </w:pPr>
+      <w:r>
+        <w:rPr>
+          <w:rFonts w:ascii="Arial" w:cs="Arial" w:eastAsia="Arial" w:hAnsi="Arial"/>
+          <w:sz w:val="22"/>
+          <w:szCs w:val="22"/>
+        </w:rPr>
+        <w:t xml:space="preserve"/>
+      </w:r>
+      <w:r>
+        <w:rPr>
+          <w:rFonts w:ascii="Arial" w:cs="Arial" w:eastAsia="Arial" w:hAnsi="Arial"/>
+          <w:b/>
+          <w:bCs/>
+          <w:sz w:val="22"/>
+          <w:szCs w:val="22"/>
+        </w:rPr>
+        <w:t xml:space="preserve">Topic / Theme:</w:t>
+      </w:r>
+      <w:r>
+        <w:rPr>
+          <w:rFonts w:ascii="Arial" w:cs="Arial" w:eastAsia="Arial" w:hAnsi="Arial"/>
+          <w:sz w:val="22"/>
+          <w:szCs w:val="22"/>
+        </w:rPr>
+        <w:t xml:space="preserve"> All topics (69 KTRs), one of the 12 topics, or a whole Theme 1 to 4. </w:t>
+      </w:r>
+      <w:r>
+        <w:rPr>
+          <w:rFonts w:ascii="Arial" w:cs="Arial" w:eastAsia="Arial" w:hAnsi="Arial"/>
+          <w:b/>
+          <w:bCs/>
+          <w:sz w:val="22"/>
+          <w:szCs w:val="22"/>
+        </w:rPr>
+        <w:t xml:space="preserve">📚 Choose topics</w:t>
+      </w:r>
+      <w:r>
+        <w:rPr>
+          <w:rFonts w:ascii="Arial" w:cs="Arial" w:eastAsia="Arial" w:hAnsi="Arial"/>
+          <w:sz w:val="22"/>
+          <w:szCs w:val="22"/>
+        </w:rPr>
+        <w:t xml:space="preserve"> opens an overview. The 12 topics are Structures familiales, Éducation, Monde du travail, Musique, Médias, Festivals et traditions, Immigration (impact positif), Immigration (défis), L'extrême droite, La France occupée, Le régime de Vichy and La Résistance.</w:t>
+      </w:r>
+    </w:p>
+    <w:p>
+      <w:pPr>
+        <w:pStyle w:val="ListParagraph"/>
+        <w:numPr>
+          <w:ilvl w:val="0"/>
+          <w:numId w:val="2"/>
+        </w:numPr>
+        <w:spacing w:after="60" w:line="276"/>
+      </w:pPr>
+      <w:r>
+        <w:rPr>
+          <w:rFonts w:ascii="Arial" w:cs="Arial" w:eastAsia="Arial" w:hAnsi="Arial"/>
+          <w:sz w:val="22"/>
+          <w:szCs w:val="22"/>
+        </w:rPr>
+        <w:t xml:space="preserve">Then </w:t>
+      </w:r>
+      <w:r>
+        <w:rPr>
+          <w:rFonts w:ascii="Arial" w:cs="Arial" w:eastAsia="Arial" w:hAnsi="Arial"/>
+          <w:b/>
+          <w:bCs/>
+          <w:sz w:val="22"/>
+          <w:szCs w:val="22"/>
+        </w:rPr>
+        <w:t xml:space="preserve">Cards per session</w:t>
+      </w:r>
+      <w:r>
+        <w:rPr>
+          <w:rFonts w:ascii="Arial" w:cs="Arial" w:eastAsia="Arial" w:hAnsi="Arial"/>
+          <w:sz w:val="22"/>
+          <w:szCs w:val="22"/>
+        </w:rPr>
+        <w:t xml:space="preserve"> (10, 20, 30, 50, All), </w:t>
+      </w:r>
+      <w:r>
+        <w:rPr>
+          <w:rFonts w:ascii="Arial" w:cs="Arial" w:eastAsia="Arial" w:hAnsi="Arial"/>
+          <w:b/>
+          <w:bCs/>
+          <w:sz w:val="22"/>
+          <w:szCs w:val="22"/>
+        </w:rPr>
+        <w:t xml:space="preserve">Timer per card</w:t>
+      </w:r>
+      <w:r>
+        <w:rPr>
+          <w:rFonts w:ascii="Arial" w:cs="Arial" w:eastAsia="Arial" w:hAnsi="Arial"/>
+          <w:sz w:val="22"/>
+          <w:szCs w:val="22"/>
+        </w:rPr>
+        <w:t xml:space="preserve"> (starts at 12 seconds), </w:t>
+      </w:r>
+      <w:r>
+        <w:rPr>
+          <w:rFonts w:ascii="Arial" w:cs="Arial" w:eastAsia="Arial" w:hAnsi="Arial"/>
+          <w:b/>
+          <w:bCs/>
+          <w:sz w:val="22"/>
+          <w:szCs w:val="22"/>
+        </w:rPr>
+        <w:t xml:space="preserve">▶ Start Drill</w:t>
+      </w:r>
+      <w:r>
+        <w:rPr>
+          <w:rFonts w:ascii="Arial" w:cs="Arial" w:eastAsia="Arial" w:hAnsi="Arial"/>
+          <w:sz w:val="22"/>
+          <w:szCs w:val="22"/>
+        </w:rPr>
+        <w:t xml:space="preserve">, </w:t>
+      </w:r>
+      <w:r>
+        <w:rPr>
+          <w:rFonts w:ascii="Arial" w:cs="Arial" w:eastAsia="Arial" w:hAnsi="Arial"/>
+          <w:b/>
+          <w:bCs/>
+          <w:sz w:val="22"/>
+          <w:szCs w:val="22"/>
+        </w:rPr>
+        <w:t xml:space="preserve">☕ Leisure Mode</w:t>
+      </w:r>
+      <w:r>
+        <w:rPr>
+          <w:rFonts w:ascii="Arial" w:cs="Arial" w:eastAsia="Arial" w:hAnsi="Arial"/>
+          <w:sz w:val="22"/>
+          <w:szCs w:val="22"/>
+        </w:rPr>
+        <w:t xml:space="preserve">, </w:t>
+      </w:r>
+      <w:r>
+        <w:rPr>
+          <w:rFonts w:ascii="Arial" w:cs="Arial" w:eastAsia="Arial" w:hAnsi="Arial"/>
+          <w:b/>
+          <w:bCs/>
+          <w:sz w:val="22"/>
+          <w:szCs w:val="22"/>
+        </w:rPr>
+        <w:t xml:space="preserve">⏱ Autotime</w:t>
+      </w:r>
+      <w:r>
+        <w:rPr>
+          <w:rFonts w:ascii="Arial" w:cs="Arial" w:eastAsia="Arial" w:hAnsi="Arial"/>
+          <w:sz w:val="22"/>
+          <w:szCs w:val="22"/>
+        </w:rPr>
+        <w:t xml:space="preserve">, </w:t>
+      </w:r>
+      <w:r>
+        <w:rPr>
+          <w:rFonts w:ascii="Arial" w:cs="Arial" w:eastAsia="Arial" w:hAnsi="Arial"/>
+          <w:b/>
+          <w:bCs/>
+          <w:sz w:val="22"/>
+          <w:szCs w:val="22"/>
+        </w:rPr>
+        <w:t xml:space="preserve">📝 Generate Test</w:t>
+      </w:r>
+      <w:r>
+        <w:rPr>
+          <w:rFonts w:ascii="Arial" w:cs="Arial" w:eastAsia="Arial" w:hAnsi="Arial"/>
+          <w:sz w:val="22"/>
+          <w:szCs w:val="22"/>
+        </w:rPr>
+        <w:t xml:space="preserve"> and </w:t>
+      </w:r>
+      <w:r>
+        <w:rPr>
+          <w:rFonts w:ascii="Arial" w:cs="Arial" w:eastAsia="Arial" w:hAnsi="Arial"/>
+          <w:b/>
+          <w:bCs/>
+          <w:sz w:val="22"/>
+          <w:szCs w:val="22"/>
+        </w:rPr>
+        <w:t xml:space="preserve">📖 View &amp; Print</w:t>
+      </w:r>
+      <w:r>
+        <w:rPr>
+          <w:rFonts w:ascii="Arial" w:cs="Arial" w:eastAsia="Arial" w:hAnsi="Arial"/>
+          <w:sz w:val="22"/>
+          <w:szCs w:val="22"/>
+        </w:rPr>
+        <w:t xml:space="preserve">.</w:t>
+      </w:r>
+    </w:p>
+    <w:p>
+      <w:pPr>
+        <w:spacing w:after="120" w:line="276"/>
+      </w:pPr>
+      <w:r>
+        <w:rPr>
+          <w:rFonts w:ascii="Arial" w:cs="Arial" w:eastAsia="Arial" w:hAnsi="Arial"/>
+          <w:sz w:val="22"/>
+          <w:szCs w:val="22"/>
+        </w:rPr>
+        <w:t xml:space="preserve">The prompt is spoken (for example "C'est quoi le PACS ?"). </w:t>
+      </w:r>
+      <w:r>
+        <w:rPr>
+          <w:rFonts w:ascii="Arial" w:cs="Arial" w:eastAsia="Arial" w:hAnsi="Arial"/>
+          <w:b/>
+          <w:bCs/>
+          <w:sz w:val="22"/>
+          <w:szCs w:val="22"/>
+        </w:rPr>
+        <w:t xml:space="preserve">Say the answer aloud</w:t>
+      </w:r>
+      <w:r>
+        <w:rPr>
+          <w:rFonts w:ascii="Arial" w:cs="Arial" w:eastAsia="Arial" w:hAnsi="Arial"/>
+          <w:sz w:val="22"/>
+          <w:szCs w:val="22"/>
+        </w:rPr>
+        <w:t xml:space="preserve">, then </w:t>
+      </w:r>
+      <w:r>
+        <w:rPr>
+          <w:rFonts w:ascii="Arial" w:cs="Arial" w:eastAsia="Arial" w:hAnsi="Arial"/>
+          <w:b/>
+          <w:bCs/>
+          <w:sz w:val="22"/>
+          <w:szCs w:val="22"/>
+        </w:rPr>
+        <w:t xml:space="preserve">Show Answer</w:t>
+      </w:r>
+      <w:r>
+        <w:rPr>
+          <w:rFonts w:ascii="Arial" w:cs="Arial" w:eastAsia="Arial" w:hAnsi="Arial"/>
+          <w:sz w:val="22"/>
+          <w:szCs w:val="22"/>
+        </w:rPr>
+        <w:t xml:space="preserve"> and mark.</w:t>
+      </w:r>
+    </w:p>
+    <w:p>
+      <w:pPr>
+        <w:spacing w:after="120" w:line="276"/>
+      </w:pPr>
+      <w:r>
+        <w:rPr>
+          <w:rFonts w:ascii="Arial" w:cs="Arial" w:eastAsia="Arial" w:hAnsi="Arial"/>
+          <w:sz w:val="22"/>
+          <w:szCs w:val="22"/>
+        </w:rPr>
+        <w:t xml:space="preserve">There is </w:t>
+      </w:r>
+      <w:r>
+        <w:rPr>
+          <w:rFonts w:ascii="Arial" w:cs="Arial" w:eastAsia="Arial" w:hAnsi="Arial"/>
+          <w:b/>
+          <w:bCs/>
+          <w:sz w:val="22"/>
+          <w:szCs w:val="22"/>
+        </w:rPr>
+        <w:t xml:space="preserve">no Easy / Medium / Hard on the drill set-up screen</w:t>
+      </w:r>
+      <w:r>
+        <w:rPr>
+          <w:rFonts w:ascii="Arial" w:cs="Arial" w:eastAsia="Arial" w:hAnsi="Arial"/>
+          <w:sz w:val="22"/>
+          <w:szCs w:val="22"/>
+        </w:rPr>
+        <w:t xml:space="preserve">. The </w:t>
+      </w:r>
+      <w:r>
+        <w:rPr>
+          <w:rFonts w:ascii="Arial" w:cs="Arial" w:eastAsia="Arial" w:hAnsi="Arial"/>
+          <w:b/>
+          <w:bCs/>
+          <w:sz w:val="22"/>
+          <w:szCs w:val="22"/>
+        </w:rPr>
+        <w:t xml:space="preserve">Level</w:t>
+      </w:r>
+      <w:r>
+        <w:rPr>
+          <w:rFonts w:ascii="Arial" w:cs="Arial" w:eastAsia="Arial" w:hAnsi="Arial"/>
+          <w:sz w:val="22"/>
+          <w:szCs w:val="22"/>
+        </w:rPr>
+        <w:t xml:space="preserve"> (Easy, Medium, Hard, Mixed) appears in </w:t>
+      </w:r>
+      <w:r>
+        <w:rPr>
+          <w:rFonts w:ascii="Arial" w:cs="Arial" w:eastAsia="Arial" w:hAnsi="Arial"/>
+          <w:b/>
+          <w:bCs/>
+          <w:sz w:val="22"/>
+          <w:szCs w:val="22"/>
+        </w:rPr>
+        <w:t xml:space="preserve">📝 Generate Test</w:t>
+      </w:r>
+      <w:r>
+        <w:rPr>
+          <w:rFonts w:ascii="Arial" w:cs="Arial" w:eastAsia="Arial" w:hAnsi="Arial"/>
+          <w:sz w:val="22"/>
+          <w:szCs w:val="22"/>
+        </w:rPr>
+        <w:t xml:space="preserve">, in the AP Spot Tests (which follow your drill choices: mode, direction and topic) and in the KTR Challenge. Mixed is the default, and the level is printed on your PDF.</w:t>
+      </w:r>
+    </w:p>
+    <w:p>
+      <w:pPr>
+        <w:spacing w:after="120" w:line="276"/>
+      </w:pPr>
+      <w:r>
+        <w:rPr>
+          <w:rFonts w:ascii="Arial" w:cs="Arial" w:eastAsia="Arial" w:hAnsi="Arial"/>
+          <w:sz w:val="22"/>
+          <w:szCs w:val="22"/>
+        </w:rPr>
+        <w:t xml:space="preserve">The </w:t>
+      </w:r>
+      <w:r>
+        <w:rPr>
+          <w:rFonts w:ascii="Arial" w:cs="Arial" w:eastAsia="Arial" w:hAnsi="Arial"/>
+          <w:b/>
+          <w:bCs/>
+          <w:sz w:val="22"/>
+          <w:szCs w:val="22"/>
+        </w:rPr>
+        <w:t xml:space="preserve">⚡ AP Speed Challenge</w:t>
+      </w:r>
+      <w:r>
+        <w:rPr>
+          <w:rFonts w:ascii="Arial" w:cs="Arial" w:eastAsia="Arial" w:hAnsi="Arial"/>
+          <w:sz w:val="22"/>
+          <w:szCs w:val="22"/>
+        </w:rPr>
+        <w:t xml:space="preserve"> banner opens the </w:t>
+      </w:r>
+      <w:r>
+        <w:rPr>
+          <w:rFonts w:ascii="Arial" w:cs="Arial" w:eastAsia="Arial" w:hAnsi="Arial"/>
+          <w:b/>
+          <w:bCs/>
+          <w:sz w:val="22"/>
+          <w:szCs w:val="22"/>
+        </w:rPr>
+        <w:t xml:space="preserve">KTR Challenge</w:t>
+      </w:r>
+      <w:r>
+        <w:rPr>
+          <w:rFonts w:ascii="Arial" w:cs="Arial" w:eastAsia="Arial" w:hAnsi="Arial"/>
+          <w:sz w:val="22"/>
+          <w:szCs w:val="22"/>
+        </w:rPr>
+        <w:t xml:space="preserve"> ("KTR words fast!") with your current theme or topic and direction. Choose KTRs with </w:t>
+      </w:r>
+      <w:r>
+        <w:rPr>
+          <w:rFonts w:ascii="Arial" w:cs="Arial" w:eastAsia="Arial" w:hAnsi="Arial"/>
+          <w:b/>
+          <w:bCs/>
+          <w:sz w:val="22"/>
+          <w:szCs w:val="22"/>
+        </w:rPr>
+        <w:t xml:space="preserve">📚 Choose KTRs</w:t>
+      </w:r>
+      <w:r>
+        <w:rPr>
+          <w:rFonts w:ascii="Arial" w:cs="Arial" w:eastAsia="Arial" w:hAnsi="Arial"/>
+          <w:sz w:val="22"/>
+          <w:szCs w:val="22"/>
+        </w:rPr>
+        <w:t xml:space="preserve">. It starts with 16 tiles, 2 teams, a 3 minute game, 20 seconds a turn and Level Mixed, and plays like the Speed Challenge in section 1.5. It has no test buttons.</w:t>
+      </w:r>
+    </w:p>
+    <w:p>
+      <w:pPr>
+        <w:pStyle w:val="Heading3"/>
+        <w:keepNext/>
+        <w:spacing w:after="80" w:before="220"/>
+      </w:pPr>
+      <w:r>
+        <w:rPr>
+          <w:rFonts w:ascii="Arial" w:cs="Arial" w:eastAsia="Arial" w:hAnsi="Arial"/>
+          <w:b/>
+          <w:bCs/>
+          <w:color w:val="2E5597"/>
+          <w:sz w:val="24"/>
+          <w:szCs w:val="24"/>
+        </w:rPr>
+        <w:t xml:space="preserve">C. Oral Exam Cards</w:t>
+      </w:r>
+    </w:p>
+    <w:p>
+      <w:pPr>
+        <w:pStyle w:val="ListParagraph"/>
+        <w:numPr>
+          <w:ilvl w:val="0"/>
+          <w:numId w:val="15"/>
+        </w:numPr>
+        <w:spacing w:after="70" w:line="276"/>
+      </w:pPr>
+      <w:r>
+        <w:rPr>
+          <w:rFonts w:ascii="Arial" w:cs="Arial" w:eastAsia="Arial" w:hAnsi="Arial"/>
+          <w:sz w:val="22"/>
+          <w:szCs w:val="22"/>
+        </w:rPr>
+        <w:t xml:space="preserve">Press </w:t>
+      </w:r>
+      <w:r>
+        <w:rPr>
+          <w:rFonts w:ascii="Arial" w:cs="Arial" w:eastAsia="Arial" w:hAnsi="Arial"/>
+          <w:b/>
+          <w:bCs/>
+          <w:sz w:val="22"/>
+          <w:szCs w:val="22"/>
+        </w:rPr>
+        <w:t xml:space="preserve">▶ Start Oral Practice</w:t>
+      </w:r>
+      <w:r>
+        <w:rPr>
+          <w:rFonts w:ascii="Arial" w:cs="Arial" w:eastAsia="Arial" w:hAnsi="Arial"/>
+          <w:sz w:val="22"/>
+          <w:szCs w:val="22"/>
+        </w:rPr>
+        <w:t xml:space="preserve">. In </w:t>
+      </w:r>
+      <w:r>
+        <w:rPr>
+          <w:rFonts w:ascii="Arial" w:cs="Arial" w:eastAsia="Arial" w:hAnsi="Arial"/>
+          <w:b/>
+          <w:bCs/>
+          <w:sz w:val="22"/>
+          <w:szCs w:val="22"/>
+        </w:rPr>
+        <w:t xml:space="preserve">Select topic or mode</w:t>
+      </w:r>
+      <w:r>
+        <w:rPr>
+          <w:rFonts w:ascii="Arial" w:cs="Arial" w:eastAsia="Arial" w:hAnsi="Arial"/>
+          <w:sz w:val="22"/>
+          <w:szCs w:val="22"/>
+        </w:rPr>
+        <w:t xml:space="preserve"> choose </w:t>
+      </w:r>
+      <w:r>
+        <w:rPr>
+          <w:rFonts w:ascii="Arial" w:cs="Arial" w:eastAsia="Arial" w:hAnsi="Arial"/>
+          <w:b/>
+          <w:bCs/>
+          <w:sz w:val="22"/>
+          <w:szCs w:val="22"/>
+        </w:rPr>
+        <w:t xml:space="preserve">🎯 Exam simulation</w:t>
+      </w:r>
+      <w:r>
+        <w:rPr>
+          <w:rFonts w:ascii="Arial" w:cs="Arial" w:eastAsia="Arial" w:hAnsi="Arial"/>
+          <w:sz w:val="22"/>
+          <w:szCs w:val="22"/>
+        </w:rPr>
+        <w:t xml:space="preserve">, </w:t>
+      </w:r>
+      <w:r>
+        <w:rPr>
+          <w:rFonts w:ascii="Arial" w:cs="Arial" w:eastAsia="Arial" w:hAnsi="Arial"/>
+          <w:b/>
+          <w:bCs/>
+          <w:sz w:val="22"/>
+          <w:szCs w:val="22"/>
+        </w:rPr>
+        <w:t xml:space="preserve">🎲 Random card</w:t>
+      </w:r>
+      <w:r>
+        <w:rPr>
+          <w:rFonts w:ascii="Arial" w:cs="Arial" w:eastAsia="Arial" w:hAnsi="Arial"/>
+          <w:sz w:val="22"/>
+          <w:szCs w:val="22"/>
+        </w:rPr>
+        <w:t xml:space="preserve">, random by theme or topic, or </w:t>
+      </w:r>
+      <w:r>
+        <w:rPr>
+          <w:rFonts w:ascii="Arial" w:cs="Arial" w:eastAsia="Arial" w:hAnsi="Arial"/>
+          <w:b/>
+          <w:bCs/>
+          <w:sz w:val="22"/>
+          <w:szCs w:val="22"/>
+        </w:rPr>
+        <w:t xml:space="preserve">All cards by topic</w:t>
+      </w:r>
+      <w:r>
+        <w:rPr>
+          <w:rFonts w:ascii="Arial" w:cs="Arial" w:eastAsia="Arial" w:hAnsi="Arial"/>
+          <w:sz w:val="22"/>
+          <w:szCs w:val="22"/>
+        </w:rPr>
+        <w:t xml:space="preserve">.</w:t>
+      </w:r>
+    </w:p>
+    <w:p>
+      <w:pPr>
+        <w:pStyle w:val="ListParagraph"/>
+        <w:numPr>
+          <w:ilvl w:val="0"/>
+          <w:numId w:val="15"/>
+        </w:numPr>
+        <w:spacing w:after="70" w:line="276"/>
+      </w:pPr>
+      <w:r>
+        <w:rPr>
+          <w:rFonts w:ascii="Arial" w:cs="Arial" w:eastAsia="Arial" w:hAnsi="Arial"/>
+          <w:sz w:val="22"/>
+          <w:szCs w:val="22"/>
+        </w:rPr>
+        <w:t xml:space="preserve"/>
+      </w:r>
+      <w:r>
+        <w:rPr>
+          <w:rFonts w:ascii="Arial" w:cs="Arial" w:eastAsia="Arial" w:hAnsi="Arial"/>
+          <w:b/>
+          <w:bCs/>
+          <w:sz w:val="22"/>
+          <w:szCs w:val="22"/>
+        </w:rPr>
+        <w:t xml:space="preserve">Card source:</w:t>
+      </w:r>
+      <w:r>
+        <w:rPr>
+          <w:rFonts w:ascii="Arial" w:cs="Arial" w:eastAsia="Arial" w:hAnsi="Arial"/>
+          <w:sz w:val="22"/>
+          <w:szCs w:val="22"/>
+        </w:rPr>
+        <w:t xml:space="preserve"> </w:t>
+      </w:r>
+      <w:r>
+        <w:rPr>
+          <w:rFonts w:ascii="Arial" w:cs="Arial" w:eastAsia="Arial" w:hAnsi="Arial"/>
+          <w:b/>
+          <w:bCs/>
+          <w:sz w:val="22"/>
+          <w:szCs w:val="22"/>
+        </w:rPr>
+        <w:t xml:space="preserve">✓ Real past papers only</w:t>
+      </w:r>
+      <w:r>
+        <w:rPr>
+          <w:rFonts w:ascii="Arial" w:cs="Arial" w:eastAsia="Arial" w:hAnsi="Arial"/>
+          <w:sz w:val="22"/>
+          <w:szCs w:val="22"/>
+        </w:rPr>
+        <w:t xml:space="preserve"> (the default), </w:t>
+      </w:r>
+      <w:r>
+        <w:rPr>
+          <w:rFonts w:ascii="Arial" w:cs="Arial" w:eastAsia="Arial" w:hAnsi="Arial"/>
+          <w:b/>
+          <w:bCs/>
+          <w:sz w:val="22"/>
+          <w:szCs w:val="22"/>
+        </w:rPr>
+        <w:t xml:space="preserve">Include AI-generated</w:t>
+      </w:r>
+      <w:r>
+        <w:rPr>
+          <w:rFonts w:ascii="Arial" w:cs="Arial" w:eastAsia="Arial" w:hAnsi="Arial"/>
+          <w:sz w:val="22"/>
+          <w:szCs w:val="22"/>
+        </w:rPr>
+        <w:t xml:space="preserve">, or </w:t>
+      </w:r>
+      <w:r>
+        <w:rPr>
+          <w:rFonts w:ascii="Arial" w:cs="Arial" w:eastAsia="Arial" w:hAnsi="Arial"/>
+          <w:b/>
+          <w:bCs/>
+          <w:sz w:val="22"/>
+          <w:szCs w:val="22"/>
+        </w:rPr>
+        <w:t xml:space="preserve">🎧 Show Demo Mode cards only</w:t>
+      </w:r>
+      <w:r>
+        <w:rPr>
+          <w:rFonts w:ascii="Arial" w:cs="Arial" w:eastAsia="Arial" w:hAnsi="Arial"/>
+          <w:sz w:val="22"/>
+          <w:szCs w:val="22"/>
+        </w:rPr>
+        <w:t xml:space="preserve">. A </w:t>
+      </w:r>
+      <w:r>
+        <w:rPr>
+          <w:rFonts w:ascii="Arial" w:cs="Arial" w:eastAsia="Arial" w:hAnsi="Arial"/>
+          <w:b/>
+          <w:bCs/>
+          <w:sz w:val="22"/>
+          <w:szCs w:val="22"/>
+        </w:rPr>
+        <w:t xml:space="preserve">Year</w:t>
+      </w:r>
+      <w:r>
+        <w:rPr>
+          <w:rFonts w:ascii="Arial" w:cs="Arial" w:eastAsia="Arial" w:hAnsi="Arial"/>
+          <w:sz w:val="22"/>
+          <w:szCs w:val="22"/>
+        </w:rPr>
+        <w:t xml:space="preserve"> menu appears when you pick a topic (Sample, 2018 to 2025, AI Generated).</w:t>
+      </w:r>
+    </w:p>
+    <w:p>
+      <w:pPr>
+        <w:pStyle w:val="ListParagraph"/>
+        <w:numPr>
+          <w:ilvl w:val="0"/>
+          <w:numId w:val="15"/>
+        </w:numPr>
+        <w:spacing w:after="70" w:line="276"/>
+      </w:pPr>
+      <w:r>
+        <w:rPr>
+          <w:rFonts w:ascii="Arial" w:cs="Arial" w:eastAsia="Arial" w:hAnsi="Arial"/>
+          <w:sz w:val="22"/>
+          <w:szCs w:val="22"/>
+        </w:rPr>
+        <w:t xml:space="preserve">Press </w:t>
+      </w:r>
+      <w:r>
+        <w:rPr>
+          <w:rFonts w:ascii="Arial" w:cs="Arial" w:eastAsia="Arial" w:hAnsi="Arial"/>
+          <w:b/>
+          <w:bCs/>
+          <w:sz w:val="22"/>
+          <w:szCs w:val="22"/>
+        </w:rPr>
+        <w:t xml:space="preserve">▶ Show Card(s)</w:t>
+      </w:r>
+      <w:r>
+        <w:rPr>
+          <w:rFonts w:ascii="Arial" w:cs="Arial" w:eastAsia="Arial" w:hAnsi="Arial"/>
+          <w:sz w:val="22"/>
+          <w:szCs w:val="22"/>
+        </w:rPr>
+        <w:t xml:space="preserve">, or type a code such as </w:t>
+      </w:r>
+      <w:r>
+        <w:rPr>
+          <w:rFonts w:ascii="Arial" w:cs="Arial" w:eastAsia="Arial" w:hAnsi="Arial"/>
+          <w:b/>
+          <w:bCs/>
+          <w:sz w:val="22"/>
+          <w:szCs w:val="22"/>
+        </w:rPr>
+        <w:t xml:space="preserve">FR042</w:t>
+      </w:r>
+      <w:r>
+        <w:rPr>
+          <w:rFonts w:ascii="Arial" w:cs="Arial" w:eastAsia="Arial" w:hAnsi="Arial"/>
+          <w:sz w:val="22"/>
+          <w:szCs w:val="22"/>
+        </w:rPr>
+        <w:t xml:space="preserve"> in </w:t>
+      </w:r>
+      <w:r>
+        <w:rPr>
+          <w:rFonts w:ascii="Arial" w:cs="Arial" w:eastAsia="Arial" w:hAnsi="Arial"/>
+          <w:b/>
+          <w:bCs/>
+          <w:sz w:val="22"/>
+          <w:szCs w:val="22"/>
+        </w:rPr>
+        <w:t xml:space="preserve">Go directly to a card</w:t>
+      </w:r>
+      <w:r>
+        <w:rPr>
+          <w:rFonts w:ascii="Arial" w:cs="Arial" w:eastAsia="Arial" w:hAnsi="Arial"/>
+          <w:sz w:val="22"/>
+          <w:szCs w:val="22"/>
+        </w:rPr>
+        <w:t xml:space="preserve"> and press </w:t>
+      </w:r>
+      <w:r>
+        <w:rPr>
+          <w:rFonts w:ascii="Arial" w:cs="Arial" w:eastAsia="Arial" w:hAnsi="Arial"/>
+          <w:b/>
+          <w:bCs/>
+          <w:sz w:val="22"/>
+          <w:szCs w:val="22"/>
+        </w:rPr>
+        <w:t xml:space="preserve">Go</w:t>
+      </w:r>
+      <w:r>
+        <w:rPr>
+          <w:rFonts w:ascii="Arial" w:cs="Arial" w:eastAsia="Arial" w:hAnsi="Arial"/>
+          <w:sz w:val="22"/>
+          <w:szCs w:val="22"/>
+        </w:rPr>
+        <w:t xml:space="preserve">.</w:t>
+      </w:r>
+    </w:p>
+    <w:p>
+      <w:pPr>
+        <w:pStyle w:val="ListParagraph"/>
+        <w:numPr>
+          <w:ilvl w:val="0"/>
+          <w:numId w:val="15"/>
+        </w:numPr>
+        <w:spacing w:after="70" w:line="276"/>
+      </w:pPr>
+      <w:r>
+        <w:rPr>
+          <w:rFonts w:ascii="Arial" w:cs="Arial" w:eastAsia="Arial" w:hAnsi="Arial"/>
+          <w:sz w:val="22"/>
+          <w:szCs w:val="22"/>
+        </w:rPr>
+        <w:t xml:space="preserve">Each card has </w:t>
+      </w:r>
+      <w:r>
+        <w:rPr>
+          <w:rFonts w:ascii="Arial" w:cs="Arial" w:eastAsia="Arial" w:hAnsi="Arial"/>
+          <w:b/>
+          <w:bCs/>
+          <w:sz w:val="22"/>
+          <w:szCs w:val="22"/>
+        </w:rPr>
+        <w:t xml:space="preserve">Task 1</w:t>
+      </w:r>
+      <w:r>
+        <w:rPr>
+          <w:rFonts w:ascii="Arial" w:cs="Arial" w:eastAsia="Arial" w:hAnsi="Arial"/>
+          <w:sz w:val="22"/>
+          <w:szCs w:val="22"/>
+        </w:rPr>
+        <w:t xml:space="preserve">, the topic and </w:t>
+      </w:r>
+      <w:r>
+        <w:rPr>
+          <w:rFonts w:ascii="Arial" w:cs="Arial" w:eastAsia="Arial" w:hAnsi="Arial"/>
+          <w:b/>
+          <w:bCs/>
+          <w:sz w:val="22"/>
+          <w:szCs w:val="22"/>
+        </w:rPr>
+        <w:t xml:space="preserve">declarations A and B</w:t>
+      </w:r>
+      <w:r>
+        <w:rPr>
+          <w:rFonts w:ascii="Arial" w:cs="Arial" w:eastAsia="Arial" w:hAnsi="Arial"/>
+          <w:sz w:val="22"/>
+          <w:szCs w:val="22"/>
+        </w:rPr>
+        <w:t xml:space="preserve">, each with two compulsory teacher-examiner questions. </w:t>
+      </w:r>
+      <w:r>
+        <w:rPr>
+          <w:rFonts w:ascii="Arial" w:cs="Arial" w:eastAsia="Arial" w:hAnsi="Arial"/>
+          <w:b/>
+          <w:bCs/>
+          <w:sz w:val="22"/>
+          <w:szCs w:val="22"/>
+        </w:rPr>
+        <w:t xml:space="preserve">Tap A or B to choose your declaration.</w:t>
+      </w:r>
+      <w:r>
+        <w:rPr>
+          <w:rFonts w:ascii="Arial" w:cs="Arial" w:eastAsia="Arial" w:hAnsi="Arial"/>
+          <w:sz w:val="22"/>
+          <w:szCs w:val="22"/>
+        </w:rPr>
+        <w:t xml:space="preserve"/>
+      </w:r>
+    </w:p>
+    <w:p>
+      <w:pPr>
+        <w:pStyle w:val="ListParagraph"/>
+        <w:numPr>
+          <w:ilvl w:val="0"/>
+          <w:numId w:val="15"/>
+        </w:numPr>
+        <w:spacing w:after="70" w:line="276"/>
+      </w:pPr>
+      <w:r>
+        <w:rPr>
+          <w:rFonts w:ascii="Arial" w:cs="Arial" w:eastAsia="Arial" w:hAnsi="Arial"/>
+          <w:sz w:val="22"/>
+          <w:szCs w:val="22"/>
+        </w:rPr>
+        <w:t xml:space="preserve">Then choose: </w:t>
+      </w:r>
+      <w:r>
+        <w:rPr>
+          <w:rFonts w:ascii="Arial" w:cs="Arial" w:eastAsia="Arial" w:hAnsi="Arial"/>
+          <w:b/>
+          <w:bCs/>
+          <w:sz w:val="22"/>
+          <w:szCs w:val="22"/>
+        </w:rPr>
+        <w:t xml:space="preserve">↩ Change declaration</w:t>
+      </w:r>
+      <w:r>
+        <w:rPr>
+          <w:rFonts w:ascii="Arial" w:cs="Arial" w:eastAsia="Arial" w:hAnsi="Arial"/>
+          <w:sz w:val="22"/>
+          <w:szCs w:val="22"/>
+        </w:rPr>
+        <w:t xml:space="preserve">, </w:t>
+      </w:r>
+      <w:r>
+        <w:rPr>
+          <w:rFonts w:ascii="Arial" w:cs="Arial" w:eastAsia="Arial" w:hAnsi="Arial"/>
+          <w:b/>
+          <w:bCs/>
+          <w:sz w:val="22"/>
+          <w:szCs w:val="22"/>
+        </w:rPr>
+        <w:t xml:space="preserve">⏱ Start 5-min prep</w:t>
+      </w:r>
+      <w:r>
+        <w:rPr>
+          <w:rFonts w:ascii="Arial" w:cs="Arial" w:eastAsia="Arial" w:hAnsi="Arial"/>
+          <w:sz w:val="22"/>
+          <w:szCs w:val="22"/>
+        </w:rPr>
+        <w:t xml:space="preserve">, </w:t>
+      </w:r>
+      <w:r>
+        <w:rPr>
+          <w:rFonts w:ascii="Arial" w:cs="Arial" w:eastAsia="Arial" w:hAnsi="Arial"/>
+          <w:b/>
+          <w:bCs/>
+          <w:sz w:val="22"/>
+          <w:szCs w:val="22"/>
+        </w:rPr>
+        <w:t xml:space="preserve">▶ Ready: simulate exam</w:t>
+      </w:r>
+      <w:r>
+        <w:rPr>
+          <w:rFonts w:ascii="Arial" w:cs="Arial" w:eastAsia="Arial" w:hAnsi="Arial"/>
+          <w:sz w:val="22"/>
+          <w:szCs w:val="22"/>
+        </w:rPr>
+        <w:t xml:space="preserve">, </w:t>
+      </w:r>
+      <w:r>
+        <w:rPr>
+          <w:rFonts w:ascii="Arial" w:cs="Arial" w:eastAsia="Arial" w:hAnsi="Arial"/>
+          <w:b/>
+          <w:bCs/>
+          <w:sz w:val="22"/>
+          <w:szCs w:val="22"/>
+        </w:rPr>
+        <w:t xml:space="preserve">🎙 Record my oral</w:t>
+      </w:r>
+      <w:r>
+        <w:rPr>
+          <w:rFonts w:ascii="Arial" w:cs="Arial" w:eastAsia="Arial" w:hAnsi="Arial"/>
+          <w:sz w:val="22"/>
+          <w:szCs w:val="22"/>
+        </w:rPr>
+        <w:t xml:space="preserve">, </w:t>
+      </w:r>
+      <w:r>
+        <w:rPr>
+          <w:rFonts w:ascii="Arial" w:cs="Arial" w:eastAsia="Arial" w:hAnsi="Arial"/>
+          <w:b/>
+          <w:bCs/>
+          <w:sz w:val="22"/>
+          <w:szCs w:val="22"/>
+        </w:rPr>
+        <w:t xml:space="preserve">🎧 Demo Mode</w:t>
+      </w:r>
+      <w:r>
+        <w:rPr>
+          <w:rFonts w:ascii="Arial" w:cs="Arial" w:eastAsia="Arial" w:hAnsi="Arial"/>
+          <w:sz w:val="22"/>
+          <w:szCs w:val="22"/>
+        </w:rPr>
+        <w:t xml:space="preserve"> (only where a model answer exists) or </w:t>
+      </w:r>
+      <w:r>
+        <w:rPr>
+          <w:rFonts w:ascii="Arial" w:cs="Arial" w:eastAsia="Arial" w:hAnsi="Arial"/>
+          <w:b/>
+          <w:bCs/>
+          <w:sz w:val="22"/>
+          <w:szCs w:val="22"/>
+        </w:rPr>
+        <w:t xml:space="preserve">🖨 Translation sheet</w:t>
+      </w:r>
+      <w:r>
+        <w:rPr>
+          <w:rFonts w:ascii="Arial" w:cs="Arial" w:eastAsia="Arial" w:hAnsi="Arial"/>
+          <w:sz w:val="22"/>
+          <w:szCs w:val="22"/>
+        </w:rPr>
+        <w:t xml:space="preserve"> (only where available).</w:t>
+      </w:r>
+    </w:p>
+    <w:p>
+      <w:pPr>
+        <w:pStyle w:val="ListParagraph"/>
+        <w:numPr>
+          <w:ilvl w:val="0"/>
+          <w:numId w:val="2"/>
+        </w:numPr>
+        <w:spacing w:after="60" w:line="276"/>
+      </w:pPr>
+      <w:r>
+        <w:rPr>
+          <w:rFonts w:ascii="Arial" w:cs="Arial" w:eastAsia="Arial" w:hAnsi="Arial"/>
+          <w:sz w:val="22"/>
+          <w:szCs w:val="22"/>
+        </w:rPr>
+        <w:t xml:space="preserve"/>
+      </w:r>
+      <w:r>
+        <w:rPr>
+          <w:rFonts w:ascii="Arial" w:cs="Arial" w:eastAsia="Arial" w:hAnsi="Arial"/>
+          <w:b/>
+          <w:bCs/>
+          <w:sz w:val="22"/>
+          <w:szCs w:val="22"/>
+        </w:rPr>
+        <w:t xml:space="preserve">Exam simulation:</w:t>
+      </w:r>
+      <w:r>
+        <w:rPr>
+          <w:rFonts w:ascii="Arial" w:cs="Arial" w:eastAsia="Arial" w:hAnsi="Arial"/>
+          <w:sz w:val="22"/>
+          <w:szCs w:val="22"/>
+        </w:rPr>
+        <w:t xml:space="preserve"> the panel says "Exam in progress". The examiner introduces, asks Question 1, and a </w:t>
+      </w:r>
+      <w:r>
+        <w:rPr>
+          <w:rFonts w:ascii="Arial" w:cs="Arial" w:eastAsia="Arial" w:hAnsi="Arial"/>
+          <w:b/>
+          <w:bCs/>
+          <w:sz w:val="22"/>
+          <w:szCs w:val="22"/>
+        </w:rPr>
+        <w:t xml:space="preserve">Response time</w:t>
+      </w:r>
+      <w:r>
+        <w:rPr>
+          <w:rFonts w:ascii="Arial" w:cs="Arial" w:eastAsia="Arial" w:hAnsi="Arial"/>
+          <w:sz w:val="22"/>
+          <w:szCs w:val="22"/>
+        </w:rPr>
+        <w:t xml:space="preserve"> clock counts up. At </w:t>
+      </w:r>
+      <w:r>
+        <w:rPr>
+          <w:rFonts w:ascii="Arial" w:cs="Arial" w:eastAsia="Arial" w:hAnsi="Arial"/>
+          <w:b/>
+          <w:bCs/>
+          <w:sz w:val="22"/>
+          <w:szCs w:val="22"/>
+        </w:rPr>
+        <w:t xml:space="preserve">1:30</w:t>
+      </w:r>
+      <w:r>
+        <w:rPr>
+          <w:rFonts w:ascii="Arial" w:cs="Arial" w:eastAsia="Arial" w:hAnsi="Arial"/>
+          <w:sz w:val="22"/>
+          <w:szCs w:val="22"/>
+        </w:rPr>
+        <w:t xml:space="preserve"> you see "Time to wrap things up", at </w:t>
+      </w:r>
+      <w:r>
+        <w:rPr>
+          <w:rFonts w:ascii="Arial" w:cs="Arial" w:eastAsia="Arial" w:hAnsi="Arial"/>
+          <w:b/>
+          <w:bCs/>
+          <w:sz w:val="22"/>
+          <w:szCs w:val="22"/>
+        </w:rPr>
+        <w:t xml:space="preserve">1:50</w:t>
+      </w:r>
+      <w:r>
+        <w:rPr>
+          <w:rFonts w:ascii="Arial" w:cs="Arial" w:eastAsia="Arial" w:hAnsi="Arial"/>
+          <w:sz w:val="22"/>
+          <w:szCs w:val="22"/>
+        </w:rPr>
+        <w:t xml:space="preserve"> "Last ten seconds: give your conclusion" and at </w:t>
+      </w:r>
+      <w:r>
+        <w:rPr>
+          <w:rFonts w:ascii="Arial" w:cs="Arial" w:eastAsia="Arial" w:hAnsi="Arial"/>
+          <w:b/>
+          <w:bCs/>
+          <w:sz w:val="22"/>
+          <w:szCs w:val="22"/>
+        </w:rPr>
+        <w:t xml:space="preserve">2:00</w:t>
+      </w:r>
+      <w:r>
+        <w:rPr>
+          <w:rFonts w:ascii="Arial" w:cs="Arial" w:eastAsia="Arial" w:hAnsi="Arial"/>
+          <w:sz w:val="22"/>
+          <w:szCs w:val="22"/>
+        </w:rPr>
+        <w:t xml:space="preserve"> "Your teacher would interrupt you now". Then </w:t>
+      </w:r>
+      <w:r>
+        <w:rPr>
+          <w:rFonts w:ascii="Arial" w:cs="Arial" w:eastAsia="Arial" w:hAnsi="Arial"/>
+          <w:b/>
+          <w:bCs/>
+          <w:sz w:val="22"/>
+          <w:szCs w:val="22"/>
+        </w:rPr>
+        <w:t xml:space="preserve">▶ Ask Question 2</w:t>
+      </w:r>
+      <w:r>
+        <w:rPr>
+          <w:rFonts w:ascii="Arial" w:cs="Arial" w:eastAsia="Arial" w:hAnsi="Arial"/>
+          <w:sz w:val="22"/>
+          <w:szCs w:val="22"/>
+        </w:rPr>
+        <w:t xml:space="preserve"> and </w:t>
+      </w:r>
+      <w:r>
+        <w:rPr>
+          <w:rFonts w:ascii="Arial" w:cs="Arial" w:eastAsia="Arial" w:hAnsi="Arial"/>
+          <w:b/>
+          <w:bCs/>
+          <w:sz w:val="22"/>
+          <w:szCs w:val="22"/>
+        </w:rPr>
+        <w:t xml:space="preserve">✓ Finish</w:t>
+      </w:r>
+      <w:r>
+        <w:rPr>
+          <w:rFonts w:ascii="Arial" w:cs="Arial" w:eastAsia="Arial" w:hAnsi="Arial"/>
+          <w:sz w:val="22"/>
+          <w:szCs w:val="22"/>
+        </w:rPr>
+        <w:t xml:space="preserve">.</w:t>
+      </w:r>
+    </w:p>
+    <w:p>
+      <w:pPr>
+        <w:pStyle w:val="ListParagraph"/>
+        <w:numPr>
+          <w:ilvl w:val="0"/>
+          <w:numId w:val="2"/>
+        </w:numPr>
+        <w:spacing w:after="60" w:line="276"/>
+      </w:pPr>
+      <w:r>
+        <w:rPr>
+          <w:rFonts w:ascii="Arial" w:cs="Arial" w:eastAsia="Arial" w:hAnsi="Arial"/>
+          <w:sz w:val="22"/>
+          <w:szCs w:val="22"/>
+        </w:rPr>
+        <w:t xml:space="preserve"/>
+      </w:r>
+      <w:r>
+        <w:rPr>
+          <w:rFonts w:ascii="Arial" w:cs="Arial" w:eastAsia="Arial" w:hAnsi="Arial"/>
+          <w:b/>
+          <w:bCs/>
+          <w:sz w:val="22"/>
+          <w:szCs w:val="22"/>
+        </w:rPr>
+        <w:t xml:space="preserve">🎧 Demo Mode</w:t>
+      </w:r>
+      <w:r>
+        <w:rPr>
+          <w:rFonts w:ascii="Arial" w:cs="Arial" w:eastAsia="Arial" w:hAnsi="Arial"/>
+          <w:sz w:val="22"/>
+          <w:szCs w:val="22"/>
+        </w:rPr>
+        <w:t xml:space="preserve"> plays the stages "Examiner asks Question 1", "Student answers Part 1", "Examiner asks Question 2", "Student answers Part 2". Buttons: </w:t>
+      </w:r>
+      <w:r>
+        <w:rPr>
+          <w:rFonts w:ascii="Arial" w:cs="Arial" w:eastAsia="Arial" w:hAnsi="Arial"/>
+          <w:b/>
+          <w:bCs/>
+          <w:sz w:val="22"/>
+          <w:szCs w:val="22"/>
+        </w:rPr>
+        <w:t xml:space="preserve">Pause / Resume</w:t>
+      </w:r>
+      <w:r>
+        <w:rPr>
+          <w:rFonts w:ascii="Arial" w:cs="Arial" w:eastAsia="Arial" w:hAnsi="Arial"/>
+          <w:sz w:val="22"/>
+          <w:szCs w:val="22"/>
+        </w:rPr>
+        <w:t xml:space="preserve"> (Space), </w:t>
+      </w:r>
+      <w:r>
+        <w:rPr>
+          <w:rFonts w:ascii="Arial" w:cs="Arial" w:eastAsia="Arial" w:hAnsi="Arial"/>
+          <w:b/>
+          <w:bCs/>
+          <w:sz w:val="22"/>
+          <w:szCs w:val="22"/>
+        </w:rPr>
+        <w:t xml:space="preserve">🎤 Karaoke</w:t>
+      </w:r>
+      <w:r>
+        <w:rPr>
+          <w:rFonts w:ascii="Arial" w:cs="Arial" w:eastAsia="Arial" w:hAnsi="Arial"/>
+          <w:sz w:val="22"/>
+          <w:szCs w:val="22"/>
+        </w:rPr>
+        <w:t xml:space="preserve"> (large text lit word by word), </w:t>
+      </w:r>
+      <w:r>
+        <w:rPr>
+          <w:rFonts w:ascii="Arial" w:cs="Arial" w:eastAsia="Arial" w:hAnsi="Arial"/>
+          <w:b/>
+          <w:bCs/>
+          <w:sz w:val="22"/>
+          <w:szCs w:val="22"/>
+        </w:rPr>
+        <w:t xml:space="preserve">📚 KTRs</w:t>
+      </w:r>
+      <w:r>
+        <w:rPr>
+          <w:rFonts w:ascii="Arial" w:cs="Arial" w:eastAsia="Arial" w:hAnsi="Arial"/>
+          <w:sz w:val="22"/>
+          <w:szCs w:val="22"/>
+        </w:rPr>
+        <w:t xml:space="preserve"> (the KTRs used in the answer) and </w:t>
+      </w:r>
+      <w:r>
+        <w:rPr>
+          <w:rFonts w:ascii="Arial" w:cs="Arial" w:eastAsia="Arial" w:hAnsi="Arial"/>
+          <w:b/>
+          <w:bCs/>
+          <w:sz w:val="22"/>
+          <w:szCs w:val="22"/>
+        </w:rPr>
+        <w:t xml:space="preserve">■ Stop</w:t>
+      </w:r>
+      <w:r>
+        <w:rPr>
+          <w:rFonts w:ascii="Arial" w:cs="Arial" w:eastAsia="Arial" w:hAnsi="Arial"/>
+          <w:sz w:val="22"/>
+          <w:szCs w:val="22"/>
+        </w:rPr>
+        <w:t xml:space="preserve">.</w:t>
+      </w:r>
+    </w:p>
+    <w:p>
+      <w:pPr>
+        <w:pStyle w:val="ListParagraph"/>
+        <w:numPr>
+          <w:ilvl w:val="0"/>
+          <w:numId w:val="2"/>
+        </w:numPr>
+        <w:spacing w:after="60" w:line="276"/>
+      </w:pPr>
+      <w:r>
+        <w:rPr>
+          <w:rFonts w:ascii="Arial" w:cs="Arial" w:eastAsia="Arial" w:hAnsi="Arial"/>
+          <w:sz w:val="22"/>
+          <w:szCs w:val="22"/>
+        </w:rPr>
+        <w:t xml:space="preserve"/>
+      </w:r>
+      <w:r>
+        <w:rPr>
+          <w:rFonts w:ascii="Arial" w:cs="Arial" w:eastAsia="Arial" w:hAnsi="Arial"/>
+          <w:b/>
+          <w:bCs/>
+          <w:sz w:val="22"/>
+          <w:szCs w:val="22"/>
+        </w:rPr>
+        <w:t xml:space="preserve">🎙 Record my oral:</w:t>
+      </w:r>
+      <w:r>
+        <w:rPr>
+          <w:rFonts w:ascii="Arial" w:cs="Arial" w:eastAsia="Arial" w:hAnsi="Arial"/>
+          <w:sz w:val="22"/>
+          <w:szCs w:val="22"/>
+        </w:rPr>
+        <w:t xml:space="preserve"> use a quiet room and the iPad speaker (no headphones), press </w:t>
+      </w:r>
+      <w:r>
+        <w:rPr>
+          <w:rFonts w:ascii="Arial" w:cs="Arial" w:eastAsia="Arial" w:hAnsi="Arial"/>
+          <w:b/>
+          <w:bCs/>
+          <w:sz w:val="22"/>
+          <w:szCs w:val="22"/>
+        </w:rPr>
+        <w:t xml:space="preserve">🔈 Test my microphone</w:t>
+      </w:r>
+      <w:r>
+        <w:rPr>
+          <w:rFonts w:ascii="Arial" w:cs="Arial" w:eastAsia="Arial" w:hAnsi="Arial"/>
+          <w:sz w:val="22"/>
+          <w:szCs w:val="22"/>
+        </w:rPr>
+        <w:t xml:space="preserve"> (if the bar does not move, use the fallback </w:t>
+      </w:r>
+      <w:r>
+        <w:rPr>
+          <w:rFonts w:ascii="Arial" w:cs="Arial" w:eastAsia="Arial" w:hAnsi="Arial"/>
+          <w:b/>
+          <w:bCs/>
+          <w:sz w:val="22"/>
+          <w:szCs w:val="22"/>
+        </w:rPr>
+        <w:t xml:space="preserve">🎧 Record 4 seconds and play back</w:t>
+      </w:r>
+      <w:r>
+        <w:rPr>
+          <w:rFonts w:ascii="Arial" w:cs="Arial" w:eastAsia="Arial" w:hAnsi="Arial"/>
+          <w:sz w:val="22"/>
+          <w:szCs w:val="22"/>
+        </w:rPr>
+        <w:t xml:space="preserve">), then </w:t>
+      </w:r>
+      <w:r>
+        <w:rPr>
+          <w:rFonts w:ascii="Arial" w:cs="Arial" w:eastAsia="Arial" w:hAnsi="Arial"/>
+          <w:b/>
+          <w:bCs/>
+          <w:sz w:val="22"/>
+          <w:szCs w:val="22"/>
+        </w:rPr>
+        <w:t xml:space="preserve">● Start recording</w:t>
+      </w:r>
+      <w:r>
+        <w:rPr>
+          <w:rFonts w:ascii="Arial" w:cs="Arial" w:eastAsia="Arial" w:hAnsi="Arial"/>
+          <w:sz w:val="22"/>
+          <w:szCs w:val="22"/>
+        </w:rPr>
+        <w:t xml:space="preserve">. It lasts about 5 minutes: roughly 2 minutes for each answer, so </w:t>
+      </w:r>
+      <w:r>
+        <w:rPr>
+          <w:rFonts w:ascii="Arial" w:cs="Arial" w:eastAsia="Arial" w:hAnsi="Arial"/>
+          <w:b/>
+          <w:bCs/>
+          <w:sz w:val="22"/>
+          <w:szCs w:val="22"/>
+        </w:rPr>
+        <w:t xml:space="preserve">fill the time</w:t>
+      </w:r>
+      <w:r>
+        <w:rPr>
+          <w:rFonts w:ascii="Arial" w:cs="Arial" w:eastAsia="Arial" w:hAnsi="Arial"/>
+          <w:sz w:val="22"/>
+          <w:szCs w:val="22"/>
+        </w:rPr>
+        <w:t xml:space="preserve">. On an iPad the recording </w:t>
+      </w:r>
+      <w:r>
+        <w:rPr>
+          <w:rFonts w:ascii="Arial" w:cs="Arial" w:eastAsia="Arial" w:hAnsi="Arial"/>
+          <w:b/>
+          <w:bCs/>
+          <w:sz w:val="22"/>
+          <w:szCs w:val="22"/>
+        </w:rPr>
+        <w:t xml:space="preserve">pauses while the examiner is speaking</w:t>
+      </w:r>
+      <w:r>
+        <w:rPr>
+          <w:rFonts w:ascii="Arial" w:cs="Arial" w:eastAsia="Arial" w:hAnsi="Arial"/>
+          <w:sz w:val="22"/>
+          <w:szCs w:val="22"/>
+        </w:rPr>
+        <w:t xml:space="preserve"> (the declaration, the introduction and the questions), so it keeps only your answers and the clock stands still. The yellow </w:t>
+      </w:r>
+      <w:r>
+        <w:rPr>
+          <w:rFonts w:ascii="Arial" w:cs="Arial" w:eastAsia="Arial" w:hAnsi="Arial"/>
+          <w:b/>
+          <w:bCs/>
+          <w:sz w:val="22"/>
+          <w:szCs w:val="22"/>
+        </w:rPr>
+        <w:t xml:space="preserve">■ Stop and check recording</w:t>
+      </w:r>
+      <w:r>
+        <w:rPr>
+          <w:rFonts w:ascii="Arial" w:cs="Arial" w:eastAsia="Arial" w:hAnsi="Arial"/>
+          <w:sz w:val="22"/>
+          <w:szCs w:val="22"/>
+        </w:rPr>
+        <w:t xml:space="preserve"> ends it early for a quick test only, never for your real recording. Afterwards listen back, then </w:t>
+      </w:r>
+      <w:r>
+        <w:rPr>
+          <w:rFonts w:ascii="Arial" w:cs="Arial" w:eastAsia="Arial" w:hAnsi="Arial"/>
+          <w:b/>
+          <w:bCs/>
+          <w:sz w:val="22"/>
+          <w:szCs w:val="22"/>
+        </w:rPr>
+        <w:t xml:space="preserve">🔁 Not happy: try again</w:t>
+      </w:r>
+      <w:r>
+        <w:rPr>
+          <w:rFonts w:ascii="Arial" w:cs="Arial" w:eastAsia="Arial" w:hAnsi="Arial"/>
+          <w:sz w:val="22"/>
+          <w:szCs w:val="22"/>
+        </w:rPr>
+        <w:t xml:space="preserve"> or save with </w:t>
+      </w:r>
+      <w:r>
+        <w:rPr>
+          <w:rFonts w:ascii="Arial" w:cs="Arial" w:eastAsia="Arial" w:hAnsi="Arial"/>
+          <w:b/>
+          <w:bCs/>
+          <w:sz w:val="22"/>
+          <w:szCs w:val="22"/>
+        </w:rPr>
+        <w:t xml:space="preserve">📤 Share recording</w:t>
+      </w:r>
+      <w:r>
+        <w:rPr>
+          <w:rFonts w:ascii="Arial" w:cs="Arial" w:eastAsia="Arial" w:hAnsi="Arial"/>
+          <w:sz w:val="22"/>
+          <w:szCs w:val="22"/>
+        </w:rPr>
+        <w:t xml:space="preserve"> or </w:t>
+      </w:r>
+      <w:r>
+        <w:rPr>
+          <w:rFonts w:ascii="Arial" w:cs="Arial" w:eastAsia="Arial" w:hAnsi="Arial"/>
+          <w:b/>
+          <w:bCs/>
+          <w:sz w:val="22"/>
+          <w:szCs w:val="22"/>
+        </w:rPr>
+        <w:t xml:space="preserve">💾 Save to Files</w:t>
+      </w:r>
+      <w:r>
+        <w:rPr>
+          <w:rFonts w:ascii="Arial" w:cs="Arial" w:eastAsia="Arial" w:hAnsi="Arial"/>
+          <w:sz w:val="22"/>
+          <w:szCs w:val="22"/>
+        </w:rPr>
+        <w:t xml:space="preserve">, then </w:t>
+      </w:r>
+      <w:r>
+        <w:rPr>
+          <w:rFonts w:ascii="Arial" w:cs="Arial" w:eastAsia="Arial" w:hAnsi="Arial"/>
+          <w:b/>
+          <w:bCs/>
+          <w:sz w:val="22"/>
+          <w:szCs w:val="22"/>
+        </w:rPr>
+        <w:t xml:space="preserve">📄 Make my PDF</w:t>
+      </w:r>
+      <w:r>
+        <w:rPr>
+          <w:rFonts w:ascii="Arial" w:cs="Arial" w:eastAsia="Arial" w:hAnsi="Arial"/>
+          <w:sz w:val="22"/>
+          <w:szCs w:val="22"/>
+        </w:rPr>
+        <w:t xml:space="preserve">.</w:t>
+      </w:r>
+    </w:p>
+    <w:tbl>
+      <w:tblPr>
+        <w:tblW w:type="dxa" w:w="9638"/>
+        <w:tblBorders>
+          <w:top w:val="single" w:color="auto" w:sz="4"/>
+          <w:left w:val="single" w:color="auto" w:sz="4"/>
+          <w:bottom w:val="single" w:color="auto" w:sz="4"/>
+          <w:right w:val="single" w:color="auto" w:sz="4"/>
+          <w:insideH w:val="single" w:color="auto" w:sz="4"/>
+          <w:insideV w:val="single" w:color="auto" w:sz="4"/>
+        </w:tblBorders>
+      </w:tblPr>
+      <w:tblGrid>
+        <w:gridCol w:w="9638"/>
+      </w:tblGrid>
+      <w:tr>
+        <w:trPr>
+          <w:cantSplit/>
+        </w:trPr>
+        <w:tc>
+          <w:tcPr>
+            <w:tcW w:type="dxa" w:w="9638"/>
+            <w:tcBorders>
+              <w:top w:val="none" w:color="FFFFFF" w:sz="0"/>
+              <w:left w:val="single" w:color="1F3864" w:sz="24"/>
+              <w:bottom w:val="none" w:color="FFFFFF" w:sz="0"/>
+              <w:right w:val="none" w:color="FFFFFF" w:sz="0"/>
+            </w:tcBorders>
+            <w:shd w:fill="FFF1D6" w:color="auto" w:val="clear"/>
+            <w:tcMar>
+              <w:top w:type="dxa" w:w="100"/>
+              <w:left w:type="dxa" w:w="160"/>
+              <w:bottom w:type="dxa" w:w="100"/>
+              <w:right w:type="dxa" w:w="140"/>
+            </w:tcMar>
+          </w:tcPr>
+          <w:p>
+            <w:pPr>
+              <w:spacing w:after="40"/>
+            </w:pPr>
+            <w:r>
+              <w:rPr>
+                <w:rFonts w:ascii="Arial" w:cs="Arial" w:eastAsia="Arial" w:hAnsi="Arial"/>
+                <w:b/>
+                <w:bCs/>
+                <w:color w:val="1F3864"/>
+                <w:sz w:val="21"/>
+                <w:szCs w:val="21"/>
+              </w:rPr>
               <w:t xml:space="preserve">Careful  </w:t>
             </w:r>
             <w:r>
@@ -26699,7 +32903,7 @@
           <w:sz w:val="24"/>
           <w:szCs w:val="24"/>
         </w:rPr>
-        <w:t xml:space="preserve">C. Paper 1 Listening &amp; Reading Practice</w:t>
+        <w:t xml:space="preserve">D. Paper 1 Listening &amp; Reading Practice</w:t>
       </w:r>
     </w:p>
     <w:p>
@@ -29162,7 +35366,7 @@
           <w:sz w:val="24"/>
           <w:szCs w:val="24"/>
         </w:rPr>
-        <w:t xml:space="preserve">D. AP Oral Cycle Practice</w:t>
+        <w:t xml:space="preserve">E. AP Oral Cycle Practice</w:t>
       </w:r>
     </w:p>
     <w:p>
@@ -32773,7 +38977,7 @@
           <w:sz w:val="22"/>
           <w:szCs w:val="22"/>
         </w:rPr>
-        <w:t xml:space="preserve">. On a set screen, </w:t>
+        <w:t xml:space="preserve">. On a set screen, and again above the question card during a drill, the bar </w:t>
       </w:r>
       <w:r>
         <w:rPr>
@@ -32791,7 +38995,7 @@
           <w:sz w:val="22"/>
           <w:szCs w:val="22"/>
         </w:rPr>
-        <w:t xml:space="preserve"> expands the rules. Timer chips are 10, 15, 20 and 30 seconds. The prompt is English to French.</w:t>
+        <w:t xml:space="preserve"> opens the recap for that set. Timer chips are 10, 15, 20 and 30 seconds. The prompt is English to French.</w:t>
       </w:r>
     </w:p>
     <w:p>
@@ -33080,6 +39284,348 @@
           <w:szCs w:val="22"/>
         </w:rPr>
         <w:t xml:space="preserve">. The buttons then say "Gr 1 + Gr 3" and "(combo)".</w:t>
+      </w:r>
+    </w:p>
+    <w:p>
+      <w:pPr>
+        <w:pStyle w:val="ListParagraph"/>
+        <w:numPr>
+          <w:ilvl w:val="0"/>
+          <w:numId w:val="2"/>
+        </w:numPr>
+        <w:spacing w:after="60" w:line="276"/>
+      </w:pPr>
+      <w:r>
+        <w:rPr>
+          <w:rFonts w:ascii="Arial" w:cs="Arial" w:eastAsia="Arial" w:hAnsi="Arial"/>
+          <w:sz w:val="22"/>
+          <w:szCs w:val="22"/>
+        </w:rPr>
+        <w:t xml:space="preserve"/>
+      </w:r>
+      <w:r>
+        <w:rPr>
+          <w:rFonts w:ascii="Arial" w:cs="Arial" w:eastAsia="Arial" w:hAnsi="Arial"/>
+          <w:b/>
+          <w:bCs/>
+          <w:sz w:val="22"/>
+          <w:szCs w:val="22"/>
+        </w:rPr>
+        <w:t xml:space="preserve">Grammar recap:</w:t>
+      </w:r>
+      <w:r>
+        <w:rPr>
+          <w:rFonts w:ascii="Arial" w:cs="Arial" w:eastAsia="Arial" w:hAnsi="Arial"/>
+          <w:sz w:val="22"/>
+          <w:szCs w:val="22"/>
+        </w:rPr>
+        <w:t xml:space="preserve"> under the </w:t>
+      </w:r>
+      <w:r>
+        <w:rPr>
+          <w:rFonts w:ascii="Arial" w:cs="Arial" w:eastAsia="Arial" w:hAnsi="Arial"/>
+          <w:b/>
+          <w:bCs/>
+          <w:sz w:val="22"/>
+          <w:szCs w:val="22"/>
+        </w:rPr>
+        <w:t xml:space="preserve">Chapter</w:t>
+      </w:r>
+      <w:r>
+        <w:rPr>
+          <w:rFonts w:ascii="Arial" w:cs="Arial" w:eastAsia="Arial" w:hAnsi="Arial"/>
+          <w:sz w:val="22"/>
+          <w:szCs w:val="22"/>
+        </w:rPr>
+        <w:t xml:space="preserve"> drop-down is the bar </w:t>
+      </w:r>
+      <w:r>
+        <w:rPr>
+          <w:rFonts w:ascii="Arial" w:cs="Arial" w:eastAsia="Arial" w:hAnsi="Arial"/>
+          <w:b/>
+          <w:bCs/>
+          <w:sz w:val="22"/>
+          <w:szCs w:val="22"/>
+        </w:rPr>
+        <w:t xml:space="preserve">"Want an AP grammar recap? Gr N · [chapter title]"</w:t>
+      </w:r>
+      <w:r>
+        <w:rPr>
+          <w:rFonts w:ascii="Arial" w:cs="Arial" w:eastAsia="Arial" w:hAnsi="Arial"/>
+          <w:sz w:val="22"/>
+          <w:szCs w:val="22"/>
+        </w:rPr>
+        <w:t xml:space="preserve">. Click it to open the recap for the chapter you chose (it is not shown inside the drill). The recaps open one chapter at a time. The headings follow the numbered Points on your EW handouts, for example "Point 7 · The 50 completely irregular presents".</w:t>
+      </w:r>
+    </w:p>
+    <w:p>
+      <w:pPr>
+        <w:pStyle w:val="ListParagraph"/>
+        <w:numPr>
+          <w:ilvl w:val="0"/>
+          <w:numId w:val="2"/>
+        </w:numPr>
+        <w:spacing w:after="60" w:line="276"/>
+      </w:pPr>
+      <w:r>
+        <w:rPr>
+          <w:rFonts w:ascii="Arial" w:cs="Arial" w:eastAsia="Arial" w:hAnsi="Arial"/>
+          <w:sz w:val="22"/>
+          <w:szCs w:val="22"/>
+        </w:rPr>
+        <w:t xml:space="preserve"/>
+      </w:r>
+      <w:r>
+        <w:rPr>
+          <w:rFonts w:ascii="Arial" w:cs="Arial" w:eastAsia="Arial" w:hAnsi="Arial"/>
+          <w:b/>
+          <w:bCs/>
+          <w:sz w:val="22"/>
+          <w:szCs w:val="22"/>
+        </w:rPr>
+        <w:t xml:space="preserve">Soon I will… and Now I can…:</w:t>
+      </w:r>
+      <w:r>
+        <w:rPr>
+          <w:rFonts w:ascii="Arial" w:cs="Arial" w:eastAsia="Arial" w:hAnsi="Arial"/>
+          <w:sz w:val="22"/>
+          <w:szCs w:val="22"/>
+        </w:rPr>
+        <w:t xml:space="preserve"> every Gr EWs chapter has 12 of each (see 1.10 for the colour key and the checklist). The 12 Grammar Drills sets have 4 to 10 "Now I can" statements each.</w:t>
+      </w:r>
+    </w:p>
+    <w:p>
+      <w:pPr>
+        <w:pStyle w:val="ListParagraph"/>
+        <w:numPr>
+          <w:ilvl w:val="0"/>
+          <w:numId w:val="2"/>
+        </w:numPr>
+        <w:spacing w:after="60" w:line="276"/>
+      </w:pPr>
+      <w:r>
+        <w:rPr>
+          <w:rFonts w:ascii="Arial" w:cs="Arial" w:eastAsia="Arial" w:hAnsi="Arial"/>
+          <w:sz w:val="22"/>
+          <w:szCs w:val="22"/>
+        </w:rPr>
+        <w:t xml:space="preserve"/>
+      </w:r>
+      <w:r>
+        <w:rPr>
+          <w:rFonts w:ascii="Arial" w:cs="Arial" w:eastAsia="Arial" w:hAnsi="Arial"/>
+          <w:b/>
+          <w:bCs/>
+          <w:sz w:val="22"/>
+          <w:szCs w:val="22"/>
+        </w:rPr>
+        <w:t xml:space="preserve">AP mnemonics</w:t>
+      </w:r>
+      <w:r>
+        <w:rPr>
+          <w:rFonts w:ascii="Arial" w:cs="Arial" w:eastAsia="Arial" w:hAnsi="Arial"/>
+          <w:sz w:val="22"/>
+          <w:szCs w:val="22"/>
+        </w:rPr>
+        <w:t xml:space="preserve"> in the recaps include </w:t>
+      </w:r>
+      <w:r>
+        <w:rPr>
+          <w:rFonts w:ascii="Arial" w:cs="Arial" w:eastAsia="Arial" w:hAnsi="Arial"/>
+          <w:b/>
+          <w:bCs/>
+          <w:sz w:val="22"/>
+          <w:szCs w:val="22"/>
+        </w:rPr>
+        <w:t xml:space="preserve">ANPQ</w:t>
+      </w:r>
+      <w:r>
+        <w:rPr>
+          <w:rFonts w:ascii="Arial" w:cs="Arial" w:eastAsia="Arial" w:hAnsi="Arial"/>
+          <w:sz w:val="22"/>
+          <w:szCs w:val="22"/>
+        </w:rPr>
+        <w:t xml:space="preserve"> (the exceptions that go after the past participle: </w:t>
+      </w:r>
+      <w:r>
+        <w:rPr>
+          <w:rFonts w:ascii="Arial" w:cs="Arial" w:eastAsia="Arial" w:hAnsi="Arial"/>
+          <w:b/>
+          <w:bCs/>
+          <w:sz w:val="22"/>
+          <w:szCs w:val="22"/>
+        </w:rPr>
+        <w:t xml:space="preserve">A</w:t>
+      </w:r>
+      <w:r>
+        <w:rPr>
+          <w:rFonts w:ascii="Arial" w:cs="Arial" w:eastAsia="Arial" w:hAnsi="Arial"/>
+          <w:sz w:val="22"/>
+          <w:szCs w:val="22"/>
+        </w:rPr>
+        <w:t xml:space="preserve">ucun, </w:t>
+      </w:r>
+      <w:r>
+        <w:rPr>
+          <w:rFonts w:ascii="Arial" w:cs="Arial" w:eastAsia="Arial" w:hAnsi="Arial"/>
+          <w:b/>
+          <w:bCs/>
+          <w:sz w:val="22"/>
+          <w:szCs w:val="22"/>
+        </w:rPr>
+        <w:t xml:space="preserve">N</w:t>
+      </w:r>
+      <w:r>
+        <w:rPr>
+          <w:rFonts w:ascii="Arial" w:cs="Arial" w:eastAsia="Arial" w:hAnsi="Arial"/>
+          <w:sz w:val="22"/>
+          <w:szCs w:val="22"/>
+        </w:rPr>
+        <w:t xml:space="preserve">ulle part, </w:t>
+      </w:r>
+      <w:r>
+        <w:rPr>
+          <w:rFonts w:ascii="Arial" w:cs="Arial" w:eastAsia="Arial" w:hAnsi="Arial"/>
+          <w:b/>
+          <w:bCs/>
+          <w:sz w:val="22"/>
+          <w:szCs w:val="22"/>
+        </w:rPr>
+        <w:t xml:space="preserve">P</w:t>
+      </w:r>
+      <w:r>
+        <w:rPr>
+          <w:rFonts w:ascii="Arial" w:cs="Arial" w:eastAsia="Arial" w:hAnsi="Arial"/>
+          <w:sz w:val="22"/>
+          <w:szCs w:val="22"/>
+        </w:rPr>
+        <w:t xml:space="preserve">ersonne, </w:t>
+      </w:r>
+      <w:r>
+        <w:rPr>
+          <w:rFonts w:ascii="Arial" w:cs="Arial" w:eastAsia="Arial" w:hAnsi="Arial"/>
+          <w:b/>
+          <w:bCs/>
+          <w:sz w:val="22"/>
+          <w:szCs w:val="22"/>
+        </w:rPr>
+        <w:t xml:space="preserve">Q</w:t>
+      </w:r>
+      <w:r>
+        <w:rPr>
+          <w:rFonts w:ascii="Arial" w:cs="Arial" w:eastAsia="Arial" w:hAnsi="Arial"/>
+          <w:sz w:val="22"/>
+          <w:szCs w:val="22"/>
+        </w:rPr>
+        <w:t xml:space="preserve">ue; rien stays before it), </w:t>
+      </w:r>
+      <w:r>
+        <w:rPr>
+          <w:rFonts w:ascii="Arial" w:cs="Arial" w:eastAsia="Arial" w:hAnsi="Arial"/>
+          <w:b/>
+          <w:bCs/>
+          <w:sz w:val="22"/>
+          <w:szCs w:val="22"/>
+        </w:rPr>
+        <w:t xml:space="preserve">PJRP</w:t>
+      </w:r>
+      <w:r>
+        <w:rPr>
+          <w:rFonts w:ascii="Arial" w:cs="Arial" w:eastAsia="Arial" w:hAnsi="Arial"/>
+          <w:sz w:val="22"/>
+          <w:szCs w:val="22"/>
+        </w:rPr>
+        <w:t xml:space="preserve"> (the order of the second parts when there are several: </w:t>
+      </w:r>
+      <w:r>
+        <w:rPr>
+          <w:rFonts w:ascii="Arial" w:cs="Arial" w:eastAsia="Arial" w:hAnsi="Arial"/>
+          <w:b/>
+          <w:bCs/>
+          <w:sz w:val="22"/>
+          <w:szCs w:val="22"/>
+        </w:rPr>
+        <w:t xml:space="preserve">P</w:t>
+      </w:r>
+      <w:r>
+        <w:rPr>
+          <w:rFonts w:ascii="Arial" w:cs="Arial" w:eastAsia="Arial" w:hAnsi="Arial"/>
+          <w:sz w:val="22"/>
+          <w:szCs w:val="22"/>
+        </w:rPr>
+        <w:t xml:space="preserve">lus, </w:t>
+      </w:r>
+      <w:r>
+        <w:rPr>
+          <w:rFonts w:ascii="Arial" w:cs="Arial" w:eastAsia="Arial" w:hAnsi="Arial"/>
+          <w:b/>
+          <w:bCs/>
+          <w:sz w:val="22"/>
+          <w:szCs w:val="22"/>
+        </w:rPr>
+        <w:t xml:space="preserve">J</w:t>
+      </w:r>
+      <w:r>
+        <w:rPr>
+          <w:rFonts w:ascii="Arial" w:cs="Arial" w:eastAsia="Arial" w:hAnsi="Arial"/>
+          <w:sz w:val="22"/>
+          <w:szCs w:val="22"/>
+        </w:rPr>
+        <w:t xml:space="preserve">amais, </w:t>
+      </w:r>
+      <w:r>
+        <w:rPr>
+          <w:rFonts w:ascii="Arial" w:cs="Arial" w:eastAsia="Arial" w:hAnsi="Arial"/>
+          <w:b/>
+          <w:bCs/>
+          <w:sz w:val="22"/>
+          <w:szCs w:val="22"/>
+        </w:rPr>
+        <w:t xml:space="preserve">R</w:t>
+      </w:r>
+      <w:r>
+        <w:rPr>
+          <w:rFonts w:ascii="Arial" w:cs="Arial" w:eastAsia="Arial" w:hAnsi="Arial"/>
+          <w:sz w:val="22"/>
+          <w:szCs w:val="22"/>
+        </w:rPr>
+        <w:t xml:space="preserve">ien, </w:t>
+      </w:r>
+      <w:r>
+        <w:rPr>
+          <w:rFonts w:ascii="Arial" w:cs="Arial" w:eastAsia="Arial" w:hAnsi="Arial"/>
+          <w:b/>
+          <w:bCs/>
+          <w:sz w:val="22"/>
+          <w:szCs w:val="22"/>
+        </w:rPr>
+        <w:t xml:space="preserve">P</w:t>
+      </w:r>
+      <w:r>
+        <w:rPr>
+          <w:rFonts w:ascii="Arial" w:cs="Arial" w:eastAsia="Arial" w:hAnsi="Arial"/>
+          <w:sz w:val="22"/>
+          <w:szCs w:val="22"/>
+        </w:rPr>
+        <w:t xml:space="preserve">ersonne) and </w:t>
+      </w:r>
+      <w:r>
+        <w:rPr>
+          <w:rFonts w:ascii="Arial" w:cs="Arial" w:eastAsia="Arial" w:hAnsi="Arial"/>
+          <w:b/>
+          <w:bCs/>
+          <w:sz w:val="22"/>
+          <w:szCs w:val="22"/>
+        </w:rPr>
+        <w:t xml:space="preserve">NEG 1 / NEG 2</w:t>
+      </w:r>
+      <w:r>
+        <w:rPr>
+          <w:rFonts w:ascii="Arial" w:cs="Arial" w:eastAsia="Arial" w:hAnsi="Arial"/>
+          <w:sz w:val="22"/>
+          <w:szCs w:val="22"/>
+        </w:rPr>
+        <w:t xml:space="preserve"> (ne, and the second part of the negative).</w:t>
       </w:r>
     </w:p>
     <w:p>
@@ -37263,6 +43809,156 @@
                 <w:szCs w:val="20"/>
               </w:rPr>
               <w:t xml:space="preserve"> on your answer first.</w:t>
+            </w:r>
+          </w:p>
+        </w:tc>
+      </w:tr>
+      <w:tr>
+        <w:trPr>
+          <w:cantSplit/>
+        </w:trPr>
+        <w:tc>
+          <w:tcPr>
+            <w:tcW w:type="dxa" w:w="3200"/>
+            <w:tcBorders>
+              <w:top w:val="single" w:color="B7C3D9" w:sz="4"/>
+              <w:left w:val="single" w:color="B7C3D9" w:sz="4"/>
+              <w:bottom w:val="single" w:color="B7C3D9" w:sz="4"/>
+              <w:right w:val="single" w:color="B7C3D9" w:sz="4"/>
+            </w:tcBorders>
+            <w:shd w:fill="F3F6FB" w:color="auto" w:val="clear"/>
+            <w:tcMar>
+              <w:top w:type="dxa" w:w="70"/>
+              <w:left w:type="dxa" w:w="110"/>
+              <w:bottom w:type="dxa" w:w="70"/>
+              <w:right w:type="dxa" w:w="110"/>
+            </w:tcMar>
+          </w:tcPr>
+          <w:p>
+            <w:pPr>
+              <w:spacing w:after="30"/>
+            </w:pPr>
+            <w:r>
+              <w:rPr>
+                <w:rFonts w:ascii="Arial" w:cs="Arial" w:eastAsia="Arial" w:hAnsi="Arial"/>
+                <w:sz w:val="20"/>
+                <w:szCs w:val="20"/>
+              </w:rPr>
+              <w:t xml:space="preserve">The microphone bar does not move (oral recording)</w:t>
+            </w:r>
+          </w:p>
+        </w:tc>
+        <w:tc>
+          <w:tcPr>
+            <w:tcW w:type="dxa" w:w="6438"/>
+            <w:tcBorders>
+              <w:top w:val="single" w:color="B7C3D9" w:sz="4"/>
+              <w:left w:val="single" w:color="B7C3D9" w:sz="4"/>
+              <w:bottom w:val="single" w:color="B7C3D9" w:sz="4"/>
+              <w:right w:val="single" w:color="B7C3D9" w:sz="4"/>
+            </w:tcBorders>
+            <w:shd w:fill="F3F6FB" w:color="auto" w:val="clear"/>
+            <w:tcMar>
+              <w:top w:type="dxa" w:w="70"/>
+              <w:left w:type="dxa" w:w="110"/>
+              <w:bottom w:type="dxa" w:w="70"/>
+              <w:right w:type="dxa" w:w="110"/>
+            </w:tcMar>
+          </w:tcPr>
+          <w:p>
+            <w:pPr>
+              <w:spacing w:after="30"/>
+            </w:pPr>
+            <w:r>
+              <w:rPr>
+                <w:rFonts w:ascii="Arial" w:cs="Arial" w:eastAsia="Arial" w:hAnsi="Arial"/>
+                <w:sz w:val="20"/>
+                <w:szCs w:val="20"/>
+              </w:rPr>
+              <w:t xml:space="preserve">Wait a few seconds: the app tries other settings. Then press </w:t>
+            </w:r>
+            <w:r>
+              <w:rPr>
+                <w:rFonts w:ascii="Arial" w:cs="Arial" w:eastAsia="Arial" w:hAnsi="Arial"/>
+                <w:b/>
+                <w:bCs/>
+                <w:sz w:val="20"/>
+                <w:szCs w:val="20"/>
+              </w:rPr>
+              <w:t xml:space="preserve">🎧 Record 4 seconds and play back</w:t>
+            </w:r>
+            <w:r>
+              <w:rPr>
+                <w:rFonts w:ascii="Arial" w:cs="Arial" w:eastAsia="Arial" w:hAnsi="Arial"/>
+                <w:sz w:val="20"/>
+                <w:szCs w:val="20"/>
+              </w:rPr>
+              <w:t xml:space="preserve">. If nothing is recorded, check Settings &gt; your browser &gt; Microphone, reload the page and try again.</w:t>
+            </w:r>
+          </w:p>
+        </w:tc>
+      </w:tr>
+      <w:tr>
+        <w:trPr>
+          <w:cantSplit/>
+        </w:trPr>
+        <w:tc>
+          <w:tcPr>
+            <w:tcW w:type="dxa" w:w="3200"/>
+            <w:tcBorders>
+              <w:top w:val="single" w:color="B7C3D9" w:sz="4"/>
+              <w:left w:val="single" w:color="B7C3D9" w:sz="4"/>
+              <w:bottom w:val="single" w:color="B7C3D9" w:sz="4"/>
+              <w:right w:val="single" w:color="B7C3D9" w:sz="4"/>
+            </w:tcBorders>
+            <w:tcMar>
+              <w:top w:type="dxa" w:w="70"/>
+              <w:left w:type="dxa" w:w="110"/>
+              <w:bottom w:type="dxa" w:w="70"/>
+              <w:right w:type="dxa" w:w="110"/>
+            </w:tcMar>
+          </w:tcPr>
+          <w:p>
+            <w:pPr>
+              <w:spacing w:after="30"/>
+            </w:pPr>
+            <w:r>
+              <w:rPr>
+                <w:rFonts w:ascii="Arial" w:cs="Arial" w:eastAsia="Arial" w:hAnsi="Arial"/>
+                <w:sz w:val="20"/>
+                <w:szCs w:val="20"/>
+              </w:rPr>
+              <w:t xml:space="preserve">My "Now I can" ticks have gone</w:t>
+            </w:r>
+          </w:p>
+        </w:tc>
+        <w:tc>
+          <w:tcPr>
+            <w:tcW w:type="dxa" w:w="6438"/>
+            <w:tcBorders>
+              <w:top w:val="single" w:color="B7C3D9" w:sz="4"/>
+              <w:left w:val="single" w:color="B7C3D9" w:sz="4"/>
+              <w:bottom w:val="single" w:color="B7C3D9" w:sz="4"/>
+              <w:right w:val="single" w:color="B7C3D9" w:sz="4"/>
+            </w:tcBorders>
+            <w:tcMar>
+              <w:top w:type="dxa" w:w="70"/>
+              <w:left w:type="dxa" w:w="110"/>
+              <w:bottom w:type="dxa" w:w="70"/>
+              <w:right w:type="dxa" w:w="110"/>
+            </w:tcMar>
+          </w:tcPr>
+          <w:p>
+            <w:pPr>
+              <w:spacing w:after="30"/>
+            </w:pPr>
+            <w:r>
+              <w:rPr>
+                <w:rFonts w:ascii="Arial" w:cs="Arial" w:eastAsia="Arial" w:hAnsi="Arial"/>
+                <w:sz w:val="20"/>
+                <w:szCs w:val="20"/>
+              </w:rPr>
+              <w:t xml:space="preserve">Ticks are saved on one device and browser only, and clearing the site data wipes them.</w:t>
             </w:r>
           </w:p>
         </w:tc>
